--- a/output/StartPad_Initiative_Framework.docx
+++ b/output/StartPad_Initiative_Framework.docx
@@ -826,7 +826,7 @@
           <w:sz w:val="21"/>
           <w:szCs w:val="21"/>
         </w:rPr>
-        <w:t xml:space="preserve">      Governance, measurement and risk</w:t>
+        <w:t xml:space="preserve">      Operations in the field</w:t>
       </w:r>
     </w:p>
     <w:p>
@@ -853,7 +853,7 @@
           <w:sz w:val="21"/>
           <w:szCs w:val="21"/>
         </w:rPr>
-        <w:t xml:space="preserve">      How to join</w:t>
+        <w:t xml:space="preserve">      Every event in the wave</w:t>
       </w:r>
     </w:p>
     <w:p>
@@ -870,6 +870,87 @@
           <w:szCs w:val="18"/>
         </w:rPr>
         <w:t>14</w:t>
+      </w:r>
+      <w:r>
+        <w:rPr>
+          <w:rFonts w:ascii="Plus Jakarta Sans" w:hAnsi="Plus Jakarta Sans" w:cs="Segoe UI"/>
+          <w:b/>
+          <w:i w:val="0"/>
+          <w:color w:val="0B0E14"/>
+          <w:sz w:val="21"/>
+          <w:szCs w:val="21"/>
+        </w:rPr>
+        <w:t xml:space="preserve">      What StartPad gets back</w:t>
+      </w:r>
+    </w:p>
+    <w:p>
+      <w:pPr>
+        <w:spacing w:after="100" w:line="288" w:lineRule="auto"/>
+      </w:pPr>
+      <w:r>
+        <w:rPr>
+          <w:rFonts w:ascii="Plus Jakarta Sans" w:hAnsi="Plus Jakarta Sans" w:cs="Segoe UI"/>
+          <w:b/>
+          <w:i w:val="0"/>
+          <w:color w:val="3418E0"/>
+          <w:sz w:val="18"/>
+          <w:szCs w:val="18"/>
+        </w:rPr>
+        <w:t>15</w:t>
+      </w:r>
+      <w:r>
+        <w:rPr>
+          <w:rFonts w:ascii="Plus Jakarta Sans" w:hAnsi="Plus Jakarta Sans" w:cs="Segoe UI"/>
+          <w:b/>
+          <w:i w:val="0"/>
+          <w:color w:val="0B0E14"/>
+          <w:sz w:val="21"/>
+          <w:szCs w:val="21"/>
+        </w:rPr>
+        <w:t xml:space="preserve">      Governance, measurement and risk</w:t>
+      </w:r>
+    </w:p>
+    <w:p>
+      <w:pPr>
+        <w:spacing w:after="100" w:line="288" w:lineRule="auto"/>
+      </w:pPr>
+      <w:r>
+        <w:rPr>
+          <w:rFonts w:ascii="Plus Jakarta Sans" w:hAnsi="Plus Jakarta Sans" w:cs="Segoe UI"/>
+          <w:b/>
+          <w:i w:val="0"/>
+          <w:color w:val="3418E0"/>
+          <w:sz w:val="18"/>
+          <w:szCs w:val="18"/>
+        </w:rPr>
+        <w:t>16</w:t>
+      </w:r>
+      <w:r>
+        <w:rPr>
+          <w:rFonts w:ascii="Plus Jakarta Sans" w:hAnsi="Plus Jakarta Sans" w:cs="Segoe UI"/>
+          <w:b/>
+          <w:i w:val="0"/>
+          <w:color w:val="0B0E14"/>
+          <w:sz w:val="21"/>
+          <w:szCs w:val="21"/>
+        </w:rPr>
+        <w:t xml:space="preserve">      How to join</w:t>
+      </w:r>
+    </w:p>
+    <w:p>
+      <w:pPr>
+        <w:spacing w:after="100" w:line="288" w:lineRule="auto"/>
+      </w:pPr>
+      <w:r>
+        <w:rPr>
+          <w:rFonts w:ascii="Plus Jakarta Sans" w:hAnsi="Plus Jakarta Sans" w:cs="Segoe UI"/>
+          <w:b/>
+          <w:i w:val="0"/>
+          <w:color w:val="3418E0"/>
+          <w:sz w:val="18"/>
+          <w:szCs w:val="18"/>
+        </w:rPr>
+        <w:t>17</w:t>
       </w:r>
       <w:r>
         <w:rPr>
@@ -1186,7 +1267,7 @@
                 <w:sz w:val="36"/>
                 <w:szCs w:val="36"/>
               </w:rPr>
-              <w:t>19,393</w:t>
+              <w:t>20,100</w:t>
             </w:r>
           </w:p>
           <w:p>
@@ -1304,7 +1385,7 @@
                 <w:sz w:val="36"/>
                 <w:szCs w:val="36"/>
               </w:rPr>
-              <w:t>97</w:t>
+              <w:t>30</w:t>
             </w:r>
           </w:p>
           <w:p>
@@ -1348,7 +1429,7 @@
                 <w:sz w:val="36"/>
                 <w:szCs w:val="36"/>
               </w:rPr>
-              <w:t>1,939</w:t>
+              <w:t>2,010</w:t>
             </w:r>
           </w:p>
           <w:p>
@@ -1392,7 +1473,7 @@
                 <w:sz w:val="36"/>
                 <w:szCs w:val="36"/>
               </w:rPr>
-              <w:t>$720,000</w:t>
+              <w:t>$190,500</w:t>
             </w:r>
           </w:p>
           <w:p>
@@ -4341,10 +4422,11 @@
         <w:tblLook w:firstColumn="1" w:firstRow="1" w:lastColumn="0" w:lastRow="0" w:noHBand="0" w:noVBand="1" w:val="04A0"/>
       </w:tblPr>
       <w:tblGrid>
-        <w:gridCol w:w="1701"/>
-        <w:gridCol w:w="1134"/>
-        <w:gridCol w:w="907"/>
-        <w:gridCol w:w="5670"/>
+        <w:gridCol w:w="1587"/>
+        <w:gridCol w:w="1020"/>
+        <w:gridCol w:w="1360"/>
+        <w:gridCol w:w="737"/>
+        <w:gridCol w:w="4706"/>
       </w:tblGrid>
       <w:tr>
         <w:trPr>
@@ -4352,7 +4434,7 @@
         </w:trPr>
         <w:tc>
           <w:tcPr>
-            <w:tcW w:type="dxa" w:w="1701"/>
+            <w:tcW w:type="dxa" w:w="1587"/>
             <w:shd w:val="clear" w:fill="0B0E14"/>
             <w:tcMar>
               <w:top w:w="79" w:type="dxa"/>
@@ -4380,7 +4462,7 @@
         </w:tc>
         <w:tc>
           <w:tcPr>
-            <w:tcW w:type="dxa" w:w="1134"/>
+            <w:tcW w:type="dxa" w:w="1020"/>
             <w:shd w:val="clear" w:fill="0B0E14"/>
             <w:tcMar>
               <w:top w:w="79" w:type="dxa"/>
@@ -4402,13 +4484,13 @@
                 <w:sz w:val="16"/>
                 <w:szCs w:val="16"/>
               </w:rPr>
-              <w:t>Price</w:t>
-            </w:r>
-          </w:p>
-        </w:tc>
-        <w:tc>
-          <w:tcPr>
-            <w:tcW w:type="dxa" w:w="907"/>
+              <w:t>USD</w:t>
+            </w:r>
+          </w:p>
+        </w:tc>
+        <w:tc>
+          <w:tcPr>
+            <w:tcW w:type="dxa" w:w="1361"/>
             <w:shd w:val="clear" w:fill="0B0E14"/>
             <w:tcMar>
               <w:top w:w="79" w:type="dxa"/>
@@ -4430,13 +4512,13 @@
                 <w:sz w:val="16"/>
                 <w:szCs w:val="16"/>
               </w:rPr>
-              <w:t>Slots</w:t>
-            </w:r>
-          </w:p>
-        </w:tc>
-        <w:tc>
-          <w:tcPr>
-            <w:tcW w:type="dxa" w:w="5669"/>
+              <w:t>EGP</w:t>
+            </w:r>
+          </w:p>
+        </w:tc>
+        <w:tc>
+          <w:tcPr>
+            <w:tcW w:type="dxa" w:w="737"/>
             <w:shd w:val="clear" w:fill="0B0E14"/>
             <w:tcMar>
               <w:top w:w="79" w:type="dxa"/>
@@ -4458,7 +4540,35 @@
                 <w:sz w:val="16"/>
                 <w:szCs w:val="16"/>
               </w:rPr>
-              <w:t>Who it is for</w:t>
+              <w:t>Slots</w:t>
+            </w:r>
+          </w:p>
+        </w:tc>
+        <w:tc>
+          <w:tcPr>
+            <w:tcW w:type="dxa" w:w="4706"/>
+            <w:shd w:val="clear" w:fill="0B0E14"/>
+            <w:tcMar>
+              <w:top w:w="79" w:type="dxa"/>
+              <w:start w:w="90" w:type="dxa"/>
+              <w:bottom w:w="79" w:type="dxa"/>
+              <w:end w:w="79" w:type="dxa"/>
+            </w:tcMar>
+          </w:tcPr>
+          <w:p>
+            <w:pPr>
+              <w:spacing w:after="0" w:line="278" w:lineRule="auto"/>
+            </w:pPr>
+            <w:r>
+              <w:rPr>
+                <w:rFonts w:ascii="Plus Jakarta Sans" w:hAnsi="Plus Jakarta Sans" w:cs="Segoe UI"/>
+                <w:b/>
+                <w:i w:val="0"/>
+                <w:color w:val="FFFFFF"/>
+                <w:sz w:val="16"/>
+                <w:szCs w:val="16"/>
+              </w:rPr>
+              <w:t>What it buys</w:t>
             </w:r>
           </w:p>
         </w:tc>
@@ -4469,7 +4579,7 @@
         </w:trPr>
         <w:tc>
           <w:tcPr>
-            <w:tcW w:type="dxa" w:w="1701"/>
+            <w:tcW w:type="dxa" w:w="1587"/>
             <w:tcMar>
               <w:top w:w="73" w:type="dxa"/>
               <w:start w:w="90" w:type="dxa"/>
@@ -4496,7 +4606,7 @@
         </w:tc>
         <w:tc>
           <w:tcPr>
-            <w:tcW w:type="dxa" w:w="1134"/>
+            <w:tcW w:type="dxa" w:w="1020"/>
             <w:tcMar>
               <w:top w:w="73" w:type="dxa"/>
               <w:start w:w="90" w:type="dxa"/>
@@ -4517,13 +4627,13 @@
                 <w:sz w:val="17"/>
                 <w:szCs w:val="17"/>
               </w:rPr>
-              <w:t>$150,000</w:t>
-            </w:r>
-          </w:p>
-        </w:tc>
-        <w:tc>
-          <w:tcPr>
-            <w:tcW w:type="dxa" w:w="907"/>
+              <w:t>$40,000</w:t>
+            </w:r>
+          </w:p>
+        </w:tc>
+        <w:tc>
+          <w:tcPr>
+            <w:tcW w:type="dxa" w:w="1361"/>
             <w:tcMar>
               <w:top w:w="73" w:type="dxa"/>
               <w:start w:w="90" w:type="dxa"/>
@@ -4544,13 +4654,40 @@
                 <w:sz w:val="17"/>
                 <w:szCs w:val="17"/>
               </w:rPr>
+              <w:t>EGP 2,128,800</w:t>
+            </w:r>
+          </w:p>
+        </w:tc>
+        <w:tc>
+          <w:tcPr>
+            <w:tcW w:type="dxa" w:w="737"/>
+            <w:tcMar>
+              <w:top w:w="73" w:type="dxa"/>
+              <w:start w:w="90" w:type="dxa"/>
+              <w:bottom w:w="73" w:type="dxa"/>
+              <w:end w:w="79" w:type="dxa"/>
+            </w:tcMar>
+          </w:tcPr>
+          <w:p>
+            <w:pPr>
+              <w:spacing w:after="0" w:line="288" w:lineRule="auto"/>
+            </w:pPr>
+            <w:r>
+              <w:rPr>
+                <w:rFonts w:ascii="Plus Jakarta Sans" w:hAnsi="Plus Jakarta Sans" w:cs="Segoe UI"/>
+                <w:b w:val="0"/>
+                <w:i w:val="0"/>
+                <w:color w:val="3A4050"/>
+                <w:sz w:val="17"/>
+                <w:szCs w:val="17"/>
+              </w:rPr>
               <w:t>3</w:t>
             </w:r>
           </w:p>
         </w:tc>
         <w:tc>
           <w:tcPr>
-            <w:tcW w:type="dxa" w:w="5669"/>
+            <w:tcW w:type="dxa" w:w="4706"/>
             <w:tcMar>
               <w:top w:w="73" w:type="dxa"/>
               <w:start w:w="90" w:type="dxa"/>
@@ -4571,7 +4708,7 @@
                 <w:sz w:val="17"/>
                 <w:szCs w:val="17"/>
               </w:rPr>
-              <w:t>Cash, plus a seat on the steering committee.</w:t>
+              <w:t>4,400 founders through all 15 missions, and 6 in-person cohorts</w:t>
             </w:r>
           </w:p>
         </w:tc>
@@ -4582,7 +4719,7 @@
         </w:trPr>
         <w:tc>
           <w:tcPr>
-            <w:tcW w:type="dxa" w:w="1701"/>
+            <w:tcW w:type="dxa" w:w="1587"/>
             <w:shd w:val="clear" w:fill="F5F6F8"/>
             <w:tcMar>
               <w:top w:w="73" w:type="dxa"/>
@@ -4610,7 +4747,7 @@
         </w:tc>
         <w:tc>
           <w:tcPr>
-            <w:tcW w:type="dxa" w:w="1134"/>
+            <w:tcW w:type="dxa" w:w="1020"/>
             <w:shd w:val="clear" w:fill="F5F6F8"/>
             <w:tcMar>
               <w:top w:w="73" w:type="dxa"/>
@@ -4632,13 +4769,13 @@
                 <w:sz w:val="17"/>
                 <w:szCs w:val="17"/>
               </w:rPr>
-              <w:t>$75,000</w:t>
-            </w:r>
-          </w:p>
-        </w:tc>
-        <w:tc>
-          <w:tcPr>
-            <w:tcW w:type="dxa" w:w="907"/>
+              <w:t>$20,000</w:t>
+            </w:r>
+          </w:p>
+        </w:tc>
+        <w:tc>
+          <w:tcPr>
+            <w:tcW w:type="dxa" w:w="1361"/>
             <w:shd w:val="clear" w:fill="F5F6F8"/>
             <w:tcMar>
               <w:top w:w="73" w:type="dxa"/>
@@ -4660,13 +4797,41 @@
                 <w:sz w:val="17"/>
                 <w:szCs w:val="17"/>
               </w:rPr>
+              <w:t>EGP 1,064,400</w:t>
+            </w:r>
+          </w:p>
+        </w:tc>
+        <w:tc>
+          <w:tcPr>
+            <w:tcW w:type="dxa" w:w="737"/>
+            <w:shd w:val="clear" w:fill="F5F6F8"/>
+            <w:tcMar>
+              <w:top w:w="73" w:type="dxa"/>
+              <w:start w:w="90" w:type="dxa"/>
+              <w:bottom w:w="73" w:type="dxa"/>
+              <w:end w:w="79" w:type="dxa"/>
+            </w:tcMar>
+          </w:tcPr>
+          <w:p>
+            <w:pPr>
+              <w:spacing w:after="0" w:line="288" w:lineRule="auto"/>
+            </w:pPr>
+            <w:r>
+              <w:rPr>
+                <w:rFonts w:ascii="Plus Jakarta Sans" w:hAnsi="Plus Jakarta Sans" w:cs="Segoe UI"/>
+                <w:b w:val="0"/>
+                <w:i w:val="0"/>
+                <w:color w:val="3A4050"/>
+                <w:sz w:val="17"/>
+                <w:szCs w:val="17"/>
+              </w:rPr>
               <w:t>6</w:t>
             </w:r>
           </w:p>
         </w:tc>
         <w:tc>
           <w:tcPr>
-            <w:tcW w:type="dxa" w:w="5669"/>
+            <w:tcW w:type="dxa" w:w="4706"/>
             <w:shd w:val="clear" w:fill="F5F6F8"/>
             <w:tcMar>
               <w:top w:w="73" w:type="dxa"/>
@@ -4688,7 +4853,7 @@
                 <w:sz w:val="17"/>
                 <w:szCs w:val="17"/>
               </w:rPr>
-              <w:t>Cash.</w:t>
+              <w:t>2,200 founders through all 15 missions, and 3 in-person cohorts</w:t>
             </w:r>
           </w:p>
         </w:tc>
@@ -4699,7 +4864,7 @@
         </w:trPr>
         <w:tc>
           <w:tcPr>
-            <w:tcW w:type="dxa" w:w="1701"/>
+            <w:tcW w:type="dxa" w:w="1587"/>
             <w:tcMar>
               <w:top w:w="73" w:type="dxa"/>
               <w:start w:w="90" w:type="dxa"/>
@@ -4726,7 +4891,7 @@
         </w:tc>
         <w:tc>
           <w:tcPr>
-            <w:tcW w:type="dxa" w:w="1134"/>
+            <w:tcW w:type="dxa" w:w="1020"/>
             <w:tcMar>
               <w:top w:w="73" w:type="dxa"/>
               <w:start w:w="90" w:type="dxa"/>
@@ -4747,13 +4912,13 @@
                 <w:sz w:val="17"/>
                 <w:szCs w:val="17"/>
               </w:rPr>
-              <w:t>$30,000</w:t>
-            </w:r>
-          </w:p>
-        </w:tc>
-        <w:tc>
-          <w:tcPr>
-            <w:tcW w:type="dxa" w:w="907"/>
+              <w:t>$8,000</w:t>
+            </w:r>
+          </w:p>
+        </w:tc>
+        <w:tc>
+          <w:tcPr>
+            <w:tcW w:type="dxa" w:w="1361"/>
             <w:tcMar>
               <w:top w:w="73" w:type="dxa"/>
               <w:start w:w="90" w:type="dxa"/>
@@ -4774,13 +4939,40 @@
                 <w:sz w:val="17"/>
                 <w:szCs w:val="17"/>
               </w:rPr>
+              <w:t>EGP 425,760</w:t>
+            </w:r>
+          </w:p>
+        </w:tc>
+        <w:tc>
+          <w:tcPr>
+            <w:tcW w:type="dxa" w:w="737"/>
+            <w:tcMar>
+              <w:top w:w="73" w:type="dxa"/>
+              <w:start w:w="90" w:type="dxa"/>
+              <w:bottom w:w="73" w:type="dxa"/>
+              <w:end w:w="79" w:type="dxa"/>
+            </w:tcMar>
+          </w:tcPr>
+          <w:p>
+            <w:pPr>
+              <w:spacing w:after="0" w:line="288" w:lineRule="auto"/>
+            </w:pPr>
+            <w:r>
+              <w:rPr>
+                <w:rFonts w:ascii="Plus Jakarta Sans" w:hAnsi="Plus Jakarta Sans" w:cs="Segoe UI"/>
+                <w:b w:val="0"/>
+                <w:i w:val="0"/>
+                <w:color w:val="3A4050"/>
+                <w:sz w:val="17"/>
+                <w:szCs w:val="17"/>
+              </w:rPr>
               <w:t>12</w:t>
             </w:r>
           </w:p>
         </w:tc>
         <w:tc>
           <w:tcPr>
-            <w:tcW w:type="dxa" w:w="5669"/>
+            <w:tcW w:type="dxa" w:w="4706"/>
             <w:tcMar>
               <w:top w:w="73" w:type="dxa"/>
               <w:start w:w="90" w:type="dxa"/>
@@ -4801,7 +4993,7 @@
                 <w:sz w:val="17"/>
                 <w:szCs w:val="17"/>
               </w:rPr>
-              <w:t>Cash, usually from a community investment budget tied to where they operate.</w:t>
+              <w:t>400 founders through all 15 missions, and 2 in-person cohorts</w:t>
             </w:r>
           </w:p>
         </w:tc>
@@ -4812,7 +5004,7 @@
         </w:trPr>
         <w:tc>
           <w:tcPr>
-            <w:tcW w:type="dxa" w:w="1701"/>
+            <w:tcW w:type="dxa" w:w="1587"/>
             <w:shd w:val="clear" w:fill="F5F6F8"/>
             <w:tcMar>
               <w:top w:w="73" w:type="dxa"/>
@@ -4840,7 +5032,7 @@
         </w:tc>
         <w:tc>
           <w:tcPr>
-            <w:tcW w:type="dxa" w:w="1134"/>
+            <w:tcW w:type="dxa" w:w="1020"/>
             <w:shd w:val="clear" w:fill="F5F6F8"/>
             <w:tcMar>
               <w:top w:w="73" w:type="dxa"/>
@@ -4862,13 +5054,13 @@
                 <w:sz w:val="17"/>
                 <w:szCs w:val="17"/>
               </w:rPr>
-              <w:t>$12,000</w:t>
-            </w:r>
-          </w:p>
-        </w:tc>
-        <w:tc>
-          <w:tcPr>
-            <w:tcW w:type="dxa" w:w="907"/>
+              <w:t>$3,000</w:t>
+            </w:r>
+          </w:p>
+        </w:tc>
+        <w:tc>
+          <w:tcPr>
+            <w:tcW w:type="dxa" w:w="1361"/>
             <w:shd w:val="clear" w:fill="F5F6F8"/>
             <w:tcMar>
               <w:top w:w="73" w:type="dxa"/>
@@ -4890,13 +5082,41 @@
                 <w:sz w:val="17"/>
                 <w:szCs w:val="17"/>
               </w:rPr>
+              <w:t>EGP 159,660</w:t>
+            </w:r>
+          </w:p>
+        </w:tc>
+        <w:tc>
+          <w:tcPr>
+            <w:tcW w:type="dxa" w:w="737"/>
+            <w:shd w:val="clear" w:fill="F5F6F8"/>
+            <w:tcMar>
+              <w:top w:w="73" w:type="dxa"/>
+              <w:start w:w="90" w:type="dxa"/>
+              <w:bottom w:w="73" w:type="dxa"/>
+              <w:end w:w="79" w:type="dxa"/>
+            </w:tcMar>
+          </w:tcPr>
+          <w:p>
+            <w:pPr>
+              <w:spacing w:after="0" w:line="288" w:lineRule="auto"/>
+            </w:pPr>
+            <w:r>
+              <w:rPr>
+                <w:rFonts w:ascii="Plus Jakarta Sans" w:hAnsi="Plus Jakarta Sans" w:cs="Segoe UI"/>
+                <w:b w:val="0"/>
+                <w:i w:val="0"/>
+                <w:color w:val="3A4050"/>
+                <w:sz w:val="17"/>
+                <w:szCs w:val="17"/>
+              </w:rPr>
               <w:t>15</w:t>
             </w:r>
           </w:p>
         </w:tc>
         <w:tc>
           <w:tcPr>
-            <w:tcW w:type="dxa" w:w="5669"/>
+            <w:tcW w:type="dxa" w:w="4706"/>
             <w:shd w:val="clear" w:fill="F5F6F8"/>
             <w:tcMar>
               <w:top w:w="73" w:type="dxa"/>
@@ -4918,7 +5138,7 @@
                 <w:sz w:val="17"/>
                 <w:szCs w:val="17"/>
               </w:rPr>
-              <w:t>Cash. The entry tier, and the one a mid-sized Egyptian company or a second-tier foundation can sign inside a quarter.</w:t>
+              <w:t>600 founders through all 15 missions</w:t>
             </w:r>
           </w:p>
         </w:tc>
@@ -4929,7 +5149,7 @@
         </w:trPr>
         <w:tc>
           <w:tcPr>
-            <w:tcW w:type="dxa" w:w="1701"/>
+            <w:tcW w:type="dxa" w:w="1587"/>
             <w:tcMar>
               <w:top w:w="73" w:type="dxa"/>
               <w:start w:w="90" w:type="dxa"/>
@@ -4956,7 +5176,7 @@
         </w:tc>
         <w:tc>
           <w:tcPr>
-            <w:tcW w:type="dxa" w:w="1134"/>
+            <w:tcW w:type="dxa" w:w="1020"/>
             <w:tcMar>
               <w:top w:w="73" w:type="dxa"/>
               <w:start w:w="90" w:type="dxa"/>
@@ -4983,7 +5203,23 @@
         </w:tc>
         <w:tc>
           <w:tcPr>
-            <w:tcW w:type="dxa" w:w="907"/>
+            <w:tcW w:type="dxa" w:w="1361"/>
+            <w:tcMar>
+              <w:top w:w="73" w:type="dxa"/>
+              <w:start w:w="90" w:type="dxa"/>
+              <w:bottom w:w="73" w:type="dxa"/>
+              <w:end w:w="79" w:type="dxa"/>
+            </w:tcMar>
+          </w:tcPr>
+          <w:p>
+            <w:pPr>
+              <w:spacing w:after="0" w:line="288" w:lineRule="auto"/>
+            </w:pPr>
+          </w:p>
+        </w:tc>
+        <w:tc>
+          <w:tcPr>
+            <w:tcW w:type="dxa" w:w="737"/>
             <w:tcMar>
               <w:top w:w="73" w:type="dxa"/>
               <w:start w:w="90" w:type="dxa"/>
@@ -5010,7 +5246,7 @@
         </w:tc>
         <w:tc>
           <w:tcPr>
-            <w:tcW w:type="dxa" w:w="5669"/>
+            <w:tcW w:type="dxa" w:w="4706"/>
             <w:tcMar>
               <w:top w:w="73" w:type="dxa"/>
               <w:start w:w="90" w:type="dxa"/>
@@ -5042,7 +5278,7 @@
         </w:trPr>
         <w:tc>
           <w:tcPr>
-            <w:tcW w:type="dxa" w:w="1701"/>
+            <w:tcW w:type="dxa" w:w="1587"/>
             <w:shd w:val="clear" w:fill="F5F6F8"/>
             <w:tcMar>
               <w:top w:w="73" w:type="dxa"/>
@@ -5070,7 +5306,7 @@
         </w:tc>
         <w:tc>
           <w:tcPr>
-            <w:tcW w:type="dxa" w:w="1134"/>
+            <w:tcW w:type="dxa" w:w="1020"/>
             <w:shd w:val="clear" w:fill="F5F6F8"/>
             <w:tcMar>
               <w:top w:w="73" w:type="dxa"/>
@@ -5098,7 +5334,7 @@
         </w:tc>
         <w:tc>
           <w:tcPr>
-            <w:tcW w:type="dxa" w:w="907"/>
+            <w:tcW w:type="dxa" w:w="1361"/>
             <w:shd w:val="clear" w:fill="F5F6F8"/>
             <w:tcMar>
               <w:top w:w="73" w:type="dxa"/>
@@ -5111,6 +5347,23 @@
             <w:pPr>
               <w:spacing w:after="0" w:line="288" w:lineRule="auto"/>
             </w:pPr>
+          </w:p>
+        </w:tc>
+        <w:tc>
+          <w:tcPr>
+            <w:tcW w:type="dxa" w:w="737"/>
+            <w:shd w:val="clear" w:fill="F5F6F8"/>
+            <w:tcMar>
+              <w:top w:w="73" w:type="dxa"/>
+              <w:start w:w="90" w:type="dxa"/>
+              <w:bottom w:w="73" w:type="dxa"/>
+              <w:end w:w="79" w:type="dxa"/>
+            </w:tcMar>
+          </w:tcPr>
+          <w:p>
+            <w:pPr>
+              <w:spacing w:after="0" w:line="288" w:lineRule="auto"/>
+            </w:pPr>
             <w:r>
               <w:rPr>
                 <w:rFonts w:ascii="Plus Jakarta Sans" w:hAnsi="Plus Jakarta Sans" w:cs="Segoe UI"/>
@@ -5126,7 +5379,7 @@
         </w:tc>
         <w:tc>
           <w:tcPr>
-            <w:tcW w:type="dxa" w:w="5669"/>
+            <w:tcW w:type="dxa" w:w="4706"/>
             <w:shd w:val="clear" w:fill="F5F6F8"/>
             <w:tcMar>
               <w:top w:w="73" w:type="dxa"/>
@@ -5174,7 +5427,24 @@
           <w:sz w:val="19"/>
           <w:szCs w:val="19"/>
         </w:rPr>
-        <w:t>Full coalition value if every capped slot sells is $1,440,000. The wave is planned and budgeted at 50% of that, which is $720,000, and every number in this document is quoted at that fill rather than at the optimistic one.</w:t>
+        <w:t>Every price above is the sum of what it buys, at $5.00 a sponsored founder and $3,000 an in-person cohort of 25. There is no overhead percentage hidden in it: the shared costs sit inside those two unit prices and are the lines in the budget table in Section 11.</w:t>
+      </w:r>
+    </w:p>
+    <w:p>
+      <w:pPr>
+        <w:widowControl w:val="true"/>
+        <w:spacing w:before="0" w:after="100" w:line="322" w:lineRule="auto"/>
+      </w:pPr>
+      <w:r>
+        <w:rPr>
+          <w:rFonts w:ascii="Plus Jakarta Sans" w:hAnsi="Plus Jakarta Sans" w:cs="Segoe UI"/>
+          <w:b w:val="0"/>
+          <w:i w:val="0"/>
+          <w:color w:val="0B0E14"/>
+          <w:sz w:val="19"/>
+          <w:szCs w:val="19"/>
+        </w:rPr>
+        <w:t>Full coalition value if every capped slot sells is $381,000, which is EGP 20,276,820. The wave is planned and budgeted at 50% of that, which is $190,500 or EGP 10,138,410, and every number in this document is quoted at that fill rather than at the optimistic one.</w:t>
       </w:r>
     </w:p>
     <w:p>
@@ -5209,7 +5479,7 @@
           <w:sz w:val="19"/>
           <w:szCs w:val="19"/>
         </w:rPr>
-        <w:t>$150,000</w:t>
+        <w:t>$40,000</w:t>
       </w:r>
       <w:r>
         <w:rPr>
@@ -5220,7 +5490,7 @@
           <w:sz w:val="19"/>
           <w:szCs w:val="19"/>
         </w:rPr>
-        <w:t xml:space="preserve">  |  3 slots  |  CSR sponsor</w:t>
+        <w:t xml:space="preserve">  |  EGP 2,128,800  |  3 slots  |  CSR sponsor</w:t>
       </w:r>
     </w:p>
     <w:p>
@@ -5471,7 +5741,7 @@
           <w:sz w:val="19"/>
           <w:szCs w:val="19"/>
         </w:rPr>
-        <w:t>$75,000</w:t>
+        <w:t>$20,000</w:t>
       </w:r>
       <w:r>
         <w:rPr>
@@ -5482,7 +5752,7 @@
           <w:sz w:val="19"/>
           <w:szCs w:val="19"/>
         </w:rPr>
-        <w:t xml:space="preserve">  |  6 slots  |  CSR sponsor</w:t>
+        <w:t xml:space="preserve">  |  EGP 1,064,400  |  6 slots  |  CSR sponsor</w:t>
       </w:r>
     </w:p>
     <w:p>
@@ -5679,7 +5949,7 @@
           <w:sz w:val="19"/>
           <w:szCs w:val="19"/>
         </w:rPr>
-        <w:t>$30,000</w:t>
+        <w:t>$8,000</w:t>
       </w:r>
       <w:r>
         <w:rPr>
@@ -5690,7 +5960,7 @@
           <w:sz w:val="19"/>
           <w:szCs w:val="19"/>
         </w:rPr>
-        <w:t xml:space="preserve">  |  12 slots  |  CSR sponsor</w:t>
+        <w:t xml:space="preserve">  |  EGP 425,760  |  12 slots  |  CSR sponsor</w:t>
       </w:r>
     </w:p>
     <w:p>
@@ -5744,7 +6014,7 @@
           <w:sz w:val="19"/>
           <w:szCs w:val="19"/>
         </w:rPr>
-        <w:t>Cohorts, a local showcase and a governorate report with named participants.</w:t>
+        <w:t>Two cohorts, a local showcase and a governorate report with named participants.</w:t>
       </w:r>
     </w:p>
     <w:p>
@@ -5833,7 +6103,7 @@
           <w:sz w:val="19"/>
           <w:szCs w:val="19"/>
         </w:rPr>
-        <w:t>$12,000</w:t>
+        <w:t>$3,000</w:t>
       </w:r>
       <w:r>
         <w:rPr>
@@ -5844,7 +6114,7 @@
           <w:sz w:val="19"/>
           <w:szCs w:val="19"/>
         </w:rPr>
-        <w:t xml:space="preserve">  |  15 slots  |  CSR sponsor</w:t>
+        <w:t xml:space="preserve">  |  EGP 159,660  |  15 slots  |  CSR sponsor</w:t>
       </w:r>
     </w:p>
     <w:p>
@@ -6025,7 +6295,7 @@
           <w:sz w:val="19"/>
           <w:szCs w:val="19"/>
         </w:rPr>
-        <w:t>Credited at the tier their contribution values at, with the same benefits. Media airtime at a rate card value of $75,000 is a Lead Partner.</w:t>
+        <w:t>Credited at the tier their contribution values at, with the same benefits. Media airtime at a rate card value of EGP 1.1 million is a Lead Partner.</w:t>
       </w:r>
     </w:p>
     <w:p>
@@ -8845,7 +9115,7 @@
                 <w:sz w:val="17"/>
                 <w:szCs w:val="17"/>
               </w:rPr>
-              <w:t>5 cohorts</w:t>
+              <w:t>2 cohorts</w:t>
             </w:r>
           </w:p>
         </w:tc>
@@ -8998,7 +9268,7 @@
                 <w:sz w:val="17"/>
                 <w:szCs w:val="17"/>
               </w:rPr>
-              <w:t>30 cohorts</w:t>
+              <w:t>9 cohorts</w:t>
             </w:r>
           </w:p>
         </w:tc>
@@ -9147,7 +9417,7 @@
                 <w:sz w:val="17"/>
                 <w:szCs w:val="17"/>
               </w:rPr>
-              <w:t>7 cohorts</w:t>
+              <w:t>2 cohorts</w:t>
             </w:r>
           </w:p>
         </w:tc>
@@ -9300,7 +9570,7 @@
                 <w:sz w:val="17"/>
                 <w:szCs w:val="17"/>
               </w:rPr>
-              <w:t>25 cohorts</w:t>
+              <w:t>8 cohorts</w:t>
             </w:r>
           </w:p>
         </w:tc>
@@ -9449,7 +9719,7 @@
                 <w:sz w:val="17"/>
                 <w:szCs w:val="17"/>
               </w:rPr>
-              <w:t>30 cohorts</w:t>
+              <w:t>9 cohorts</w:t>
             </w:r>
           </w:p>
         </w:tc>
@@ -11058,7 +11328,7 @@
                 <w:sz w:val="17"/>
                 <w:szCs w:val="17"/>
               </w:rPr>
-              <w:t>The end of the free tier.</w:t>
+              <w:t>The end of the free tier, and the ceiling on what sponsorship can buy.</w:t>
             </w:r>
           </w:p>
         </w:tc>
@@ -11117,7 +11387,7 @@
                 <w:sz w:val="17"/>
                 <w:szCs w:val="17"/>
               </w:rPr>
-              <w:t>19,393</w:t>
+              <w:t>20,100</w:t>
             </w:r>
           </w:p>
         </w:tc>
@@ -11144,7 +11414,7 @@
                 <w:sz w:val="17"/>
                 <w:szCs w:val="17"/>
               </w:rPr>
-              <w:t>What sponsorship actually buys.</w:t>
+              <w:t>What the coalition buys at 50% fill, at $5.00 a founder.</w:t>
             </w:r>
           </w:p>
         </w:tc>
@@ -11205,7 +11475,7 @@
                 <w:sz w:val="17"/>
                 <w:szCs w:val="17"/>
               </w:rPr>
-              <w:t>2,909</w:t>
+              <w:t>750</w:t>
             </w:r>
           </w:p>
         </w:tc>
@@ -11233,7 +11503,7 @@
                 <w:sz w:val="17"/>
                 <w:szCs w:val="17"/>
               </w:rPr>
-              <w:t>Delivered in cohorts of 30, with certified facilitators.</w:t>
+              <w:t>Delivered in cohorts of 25, with certified facilitators.</w:t>
             </w:r>
           </w:p>
         </w:tc>
@@ -11292,7 +11562,7 @@
                 <w:sz w:val="17"/>
                 <w:szCs w:val="17"/>
               </w:rPr>
-              <w:t>97</w:t>
+              <w:t>30</w:t>
             </w:r>
           </w:p>
         </w:tc>
@@ -11319,7 +11589,7 @@
                 <w:sz w:val="17"/>
                 <w:szCs w:val="17"/>
               </w:rPr>
-              <w:t>Each one is six days, a room, a facilitator and a showcase.</w:t>
+              <w:t>Each one is six days, a room, two facilitators and a showcase, at $3,000.</w:t>
             </w:r>
           </w:p>
         </w:tc>
@@ -11467,7 +11737,7 @@
                 <w:sz w:val="17"/>
                 <w:szCs w:val="17"/>
               </w:rPr>
-              <w:t>1,939</w:t>
+              <w:t>2,010</w:t>
             </w:r>
           </w:p>
         </w:tc>
@@ -11835,7 +12105,7 @@
                 <w:sz w:val="17"/>
                 <w:szCs w:val="17"/>
               </w:rPr>
-              <w:t>Sponsored full journeys, as a share of 01-03 completers</w:t>
+              <w:t>Ideas entering the bank, as a share of Mission 01 completers</w:t>
             </w:r>
           </w:p>
         </w:tc>
@@ -11862,7 +12132,7 @@
                 <w:sz w:val="17"/>
                 <w:szCs w:val="17"/>
               </w:rPr>
-              <w:t>33%</w:t>
+              <w:t>68%</w:t>
             </w:r>
           </w:p>
         </w:tc>
@@ -11889,7 +12159,7 @@
                 <w:sz w:val="17"/>
                 <w:szCs w:val="17"/>
               </w:rPr>
-              <w:t>Sponsorship pays for the remaining twelve missions for a third of those who finish the free tier.</w:t>
+              <w:t>Mission 01 is where a problem becomes a stated idea.</w:t>
             </w:r>
           </w:p>
         </w:tc>
@@ -11922,182 +12192,7 @@
                 <w:sz w:val="17"/>
                 <w:szCs w:val="17"/>
               </w:rPr>
-              <w:t>In-person cohort seats, as a share of full journeys</w:t>
-            </w:r>
-          </w:p>
-        </w:tc>
-        <w:tc>
-          <w:tcPr>
-            <w:tcW w:type="dxa" w:w="1134"/>
-            <w:shd w:val="clear" w:fill="F5F6F8"/>
-            <w:tcMar>
-              <w:top w:w="73" w:type="dxa"/>
-              <w:start w:w="90" w:type="dxa"/>
-              <w:bottom w:w="73" w:type="dxa"/>
-              <w:end w:w="79" w:type="dxa"/>
-            </w:tcMar>
-          </w:tcPr>
-          <w:p>
-            <w:pPr>
-              <w:spacing w:after="0" w:line="288" w:lineRule="auto"/>
-            </w:pPr>
-            <w:r>
-              <w:rPr>
-                <w:rFonts w:ascii="Plus Jakarta Sans" w:hAnsi="Plus Jakarta Sans" w:cs="Segoe UI"/>
-                <w:b w:val="0"/>
-                <w:i w:val="0"/>
-                <w:color w:val="3A4050"/>
-                <w:sz w:val="17"/>
-                <w:szCs w:val="17"/>
-              </w:rPr>
-              <w:t>15%</w:t>
-            </w:r>
-          </w:p>
-        </w:tc>
-        <w:tc>
-          <w:tcPr>
-            <w:tcW w:type="dxa" w:w="5669"/>
-            <w:shd w:val="clear" w:fill="F5F6F8"/>
-            <w:tcMar>
-              <w:top w:w="73" w:type="dxa"/>
-              <w:start w:w="90" w:type="dxa"/>
-              <w:bottom w:w="73" w:type="dxa"/>
-              <w:end w:w="79" w:type="dxa"/>
-            </w:tcMar>
-          </w:tcPr>
-          <w:p>
-            <w:pPr>
-              <w:spacing w:after="0" w:line="288" w:lineRule="auto"/>
-            </w:pPr>
-            <w:r>
-              <w:rPr>
-                <w:rFonts w:ascii="Plus Jakarta Sans" w:hAnsi="Plus Jakarta Sans" w:cs="Segoe UI"/>
-                <w:b w:val="0"/>
-                <w:i w:val="0"/>
-                <w:color w:val="3A4050"/>
-                <w:sz w:val="17"/>
-                <w:szCs w:val="17"/>
-              </w:rPr>
-              <w:t>The premium layer: a facilitator, a room and six days. Held at 15 per cent because the delivery budget is sized against the business plan's own direct cost of $1,770 for a cohort of 30, and a larger in-person share would cost more than the whole wave raises.</w:t>
-            </w:r>
-          </w:p>
-        </w:tc>
-      </w:tr>
-      <w:tr>
-        <w:trPr>
-          <w:cantSplit w:val="true"/>
-        </w:trPr>
-        <w:tc>
-          <w:tcPr>
-            <w:tcW w:type="dxa" w:w="2608"/>
-            <w:tcMar>
-              <w:top w:w="73" w:type="dxa"/>
-              <w:start w:w="90" w:type="dxa"/>
-              <w:bottom w:w="73" w:type="dxa"/>
-              <w:end w:w="79" w:type="dxa"/>
-            </w:tcMar>
-          </w:tcPr>
-          <w:p>
-            <w:pPr>
-              <w:spacing w:after="0" w:line="288" w:lineRule="auto"/>
-            </w:pPr>
-            <w:r>
-              <w:rPr>
-                <w:rFonts w:ascii="Plus Jakarta Sans" w:hAnsi="Plus Jakarta Sans" w:cs="Segoe UI"/>
-                <w:b/>
-                <w:i w:val="0"/>
-                <w:color w:val="0B0E14"/>
-                <w:sz w:val="17"/>
-                <w:szCs w:val="17"/>
-              </w:rPr>
-              <w:t>Ideas entering the bank, as a share of Mission 01 completers</w:t>
-            </w:r>
-          </w:p>
-        </w:tc>
-        <w:tc>
-          <w:tcPr>
-            <w:tcW w:type="dxa" w:w="1134"/>
-            <w:tcMar>
-              <w:top w:w="73" w:type="dxa"/>
-              <w:start w:w="90" w:type="dxa"/>
-              <w:bottom w:w="73" w:type="dxa"/>
-              <w:end w:w="79" w:type="dxa"/>
-            </w:tcMar>
-          </w:tcPr>
-          <w:p>
-            <w:pPr>
-              <w:spacing w:after="0" w:line="288" w:lineRule="auto"/>
-            </w:pPr>
-            <w:r>
-              <w:rPr>
-                <w:rFonts w:ascii="Plus Jakarta Sans" w:hAnsi="Plus Jakarta Sans" w:cs="Segoe UI"/>
-                <w:b w:val="0"/>
-                <w:i w:val="0"/>
-                <w:color w:val="3A4050"/>
-                <w:sz w:val="17"/>
-                <w:szCs w:val="17"/>
-              </w:rPr>
-              <w:t>68%</w:t>
-            </w:r>
-          </w:p>
-        </w:tc>
-        <w:tc>
-          <w:tcPr>
-            <w:tcW w:type="dxa" w:w="5669"/>
-            <w:tcMar>
-              <w:top w:w="73" w:type="dxa"/>
-              <w:start w:w="90" w:type="dxa"/>
-              <w:bottom w:w="73" w:type="dxa"/>
-              <w:end w:w="79" w:type="dxa"/>
-            </w:tcMar>
-          </w:tcPr>
-          <w:p>
-            <w:pPr>
-              <w:spacing w:after="0" w:line="288" w:lineRule="auto"/>
-            </w:pPr>
-            <w:r>
-              <w:rPr>
-                <w:rFonts w:ascii="Plus Jakarta Sans" w:hAnsi="Plus Jakarta Sans" w:cs="Segoe UI"/>
-                <w:b w:val="0"/>
-                <w:i w:val="0"/>
-                <w:color w:val="3A4050"/>
-                <w:sz w:val="17"/>
-                <w:szCs w:val="17"/>
-              </w:rPr>
-              <w:t>Mission 01 is where a problem becomes a stated idea.</w:t>
-            </w:r>
-          </w:p>
-        </w:tc>
-      </w:tr>
-      <w:tr>
-        <w:trPr>
-          <w:cantSplit w:val="true"/>
-        </w:trPr>
-        <w:tc>
-          <w:tcPr>
-            <w:tcW w:type="dxa" w:w="2608"/>
-            <w:shd w:val="clear" w:fill="F5F6F8"/>
-            <w:tcMar>
-              <w:top w:w="73" w:type="dxa"/>
-              <w:start w:w="90" w:type="dxa"/>
-              <w:bottom w:w="73" w:type="dxa"/>
-              <w:end w:w="79" w:type="dxa"/>
-            </w:tcMar>
-          </w:tcPr>
-          <w:p>
-            <w:pPr>
-              <w:spacing w:after="0" w:line="288" w:lineRule="auto"/>
-            </w:pPr>
-            <w:r>
-              <w:rPr>
-                <w:rFonts w:ascii="Plus Jakarta Sans" w:hAnsi="Plus Jakarta Sans" w:cs="Segoe UI"/>
-                <w:b/>
-                <w:i w:val="0"/>
-                <w:color w:val="0B0E14"/>
-                <w:sz w:val="17"/>
-                <w:szCs w:val="17"/>
-              </w:rPr>
-              <w:t>Ventures trading at month 12, as a share of full journeys</w:t>
+              <w:t>Ventures trading at month 12, as a share of sponsored journeys</w:t>
             </w:r>
           </w:p>
         </w:tc>
@@ -12180,7 +12275,24 @@
           <w:sz w:val="24"/>
           <w:szCs w:val="24"/>
         </w:rPr>
-        <w:t>What it costs</w:t>
+        <w:t>What it costs, and what it buys</w:t>
+      </w:r>
+    </w:p>
+    <w:p>
+      <w:pPr>
+        <w:widowControl w:val="true"/>
+        <w:spacing w:before="0" w:after="100" w:line="322" w:lineRule="auto"/>
+      </w:pPr>
+      <w:r>
+        <w:rPr>
+          <w:rFonts w:ascii="Plus Jakarta Sans" w:hAnsi="Plus Jakarta Sans" w:cs="Segoe UI"/>
+          <w:b w:val="0"/>
+          <w:i w:val="0"/>
+          <w:color w:val="0B0E14"/>
+          <w:sz w:val="19"/>
+          <w:szCs w:val="19"/>
+        </w:rPr>
+        <w:t>The whole wave, at 50% coalition fill. Programme management is the balancing line rather than a guess: every other line is a real quantity at a real price, and if the sponsorship raised moves, the thing that flexes is how much coordination the wave can afford, not how many founders it serves.</w:t>
       </w:r>
     </w:p>
     <w:tbl>
@@ -12199,9 +12311,10 @@
         <w:tblLook w:firstColumn="1" w:firstRow="1" w:lastColumn="0" w:lastRow="0" w:noHBand="0" w:noVBand="1" w:val="04A0"/>
       </w:tblPr>
       <w:tblGrid>
-        <w:gridCol w:w="5443"/>
-        <w:gridCol w:w="1134"/>
-        <w:gridCol w:w="2835"/>
+        <w:gridCol w:w="4706"/>
+        <w:gridCol w:w="1609"/>
+        <w:gridCol w:w="2105"/>
+        <w:gridCol w:w="990"/>
       </w:tblGrid>
       <w:tr>
         <w:trPr>
@@ -12209,7 +12322,7 @@
         </w:trPr>
         <w:tc>
           <w:tcPr>
-            <w:tcW w:type="dxa" w:w="5443"/>
+            <w:tcW w:type="dxa" w:w="4706"/>
             <w:shd w:val="clear" w:fill="0B0E14"/>
             <w:tcMar>
               <w:top w:w="79" w:type="dxa"/>
@@ -12237,7 +12350,7 @@
         </w:tc>
         <w:tc>
           <w:tcPr>
-            <w:tcW w:type="dxa" w:w="1134"/>
+            <w:tcW w:type="dxa" w:w="1610"/>
             <w:shd w:val="clear" w:fill="0B0E14"/>
             <w:tcMar>
               <w:top w:w="79" w:type="dxa"/>
@@ -12259,13 +12372,13 @@
                 <w:sz w:val="16"/>
                 <w:szCs w:val="16"/>
               </w:rPr>
-              <w:t>Share</w:t>
-            </w:r>
-          </w:p>
-        </w:tc>
-        <w:tc>
-          <w:tcPr>
-            <w:tcW w:type="dxa" w:w="2835"/>
+              <w:t>USD</w:t>
+            </w:r>
+          </w:p>
+        </w:tc>
+        <w:tc>
+          <w:tcPr>
+            <w:tcW w:type="dxa" w:w="2105"/>
             <w:shd w:val="clear" w:fill="0B0E14"/>
             <w:tcMar>
               <w:top w:w="79" w:type="dxa"/>
@@ -12287,7 +12400,35 @@
                 <w:sz w:val="16"/>
                 <w:szCs w:val="16"/>
               </w:rPr>
-              <w:t>Wave 1</w:t>
+              <w:t>EGP</w:t>
+            </w:r>
+          </w:p>
+        </w:tc>
+        <w:tc>
+          <w:tcPr>
+            <w:tcW w:type="dxa" w:w="991"/>
+            <w:shd w:val="clear" w:fill="0B0E14"/>
+            <w:tcMar>
+              <w:top w:w="79" w:type="dxa"/>
+              <w:start w:w="90" w:type="dxa"/>
+              <w:bottom w:w="79" w:type="dxa"/>
+              <w:end w:w="79" w:type="dxa"/>
+            </w:tcMar>
+          </w:tcPr>
+          <w:p>
+            <w:pPr>
+              <w:spacing w:after="0" w:line="278" w:lineRule="auto"/>
+            </w:pPr>
+            <w:r>
+              <w:rPr>
+                <w:rFonts w:ascii="Plus Jakarta Sans" w:hAnsi="Plus Jakarta Sans" w:cs="Segoe UI"/>
+                <w:b/>
+                <w:i w:val="0"/>
+                <w:color w:val="FFFFFF"/>
+                <w:sz w:val="16"/>
+                <w:szCs w:val="16"/>
+              </w:rPr>
+              <w:t>Share</w:t>
             </w:r>
           </w:p>
         </w:tc>
@@ -12298,7 +12439,7 @@
         </w:trPr>
         <w:tc>
           <w:tcPr>
-            <w:tcW w:type="dxa" w:w="5443"/>
+            <w:tcW w:type="dxa" w:w="4706"/>
             <w:tcMar>
               <w:top w:w="73" w:type="dxa"/>
               <w:start w:w="90" w:type="dxa"/>
@@ -12319,13 +12460,13 @@
                 <w:sz w:val="17"/>
                 <w:szCs w:val="17"/>
               </w:rPr>
-              <w:t>Delivery: facilitators, cohorts, venues, travel</w:t>
-            </w:r>
-          </w:p>
-        </w:tc>
-        <w:tc>
-          <w:tcPr>
-            <w:tcW w:type="dxa" w:w="1134"/>
+              <w:t>Delivery: 30 in-person cohorts at $3,000</w:t>
+            </w:r>
+          </w:p>
+        </w:tc>
+        <w:tc>
+          <w:tcPr>
+            <w:tcW w:type="dxa" w:w="1610"/>
             <w:tcMar>
               <w:top w:w="73" w:type="dxa"/>
               <w:start w:w="90" w:type="dxa"/>
@@ -12346,13 +12487,13 @@
                 <w:sz w:val="17"/>
                 <w:szCs w:val="17"/>
               </w:rPr>
-              <w:t>38%</w:t>
-            </w:r>
-          </w:p>
-        </w:tc>
-        <w:tc>
-          <w:tcPr>
-            <w:tcW w:type="dxa" w:w="2835"/>
+              <w:t>$90,000</w:t>
+            </w:r>
+          </w:p>
+        </w:tc>
+        <w:tc>
+          <w:tcPr>
+            <w:tcW w:type="dxa" w:w="2105"/>
             <w:tcMar>
               <w:top w:w="73" w:type="dxa"/>
               <w:start w:w="90" w:type="dxa"/>
@@ -12373,7 +12514,34 @@
                 <w:sz w:val="17"/>
                 <w:szCs w:val="17"/>
               </w:rPr>
-              <w:t>$273,600</w:t>
+              <w:t>EGP 4,789,800</w:t>
+            </w:r>
+          </w:p>
+        </w:tc>
+        <w:tc>
+          <w:tcPr>
+            <w:tcW w:type="dxa" w:w="991"/>
+            <w:tcMar>
+              <w:top w:w="73" w:type="dxa"/>
+              <w:start w:w="90" w:type="dxa"/>
+              <w:bottom w:w="73" w:type="dxa"/>
+              <w:end w:w="79" w:type="dxa"/>
+            </w:tcMar>
+          </w:tcPr>
+          <w:p>
+            <w:pPr>
+              <w:spacing w:after="0" w:line="288" w:lineRule="auto"/>
+            </w:pPr>
+            <w:r>
+              <w:rPr>
+                <w:rFonts w:ascii="Plus Jakarta Sans" w:hAnsi="Plus Jakarta Sans" w:cs="Segoe UI"/>
+                <w:b w:val="0"/>
+                <w:i w:val="0"/>
+                <w:color w:val="3A4050"/>
+                <w:sz w:val="17"/>
+                <w:szCs w:val="17"/>
+              </w:rPr>
+              <w:t>47%</w:t>
             </w:r>
           </w:p>
         </w:tc>
@@ -12384,7 +12552,7 @@
         </w:trPr>
         <w:tc>
           <w:tcPr>
-            <w:tcW w:type="dxa" w:w="5443"/>
+            <w:tcW w:type="dxa" w:w="4706"/>
             <w:shd w:val="clear" w:fill="F5F6F8"/>
             <w:tcMar>
               <w:top w:w="73" w:type="dxa"/>
@@ -12406,13 +12574,13 @@
                 <w:sz w:val="17"/>
                 <w:szCs w:val="17"/>
               </w:rPr>
-              <w:t>Platform, AI review and infrastructure</w:t>
-            </w:r>
-          </w:p>
-        </w:tc>
-        <w:tc>
-          <w:tcPr>
-            <w:tcW w:type="dxa" w:w="1134"/>
+              <w:t>Events and field activation</w:t>
+            </w:r>
+          </w:p>
+        </w:tc>
+        <w:tc>
+          <w:tcPr>
+            <w:tcW w:type="dxa" w:w="1610"/>
             <w:shd w:val="clear" w:fill="F5F6F8"/>
             <w:tcMar>
               <w:top w:w="73" w:type="dxa"/>
@@ -12434,13 +12602,13 @@
                 <w:sz w:val="17"/>
                 <w:szCs w:val="17"/>
               </w:rPr>
-              <w:t>18%</w:t>
-            </w:r>
-          </w:p>
-        </w:tc>
-        <w:tc>
-          <w:tcPr>
-            <w:tcW w:type="dxa" w:w="2835"/>
+              <w:t>$38,320</w:t>
+            </w:r>
+          </w:p>
+        </w:tc>
+        <w:tc>
+          <w:tcPr>
+            <w:tcW w:type="dxa" w:w="2105"/>
             <w:shd w:val="clear" w:fill="F5F6F8"/>
             <w:tcMar>
               <w:top w:w="73" w:type="dxa"/>
@@ -12462,7 +12630,35 @@
                 <w:sz w:val="17"/>
                 <w:szCs w:val="17"/>
               </w:rPr>
-              <w:t>$129,600</w:t>
+              <w:t>EGP 2,039,390</w:t>
+            </w:r>
+          </w:p>
+        </w:tc>
+        <w:tc>
+          <w:tcPr>
+            <w:tcW w:type="dxa" w:w="991"/>
+            <w:shd w:val="clear" w:fill="F5F6F8"/>
+            <w:tcMar>
+              <w:top w:w="73" w:type="dxa"/>
+              <w:start w:w="90" w:type="dxa"/>
+              <w:bottom w:w="73" w:type="dxa"/>
+              <w:end w:w="79" w:type="dxa"/>
+            </w:tcMar>
+          </w:tcPr>
+          <w:p>
+            <w:pPr>
+              <w:spacing w:after="0" w:line="288" w:lineRule="auto"/>
+            </w:pPr>
+            <w:r>
+              <w:rPr>
+                <w:rFonts w:ascii="Plus Jakarta Sans" w:hAnsi="Plus Jakarta Sans" w:cs="Segoe UI"/>
+                <w:b w:val="0"/>
+                <w:i w:val="0"/>
+                <w:color w:val="3A4050"/>
+                <w:sz w:val="17"/>
+                <w:szCs w:val="17"/>
+              </w:rPr>
+              <w:t>20%</w:t>
             </w:r>
           </w:p>
         </w:tc>
@@ -12473,7 +12669,7 @@
         </w:trPr>
         <w:tc>
           <w:tcPr>
-            <w:tcW w:type="dxa" w:w="5443"/>
+            <w:tcW w:type="dxa" w:w="4706"/>
             <w:tcMar>
               <w:top w:w="73" w:type="dxa"/>
               <w:start w:w="90" w:type="dxa"/>
@@ -12494,13 +12690,13 @@
                 <w:sz w:val="17"/>
                 <w:szCs w:val="17"/>
               </w:rPr>
-              <w:t>Community activation: chapters, ambassadors, campus</w:t>
-            </w:r>
-          </w:p>
-        </w:tc>
-        <w:tc>
-          <w:tcPr>
-            <w:tcW w:type="dxa" w:w="1134"/>
+              <w:t>Platform, AI review and infrastructure</w:t>
+            </w:r>
+          </w:p>
+        </w:tc>
+        <w:tc>
+          <w:tcPr>
+            <w:tcW w:type="dxa" w:w="1610"/>
             <w:tcMar>
               <w:top w:w="73" w:type="dxa"/>
               <w:start w:w="90" w:type="dxa"/>
@@ -12521,13 +12717,13 @@
                 <w:sz w:val="17"/>
                 <w:szCs w:val="17"/>
               </w:rPr>
-              <w:t>12%</w:t>
-            </w:r>
-          </w:p>
-        </w:tc>
-        <w:tc>
-          <w:tcPr>
-            <w:tcW w:type="dxa" w:w="2835"/>
+              <w:t>$26,000</w:t>
+            </w:r>
+          </w:p>
+        </w:tc>
+        <w:tc>
+          <w:tcPr>
+            <w:tcW w:type="dxa" w:w="2105"/>
             <w:tcMar>
               <w:top w:w="73" w:type="dxa"/>
               <w:start w:w="90" w:type="dxa"/>
@@ -12548,7 +12744,34 @@
                 <w:sz w:val="17"/>
                 <w:szCs w:val="17"/>
               </w:rPr>
-              <w:t>$86,400</w:t>
+              <w:t>EGP 1,383,720</w:t>
+            </w:r>
+          </w:p>
+        </w:tc>
+        <w:tc>
+          <w:tcPr>
+            <w:tcW w:type="dxa" w:w="991"/>
+            <w:tcMar>
+              <w:top w:w="73" w:type="dxa"/>
+              <w:start w:w="90" w:type="dxa"/>
+              <w:bottom w:w="73" w:type="dxa"/>
+              <w:end w:w="79" w:type="dxa"/>
+            </w:tcMar>
+          </w:tcPr>
+          <w:p>
+            <w:pPr>
+              <w:spacing w:after="0" w:line="288" w:lineRule="auto"/>
+            </w:pPr>
+            <w:r>
+              <w:rPr>
+                <w:rFonts w:ascii="Plus Jakarta Sans" w:hAnsi="Plus Jakarta Sans" w:cs="Segoe UI"/>
+                <w:b w:val="0"/>
+                <w:i w:val="0"/>
+                <w:color w:val="3A4050"/>
+                <w:sz w:val="17"/>
+                <w:szCs w:val="17"/>
+              </w:rPr>
+              <w:t>14%</w:t>
             </w:r>
           </w:p>
         </w:tc>
@@ -12559,7 +12782,7 @@
         </w:trPr>
         <w:tc>
           <w:tcPr>
-            <w:tcW w:type="dxa" w:w="5443"/>
+            <w:tcW w:type="dxa" w:w="4706"/>
             <w:shd w:val="clear" w:fill="F5F6F8"/>
             <w:tcMar>
               <w:top w:w="73" w:type="dxa"/>
@@ -12581,13 +12804,13 @@
                 <w:sz w:val="17"/>
                 <w:szCs w:val="17"/>
               </w:rPr>
-              <w:t>Content, localisation and Arabic production</w:t>
-            </w:r>
-          </w:p>
-        </w:tc>
-        <w:tc>
-          <w:tcPr>
-            <w:tcW w:type="dxa" w:w="1134"/>
+              <w:t>Content, Arabic production and localisation</w:t>
+            </w:r>
+          </w:p>
+        </w:tc>
+        <w:tc>
+          <w:tcPr>
+            <w:tcW w:type="dxa" w:w="1610"/>
             <w:shd w:val="clear" w:fill="F5F6F8"/>
             <w:tcMar>
               <w:top w:w="73" w:type="dxa"/>
@@ -12609,13 +12832,13 @@
                 <w:sz w:val="17"/>
                 <w:szCs w:val="17"/>
               </w:rPr>
-              <w:t>10%</w:t>
-            </w:r>
-          </w:p>
-        </w:tc>
-        <w:tc>
-          <w:tcPr>
-            <w:tcW w:type="dxa" w:w="2835"/>
+              <w:t>$12,500</w:t>
+            </w:r>
+          </w:p>
+        </w:tc>
+        <w:tc>
+          <w:tcPr>
+            <w:tcW w:type="dxa" w:w="2105"/>
             <w:shd w:val="clear" w:fill="F5F6F8"/>
             <w:tcMar>
               <w:top w:w="73" w:type="dxa"/>
@@ -12637,7 +12860,35 @@
                 <w:sz w:val="17"/>
                 <w:szCs w:val="17"/>
               </w:rPr>
-              <w:t>$72,000</w:t>
+              <w:t>EGP 665,250</w:t>
+            </w:r>
+          </w:p>
+        </w:tc>
+        <w:tc>
+          <w:tcPr>
+            <w:tcW w:type="dxa" w:w="991"/>
+            <w:shd w:val="clear" w:fill="F5F6F8"/>
+            <w:tcMar>
+              <w:top w:w="73" w:type="dxa"/>
+              <w:start w:w="90" w:type="dxa"/>
+              <w:bottom w:w="73" w:type="dxa"/>
+              <w:end w:w="79" w:type="dxa"/>
+            </w:tcMar>
+          </w:tcPr>
+          <w:p>
+            <w:pPr>
+              <w:spacing w:after="0" w:line="288" w:lineRule="auto"/>
+            </w:pPr>
+            <w:r>
+              <w:rPr>
+                <w:rFonts w:ascii="Plus Jakarta Sans" w:hAnsi="Plus Jakarta Sans" w:cs="Segoe UI"/>
+                <w:b w:val="0"/>
+                <w:i w:val="0"/>
+                <w:color w:val="3A4050"/>
+                <w:sz w:val="17"/>
+                <w:szCs w:val="17"/>
+              </w:rPr>
+              <w:t>7%</w:t>
             </w:r>
           </w:p>
         </w:tc>
@@ -12648,7 +12899,7 @@
         </w:trPr>
         <w:tc>
           <w:tcPr>
-            <w:tcW w:type="dxa" w:w="5443"/>
+            <w:tcW w:type="dxa" w:w="4706"/>
             <w:tcMar>
               <w:top w:w="73" w:type="dxa"/>
               <w:start w:w="90" w:type="dxa"/>
@@ -12669,13 +12920,13 @@
                 <w:sz w:val="17"/>
                 <w:szCs w:val="17"/>
               </w:rPr>
-              <w:t>Events: launch, governorate showcases, national demo day</w:t>
-            </w:r>
-          </w:p>
-        </w:tc>
-        <w:tc>
-          <w:tcPr>
-            <w:tcW w:type="dxa" w:w="1134"/>
+              <w:t>Measurement, evaluation and reporting</w:t>
+            </w:r>
+          </w:p>
+        </w:tc>
+        <w:tc>
+          <w:tcPr>
+            <w:tcW w:type="dxa" w:w="1610"/>
             <w:tcMar>
               <w:top w:w="73" w:type="dxa"/>
               <w:start w:w="90" w:type="dxa"/>
@@ -12696,13 +12947,13 @@
                 <w:sz w:val="17"/>
                 <w:szCs w:val="17"/>
               </w:rPr>
-              <w:t>9%</w:t>
-            </w:r>
-          </w:p>
-        </w:tc>
-        <w:tc>
-          <w:tcPr>
-            <w:tcW w:type="dxa" w:w="2835"/>
+              <w:t>$9,000</w:t>
+            </w:r>
+          </w:p>
+        </w:tc>
+        <w:tc>
+          <w:tcPr>
+            <w:tcW w:type="dxa" w:w="2105"/>
             <w:tcMar>
               <w:top w:w="73" w:type="dxa"/>
               <w:start w:w="90" w:type="dxa"/>
@@ -12723,7 +12974,34 @@
                 <w:sz w:val="17"/>
                 <w:szCs w:val="17"/>
               </w:rPr>
-              <w:t>$64,800</w:t>
+              <w:t>EGP 478,980</w:t>
+            </w:r>
+          </w:p>
+        </w:tc>
+        <w:tc>
+          <w:tcPr>
+            <w:tcW w:type="dxa" w:w="991"/>
+            <w:tcMar>
+              <w:top w:w="73" w:type="dxa"/>
+              <w:start w:w="90" w:type="dxa"/>
+              <w:bottom w:w="73" w:type="dxa"/>
+              <w:end w:w="79" w:type="dxa"/>
+            </w:tcMar>
+          </w:tcPr>
+          <w:p>
+            <w:pPr>
+              <w:spacing w:after="0" w:line="288" w:lineRule="auto"/>
+            </w:pPr>
+            <w:r>
+              <w:rPr>
+                <w:rFonts w:ascii="Plus Jakarta Sans" w:hAnsi="Plus Jakarta Sans" w:cs="Segoe UI"/>
+                <w:b w:val="0"/>
+                <w:i w:val="0"/>
+                <w:color w:val="3A4050"/>
+                <w:sz w:val="17"/>
+                <w:szCs w:val="17"/>
+              </w:rPr>
+              <w:t>5%</w:t>
             </w:r>
           </w:p>
         </w:tc>
@@ -12734,7 +13012,7 @@
         </w:trPr>
         <w:tc>
           <w:tcPr>
-            <w:tcW w:type="dxa" w:w="5443"/>
+            <w:tcW w:type="dxa" w:w="4706"/>
             <w:shd w:val="clear" w:fill="F5F6F8"/>
             <w:tcMar>
               <w:top w:w="73" w:type="dxa"/>
@@ -12756,13 +13034,13 @@
                 <w:sz w:val="17"/>
                 <w:szCs w:val="17"/>
               </w:rPr>
-              <w:t>Programme management and overhead</w:t>
-            </w:r>
-          </w:p>
-        </w:tc>
-        <w:tc>
-          <w:tcPr>
-            <w:tcW w:type="dxa" w:w="1134"/>
+              <w:t>Programme management and coordination</w:t>
+            </w:r>
+          </w:p>
+        </w:tc>
+        <w:tc>
+          <w:tcPr>
+            <w:tcW w:type="dxa" w:w="1610"/>
             <w:shd w:val="clear" w:fill="F5F6F8"/>
             <w:tcMar>
               <w:top w:w="73" w:type="dxa"/>
@@ -12784,13 +13062,13 @@
                 <w:sz w:val="17"/>
                 <w:szCs w:val="17"/>
               </w:rPr>
-              <w:t>7%</w:t>
-            </w:r>
-          </w:p>
-        </w:tc>
-        <w:tc>
-          <w:tcPr>
-            <w:tcW w:type="dxa" w:w="2835"/>
+              <w:t>$14,680</w:t>
+            </w:r>
+          </w:p>
+        </w:tc>
+        <w:tc>
+          <w:tcPr>
+            <w:tcW w:type="dxa" w:w="2105"/>
             <w:shd w:val="clear" w:fill="F5F6F8"/>
             <w:tcMar>
               <w:top w:w="73" w:type="dxa"/>
@@ -12812,7 +13090,35 @@
                 <w:sz w:val="17"/>
                 <w:szCs w:val="17"/>
               </w:rPr>
-              <w:t>$50,400</w:t>
+              <w:t>EGP 781,270</w:t>
+            </w:r>
+          </w:p>
+        </w:tc>
+        <w:tc>
+          <w:tcPr>
+            <w:tcW w:type="dxa" w:w="991"/>
+            <w:shd w:val="clear" w:fill="F5F6F8"/>
+            <w:tcMar>
+              <w:top w:w="73" w:type="dxa"/>
+              <w:start w:w="90" w:type="dxa"/>
+              <w:bottom w:w="73" w:type="dxa"/>
+              <w:end w:w="79" w:type="dxa"/>
+            </w:tcMar>
+          </w:tcPr>
+          <w:p>
+            <w:pPr>
+              <w:spacing w:after="0" w:line="288" w:lineRule="auto"/>
+            </w:pPr>
+            <w:r>
+              <w:rPr>
+                <w:rFonts w:ascii="Plus Jakarta Sans" w:hAnsi="Plus Jakarta Sans" w:cs="Segoe UI"/>
+                <w:b w:val="0"/>
+                <w:i w:val="0"/>
+                <w:color w:val="3A4050"/>
+                <w:sz w:val="17"/>
+                <w:szCs w:val="17"/>
+              </w:rPr>
+              <w:t>8%</w:t>
             </w:r>
           </w:p>
         </w:tc>
@@ -12823,7 +13129,8 @@
         </w:trPr>
         <w:tc>
           <w:tcPr>
-            <w:tcW w:type="dxa" w:w="5443"/>
+            <w:tcW w:type="dxa" w:w="4706"/>
+            <w:shd w:val="clear" w:fill="CBF24A"/>
             <w:tcMar>
               <w:top w:w="73" w:type="dxa"/>
               <w:start w:w="90" w:type="dxa"/>
@@ -12844,72 +13151,13 @@
                 <w:sz w:val="17"/>
                 <w:szCs w:val="17"/>
               </w:rPr>
-              <w:t>Measurement, evaluation and reporting</w:t>
-            </w:r>
-          </w:p>
-        </w:tc>
-        <w:tc>
-          <w:tcPr>
-            <w:tcW w:type="dxa" w:w="1134"/>
-            <w:tcMar>
-              <w:top w:w="73" w:type="dxa"/>
-              <w:start w:w="90" w:type="dxa"/>
-              <w:bottom w:w="73" w:type="dxa"/>
-              <w:end w:w="79" w:type="dxa"/>
-            </w:tcMar>
-          </w:tcPr>
-          <w:p>
-            <w:pPr>
-              <w:spacing w:after="0" w:line="288" w:lineRule="auto"/>
-            </w:pPr>
-            <w:r>
-              <w:rPr>
-                <w:rFonts w:ascii="Plus Jakarta Sans" w:hAnsi="Plus Jakarta Sans" w:cs="Segoe UI"/>
-                <w:b w:val="0"/>
-                <w:i w:val="0"/>
-                <w:color w:val="3A4050"/>
-                <w:sz w:val="17"/>
-                <w:szCs w:val="17"/>
-              </w:rPr>
-              <w:t>6%</w:t>
-            </w:r>
-          </w:p>
-        </w:tc>
-        <w:tc>
-          <w:tcPr>
-            <w:tcW w:type="dxa" w:w="2835"/>
-            <w:tcMar>
-              <w:top w:w="73" w:type="dxa"/>
-              <w:start w:w="90" w:type="dxa"/>
-              <w:bottom w:w="73" w:type="dxa"/>
-              <w:end w:w="79" w:type="dxa"/>
-            </w:tcMar>
-          </w:tcPr>
-          <w:p>
-            <w:pPr>
-              <w:spacing w:after="0" w:line="288" w:lineRule="auto"/>
-            </w:pPr>
-            <w:r>
-              <w:rPr>
-                <w:rFonts w:ascii="Plus Jakarta Sans" w:hAnsi="Plus Jakarta Sans" w:cs="Segoe UI"/>
-                <w:b w:val="0"/>
-                <w:i w:val="0"/>
-                <w:color w:val="3A4050"/>
-                <w:sz w:val="17"/>
-                <w:szCs w:val="17"/>
-              </w:rPr>
-              <w:t>$43,200</w:t>
-            </w:r>
-          </w:p>
-        </w:tc>
-      </w:tr>
-      <w:tr>
-        <w:trPr>
-          <w:cantSplit w:val="true"/>
-        </w:trPr>
-        <w:tc>
-          <w:tcPr>
-            <w:tcW w:type="dxa" w:w="5443"/>
+              <w:t>Total</w:t>
+            </w:r>
+          </w:p>
+        </w:tc>
+        <w:tc>
+          <w:tcPr>
+            <w:tcW w:type="dxa" w:w="1610"/>
             <w:shd w:val="clear" w:fill="CBF24A"/>
             <w:tcMar>
               <w:top w:w="73" w:type="dxa"/>
@@ -12931,13 +13179,13 @@
                 <w:sz w:val="17"/>
                 <w:szCs w:val="17"/>
               </w:rPr>
-              <w:t>Total</w:t>
-            </w:r>
-          </w:p>
-        </w:tc>
-        <w:tc>
-          <w:tcPr>
-            <w:tcW w:type="dxa" w:w="1134"/>
+              <w:t>$190,500</w:t>
+            </w:r>
+          </w:p>
+        </w:tc>
+        <w:tc>
+          <w:tcPr>
+            <w:tcW w:type="dxa" w:w="2105"/>
             <w:shd w:val="clear" w:fill="CBF24A"/>
             <w:tcMar>
               <w:top w:w="73" w:type="dxa"/>
@@ -12959,35 +13207,35 @@
                 <w:sz w:val="17"/>
                 <w:szCs w:val="17"/>
               </w:rPr>
+              <w:t>EGP 10,138,410</w:t>
+            </w:r>
+          </w:p>
+        </w:tc>
+        <w:tc>
+          <w:tcPr>
+            <w:tcW w:type="dxa" w:w="991"/>
+            <w:shd w:val="clear" w:fill="CBF24A"/>
+            <w:tcMar>
+              <w:top w:w="73" w:type="dxa"/>
+              <w:start w:w="90" w:type="dxa"/>
+              <w:bottom w:w="73" w:type="dxa"/>
+              <w:end w:w="79" w:type="dxa"/>
+            </w:tcMar>
+          </w:tcPr>
+          <w:p>
+            <w:pPr>
+              <w:spacing w:after="0" w:line="288" w:lineRule="auto"/>
+            </w:pPr>
+            <w:r>
+              <w:rPr>
+                <w:rFonts w:ascii="Plus Jakarta Sans" w:hAnsi="Plus Jakarta Sans" w:cs="Segoe UI"/>
+                <w:b/>
+                <w:i w:val="0"/>
+                <w:color w:val="0B0E14"/>
+                <w:sz w:val="17"/>
+                <w:szCs w:val="17"/>
+              </w:rPr>
               <w:t>100%</w:t>
-            </w:r>
-          </w:p>
-        </w:tc>
-        <w:tc>
-          <w:tcPr>
-            <w:tcW w:type="dxa" w:w="2835"/>
-            <w:shd w:val="clear" w:fill="CBF24A"/>
-            <w:tcMar>
-              <w:top w:w="73" w:type="dxa"/>
-              <w:start w:w="90" w:type="dxa"/>
-              <w:bottom w:w="73" w:type="dxa"/>
-              <w:end w:w="79" w:type="dxa"/>
-            </w:tcMar>
-          </w:tcPr>
-          <w:p>
-            <w:pPr>
-              <w:spacing w:after="0" w:line="288" w:lineRule="auto"/>
-            </w:pPr>
-            <w:r>
-              <w:rPr>
-                <w:rFonts w:ascii="Plus Jakarta Sans" w:hAnsi="Plus Jakarta Sans" w:cs="Segoe UI"/>
-                <w:b/>
-                <w:i w:val="0"/>
-                <w:color w:val="0B0E14"/>
-                <w:sz w:val="17"/>
-                <w:szCs w:val="17"/>
-              </w:rPr>
-              <w:t>$720,000</w:t>
             </w:r>
           </w:p>
         </w:tc>
@@ -12998,6 +13246,23 @@
         <w:widowControl w:val="true"/>
         <w:spacing w:before="0" w:after="140" w:line="322" w:lineRule="auto"/>
       </w:pPr>
+    </w:p>
+    <w:p>
+      <w:pPr>
+        <w:widowControl w:val="true"/>
+        <w:spacing w:before="0" w:after="100" w:line="322" w:lineRule="auto"/>
+      </w:pPr>
+      <w:r>
+        <w:rPr>
+          <w:rFonts w:ascii="Plus Jakarta Sans" w:hAnsi="Plus Jakarta Sans" w:cs="Segoe UI"/>
+          <w:b w:val="0"/>
+          <w:i w:val="0"/>
+          <w:color w:val="0B0E14"/>
+          <w:sz w:val="19"/>
+          <w:szCs w:val="19"/>
+        </w:rPr>
+        <w:t>The two unit prices this rests on are not invented for this document. $5.00 a sponsored founder is the national initiative seat price in the company's financial model, year one, described there as priced for a ministry buying tens of thousands. $3,000 for an in-person cohort of 25 is the model's own direct cost of $1,770 plus the field, which Section 12 itemises.</w:t>
+      </w:r>
     </w:p>
     <w:p>
       <w:pPr>
@@ -13050,8 +13315,9 @@
         <w:tblLook w:firstColumn="1" w:firstRow="1" w:lastColumn="0" w:lastRow="0" w:noHBand="0" w:noVBand="1" w:val="04A0"/>
       </w:tblPr>
       <w:tblGrid>
-        <w:gridCol w:w="6577"/>
-        <w:gridCol w:w="2835"/>
+        <w:gridCol w:w="5443"/>
+        <w:gridCol w:w="1701"/>
+        <w:gridCol w:w="2268"/>
       </w:tblGrid>
       <w:tr>
         <w:trPr>
@@ -13059,7 +13325,7 @@
         </w:trPr>
         <w:tc>
           <w:tcPr>
-            <w:tcW w:type="dxa" w:w="6576"/>
+            <w:tcW w:type="dxa" w:w="5443"/>
             <w:shd w:val="clear" w:fill="0B0E14"/>
             <w:tcMar>
               <w:top w:w="79" w:type="dxa"/>
@@ -13087,7 +13353,7 @@
         </w:tc>
         <w:tc>
           <w:tcPr>
-            <w:tcW w:type="dxa" w:w="2835"/>
+            <w:tcW w:type="dxa" w:w="1701"/>
             <w:shd w:val="clear" w:fill="0B0E14"/>
             <w:tcMar>
               <w:top w:w="79" w:type="dxa"/>
@@ -13109,7 +13375,35 @@
                 <w:sz w:val="16"/>
                 <w:szCs w:val="16"/>
               </w:rPr>
-              <w:t>Wave 1</w:t>
+              <w:t>USD</w:t>
+            </w:r>
+          </w:p>
+        </w:tc>
+        <w:tc>
+          <w:tcPr>
+            <w:tcW w:type="dxa" w:w="2268"/>
+            <w:shd w:val="clear" w:fill="0B0E14"/>
+            <w:tcMar>
+              <w:top w:w="79" w:type="dxa"/>
+              <w:start w:w="90" w:type="dxa"/>
+              <w:bottom w:w="79" w:type="dxa"/>
+              <w:end w:w="79" w:type="dxa"/>
+            </w:tcMar>
+          </w:tcPr>
+          <w:p>
+            <w:pPr>
+              <w:spacing w:after="0" w:line="278" w:lineRule="auto"/>
+            </w:pPr>
+            <w:r>
+              <w:rPr>
+                <w:rFonts w:ascii="Plus Jakarta Sans" w:hAnsi="Plus Jakarta Sans" w:cs="Segoe UI"/>
+                <w:b/>
+                <w:i w:val="0"/>
+                <w:color w:val="FFFFFF"/>
+                <w:sz w:val="16"/>
+                <w:szCs w:val="16"/>
+              </w:rPr>
+              <w:t>EGP</w:t>
             </w:r>
           </w:p>
         </w:tc>
@@ -13120,7 +13414,7 @@
         </w:trPr>
         <w:tc>
           <w:tcPr>
-            <w:tcW w:type="dxa" w:w="6576"/>
+            <w:tcW w:type="dxa" w:w="5443"/>
             <w:tcMar>
               <w:top w:w="73" w:type="dxa"/>
               <w:start w:w="90" w:type="dxa"/>
@@ -13147,7 +13441,7 @@
         </w:tc>
         <w:tc>
           <w:tcPr>
-            <w:tcW w:type="dxa" w:w="2835"/>
+            <w:tcW w:type="dxa" w:w="1701"/>
             <w:tcMar>
               <w:top w:w="73" w:type="dxa"/>
               <w:start w:w="90" w:type="dxa"/>
@@ -13168,7 +13462,34 @@
                 <w:sz w:val="17"/>
                 <w:szCs w:val="17"/>
               </w:rPr>
-              <w:t>$0.60</w:t>
+              <w:t>$0.16</w:t>
+            </w:r>
+          </w:p>
+        </w:tc>
+        <w:tc>
+          <w:tcPr>
+            <w:tcW w:type="dxa" w:w="2268"/>
+            <w:tcMar>
+              <w:top w:w="73" w:type="dxa"/>
+              <w:start w:w="90" w:type="dxa"/>
+              <w:bottom w:w="73" w:type="dxa"/>
+              <w:end w:w="79" w:type="dxa"/>
+            </w:tcMar>
+          </w:tcPr>
+          <w:p>
+            <w:pPr>
+              <w:spacing w:after="0" w:line="288" w:lineRule="auto"/>
+            </w:pPr>
+            <w:r>
+              <w:rPr>
+                <w:rFonts w:ascii="Plus Jakarta Sans" w:hAnsi="Plus Jakarta Sans" w:cs="Segoe UI"/>
+                <w:b w:val="0"/>
+                <w:i w:val="0"/>
+                <w:color w:val="3A4050"/>
+                <w:sz w:val="17"/>
+                <w:szCs w:val="17"/>
+              </w:rPr>
+              <w:t>8.45</w:t>
             </w:r>
           </w:p>
         </w:tc>
@@ -13179,7 +13500,7 @@
         </w:trPr>
         <w:tc>
           <w:tcPr>
-            <w:tcW w:type="dxa" w:w="6576"/>
+            <w:tcW w:type="dxa" w:w="5443"/>
             <w:shd w:val="clear" w:fill="F5F6F8"/>
             <w:tcMar>
               <w:top w:w="73" w:type="dxa"/>
@@ -13207,7 +13528,7 @@
         </w:tc>
         <w:tc>
           <w:tcPr>
-            <w:tcW w:type="dxa" w:w="2835"/>
+            <w:tcW w:type="dxa" w:w="1701"/>
             <w:shd w:val="clear" w:fill="F5F6F8"/>
             <w:tcMar>
               <w:top w:w="73" w:type="dxa"/>
@@ -13229,7 +13550,35 @@
                 <w:sz w:val="17"/>
                 <w:szCs w:val="17"/>
               </w:rPr>
-              <w:t>$3.64</w:t>
+              <w:t>$0.96</w:t>
+            </w:r>
+          </w:p>
+        </w:tc>
+        <w:tc>
+          <w:tcPr>
+            <w:tcW w:type="dxa" w:w="2268"/>
+            <w:shd w:val="clear" w:fill="F5F6F8"/>
+            <w:tcMar>
+              <w:top w:w="73" w:type="dxa"/>
+              <w:start w:w="90" w:type="dxa"/>
+              <w:bottom w:w="73" w:type="dxa"/>
+              <w:end w:w="79" w:type="dxa"/>
+            </w:tcMar>
+          </w:tcPr>
+          <w:p>
+            <w:pPr>
+              <w:spacing w:after="0" w:line="288" w:lineRule="auto"/>
+            </w:pPr>
+            <w:r>
+              <w:rPr>
+                <w:rFonts w:ascii="Plus Jakarta Sans" w:hAnsi="Plus Jakarta Sans" w:cs="Segoe UI"/>
+                <w:b w:val="0"/>
+                <w:i w:val="0"/>
+                <w:color w:val="3A4050"/>
+                <w:sz w:val="17"/>
+                <w:szCs w:val="17"/>
+              </w:rPr>
+              <w:t>51.20</w:t>
             </w:r>
           </w:p>
         </w:tc>
@@ -13240,7 +13589,7 @@
         </w:trPr>
         <w:tc>
           <w:tcPr>
-            <w:tcW w:type="dxa" w:w="6576"/>
+            <w:tcW w:type="dxa" w:w="5443"/>
             <w:tcMar>
               <w:top w:w="73" w:type="dxa"/>
               <w:start w:w="90" w:type="dxa"/>
@@ -13267,7 +13616,7 @@
         </w:tc>
         <w:tc>
           <w:tcPr>
-            <w:tcW w:type="dxa" w:w="2835"/>
+            <w:tcW w:type="dxa" w:w="1701"/>
             <w:tcMar>
               <w:top w:w="73" w:type="dxa"/>
               <w:start w:w="90" w:type="dxa"/>
@@ -13288,7 +13637,34 @@
                 <w:sz w:val="17"/>
                 <w:szCs w:val="17"/>
               </w:rPr>
-              <w:t>$12.25</w:t>
+              <w:t>$3.24</w:t>
+            </w:r>
+          </w:p>
+        </w:tc>
+        <w:tc>
+          <w:tcPr>
+            <w:tcW w:type="dxa" w:w="2268"/>
+            <w:tcMar>
+              <w:top w:w="73" w:type="dxa"/>
+              <w:start w:w="90" w:type="dxa"/>
+              <w:bottom w:w="73" w:type="dxa"/>
+              <w:end w:w="79" w:type="dxa"/>
+            </w:tcMar>
+          </w:tcPr>
+          <w:p>
+            <w:pPr>
+              <w:spacing w:after="0" w:line="288" w:lineRule="auto"/>
+            </w:pPr>
+            <w:r>
+              <w:rPr>
+                <w:rFonts w:ascii="Plus Jakarta Sans" w:hAnsi="Plus Jakarta Sans" w:cs="Segoe UI"/>
+                <w:b w:val="0"/>
+                <w:i w:val="0"/>
+                <w:color w:val="3A4050"/>
+                <w:sz w:val="17"/>
+                <w:szCs w:val="17"/>
+              </w:rPr>
+              <w:t>172.52</w:t>
             </w:r>
           </w:p>
         </w:tc>
@@ -13299,7 +13675,7 @@
         </w:trPr>
         <w:tc>
           <w:tcPr>
-            <w:tcW w:type="dxa" w:w="6576"/>
+            <w:tcW w:type="dxa" w:w="5443"/>
             <w:shd w:val="clear" w:fill="F5F6F8"/>
             <w:tcMar>
               <w:top w:w="73" w:type="dxa"/>
@@ -13321,13 +13697,13 @@
                 <w:sz w:val="17"/>
                 <w:szCs w:val="17"/>
               </w:rPr>
-              <w:t>Cost per sponsored full journey</w:t>
-            </w:r>
-          </w:p>
-        </w:tc>
-        <w:tc>
-          <w:tcPr>
-            <w:tcW w:type="dxa" w:w="2835"/>
+              <w:t>Cost per sponsored founder, all 15 missions</w:t>
+            </w:r>
+          </w:p>
+        </w:tc>
+        <w:tc>
+          <w:tcPr>
+            <w:tcW w:type="dxa" w:w="1701"/>
             <w:shd w:val="clear" w:fill="F5F6F8"/>
             <w:tcMar>
               <w:top w:w="73" w:type="dxa"/>
@@ -13349,7 +13725,35 @@
                 <w:sz w:val="17"/>
                 <w:szCs w:val="17"/>
               </w:rPr>
-              <w:t>$37.13</w:t>
+              <w:t>$5.00</w:t>
+            </w:r>
+          </w:p>
+        </w:tc>
+        <w:tc>
+          <w:tcPr>
+            <w:tcW w:type="dxa" w:w="2268"/>
+            <w:shd w:val="clear" w:fill="F5F6F8"/>
+            <w:tcMar>
+              <w:top w:w="73" w:type="dxa"/>
+              <w:start w:w="90" w:type="dxa"/>
+              <w:bottom w:w="73" w:type="dxa"/>
+              <w:end w:w="79" w:type="dxa"/>
+            </w:tcMar>
+          </w:tcPr>
+          <w:p>
+            <w:pPr>
+              <w:spacing w:after="0" w:line="288" w:lineRule="auto"/>
+            </w:pPr>
+            <w:r>
+              <w:rPr>
+                <w:rFonts w:ascii="Plus Jakarta Sans" w:hAnsi="Plus Jakarta Sans" w:cs="Segoe UI"/>
+                <w:b w:val="0"/>
+                <w:i w:val="0"/>
+                <w:color w:val="3A4050"/>
+                <w:sz w:val="17"/>
+                <w:szCs w:val="17"/>
+              </w:rPr>
+              <w:t>266.10</w:t>
             </w:r>
           </w:p>
         </w:tc>
@@ -13360,7 +13764,7 @@
         </w:trPr>
         <w:tc>
           <w:tcPr>
-            <w:tcW w:type="dxa" w:w="6576"/>
+            <w:tcW w:type="dxa" w:w="5443"/>
             <w:tcMar>
               <w:top w:w="73" w:type="dxa"/>
               <w:start w:w="90" w:type="dxa"/>
@@ -13387,7 +13791,7 @@
         </w:tc>
         <w:tc>
           <w:tcPr>
-            <w:tcW w:type="dxa" w:w="2835"/>
+            <w:tcW w:type="dxa" w:w="1701"/>
             <w:tcMar>
               <w:top w:w="73" w:type="dxa"/>
               <w:start w:w="90" w:type="dxa"/>
@@ -13408,7 +13812,34 @@
                 <w:sz w:val="17"/>
                 <w:szCs w:val="17"/>
               </w:rPr>
-              <w:t>$247.51</w:t>
+              <w:t>$120.00</w:t>
+            </w:r>
+          </w:p>
+        </w:tc>
+        <w:tc>
+          <w:tcPr>
+            <w:tcW w:type="dxa" w:w="2268"/>
+            <w:tcMar>
+              <w:top w:w="73" w:type="dxa"/>
+              <w:start w:w="90" w:type="dxa"/>
+              <w:bottom w:w="73" w:type="dxa"/>
+              <w:end w:w="79" w:type="dxa"/>
+            </w:tcMar>
+          </w:tcPr>
+          <w:p>
+            <w:pPr>
+              <w:spacing w:after="0" w:line="288" w:lineRule="auto"/>
+            </w:pPr>
+            <w:r>
+              <w:rPr>
+                <w:rFonts w:ascii="Plus Jakarta Sans" w:hAnsi="Plus Jakarta Sans" w:cs="Segoe UI"/>
+                <w:b w:val="0"/>
+                <w:i w:val="0"/>
+                <w:color w:val="3A4050"/>
+                <w:sz w:val="17"/>
+                <w:szCs w:val="17"/>
+              </w:rPr>
+              <w:t>6,386.40</w:t>
             </w:r>
           </w:p>
         </w:tc>
@@ -13419,7 +13850,7 @@
         </w:trPr>
         <w:tc>
           <w:tcPr>
-            <w:tcW w:type="dxa" w:w="6576"/>
+            <w:tcW w:type="dxa" w:w="5443"/>
             <w:shd w:val="clear" w:fill="F5F6F8"/>
             <w:tcMar>
               <w:top w:w="73" w:type="dxa"/>
@@ -13447,7 +13878,7 @@
         </w:tc>
         <w:tc>
           <w:tcPr>
-            <w:tcW w:type="dxa" w:w="2835"/>
+            <w:tcW w:type="dxa" w:w="1701"/>
             <w:shd w:val="clear" w:fill="F5F6F8"/>
             <w:tcMar>
               <w:top w:w="73" w:type="dxa"/>
@@ -13469,7 +13900,35 @@
                 <w:sz w:val="17"/>
                 <w:szCs w:val="17"/>
               </w:rPr>
-              <w:t>$371.27</w:t>
+              <w:t>$94.78</w:t>
+            </w:r>
+          </w:p>
+        </w:tc>
+        <w:tc>
+          <w:tcPr>
+            <w:tcW w:type="dxa" w:w="2268"/>
+            <w:shd w:val="clear" w:fill="F5F6F8"/>
+            <w:tcMar>
+              <w:top w:w="73" w:type="dxa"/>
+              <w:start w:w="90" w:type="dxa"/>
+              <w:bottom w:w="73" w:type="dxa"/>
+              <w:end w:w="79" w:type="dxa"/>
+            </w:tcMar>
+          </w:tcPr>
+          <w:p>
+            <w:pPr>
+              <w:spacing w:after="0" w:line="288" w:lineRule="auto"/>
+            </w:pPr>
+            <w:r>
+              <w:rPr>
+                <w:rFonts w:ascii="Plus Jakarta Sans" w:hAnsi="Plus Jakarta Sans" w:cs="Segoe UI"/>
+                <w:b w:val="0"/>
+                <w:i w:val="0"/>
+                <w:color w:val="3A4050"/>
+                <w:sz w:val="17"/>
+                <w:szCs w:val="17"/>
+              </w:rPr>
+              <w:t>5,043.99</w:t>
             </w:r>
           </w:p>
         </w:tc>
@@ -13500,7 +13959,7 @@
           <w:sz w:val="18"/>
           <w:szCs w:val="18"/>
         </w:rPr>
-        <w:t>Two cross-checks, so these are not round numbers.</w:t>
+        <w:t>The sponsored founder and the in-person seat are prices, not averages.</w:t>
       </w:r>
       <w:r>
         <w:rPr>
@@ -13511,7 +13970,7 @@
           <w:sz w:val="18"/>
           <w:szCs w:val="18"/>
         </w:rPr>
-        <w:t xml:space="preserve"> The delivery line divides to about $2,822 per cohort of 30, against a direct cost of $1,770 per cohort in the company's own financial model, which leaves the difference for facilitator certification, travel and governorate logistics. And the cost per sponsored full journey is above the $15 list price of a Pro subscription because it carries its share of facilitation, community activation, content, events and measurement, not only the licence.</w:t>
+        <w:t xml:space="preserve"> They are what a partner pays and what the wave spends, and they are equal because the wave takes no margin: the surplus on the budget above is nil by design. StartPad's own return is elsewhere, and Section 14 sets it out rather than leaving a partner to wonder about it.</w:t>
       </w:r>
     </w:p>
     <w:p>
@@ -14187,6 +14646,6108 @@
           <w:sz w:val="40"/>
           <w:szCs w:val="40"/>
         </w:rPr>
+        <w:t>Operations in the field</w:t>
+      </w:r>
+    </w:p>
+    <w:p>
+      <w:pPr>
+        <w:pBdr>
+          <w:bottom w:val="single" w:sz="10" w:color="3418E0"/>
+        </w:pBdr>
+        <w:spacing w:before="0" w:after="200"/>
+      </w:pPr>
+    </w:p>
+    <w:p>
+      <w:pPr>
+        <w:widowControl w:val="true"/>
+        <w:spacing w:before="0" w:after="240" w:line="336" w:lineRule="auto"/>
+      </w:pPr>
+      <w:r>
+        <w:rPr>
+          <w:rFonts w:ascii="Plus Jakarta Sans" w:hAnsi="Plus Jakarta Sans" w:cs="Segoe UI"/>
+          <w:b w:val="0"/>
+          <w:i w:val="0"/>
+          <w:color w:val="3A4050"/>
+          <w:sz w:val="22"/>
+          <w:szCs w:val="22"/>
+        </w:rPr>
+        <w:t>A budget written in Cairo for a programme that runs in Qena is wrong in one predictable way: it leaves out the cost of getting there. This section is that cost, stated in full, because it is the difference between a governorate programme that happens and one that is announced.</w:t>
+      </w:r>
+    </w:p>
+    <w:p>
+      <w:pPr>
+        <w:keepNext/>
+        <w:widowControl w:val="true"/>
+        <w:spacing w:before="280" w:after="100" w:line="288" w:lineRule="auto"/>
+      </w:pPr>
+      <w:r>
+        <w:rPr>
+          <w:rFonts w:ascii="Plus Jakarta Sans" w:hAnsi="Plus Jakarta Sans" w:cs="Segoe UI"/>
+          <w:b/>
+          <w:i w:val="0"/>
+          <w:color w:val="0B0E14"/>
+          <w:sz w:val="24"/>
+          <w:szCs w:val="24"/>
+        </w:rPr>
+        <w:t>What an in-person cohort actually costs</w:t>
+      </w:r>
+    </w:p>
+    <w:tbl>
+      <w:tblPr>
+        <w:tblW w:type="dxa" w:w="9412"/>
+        <w:jc w:val="left"/>
+        <w:tblBorders>
+          <w:top w:val="single" w:sz="4" w:color="E2E4EA"/>
+          <w:left w:val="single" w:sz="4" w:color="E2E4EA"/>
+          <w:bottom w:val="single" w:sz="4" w:color="E2E4EA"/>
+          <w:right w:val="single" w:sz="4" w:color="E2E4EA"/>
+          <w:insideH w:val="single" w:sz="4" w:color="E2E4EA"/>
+          <w:insideV w:val="single" w:sz="4" w:color="E2E4EA"/>
+        </w:tblBorders>
+        <w:tblLayout w:type="fixed"/>
+        <w:tblLook w:firstColumn="1" w:firstRow="1" w:lastColumn="0" w:lastRow="0" w:noHBand="0" w:noVBand="1" w:val="04A0"/>
+      </w:tblPr>
+      <w:tblGrid>
+        <w:gridCol w:w="3061"/>
+        <w:gridCol w:w="1020"/>
+        <w:gridCol w:w="1134"/>
+        <w:gridCol w:w="680"/>
+        <w:gridCol w:w="3515"/>
+      </w:tblGrid>
+      <w:tr>
+        <w:trPr>
+          <w:tblHeader w:val="true"/>
+        </w:trPr>
+        <w:tc>
+          <w:tcPr>
+            <w:tcW w:type="dxa" w:w="3061"/>
+            <w:shd w:val="clear" w:fill="0B0E14"/>
+            <w:tcMar>
+              <w:top w:w="79" w:type="dxa"/>
+              <w:start w:w="90" w:type="dxa"/>
+              <w:bottom w:w="79" w:type="dxa"/>
+              <w:end w:w="79" w:type="dxa"/>
+            </w:tcMar>
+          </w:tcPr>
+          <w:p>
+            <w:pPr>
+              <w:spacing w:after="0" w:line="278" w:lineRule="auto"/>
+            </w:pPr>
+            <w:r>
+              <w:rPr>
+                <w:rFonts w:ascii="Plus Jakarta Sans" w:hAnsi="Plus Jakarta Sans" w:cs="Segoe UI"/>
+                <w:b/>
+                <w:i w:val="0"/>
+                <w:color w:val="FFFFFF"/>
+                <w:sz w:val="16"/>
+                <w:szCs w:val="16"/>
+              </w:rPr>
+              <w:t>Line</w:t>
+            </w:r>
+          </w:p>
+        </w:tc>
+        <w:tc>
+          <w:tcPr>
+            <w:tcW w:type="dxa" w:w="1020"/>
+            <w:shd w:val="clear" w:fill="0B0E14"/>
+            <w:tcMar>
+              <w:top w:w="79" w:type="dxa"/>
+              <w:start w:w="90" w:type="dxa"/>
+              <w:bottom w:w="79" w:type="dxa"/>
+              <w:end w:w="79" w:type="dxa"/>
+            </w:tcMar>
+          </w:tcPr>
+          <w:p>
+            <w:pPr>
+              <w:spacing w:after="0" w:line="278" w:lineRule="auto"/>
+            </w:pPr>
+            <w:r>
+              <w:rPr>
+                <w:rFonts w:ascii="Plus Jakarta Sans" w:hAnsi="Plus Jakarta Sans" w:cs="Segoe UI"/>
+                <w:b/>
+                <w:i w:val="0"/>
+                <w:color w:val="FFFFFF"/>
+                <w:sz w:val="16"/>
+                <w:szCs w:val="16"/>
+              </w:rPr>
+              <w:t>USD</w:t>
+            </w:r>
+          </w:p>
+        </w:tc>
+        <w:tc>
+          <w:tcPr>
+            <w:tcW w:type="dxa" w:w="1134"/>
+            <w:shd w:val="clear" w:fill="0B0E14"/>
+            <w:tcMar>
+              <w:top w:w="79" w:type="dxa"/>
+              <w:start w:w="90" w:type="dxa"/>
+              <w:bottom w:w="79" w:type="dxa"/>
+              <w:end w:w="79" w:type="dxa"/>
+            </w:tcMar>
+          </w:tcPr>
+          <w:p>
+            <w:pPr>
+              <w:spacing w:after="0" w:line="278" w:lineRule="auto"/>
+            </w:pPr>
+            <w:r>
+              <w:rPr>
+                <w:rFonts w:ascii="Plus Jakarta Sans" w:hAnsi="Plus Jakarta Sans" w:cs="Segoe UI"/>
+                <w:b/>
+                <w:i w:val="0"/>
+                <w:color w:val="FFFFFF"/>
+                <w:sz w:val="16"/>
+                <w:szCs w:val="16"/>
+              </w:rPr>
+              <w:t>EGP</w:t>
+            </w:r>
+          </w:p>
+        </w:tc>
+        <w:tc>
+          <w:tcPr>
+            <w:tcW w:type="dxa" w:w="680"/>
+            <w:shd w:val="clear" w:fill="0B0E14"/>
+            <w:tcMar>
+              <w:top w:w="79" w:type="dxa"/>
+              <w:start w:w="90" w:type="dxa"/>
+              <w:bottom w:w="79" w:type="dxa"/>
+              <w:end w:w="79" w:type="dxa"/>
+            </w:tcMar>
+          </w:tcPr>
+          <w:p>
+            <w:pPr>
+              <w:spacing w:after="0" w:line="278" w:lineRule="auto"/>
+            </w:pPr>
+            <w:r>
+              <w:rPr>
+                <w:rFonts w:ascii="Plus Jakarta Sans" w:hAnsi="Plus Jakarta Sans" w:cs="Segoe UI"/>
+                <w:b/>
+                <w:i w:val="0"/>
+                <w:color w:val="FFFFFF"/>
+                <w:sz w:val="16"/>
+                <w:szCs w:val="16"/>
+              </w:rPr>
+              <w:t>Field</w:t>
+            </w:r>
+          </w:p>
+        </w:tc>
+        <w:tc>
+          <w:tcPr>
+            <w:tcW w:type="dxa" w:w="3515"/>
+            <w:shd w:val="clear" w:fill="0B0E14"/>
+            <w:tcMar>
+              <w:top w:w="79" w:type="dxa"/>
+              <w:start w:w="90" w:type="dxa"/>
+              <w:bottom w:w="79" w:type="dxa"/>
+              <w:end w:w="79" w:type="dxa"/>
+            </w:tcMar>
+          </w:tcPr>
+          <w:p>
+            <w:pPr>
+              <w:spacing w:after="0" w:line="278" w:lineRule="auto"/>
+            </w:pPr>
+            <w:r>
+              <w:rPr>
+                <w:rFonts w:ascii="Plus Jakarta Sans" w:hAnsi="Plus Jakarta Sans" w:cs="Segoe UI"/>
+                <w:b/>
+                <w:i w:val="0"/>
+                <w:color w:val="FFFFFF"/>
+                <w:sz w:val="16"/>
+                <w:szCs w:val="16"/>
+              </w:rPr>
+              <w:t>Note</w:t>
+            </w:r>
+          </w:p>
+        </w:tc>
+      </w:tr>
+      <w:tr>
+        <w:trPr>
+          <w:cantSplit w:val="true"/>
+        </w:trPr>
+        <w:tc>
+          <w:tcPr>
+            <w:tcW w:type="dxa" w:w="3061"/>
+            <w:tcMar>
+              <w:top w:w="73" w:type="dxa"/>
+              <w:start w:w="90" w:type="dxa"/>
+              <w:bottom w:w="73" w:type="dxa"/>
+              <w:end w:w="79" w:type="dxa"/>
+            </w:tcMar>
+          </w:tcPr>
+          <w:p>
+            <w:pPr>
+              <w:spacing w:after="0" w:line="288" w:lineRule="auto"/>
+            </w:pPr>
+            <w:r>
+              <w:rPr>
+                <w:rFonts w:ascii="Plus Jakarta Sans" w:hAnsi="Plus Jakarta Sans" w:cs="Segoe UI"/>
+                <w:b/>
+                <w:i w:val="0"/>
+                <w:color w:val="0B0E14"/>
+                <w:sz w:val="17"/>
+                <w:szCs w:val="17"/>
+              </w:rPr>
+              <w:t>Facilitation: two certified facilitators, six days</w:t>
+            </w:r>
+          </w:p>
+        </w:tc>
+        <w:tc>
+          <w:tcPr>
+            <w:tcW w:type="dxa" w:w="1020"/>
+            <w:tcMar>
+              <w:top w:w="73" w:type="dxa"/>
+              <w:start w:w="90" w:type="dxa"/>
+              <w:bottom w:w="73" w:type="dxa"/>
+              <w:end w:w="79" w:type="dxa"/>
+            </w:tcMar>
+          </w:tcPr>
+          <w:p>
+            <w:pPr>
+              <w:spacing w:after="0" w:line="288" w:lineRule="auto"/>
+            </w:pPr>
+            <w:r>
+              <w:rPr>
+                <w:rFonts w:ascii="Plus Jakarta Sans" w:hAnsi="Plus Jakarta Sans" w:cs="Segoe UI"/>
+                <w:b w:val="0"/>
+                <w:i w:val="0"/>
+                <w:color w:val="3A4050"/>
+                <w:sz w:val="17"/>
+                <w:szCs w:val="17"/>
+              </w:rPr>
+              <w:t>$1,020</w:t>
+            </w:r>
+          </w:p>
+        </w:tc>
+        <w:tc>
+          <w:tcPr>
+            <w:tcW w:type="dxa" w:w="1134"/>
+            <w:tcMar>
+              <w:top w:w="73" w:type="dxa"/>
+              <w:start w:w="90" w:type="dxa"/>
+              <w:bottom w:w="73" w:type="dxa"/>
+              <w:end w:w="79" w:type="dxa"/>
+            </w:tcMar>
+          </w:tcPr>
+          <w:p>
+            <w:pPr>
+              <w:spacing w:after="0" w:line="288" w:lineRule="auto"/>
+            </w:pPr>
+            <w:r>
+              <w:rPr>
+                <w:rFonts w:ascii="Plus Jakarta Sans" w:hAnsi="Plus Jakarta Sans" w:cs="Segoe UI"/>
+                <w:b w:val="0"/>
+                <w:i w:val="0"/>
+                <w:color w:val="3A4050"/>
+                <w:sz w:val="17"/>
+                <w:szCs w:val="17"/>
+              </w:rPr>
+              <w:t>54,284</w:t>
+            </w:r>
+          </w:p>
+        </w:tc>
+        <w:tc>
+          <w:tcPr>
+            <w:tcW w:type="dxa" w:w="680"/>
+            <w:tcMar>
+              <w:top w:w="73" w:type="dxa"/>
+              <w:start w:w="90" w:type="dxa"/>
+              <w:bottom w:w="73" w:type="dxa"/>
+              <w:end w:w="79" w:type="dxa"/>
+            </w:tcMar>
+          </w:tcPr>
+          <w:p>
+            <w:pPr>
+              <w:spacing w:after="0" w:line="288" w:lineRule="auto"/>
+            </w:pPr>
+          </w:p>
+        </w:tc>
+        <w:tc>
+          <w:tcPr>
+            <w:tcW w:type="dxa" w:w="3515"/>
+            <w:tcMar>
+              <w:top w:w="73" w:type="dxa"/>
+              <w:start w:w="90" w:type="dxa"/>
+              <w:bottom w:w="73" w:type="dxa"/>
+              <w:end w:w="79" w:type="dxa"/>
+            </w:tcMar>
+          </w:tcPr>
+          <w:p>
+            <w:pPr>
+              <w:spacing w:after="0" w:line="288" w:lineRule="auto"/>
+            </w:pPr>
+            <w:r>
+              <w:rPr>
+                <w:rFonts w:ascii="Plus Jakarta Sans" w:hAnsi="Plus Jakarta Sans" w:cs="Segoe UI"/>
+                <w:b w:val="0"/>
+                <w:i w:val="0"/>
+                <w:color w:val="3A4050"/>
+                <w:sz w:val="17"/>
+                <w:szCs w:val="17"/>
+              </w:rPr>
+              <w:t>In the financial model, at $85 a facilitator day</w:t>
+            </w:r>
+          </w:p>
+        </w:tc>
+      </w:tr>
+      <w:tr>
+        <w:trPr>
+          <w:cantSplit w:val="true"/>
+        </w:trPr>
+        <w:tc>
+          <w:tcPr>
+            <w:tcW w:type="dxa" w:w="3061"/>
+            <w:shd w:val="clear" w:fill="F5F6F8"/>
+            <w:tcMar>
+              <w:top w:w="73" w:type="dxa"/>
+              <w:start w:w="90" w:type="dxa"/>
+              <w:bottom w:w="73" w:type="dxa"/>
+              <w:end w:w="79" w:type="dxa"/>
+            </w:tcMar>
+          </w:tcPr>
+          <w:p>
+            <w:pPr>
+              <w:spacing w:after="0" w:line="288" w:lineRule="auto"/>
+            </w:pPr>
+            <w:r>
+              <w:rPr>
+                <w:rFonts w:ascii="Plus Jakarta Sans" w:hAnsi="Plus Jakarta Sans" w:cs="Segoe UI"/>
+                <w:b/>
+                <w:i w:val="0"/>
+                <w:color w:val="0B0E14"/>
+                <w:sz w:val="17"/>
+                <w:szCs w:val="17"/>
+              </w:rPr>
+              <w:t>Materials for 25 participants</w:t>
+            </w:r>
+          </w:p>
+        </w:tc>
+        <w:tc>
+          <w:tcPr>
+            <w:tcW w:type="dxa" w:w="1020"/>
+            <w:shd w:val="clear" w:fill="F5F6F8"/>
+            <w:tcMar>
+              <w:top w:w="73" w:type="dxa"/>
+              <w:start w:w="90" w:type="dxa"/>
+              <w:bottom w:w="73" w:type="dxa"/>
+              <w:end w:w="79" w:type="dxa"/>
+            </w:tcMar>
+          </w:tcPr>
+          <w:p>
+            <w:pPr>
+              <w:spacing w:after="0" w:line="288" w:lineRule="auto"/>
+            </w:pPr>
+            <w:r>
+              <w:rPr>
+                <w:rFonts w:ascii="Plus Jakarta Sans" w:hAnsi="Plus Jakarta Sans" w:cs="Segoe UI"/>
+                <w:b w:val="0"/>
+                <w:i w:val="0"/>
+                <w:color w:val="3A4050"/>
+                <w:sz w:val="17"/>
+                <w:szCs w:val="17"/>
+              </w:rPr>
+              <w:t>$450</w:t>
+            </w:r>
+          </w:p>
+        </w:tc>
+        <w:tc>
+          <w:tcPr>
+            <w:tcW w:type="dxa" w:w="1134"/>
+            <w:shd w:val="clear" w:fill="F5F6F8"/>
+            <w:tcMar>
+              <w:top w:w="73" w:type="dxa"/>
+              <w:start w:w="90" w:type="dxa"/>
+              <w:bottom w:w="73" w:type="dxa"/>
+              <w:end w:w="79" w:type="dxa"/>
+            </w:tcMar>
+          </w:tcPr>
+          <w:p>
+            <w:pPr>
+              <w:spacing w:after="0" w:line="288" w:lineRule="auto"/>
+            </w:pPr>
+            <w:r>
+              <w:rPr>
+                <w:rFonts w:ascii="Plus Jakarta Sans" w:hAnsi="Plus Jakarta Sans" w:cs="Segoe UI"/>
+                <w:b w:val="0"/>
+                <w:i w:val="0"/>
+                <w:color w:val="3A4050"/>
+                <w:sz w:val="17"/>
+                <w:szCs w:val="17"/>
+              </w:rPr>
+              <w:t>23,949</w:t>
+            </w:r>
+          </w:p>
+        </w:tc>
+        <w:tc>
+          <w:tcPr>
+            <w:tcW w:type="dxa" w:w="680"/>
+            <w:shd w:val="clear" w:fill="F5F6F8"/>
+            <w:tcMar>
+              <w:top w:w="73" w:type="dxa"/>
+              <w:start w:w="90" w:type="dxa"/>
+              <w:bottom w:w="73" w:type="dxa"/>
+              <w:end w:w="79" w:type="dxa"/>
+            </w:tcMar>
+          </w:tcPr>
+          <w:p>
+            <w:pPr>
+              <w:spacing w:after="0" w:line="288" w:lineRule="auto"/>
+            </w:pPr>
+          </w:p>
+        </w:tc>
+        <w:tc>
+          <w:tcPr>
+            <w:tcW w:type="dxa" w:w="3515"/>
+            <w:shd w:val="clear" w:fill="F5F6F8"/>
+            <w:tcMar>
+              <w:top w:w="73" w:type="dxa"/>
+              <w:start w:w="90" w:type="dxa"/>
+              <w:bottom w:w="73" w:type="dxa"/>
+              <w:end w:w="79" w:type="dxa"/>
+            </w:tcMar>
+          </w:tcPr>
+          <w:p>
+            <w:pPr>
+              <w:spacing w:after="0" w:line="288" w:lineRule="auto"/>
+            </w:pPr>
+            <w:r>
+              <w:rPr>
+                <w:rFonts w:ascii="Plus Jakarta Sans" w:hAnsi="Plus Jakarta Sans" w:cs="Segoe UI"/>
+                <w:b w:val="0"/>
+                <w:i w:val="0"/>
+                <w:color w:val="3A4050"/>
+                <w:sz w:val="17"/>
+                <w:szCs w:val="17"/>
+              </w:rPr>
+              <w:t>In the financial model</w:t>
+            </w:r>
+          </w:p>
+        </w:tc>
+      </w:tr>
+      <w:tr>
+        <w:trPr>
+          <w:cantSplit w:val="true"/>
+        </w:trPr>
+        <w:tc>
+          <w:tcPr>
+            <w:tcW w:type="dxa" w:w="3061"/>
+            <w:tcMar>
+              <w:top w:w="73" w:type="dxa"/>
+              <w:start w:w="90" w:type="dxa"/>
+              <w:bottom w:w="73" w:type="dxa"/>
+              <w:end w:w="79" w:type="dxa"/>
+            </w:tcMar>
+          </w:tcPr>
+          <w:p>
+            <w:pPr>
+              <w:spacing w:after="0" w:line="288" w:lineRule="auto"/>
+            </w:pPr>
+            <w:r>
+              <w:rPr>
+                <w:rFonts w:ascii="Plus Jakarta Sans" w:hAnsi="Plus Jakarta Sans" w:cs="Segoe UI"/>
+                <w:b/>
+                <w:i w:val="0"/>
+                <w:color w:val="0B0E14"/>
+                <w:sz w:val="17"/>
+                <w:szCs w:val="17"/>
+              </w:rPr>
+              <w:t>Showcase and bazaar</w:t>
+            </w:r>
+          </w:p>
+        </w:tc>
+        <w:tc>
+          <w:tcPr>
+            <w:tcW w:type="dxa" w:w="1020"/>
+            <w:tcMar>
+              <w:top w:w="73" w:type="dxa"/>
+              <w:start w:w="90" w:type="dxa"/>
+              <w:bottom w:w="73" w:type="dxa"/>
+              <w:end w:w="79" w:type="dxa"/>
+            </w:tcMar>
+          </w:tcPr>
+          <w:p>
+            <w:pPr>
+              <w:spacing w:after="0" w:line="288" w:lineRule="auto"/>
+            </w:pPr>
+            <w:r>
+              <w:rPr>
+                <w:rFonts w:ascii="Plus Jakarta Sans" w:hAnsi="Plus Jakarta Sans" w:cs="Segoe UI"/>
+                <w:b w:val="0"/>
+                <w:i w:val="0"/>
+                <w:color w:val="3A4050"/>
+                <w:sz w:val="17"/>
+                <w:szCs w:val="17"/>
+              </w:rPr>
+              <w:t>$300</w:t>
+            </w:r>
+          </w:p>
+        </w:tc>
+        <w:tc>
+          <w:tcPr>
+            <w:tcW w:type="dxa" w:w="1134"/>
+            <w:tcMar>
+              <w:top w:w="73" w:type="dxa"/>
+              <w:start w:w="90" w:type="dxa"/>
+              <w:bottom w:w="73" w:type="dxa"/>
+              <w:end w:w="79" w:type="dxa"/>
+            </w:tcMar>
+          </w:tcPr>
+          <w:p>
+            <w:pPr>
+              <w:spacing w:after="0" w:line="288" w:lineRule="auto"/>
+            </w:pPr>
+            <w:r>
+              <w:rPr>
+                <w:rFonts w:ascii="Plus Jakarta Sans" w:hAnsi="Plus Jakarta Sans" w:cs="Segoe UI"/>
+                <w:b w:val="0"/>
+                <w:i w:val="0"/>
+                <w:color w:val="3A4050"/>
+                <w:sz w:val="17"/>
+                <w:szCs w:val="17"/>
+              </w:rPr>
+              <w:t>15,966</w:t>
+            </w:r>
+          </w:p>
+        </w:tc>
+        <w:tc>
+          <w:tcPr>
+            <w:tcW w:type="dxa" w:w="680"/>
+            <w:tcMar>
+              <w:top w:w="73" w:type="dxa"/>
+              <w:start w:w="90" w:type="dxa"/>
+              <w:bottom w:w="73" w:type="dxa"/>
+              <w:end w:w="79" w:type="dxa"/>
+            </w:tcMar>
+          </w:tcPr>
+          <w:p>
+            <w:pPr>
+              <w:spacing w:after="0" w:line="288" w:lineRule="auto"/>
+            </w:pPr>
+          </w:p>
+        </w:tc>
+        <w:tc>
+          <w:tcPr>
+            <w:tcW w:type="dxa" w:w="3515"/>
+            <w:tcMar>
+              <w:top w:w="73" w:type="dxa"/>
+              <w:start w:w="90" w:type="dxa"/>
+              <w:bottom w:w="73" w:type="dxa"/>
+              <w:end w:w="79" w:type="dxa"/>
+            </w:tcMar>
+          </w:tcPr>
+          <w:p>
+            <w:pPr>
+              <w:spacing w:after="0" w:line="288" w:lineRule="auto"/>
+            </w:pPr>
+            <w:r>
+              <w:rPr>
+                <w:rFonts w:ascii="Plus Jakarta Sans" w:hAnsi="Plus Jakarta Sans" w:cs="Segoe UI"/>
+                <w:b w:val="0"/>
+                <w:i w:val="0"/>
+                <w:color w:val="3A4050"/>
+                <w:sz w:val="17"/>
+                <w:szCs w:val="17"/>
+              </w:rPr>
+              <w:t>In the financial model</w:t>
+            </w:r>
+          </w:p>
+        </w:tc>
+      </w:tr>
+      <w:tr>
+        <w:trPr>
+          <w:cantSplit w:val="true"/>
+        </w:trPr>
+        <w:tc>
+          <w:tcPr>
+            <w:tcW w:type="dxa" w:w="3061"/>
+            <w:shd w:val="clear" w:fill="F5F6F8"/>
+            <w:tcMar>
+              <w:top w:w="73" w:type="dxa"/>
+              <w:start w:w="90" w:type="dxa"/>
+              <w:bottom w:w="73" w:type="dxa"/>
+              <w:end w:w="79" w:type="dxa"/>
+            </w:tcMar>
+          </w:tcPr>
+          <w:p>
+            <w:pPr>
+              <w:spacing w:after="0" w:line="288" w:lineRule="auto"/>
+            </w:pPr>
+            <w:r>
+              <w:rPr>
+                <w:rFonts w:ascii="Plus Jakarta Sans" w:hAnsi="Plus Jakarta Sans" w:cs="Segoe UI"/>
+                <w:b/>
+                <w:i w:val="0"/>
+                <w:color w:val="0B0E14"/>
+                <w:sz w:val="17"/>
+                <w:szCs w:val="17"/>
+              </w:rPr>
+              <w:t>Intercity transport: three people, return</w:t>
+            </w:r>
+          </w:p>
+        </w:tc>
+        <w:tc>
+          <w:tcPr>
+            <w:tcW w:type="dxa" w:w="1020"/>
+            <w:shd w:val="clear" w:fill="F5F6F8"/>
+            <w:tcMar>
+              <w:top w:w="73" w:type="dxa"/>
+              <w:start w:w="90" w:type="dxa"/>
+              <w:bottom w:w="73" w:type="dxa"/>
+              <w:end w:w="79" w:type="dxa"/>
+            </w:tcMar>
+          </w:tcPr>
+          <w:p>
+            <w:pPr>
+              <w:spacing w:after="0" w:line="288" w:lineRule="auto"/>
+            </w:pPr>
+            <w:r>
+              <w:rPr>
+                <w:rFonts w:ascii="Plus Jakarta Sans" w:hAnsi="Plus Jakarta Sans" w:cs="Segoe UI"/>
+                <w:b w:val="0"/>
+                <w:i w:val="0"/>
+                <w:color w:val="3A4050"/>
+                <w:sz w:val="17"/>
+                <w:szCs w:val="17"/>
+              </w:rPr>
+              <w:t>$35</w:t>
+            </w:r>
+          </w:p>
+        </w:tc>
+        <w:tc>
+          <w:tcPr>
+            <w:tcW w:type="dxa" w:w="1134"/>
+            <w:shd w:val="clear" w:fill="F5F6F8"/>
+            <w:tcMar>
+              <w:top w:w="73" w:type="dxa"/>
+              <w:start w:w="90" w:type="dxa"/>
+              <w:bottom w:w="73" w:type="dxa"/>
+              <w:end w:w="79" w:type="dxa"/>
+            </w:tcMar>
+          </w:tcPr>
+          <w:p>
+            <w:pPr>
+              <w:spacing w:after="0" w:line="288" w:lineRule="auto"/>
+            </w:pPr>
+            <w:r>
+              <w:rPr>
+                <w:rFonts w:ascii="Plus Jakarta Sans" w:hAnsi="Plus Jakarta Sans" w:cs="Segoe UI"/>
+                <w:b w:val="0"/>
+                <w:i w:val="0"/>
+                <w:color w:val="3A4050"/>
+                <w:sz w:val="17"/>
+                <w:szCs w:val="17"/>
+              </w:rPr>
+              <w:t>1,863</w:t>
+            </w:r>
+          </w:p>
+        </w:tc>
+        <w:tc>
+          <w:tcPr>
+            <w:tcW w:type="dxa" w:w="680"/>
+            <w:shd w:val="clear" w:fill="F5F6F8"/>
+            <w:tcMar>
+              <w:top w:w="73" w:type="dxa"/>
+              <w:start w:w="90" w:type="dxa"/>
+              <w:bottom w:w="73" w:type="dxa"/>
+              <w:end w:w="79" w:type="dxa"/>
+            </w:tcMar>
+          </w:tcPr>
+          <w:p>
+            <w:pPr>
+              <w:spacing w:after="0" w:line="288" w:lineRule="auto"/>
+            </w:pPr>
+            <w:r>
+              <w:rPr>
+                <w:rFonts w:ascii="Plus Jakarta Sans" w:hAnsi="Plus Jakarta Sans" w:cs="Segoe UI"/>
+                <w:b w:val="0"/>
+                <w:i w:val="0"/>
+                <w:color w:val="3A4050"/>
+                <w:sz w:val="17"/>
+                <w:szCs w:val="17"/>
+              </w:rPr>
+              <w:t>Yes</w:t>
+            </w:r>
+          </w:p>
+        </w:tc>
+        <w:tc>
+          <w:tcPr>
+            <w:tcW w:type="dxa" w:w="3515"/>
+            <w:shd w:val="clear" w:fill="F5F6F8"/>
+            <w:tcMar>
+              <w:top w:w="73" w:type="dxa"/>
+              <w:start w:w="90" w:type="dxa"/>
+              <w:bottom w:w="73" w:type="dxa"/>
+              <w:end w:w="79" w:type="dxa"/>
+            </w:tcMar>
+          </w:tcPr>
+          <w:p>
+            <w:pPr>
+              <w:spacing w:after="0" w:line="288" w:lineRule="auto"/>
+            </w:pPr>
+            <w:r>
+              <w:rPr>
+                <w:rFonts w:ascii="Plus Jakarta Sans" w:hAnsi="Plus Jakarta Sans" w:cs="Segoe UI"/>
+                <w:b w:val="0"/>
+                <w:i w:val="0"/>
+                <w:color w:val="3A4050"/>
+                <w:sz w:val="17"/>
+                <w:szCs w:val="17"/>
+              </w:rPr>
+              <w:t>Two facilitators and a coordinator, about EGP 600 each return</w:t>
+            </w:r>
+          </w:p>
+        </w:tc>
+      </w:tr>
+      <w:tr>
+        <w:trPr>
+          <w:cantSplit w:val="true"/>
+        </w:trPr>
+        <w:tc>
+          <w:tcPr>
+            <w:tcW w:type="dxa" w:w="3061"/>
+            <w:tcMar>
+              <w:top w:w="73" w:type="dxa"/>
+              <w:start w:w="90" w:type="dxa"/>
+              <w:bottom w:w="73" w:type="dxa"/>
+              <w:end w:w="79" w:type="dxa"/>
+            </w:tcMar>
+          </w:tcPr>
+          <w:p>
+            <w:pPr>
+              <w:spacing w:after="0" w:line="288" w:lineRule="auto"/>
+            </w:pPr>
+            <w:r>
+              <w:rPr>
+                <w:rFonts w:ascii="Plus Jakarta Sans" w:hAnsi="Plus Jakarta Sans" w:cs="Segoe UI"/>
+                <w:b/>
+                <w:i w:val="0"/>
+                <w:color w:val="0B0E14"/>
+                <w:sz w:val="17"/>
+                <w:szCs w:val="17"/>
+              </w:rPr>
+              <w:t>Local transport for six delivery days</w:t>
+            </w:r>
+          </w:p>
+        </w:tc>
+        <w:tc>
+          <w:tcPr>
+            <w:tcW w:type="dxa" w:w="1020"/>
+            <w:tcMar>
+              <w:top w:w="73" w:type="dxa"/>
+              <w:start w:w="90" w:type="dxa"/>
+              <w:bottom w:w="73" w:type="dxa"/>
+              <w:end w:w="79" w:type="dxa"/>
+            </w:tcMar>
+          </w:tcPr>
+          <w:p>
+            <w:pPr>
+              <w:spacing w:after="0" w:line="288" w:lineRule="auto"/>
+            </w:pPr>
+            <w:r>
+              <w:rPr>
+                <w:rFonts w:ascii="Plus Jakarta Sans" w:hAnsi="Plus Jakarta Sans" w:cs="Segoe UI"/>
+                <w:b w:val="0"/>
+                <w:i w:val="0"/>
+                <w:color w:val="3A4050"/>
+                <w:sz w:val="17"/>
+                <w:szCs w:val="17"/>
+              </w:rPr>
+              <w:t>$20</w:t>
+            </w:r>
+          </w:p>
+        </w:tc>
+        <w:tc>
+          <w:tcPr>
+            <w:tcW w:type="dxa" w:w="1134"/>
+            <w:tcMar>
+              <w:top w:w="73" w:type="dxa"/>
+              <w:start w:w="90" w:type="dxa"/>
+              <w:bottom w:w="73" w:type="dxa"/>
+              <w:end w:w="79" w:type="dxa"/>
+            </w:tcMar>
+          </w:tcPr>
+          <w:p>
+            <w:pPr>
+              <w:spacing w:after="0" w:line="288" w:lineRule="auto"/>
+            </w:pPr>
+            <w:r>
+              <w:rPr>
+                <w:rFonts w:ascii="Plus Jakarta Sans" w:hAnsi="Plus Jakarta Sans" w:cs="Segoe UI"/>
+                <w:b w:val="0"/>
+                <w:i w:val="0"/>
+                <w:color w:val="3A4050"/>
+                <w:sz w:val="17"/>
+                <w:szCs w:val="17"/>
+              </w:rPr>
+              <w:t>1,064</w:t>
+            </w:r>
+          </w:p>
+        </w:tc>
+        <w:tc>
+          <w:tcPr>
+            <w:tcW w:type="dxa" w:w="680"/>
+            <w:tcMar>
+              <w:top w:w="73" w:type="dxa"/>
+              <w:start w:w="90" w:type="dxa"/>
+              <w:bottom w:w="73" w:type="dxa"/>
+              <w:end w:w="79" w:type="dxa"/>
+            </w:tcMar>
+          </w:tcPr>
+          <w:p>
+            <w:pPr>
+              <w:spacing w:after="0" w:line="288" w:lineRule="auto"/>
+            </w:pPr>
+            <w:r>
+              <w:rPr>
+                <w:rFonts w:ascii="Plus Jakarta Sans" w:hAnsi="Plus Jakarta Sans" w:cs="Segoe UI"/>
+                <w:b w:val="0"/>
+                <w:i w:val="0"/>
+                <w:color w:val="3A4050"/>
+                <w:sz w:val="17"/>
+                <w:szCs w:val="17"/>
+              </w:rPr>
+              <w:t>Yes</w:t>
+            </w:r>
+          </w:p>
+        </w:tc>
+        <w:tc>
+          <w:tcPr>
+            <w:tcW w:type="dxa" w:w="3515"/>
+            <w:tcMar>
+              <w:top w:w="73" w:type="dxa"/>
+              <w:start w:w="90" w:type="dxa"/>
+              <w:bottom w:w="73" w:type="dxa"/>
+              <w:end w:w="79" w:type="dxa"/>
+            </w:tcMar>
+          </w:tcPr>
+          <w:p>
+            <w:pPr>
+              <w:spacing w:after="0" w:line="288" w:lineRule="auto"/>
+            </w:pPr>
+            <w:r>
+              <w:rPr>
+                <w:rFonts w:ascii="Plus Jakarta Sans" w:hAnsi="Plus Jakarta Sans" w:cs="Segoe UI"/>
+                <w:b w:val="0"/>
+                <w:i w:val="0"/>
+                <w:color w:val="3A4050"/>
+                <w:sz w:val="17"/>
+                <w:szCs w:val="17"/>
+              </w:rPr>
+              <w:t>About EGP 150 a day across the team</w:t>
+            </w:r>
+          </w:p>
+        </w:tc>
+      </w:tr>
+      <w:tr>
+        <w:trPr>
+          <w:cantSplit w:val="true"/>
+        </w:trPr>
+        <w:tc>
+          <w:tcPr>
+            <w:tcW w:type="dxa" w:w="3061"/>
+            <w:shd w:val="clear" w:fill="F5F6F8"/>
+            <w:tcMar>
+              <w:top w:w="73" w:type="dxa"/>
+              <w:start w:w="90" w:type="dxa"/>
+              <w:bottom w:w="73" w:type="dxa"/>
+              <w:end w:w="79" w:type="dxa"/>
+            </w:tcMar>
+          </w:tcPr>
+          <w:p>
+            <w:pPr>
+              <w:spacing w:after="0" w:line="288" w:lineRule="auto"/>
+            </w:pPr>
+            <w:r>
+              <w:rPr>
+                <w:rFonts w:ascii="Plus Jakarta Sans" w:hAnsi="Plus Jakarta Sans" w:cs="Segoe UI"/>
+                <w:b/>
+                <w:i w:val="0"/>
+                <w:color w:val="0B0E14"/>
+                <w:sz w:val="17"/>
+                <w:szCs w:val="17"/>
+              </w:rPr>
+              <w:t>Accommodation: two rooms, seven nights</w:t>
+            </w:r>
+          </w:p>
+        </w:tc>
+        <w:tc>
+          <w:tcPr>
+            <w:tcW w:type="dxa" w:w="1020"/>
+            <w:shd w:val="clear" w:fill="F5F6F8"/>
+            <w:tcMar>
+              <w:top w:w="73" w:type="dxa"/>
+              <w:start w:w="90" w:type="dxa"/>
+              <w:bottom w:w="73" w:type="dxa"/>
+              <w:end w:w="79" w:type="dxa"/>
+            </w:tcMar>
+          </w:tcPr>
+          <w:p>
+            <w:pPr>
+              <w:spacing w:after="0" w:line="288" w:lineRule="auto"/>
+            </w:pPr>
+            <w:r>
+              <w:rPr>
+                <w:rFonts w:ascii="Plus Jakarta Sans" w:hAnsi="Plus Jakarta Sans" w:cs="Segoe UI"/>
+                <w:b w:val="0"/>
+                <w:i w:val="0"/>
+                <w:color w:val="3A4050"/>
+                <w:sz w:val="17"/>
+                <w:szCs w:val="17"/>
+              </w:rPr>
+              <w:t>$240</w:t>
+            </w:r>
+          </w:p>
+        </w:tc>
+        <w:tc>
+          <w:tcPr>
+            <w:tcW w:type="dxa" w:w="1134"/>
+            <w:shd w:val="clear" w:fill="F5F6F8"/>
+            <w:tcMar>
+              <w:top w:w="73" w:type="dxa"/>
+              <w:start w:w="90" w:type="dxa"/>
+              <w:bottom w:w="73" w:type="dxa"/>
+              <w:end w:w="79" w:type="dxa"/>
+            </w:tcMar>
+          </w:tcPr>
+          <w:p>
+            <w:pPr>
+              <w:spacing w:after="0" w:line="288" w:lineRule="auto"/>
+            </w:pPr>
+            <w:r>
+              <w:rPr>
+                <w:rFonts w:ascii="Plus Jakarta Sans" w:hAnsi="Plus Jakarta Sans" w:cs="Segoe UI"/>
+                <w:b w:val="0"/>
+                <w:i w:val="0"/>
+                <w:color w:val="3A4050"/>
+                <w:sz w:val="17"/>
+                <w:szCs w:val="17"/>
+              </w:rPr>
+              <w:t>12,773</w:t>
+            </w:r>
+          </w:p>
+        </w:tc>
+        <w:tc>
+          <w:tcPr>
+            <w:tcW w:type="dxa" w:w="680"/>
+            <w:shd w:val="clear" w:fill="F5F6F8"/>
+            <w:tcMar>
+              <w:top w:w="73" w:type="dxa"/>
+              <w:start w:w="90" w:type="dxa"/>
+              <w:bottom w:w="73" w:type="dxa"/>
+              <w:end w:w="79" w:type="dxa"/>
+            </w:tcMar>
+          </w:tcPr>
+          <w:p>
+            <w:pPr>
+              <w:spacing w:after="0" w:line="288" w:lineRule="auto"/>
+            </w:pPr>
+            <w:r>
+              <w:rPr>
+                <w:rFonts w:ascii="Plus Jakarta Sans" w:hAnsi="Plus Jakarta Sans" w:cs="Segoe UI"/>
+                <w:b w:val="0"/>
+                <w:i w:val="0"/>
+                <w:color w:val="3A4050"/>
+                <w:sz w:val="17"/>
+                <w:szCs w:val="17"/>
+              </w:rPr>
+              <w:t>Yes</w:t>
+            </w:r>
+          </w:p>
+        </w:tc>
+        <w:tc>
+          <w:tcPr>
+            <w:tcW w:type="dxa" w:w="3515"/>
+            <w:shd w:val="clear" w:fill="F5F6F8"/>
+            <w:tcMar>
+              <w:top w:w="73" w:type="dxa"/>
+              <w:start w:w="90" w:type="dxa"/>
+              <w:bottom w:w="73" w:type="dxa"/>
+              <w:end w:w="79" w:type="dxa"/>
+            </w:tcMar>
+          </w:tcPr>
+          <w:p>
+            <w:pPr>
+              <w:spacing w:after="0" w:line="288" w:lineRule="auto"/>
+            </w:pPr>
+            <w:r>
+              <w:rPr>
+                <w:rFonts w:ascii="Plus Jakarta Sans" w:hAnsi="Plus Jakarta Sans" w:cs="Segoe UI"/>
+                <w:b w:val="0"/>
+                <w:i w:val="0"/>
+                <w:color w:val="3A4050"/>
+                <w:sz w:val="17"/>
+                <w:szCs w:val="17"/>
+              </w:rPr>
+              <w:t>About EGP 900 a room a night, outside the home governorate</w:t>
+            </w:r>
+          </w:p>
+        </w:tc>
+      </w:tr>
+      <w:tr>
+        <w:trPr>
+          <w:cantSplit w:val="true"/>
+        </w:trPr>
+        <w:tc>
+          <w:tcPr>
+            <w:tcW w:type="dxa" w:w="3061"/>
+            <w:tcMar>
+              <w:top w:w="73" w:type="dxa"/>
+              <w:start w:w="90" w:type="dxa"/>
+              <w:bottom w:w="73" w:type="dxa"/>
+              <w:end w:w="79" w:type="dxa"/>
+            </w:tcMar>
+          </w:tcPr>
+          <w:p>
+            <w:pPr>
+              <w:spacing w:after="0" w:line="288" w:lineRule="auto"/>
+            </w:pPr>
+            <w:r>
+              <w:rPr>
+                <w:rFonts w:ascii="Plus Jakarta Sans" w:hAnsi="Plus Jakarta Sans" w:cs="Segoe UI"/>
+                <w:b/>
+                <w:i w:val="0"/>
+                <w:color w:val="0B0E14"/>
+                <w:sz w:val="17"/>
+                <w:szCs w:val="17"/>
+              </w:rPr>
+              <w:t>Daily allowance: three people, eight days</w:t>
+            </w:r>
+          </w:p>
+        </w:tc>
+        <w:tc>
+          <w:tcPr>
+            <w:tcW w:type="dxa" w:w="1020"/>
+            <w:tcMar>
+              <w:top w:w="73" w:type="dxa"/>
+              <w:start w:w="90" w:type="dxa"/>
+              <w:bottom w:w="73" w:type="dxa"/>
+              <w:end w:w="79" w:type="dxa"/>
+            </w:tcMar>
+          </w:tcPr>
+          <w:p>
+            <w:pPr>
+              <w:spacing w:after="0" w:line="288" w:lineRule="auto"/>
+            </w:pPr>
+            <w:r>
+              <w:rPr>
+                <w:rFonts w:ascii="Plus Jakarta Sans" w:hAnsi="Plus Jakarta Sans" w:cs="Segoe UI"/>
+                <w:b w:val="0"/>
+                <w:i w:val="0"/>
+                <w:color w:val="3A4050"/>
+                <w:sz w:val="17"/>
+                <w:szCs w:val="17"/>
+              </w:rPr>
+              <w:t>$180</w:t>
+            </w:r>
+          </w:p>
+        </w:tc>
+        <w:tc>
+          <w:tcPr>
+            <w:tcW w:type="dxa" w:w="1134"/>
+            <w:tcMar>
+              <w:top w:w="73" w:type="dxa"/>
+              <w:start w:w="90" w:type="dxa"/>
+              <w:bottom w:w="73" w:type="dxa"/>
+              <w:end w:w="79" w:type="dxa"/>
+            </w:tcMar>
+          </w:tcPr>
+          <w:p>
+            <w:pPr>
+              <w:spacing w:after="0" w:line="288" w:lineRule="auto"/>
+            </w:pPr>
+            <w:r>
+              <w:rPr>
+                <w:rFonts w:ascii="Plus Jakarta Sans" w:hAnsi="Plus Jakarta Sans" w:cs="Segoe UI"/>
+                <w:b w:val="0"/>
+                <w:i w:val="0"/>
+                <w:color w:val="3A4050"/>
+                <w:sz w:val="17"/>
+                <w:szCs w:val="17"/>
+              </w:rPr>
+              <w:t>9,580</w:t>
+            </w:r>
+          </w:p>
+        </w:tc>
+        <w:tc>
+          <w:tcPr>
+            <w:tcW w:type="dxa" w:w="680"/>
+            <w:tcMar>
+              <w:top w:w="73" w:type="dxa"/>
+              <w:start w:w="90" w:type="dxa"/>
+              <w:bottom w:w="73" w:type="dxa"/>
+              <w:end w:w="79" w:type="dxa"/>
+            </w:tcMar>
+          </w:tcPr>
+          <w:p>
+            <w:pPr>
+              <w:spacing w:after="0" w:line="288" w:lineRule="auto"/>
+            </w:pPr>
+            <w:r>
+              <w:rPr>
+                <w:rFonts w:ascii="Plus Jakarta Sans" w:hAnsi="Plus Jakarta Sans" w:cs="Segoe UI"/>
+                <w:b w:val="0"/>
+                <w:i w:val="0"/>
+                <w:color w:val="3A4050"/>
+                <w:sz w:val="17"/>
+                <w:szCs w:val="17"/>
+              </w:rPr>
+              <w:t>Yes</w:t>
+            </w:r>
+          </w:p>
+        </w:tc>
+        <w:tc>
+          <w:tcPr>
+            <w:tcW w:type="dxa" w:w="3515"/>
+            <w:tcMar>
+              <w:top w:w="73" w:type="dxa"/>
+              <w:start w:w="90" w:type="dxa"/>
+              <w:bottom w:w="73" w:type="dxa"/>
+              <w:end w:w="79" w:type="dxa"/>
+            </w:tcMar>
+          </w:tcPr>
+          <w:p>
+            <w:pPr>
+              <w:spacing w:after="0" w:line="288" w:lineRule="auto"/>
+            </w:pPr>
+            <w:r>
+              <w:rPr>
+                <w:rFonts w:ascii="Plus Jakarta Sans" w:hAnsi="Plus Jakarta Sans" w:cs="Segoe UI"/>
+                <w:b w:val="0"/>
+                <w:i w:val="0"/>
+                <w:color w:val="3A4050"/>
+                <w:sz w:val="17"/>
+                <w:szCs w:val="17"/>
+              </w:rPr>
+              <w:t>EGP 400 a person a day, paid in advance, not reimbursed after</w:t>
+            </w:r>
+          </w:p>
+        </w:tc>
+      </w:tr>
+      <w:tr>
+        <w:trPr>
+          <w:cantSplit w:val="true"/>
+        </w:trPr>
+        <w:tc>
+          <w:tcPr>
+            <w:tcW w:type="dxa" w:w="3061"/>
+            <w:shd w:val="clear" w:fill="F5F6F8"/>
+            <w:tcMar>
+              <w:top w:w="73" w:type="dxa"/>
+              <w:start w:w="90" w:type="dxa"/>
+              <w:bottom w:w="73" w:type="dxa"/>
+              <w:end w:w="79" w:type="dxa"/>
+            </w:tcMar>
+          </w:tcPr>
+          <w:p>
+            <w:pPr>
+              <w:spacing w:after="0" w:line="288" w:lineRule="auto"/>
+            </w:pPr>
+            <w:r>
+              <w:rPr>
+                <w:rFonts w:ascii="Plus Jakarta Sans" w:hAnsi="Plus Jakarta Sans" w:cs="Segoe UI"/>
+                <w:b/>
+                <w:i w:val="0"/>
+                <w:color w:val="0B0E14"/>
+                <w:sz w:val="17"/>
+                <w:szCs w:val="17"/>
+              </w:rPr>
+              <w:t>Shipping the materials to the governorate</w:t>
+            </w:r>
+          </w:p>
+        </w:tc>
+        <w:tc>
+          <w:tcPr>
+            <w:tcW w:type="dxa" w:w="1020"/>
+            <w:shd w:val="clear" w:fill="F5F6F8"/>
+            <w:tcMar>
+              <w:top w:w="73" w:type="dxa"/>
+              <w:start w:w="90" w:type="dxa"/>
+              <w:bottom w:w="73" w:type="dxa"/>
+              <w:end w:w="79" w:type="dxa"/>
+            </w:tcMar>
+          </w:tcPr>
+          <w:p>
+            <w:pPr>
+              <w:spacing w:after="0" w:line="288" w:lineRule="auto"/>
+            </w:pPr>
+            <w:r>
+              <w:rPr>
+                <w:rFonts w:ascii="Plus Jakarta Sans" w:hAnsi="Plus Jakarta Sans" w:cs="Segoe UI"/>
+                <w:b w:val="0"/>
+                <w:i w:val="0"/>
+                <w:color w:val="3A4050"/>
+                <w:sz w:val="17"/>
+                <w:szCs w:val="17"/>
+              </w:rPr>
+              <w:t>$10</w:t>
+            </w:r>
+          </w:p>
+        </w:tc>
+        <w:tc>
+          <w:tcPr>
+            <w:tcW w:type="dxa" w:w="1134"/>
+            <w:shd w:val="clear" w:fill="F5F6F8"/>
+            <w:tcMar>
+              <w:top w:w="73" w:type="dxa"/>
+              <w:start w:w="90" w:type="dxa"/>
+              <w:bottom w:w="73" w:type="dxa"/>
+              <w:end w:w="79" w:type="dxa"/>
+            </w:tcMar>
+          </w:tcPr>
+          <w:p>
+            <w:pPr>
+              <w:spacing w:after="0" w:line="288" w:lineRule="auto"/>
+            </w:pPr>
+            <w:r>
+              <w:rPr>
+                <w:rFonts w:ascii="Plus Jakarta Sans" w:hAnsi="Plus Jakarta Sans" w:cs="Segoe UI"/>
+                <w:b w:val="0"/>
+                <w:i w:val="0"/>
+                <w:color w:val="3A4050"/>
+                <w:sz w:val="17"/>
+                <w:szCs w:val="17"/>
+              </w:rPr>
+              <w:t>532</w:t>
+            </w:r>
+          </w:p>
+        </w:tc>
+        <w:tc>
+          <w:tcPr>
+            <w:tcW w:type="dxa" w:w="680"/>
+            <w:shd w:val="clear" w:fill="F5F6F8"/>
+            <w:tcMar>
+              <w:top w:w="73" w:type="dxa"/>
+              <w:start w:w="90" w:type="dxa"/>
+              <w:bottom w:w="73" w:type="dxa"/>
+              <w:end w:w="79" w:type="dxa"/>
+            </w:tcMar>
+          </w:tcPr>
+          <w:p>
+            <w:pPr>
+              <w:spacing w:after="0" w:line="288" w:lineRule="auto"/>
+            </w:pPr>
+            <w:r>
+              <w:rPr>
+                <w:rFonts w:ascii="Plus Jakarta Sans" w:hAnsi="Plus Jakarta Sans" w:cs="Segoe UI"/>
+                <w:b w:val="0"/>
+                <w:i w:val="0"/>
+                <w:color w:val="3A4050"/>
+                <w:sz w:val="17"/>
+                <w:szCs w:val="17"/>
+              </w:rPr>
+              <w:t>Yes</w:t>
+            </w:r>
+          </w:p>
+        </w:tc>
+        <w:tc>
+          <w:tcPr>
+            <w:tcW w:type="dxa" w:w="3515"/>
+            <w:shd w:val="clear" w:fill="F5F6F8"/>
+            <w:tcMar>
+              <w:top w:w="73" w:type="dxa"/>
+              <w:start w:w="90" w:type="dxa"/>
+              <w:bottom w:w="73" w:type="dxa"/>
+              <w:end w:w="79" w:type="dxa"/>
+            </w:tcMar>
+          </w:tcPr>
+          <w:p>
+            <w:pPr>
+              <w:spacing w:after="0" w:line="288" w:lineRule="auto"/>
+            </w:pPr>
+          </w:p>
+        </w:tc>
+      </w:tr>
+      <w:tr>
+        <w:trPr>
+          <w:cantSplit w:val="true"/>
+        </w:trPr>
+        <w:tc>
+          <w:tcPr>
+            <w:tcW w:type="dxa" w:w="3061"/>
+            <w:tcMar>
+              <w:top w:w="73" w:type="dxa"/>
+              <w:start w:w="90" w:type="dxa"/>
+              <w:bottom w:w="73" w:type="dxa"/>
+              <w:end w:w="79" w:type="dxa"/>
+            </w:tcMar>
+          </w:tcPr>
+          <w:p>
+            <w:pPr>
+              <w:spacing w:after="0" w:line="288" w:lineRule="auto"/>
+            </w:pPr>
+            <w:r>
+              <w:rPr>
+                <w:rFonts w:ascii="Plus Jakarta Sans" w:hAnsi="Plus Jakarta Sans" w:cs="Segoe UI"/>
+                <w:b/>
+                <w:i w:val="0"/>
+                <w:color w:val="0B0E14"/>
+                <w:sz w:val="17"/>
+                <w:szCs w:val="17"/>
+              </w:rPr>
+              <w:t>Venue and catering, where the host does not donate</w:t>
+            </w:r>
+          </w:p>
+        </w:tc>
+        <w:tc>
+          <w:tcPr>
+            <w:tcW w:type="dxa" w:w="1020"/>
+            <w:tcMar>
+              <w:top w:w="73" w:type="dxa"/>
+              <w:start w:w="90" w:type="dxa"/>
+              <w:bottom w:w="73" w:type="dxa"/>
+              <w:end w:w="79" w:type="dxa"/>
+            </w:tcMar>
+          </w:tcPr>
+          <w:p>
+            <w:pPr>
+              <w:spacing w:after="0" w:line="288" w:lineRule="auto"/>
+            </w:pPr>
+            <w:r>
+              <w:rPr>
+                <w:rFonts w:ascii="Plus Jakarta Sans" w:hAnsi="Plus Jakarta Sans" w:cs="Segoe UI"/>
+                <w:b w:val="0"/>
+                <w:i w:val="0"/>
+                <w:color w:val="3A4050"/>
+                <w:sz w:val="17"/>
+                <w:szCs w:val="17"/>
+              </w:rPr>
+              <w:t>$260</w:t>
+            </w:r>
+          </w:p>
+        </w:tc>
+        <w:tc>
+          <w:tcPr>
+            <w:tcW w:type="dxa" w:w="1134"/>
+            <w:tcMar>
+              <w:top w:w="73" w:type="dxa"/>
+              <w:start w:w="90" w:type="dxa"/>
+              <w:bottom w:w="73" w:type="dxa"/>
+              <w:end w:w="79" w:type="dxa"/>
+            </w:tcMar>
+          </w:tcPr>
+          <w:p>
+            <w:pPr>
+              <w:spacing w:after="0" w:line="288" w:lineRule="auto"/>
+            </w:pPr>
+            <w:r>
+              <w:rPr>
+                <w:rFonts w:ascii="Plus Jakarta Sans" w:hAnsi="Plus Jakarta Sans" w:cs="Segoe UI"/>
+                <w:b w:val="0"/>
+                <w:i w:val="0"/>
+                <w:color w:val="3A4050"/>
+                <w:sz w:val="17"/>
+                <w:szCs w:val="17"/>
+              </w:rPr>
+              <w:t>13,837</w:t>
+            </w:r>
+          </w:p>
+        </w:tc>
+        <w:tc>
+          <w:tcPr>
+            <w:tcW w:type="dxa" w:w="680"/>
+            <w:tcMar>
+              <w:top w:w="73" w:type="dxa"/>
+              <w:start w:w="90" w:type="dxa"/>
+              <w:bottom w:w="73" w:type="dxa"/>
+              <w:end w:w="79" w:type="dxa"/>
+            </w:tcMar>
+          </w:tcPr>
+          <w:p>
+            <w:pPr>
+              <w:spacing w:after="0" w:line="288" w:lineRule="auto"/>
+            </w:pPr>
+            <w:r>
+              <w:rPr>
+                <w:rFonts w:ascii="Plus Jakarta Sans" w:hAnsi="Plus Jakarta Sans" w:cs="Segoe UI"/>
+                <w:b w:val="0"/>
+                <w:i w:val="0"/>
+                <w:color w:val="3A4050"/>
+                <w:sz w:val="17"/>
+                <w:szCs w:val="17"/>
+              </w:rPr>
+              <w:t>Yes</w:t>
+            </w:r>
+          </w:p>
+        </w:tc>
+        <w:tc>
+          <w:tcPr>
+            <w:tcW w:type="dxa" w:w="3515"/>
+            <w:tcMar>
+              <w:top w:w="73" w:type="dxa"/>
+              <w:start w:w="90" w:type="dxa"/>
+              <w:bottom w:w="73" w:type="dxa"/>
+              <w:end w:w="79" w:type="dxa"/>
+            </w:tcMar>
+          </w:tcPr>
+          <w:p>
+            <w:pPr>
+              <w:spacing w:after="0" w:line="288" w:lineRule="auto"/>
+            </w:pPr>
+            <w:r>
+              <w:rPr>
+                <w:rFonts w:ascii="Plus Jakarta Sans" w:hAnsi="Plus Jakarta Sans" w:cs="Segoe UI"/>
+                <w:b w:val="0"/>
+                <w:i w:val="0"/>
+                <w:color w:val="3A4050"/>
+                <w:sz w:val="17"/>
+                <w:szCs w:val="17"/>
+              </w:rPr>
+              <w:t>A university usually donates the room. A youth centre usually does not</w:t>
+            </w:r>
+          </w:p>
+        </w:tc>
+      </w:tr>
+      <w:tr>
+        <w:trPr>
+          <w:cantSplit w:val="true"/>
+        </w:trPr>
+        <w:tc>
+          <w:tcPr>
+            <w:tcW w:type="dxa" w:w="3061"/>
+            <w:shd w:val="clear" w:fill="F5F6F8"/>
+            <w:tcMar>
+              <w:top w:w="73" w:type="dxa"/>
+              <w:start w:w="90" w:type="dxa"/>
+              <w:bottom w:w="73" w:type="dxa"/>
+              <w:end w:w="79" w:type="dxa"/>
+            </w:tcMar>
+          </w:tcPr>
+          <w:p>
+            <w:pPr>
+              <w:spacing w:after="0" w:line="288" w:lineRule="auto"/>
+            </w:pPr>
+            <w:r>
+              <w:rPr>
+                <w:rFonts w:ascii="Plus Jakarta Sans" w:hAnsi="Plus Jakarta Sans" w:cs="Segoe UI"/>
+                <w:b/>
+                <w:i w:val="0"/>
+                <w:color w:val="0B0E14"/>
+                <w:sz w:val="17"/>
+                <w:szCs w:val="17"/>
+              </w:rPr>
+              <w:t>Facilitator certification and quality assurance</w:t>
+            </w:r>
+          </w:p>
+        </w:tc>
+        <w:tc>
+          <w:tcPr>
+            <w:tcW w:type="dxa" w:w="1020"/>
+            <w:shd w:val="clear" w:fill="F5F6F8"/>
+            <w:tcMar>
+              <w:top w:w="73" w:type="dxa"/>
+              <w:start w:w="90" w:type="dxa"/>
+              <w:bottom w:w="73" w:type="dxa"/>
+              <w:end w:w="79" w:type="dxa"/>
+            </w:tcMar>
+          </w:tcPr>
+          <w:p>
+            <w:pPr>
+              <w:spacing w:after="0" w:line="288" w:lineRule="auto"/>
+            </w:pPr>
+            <w:r>
+              <w:rPr>
+                <w:rFonts w:ascii="Plus Jakarta Sans" w:hAnsi="Plus Jakarta Sans" w:cs="Segoe UI"/>
+                <w:b w:val="0"/>
+                <w:i w:val="0"/>
+                <w:color w:val="3A4050"/>
+                <w:sz w:val="17"/>
+                <w:szCs w:val="17"/>
+              </w:rPr>
+              <w:t>$230</w:t>
+            </w:r>
+          </w:p>
+        </w:tc>
+        <w:tc>
+          <w:tcPr>
+            <w:tcW w:type="dxa" w:w="1134"/>
+            <w:shd w:val="clear" w:fill="F5F6F8"/>
+            <w:tcMar>
+              <w:top w:w="73" w:type="dxa"/>
+              <w:start w:w="90" w:type="dxa"/>
+              <w:bottom w:w="73" w:type="dxa"/>
+              <w:end w:w="79" w:type="dxa"/>
+            </w:tcMar>
+          </w:tcPr>
+          <w:p>
+            <w:pPr>
+              <w:spacing w:after="0" w:line="288" w:lineRule="auto"/>
+            </w:pPr>
+            <w:r>
+              <w:rPr>
+                <w:rFonts w:ascii="Plus Jakarta Sans" w:hAnsi="Plus Jakarta Sans" w:cs="Segoe UI"/>
+                <w:b w:val="0"/>
+                <w:i w:val="0"/>
+                <w:color w:val="3A4050"/>
+                <w:sz w:val="17"/>
+                <w:szCs w:val="17"/>
+              </w:rPr>
+              <w:t>12,241</w:t>
+            </w:r>
+          </w:p>
+        </w:tc>
+        <w:tc>
+          <w:tcPr>
+            <w:tcW w:type="dxa" w:w="680"/>
+            <w:shd w:val="clear" w:fill="F5F6F8"/>
+            <w:tcMar>
+              <w:top w:w="73" w:type="dxa"/>
+              <w:start w:w="90" w:type="dxa"/>
+              <w:bottom w:w="73" w:type="dxa"/>
+              <w:end w:w="79" w:type="dxa"/>
+            </w:tcMar>
+          </w:tcPr>
+          <w:p>
+            <w:pPr>
+              <w:spacing w:after="0" w:line="288" w:lineRule="auto"/>
+            </w:pPr>
+          </w:p>
+        </w:tc>
+        <w:tc>
+          <w:tcPr>
+            <w:tcW w:type="dxa" w:w="3515"/>
+            <w:shd w:val="clear" w:fill="F5F6F8"/>
+            <w:tcMar>
+              <w:top w:w="73" w:type="dxa"/>
+              <w:start w:w="90" w:type="dxa"/>
+              <w:bottom w:w="73" w:type="dxa"/>
+              <w:end w:w="79" w:type="dxa"/>
+            </w:tcMar>
+          </w:tcPr>
+          <w:p>
+            <w:pPr>
+              <w:spacing w:after="0" w:line="288" w:lineRule="auto"/>
+            </w:pPr>
+          </w:p>
+        </w:tc>
+      </w:tr>
+      <w:tr>
+        <w:trPr>
+          <w:cantSplit w:val="true"/>
+        </w:trPr>
+        <w:tc>
+          <w:tcPr>
+            <w:tcW w:type="dxa" w:w="3061"/>
+            <w:tcMar>
+              <w:top w:w="73" w:type="dxa"/>
+              <w:start w:w="90" w:type="dxa"/>
+              <w:bottom w:w="73" w:type="dxa"/>
+              <w:end w:w="79" w:type="dxa"/>
+            </w:tcMar>
+          </w:tcPr>
+          <w:p>
+            <w:pPr>
+              <w:spacing w:after="0" w:line="288" w:lineRule="auto"/>
+            </w:pPr>
+            <w:r>
+              <w:rPr>
+                <w:rFonts w:ascii="Plus Jakarta Sans" w:hAnsi="Plus Jakarta Sans" w:cs="Segoe UI"/>
+                <w:b/>
+                <w:i w:val="0"/>
+                <w:color w:val="0B0E14"/>
+                <w:sz w:val="17"/>
+                <w:szCs w:val="17"/>
+              </w:rPr>
+              <w:t>Cohort reporting and showcase media</w:t>
+            </w:r>
+          </w:p>
+        </w:tc>
+        <w:tc>
+          <w:tcPr>
+            <w:tcW w:type="dxa" w:w="1020"/>
+            <w:tcMar>
+              <w:top w:w="73" w:type="dxa"/>
+              <w:start w:w="90" w:type="dxa"/>
+              <w:bottom w:w="73" w:type="dxa"/>
+              <w:end w:w="79" w:type="dxa"/>
+            </w:tcMar>
+          </w:tcPr>
+          <w:p>
+            <w:pPr>
+              <w:spacing w:after="0" w:line="288" w:lineRule="auto"/>
+            </w:pPr>
+            <w:r>
+              <w:rPr>
+                <w:rFonts w:ascii="Plus Jakarta Sans" w:hAnsi="Plus Jakarta Sans" w:cs="Segoe UI"/>
+                <w:b w:val="0"/>
+                <w:i w:val="0"/>
+                <w:color w:val="3A4050"/>
+                <w:sz w:val="17"/>
+                <w:szCs w:val="17"/>
+              </w:rPr>
+              <w:t>$170</w:t>
+            </w:r>
+          </w:p>
+        </w:tc>
+        <w:tc>
+          <w:tcPr>
+            <w:tcW w:type="dxa" w:w="1134"/>
+            <w:tcMar>
+              <w:top w:w="73" w:type="dxa"/>
+              <w:start w:w="90" w:type="dxa"/>
+              <w:bottom w:w="73" w:type="dxa"/>
+              <w:end w:w="79" w:type="dxa"/>
+            </w:tcMar>
+          </w:tcPr>
+          <w:p>
+            <w:pPr>
+              <w:spacing w:after="0" w:line="288" w:lineRule="auto"/>
+            </w:pPr>
+            <w:r>
+              <w:rPr>
+                <w:rFonts w:ascii="Plus Jakarta Sans" w:hAnsi="Plus Jakarta Sans" w:cs="Segoe UI"/>
+                <w:b w:val="0"/>
+                <w:i w:val="0"/>
+                <w:color w:val="3A4050"/>
+                <w:sz w:val="17"/>
+                <w:szCs w:val="17"/>
+              </w:rPr>
+              <w:t>9,047</w:t>
+            </w:r>
+          </w:p>
+        </w:tc>
+        <w:tc>
+          <w:tcPr>
+            <w:tcW w:type="dxa" w:w="680"/>
+            <w:tcMar>
+              <w:top w:w="73" w:type="dxa"/>
+              <w:start w:w="90" w:type="dxa"/>
+              <w:bottom w:w="73" w:type="dxa"/>
+              <w:end w:w="79" w:type="dxa"/>
+            </w:tcMar>
+          </w:tcPr>
+          <w:p>
+            <w:pPr>
+              <w:spacing w:after="0" w:line="288" w:lineRule="auto"/>
+            </w:pPr>
+          </w:p>
+        </w:tc>
+        <w:tc>
+          <w:tcPr>
+            <w:tcW w:type="dxa" w:w="3515"/>
+            <w:tcMar>
+              <w:top w:w="73" w:type="dxa"/>
+              <w:start w:w="90" w:type="dxa"/>
+              <w:bottom w:w="73" w:type="dxa"/>
+              <w:end w:w="79" w:type="dxa"/>
+            </w:tcMar>
+          </w:tcPr>
+          <w:p>
+            <w:pPr>
+              <w:spacing w:after="0" w:line="288" w:lineRule="auto"/>
+            </w:pPr>
+          </w:p>
+        </w:tc>
+      </w:tr>
+      <w:tr>
+        <w:trPr>
+          <w:cantSplit w:val="true"/>
+        </w:trPr>
+        <w:tc>
+          <w:tcPr>
+            <w:tcW w:type="dxa" w:w="3061"/>
+            <w:shd w:val="clear" w:fill="F5F6F8"/>
+            <w:tcMar>
+              <w:top w:w="73" w:type="dxa"/>
+              <w:start w:w="90" w:type="dxa"/>
+              <w:bottom w:w="73" w:type="dxa"/>
+              <w:end w:w="79" w:type="dxa"/>
+            </w:tcMar>
+          </w:tcPr>
+          <w:p>
+            <w:pPr>
+              <w:spacing w:after="0" w:line="288" w:lineRule="auto"/>
+            </w:pPr>
+            <w:r>
+              <w:rPr>
+                <w:rFonts w:ascii="Plus Jakarta Sans" w:hAnsi="Plus Jakarta Sans" w:cs="Segoe UI"/>
+                <w:b/>
+                <w:i w:val="0"/>
+                <w:color w:val="0B0E14"/>
+                <w:sz w:val="17"/>
+                <w:szCs w:val="17"/>
+              </w:rPr>
+              <w:t>Contingency</w:t>
+            </w:r>
+          </w:p>
+        </w:tc>
+        <w:tc>
+          <w:tcPr>
+            <w:tcW w:type="dxa" w:w="1020"/>
+            <w:shd w:val="clear" w:fill="F5F6F8"/>
+            <w:tcMar>
+              <w:top w:w="73" w:type="dxa"/>
+              <w:start w:w="90" w:type="dxa"/>
+              <w:bottom w:w="73" w:type="dxa"/>
+              <w:end w:w="79" w:type="dxa"/>
+            </w:tcMar>
+          </w:tcPr>
+          <w:p>
+            <w:pPr>
+              <w:spacing w:after="0" w:line="288" w:lineRule="auto"/>
+            </w:pPr>
+            <w:r>
+              <w:rPr>
+                <w:rFonts w:ascii="Plus Jakarta Sans" w:hAnsi="Plus Jakarta Sans" w:cs="Segoe UI"/>
+                <w:b w:val="0"/>
+                <w:i w:val="0"/>
+                <w:color w:val="3A4050"/>
+                <w:sz w:val="17"/>
+                <w:szCs w:val="17"/>
+              </w:rPr>
+              <w:t>$85</w:t>
+            </w:r>
+          </w:p>
+        </w:tc>
+        <w:tc>
+          <w:tcPr>
+            <w:tcW w:type="dxa" w:w="1134"/>
+            <w:shd w:val="clear" w:fill="F5F6F8"/>
+            <w:tcMar>
+              <w:top w:w="73" w:type="dxa"/>
+              <w:start w:w="90" w:type="dxa"/>
+              <w:bottom w:w="73" w:type="dxa"/>
+              <w:end w:w="79" w:type="dxa"/>
+            </w:tcMar>
+          </w:tcPr>
+          <w:p>
+            <w:pPr>
+              <w:spacing w:after="0" w:line="288" w:lineRule="auto"/>
+            </w:pPr>
+            <w:r>
+              <w:rPr>
+                <w:rFonts w:ascii="Plus Jakarta Sans" w:hAnsi="Plus Jakarta Sans" w:cs="Segoe UI"/>
+                <w:b w:val="0"/>
+                <w:i w:val="0"/>
+                <w:color w:val="3A4050"/>
+                <w:sz w:val="17"/>
+                <w:szCs w:val="17"/>
+              </w:rPr>
+              <w:t>4,524</w:t>
+            </w:r>
+          </w:p>
+        </w:tc>
+        <w:tc>
+          <w:tcPr>
+            <w:tcW w:type="dxa" w:w="680"/>
+            <w:shd w:val="clear" w:fill="F5F6F8"/>
+            <w:tcMar>
+              <w:top w:w="73" w:type="dxa"/>
+              <w:start w:w="90" w:type="dxa"/>
+              <w:bottom w:w="73" w:type="dxa"/>
+              <w:end w:w="79" w:type="dxa"/>
+            </w:tcMar>
+          </w:tcPr>
+          <w:p>
+            <w:pPr>
+              <w:spacing w:after="0" w:line="288" w:lineRule="auto"/>
+            </w:pPr>
+          </w:p>
+        </w:tc>
+        <w:tc>
+          <w:tcPr>
+            <w:tcW w:type="dxa" w:w="3515"/>
+            <w:shd w:val="clear" w:fill="F5F6F8"/>
+            <w:tcMar>
+              <w:top w:w="73" w:type="dxa"/>
+              <w:start w:w="90" w:type="dxa"/>
+              <w:bottom w:w="73" w:type="dxa"/>
+              <w:end w:w="79" w:type="dxa"/>
+            </w:tcMar>
+          </w:tcPr>
+          <w:p>
+            <w:pPr>
+              <w:spacing w:after="0" w:line="288" w:lineRule="auto"/>
+            </w:pPr>
+            <w:r>
+              <w:rPr>
+                <w:rFonts w:ascii="Plus Jakarta Sans" w:hAnsi="Plus Jakarta Sans" w:cs="Segoe UI"/>
+                <w:b w:val="0"/>
+                <w:i w:val="0"/>
+                <w:color w:val="3A4050"/>
+                <w:sz w:val="17"/>
+                <w:szCs w:val="17"/>
+              </w:rPr>
+              <w:t>A cohort that has to be moved a week costs money nobody budgeted</w:t>
+            </w:r>
+          </w:p>
+        </w:tc>
+      </w:tr>
+      <w:tr>
+        <w:trPr>
+          <w:cantSplit w:val="true"/>
+        </w:trPr>
+        <w:tc>
+          <w:tcPr>
+            <w:tcW w:type="dxa" w:w="3061"/>
+            <w:shd w:val="clear" w:fill="CBF24A"/>
+            <w:tcMar>
+              <w:top w:w="73" w:type="dxa"/>
+              <w:start w:w="90" w:type="dxa"/>
+              <w:bottom w:w="73" w:type="dxa"/>
+              <w:end w:w="79" w:type="dxa"/>
+            </w:tcMar>
+          </w:tcPr>
+          <w:p>
+            <w:pPr>
+              <w:spacing w:after="0" w:line="288" w:lineRule="auto"/>
+            </w:pPr>
+            <w:r>
+              <w:rPr>
+                <w:rFonts w:ascii="Plus Jakarta Sans" w:hAnsi="Plus Jakarta Sans" w:cs="Segoe UI"/>
+                <w:b/>
+                <w:i w:val="0"/>
+                <w:color w:val="0B0E14"/>
+                <w:sz w:val="17"/>
+                <w:szCs w:val="17"/>
+              </w:rPr>
+              <w:t>Total</w:t>
+            </w:r>
+          </w:p>
+        </w:tc>
+        <w:tc>
+          <w:tcPr>
+            <w:tcW w:type="dxa" w:w="1020"/>
+            <w:shd w:val="clear" w:fill="CBF24A"/>
+            <w:tcMar>
+              <w:top w:w="73" w:type="dxa"/>
+              <w:start w:w="90" w:type="dxa"/>
+              <w:bottom w:w="73" w:type="dxa"/>
+              <w:end w:w="79" w:type="dxa"/>
+            </w:tcMar>
+          </w:tcPr>
+          <w:p>
+            <w:pPr>
+              <w:spacing w:after="0" w:line="288" w:lineRule="auto"/>
+            </w:pPr>
+            <w:r>
+              <w:rPr>
+                <w:rFonts w:ascii="Plus Jakarta Sans" w:hAnsi="Plus Jakarta Sans" w:cs="Segoe UI"/>
+                <w:b/>
+                <w:i w:val="0"/>
+                <w:color w:val="0B0E14"/>
+                <w:sz w:val="17"/>
+                <w:szCs w:val="17"/>
+              </w:rPr>
+              <w:t>$3,000</w:t>
+            </w:r>
+          </w:p>
+        </w:tc>
+        <w:tc>
+          <w:tcPr>
+            <w:tcW w:type="dxa" w:w="1134"/>
+            <w:shd w:val="clear" w:fill="CBF24A"/>
+            <w:tcMar>
+              <w:top w:w="73" w:type="dxa"/>
+              <w:start w:w="90" w:type="dxa"/>
+              <w:bottom w:w="73" w:type="dxa"/>
+              <w:end w:w="79" w:type="dxa"/>
+            </w:tcMar>
+          </w:tcPr>
+          <w:p>
+            <w:pPr>
+              <w:spacing w:after="0" w:line="288" w:lineRule="auto"/>
+            </w:pPr>
+            <w:r>
+              <w:rPr>
+                <w:rFonts w:ascii="Plus Jakarta Sans" w:hAnsi="Plus Jakarta Sans" w:cs="Segoe UI"/>
+                <w:b/>
+                <w:i w:val="0"/>
+                <w:color w:val="0B0E14"/>
+                <w:sz w:val="17"/>
+                <w:szCs w:val="17"/>
+              </w:rPr>
+              <w:t>159,660</w:t>
+            </w:r>
+          </w:p>
+        </w:tc>
+        <w:tc>
+          <w:tcPr>
+            <w:tcW w:type="dxa" w:w="680"/>
+            <w:shd w:val="clear" w:fill="CBF24A"/>
+            <w:tcMar>
+              <w:top w:w="73" w:type="dxa"/>
+              <w:start w:w="90" w:type="dxa"/>
+              <w:bottom w:w="73" w:type="dxa"/>
+              <w:end w:w="79" w:type="dxa"/>
+            </w:tcMar>
+          </w:tcPr>
+          <w:p>
+            <w:pPr>
+              <w:spacing w:after="0" w:line="288" w:lineRule="auto"/>
+            </w:pPr>
+          </w:p>
+        </w:tc>
+        <w:tc>
+          <w:tcPr>
+            <w:tcW w:type="dxa" w:w="3515"/>
+            <w:shd w:val="clear" w:fill="CBF24A"/>
+            <w:tcMar>
+              <w:top w:w="73" w:type="dxa"/>
+              <w:start w:w="90" w:type="dxa"/>
+              <w:bottom w:w="73" w:type="dxa"/>
+              <w:end w:w="79" w:type="dxa"/>
+            </w:tcMar>
+          </w:tcPr>
+          <w:p>
+            <w:pPr>
+              <w:spacing w:after="0" w:line="288" w:lineRule="auto"/>
+            </w:pPr>
+            <w:r>
+              <w:rPr>
+                <w:rFonts w:ascii="Plus Jakarta Sans" w:hAnsi="Plus Jakarta Sans" w:cs="Segoe UI"/>
+                <w:b/>
+                <w:i w:val="0"/>
+                <w:color w:val="0B0E14"/>
+                <w:sz w:val="17"/>
+                <w:szCs w:val="17"/>
+              </w:rPr>
+              <w:t>25 seats, six delivery days</w:t>
+            </w:r>
+          </w:p>
+        </w:tc>
+      </w:tr>
+    </w:tbl>
+    <w:p>
+      <w:pPr>
+        <w:widowControl w:val="true"/>
+        <w:spacing w:before="0" w:after="140" w:line="322" w:lineRule="auto"/>
+      </w:pPr>
+    </w:p>
+    <w:tbl>
+      <w:tblPr>
+        <w:tblW w:type="dxa" w:w="9412"/>
+        <w:jc w:val="left"/>
+        <w:tblBorders>
+          <w:top w:val="single" w:sz="2" w:color="FFFFFF"/>
+          <w:left w:val="single" w:sz="2" w:color="FFFFFF"/>
+          <w:bottom w:val="single" w:sz="2" w:color="FFFFFF"/>
+          <w:right w:val="single" w:sz="2" w:color="FFFFFF"/>
+          <w:insideH w:val="single" w:sz="2" w:color="FFFFFF"/>
+          <w:insideV w:val="single" w:sz="2" w:color="FFFFFF"/>
+        </w:tblBorders>
+        <w:tblLayout w:type="fixed"/>
+        <w:tblLook w:firstColumn="1" w:firstRow="1" w:lastColumn="0" w:lastRow="0" w:noHBand="0" w:noVBand="1" w:val="04A0"/>
+      </w:tblPr>
+      <w:tblGrid>
+        <w:gridCol w:w="2353"/>
+        <w:gridCol w:w="2353"/>
+        <w:gridCol w:w="2353"/>
+        <w:gridCol w:w="2353"/>
+      </w:tblGrid>
+      <w:tr>
+        <w:tc>
+          <w:tcPr>
+            <w:tcW w:type="dxa" w:w="2353"/>
+            <w:shd w:val="clear" w:fill="F5F6F8"/>
+            <w:tcMar>
+              <w:top w:w="147" w:type="dxa"/>
+              <w:start w:w="147" w:type="dxa"/>
+              <w:bottom w:w="147" w:type="dxa"/>
+              <w:end w:w="124" w:type="dxa"/>
+            </w:tcMar>
+          </w:tcPr>
+          <w:p>
+            <w:pPr>
+              <w:spacing w:after="40"/>
+            </w:pPr>
+            <w:r>
+              <w:rPr>
+                <w:rFonts w:ascii="Plus Jakarta Sans" w:hAnsi="Plus Jakarta Sans" w:cs="Segoe UI"/>
+                <w:b/>
+                <w:i w:val="0"/>
+                <w:color w:val="3418E0"/>
+                <w:sz w:val="36"/>
+                <w:szCs w:val="36"/>
+              </w:rPr>
+              <w:t>$745</w:t>
+            </w:r>
+          </w:p>
+          <w:p>
+            <w:pPr>
+              <w:spacing w:after="0" w:line="293" w:lineRule="auto"/>
+            </w:pPr>
+            <w:r>
+              <w:rPr>
+                <w:rFonts w:ascii="Plus Jakarta Sans" w:hAnsi="Plus Jakarta Sans" w:cs="Segoe UI"/>
+                <w:b w:val="0"/>
+                <w:i w:val="0"/>
+                <w:color w:val="3A4050"/>
+                <w:sz w:val="15"/>
+                <w:szCs w:val="15"/>
+              </w:rPr>
+              <w:t>field cost in every cohort</w:t>
+            </w:r>
+          </w:p>
+        </w:tc>
+        <w:tc>
+          <w:tcPr>
+            <w:tcW w:type="dxa" w:w="2353"/>
+            <w:shd w:val="clear" w:fill="F5F6F8"/>
+            <w:tcMar>
+              <w:top w:w="147" w:type="dxa"/>
+              <w:start w:w="147" w:type="dxa"/>
+              <w:bottom w:w="147" w:type="dxa"/>
+              <w:end w:w="124" w:type="dxa"/>
+            </w:tcMar>
+          </w:tcPr>
+          <w:p>
+            <w:pPr>
+              <w:spacing w:after="40"/>
+            </w:pPr>
+            <w:r>
+              <w:rPr>
+                <w:rFonts w:ascii="Plus Jakarta Sans" w:hAnsi="Plus Jakarta Sans" w:cs="Segoe UI"/>
+                <w:b/>
+                <w:i w:val="0"/>
+                <w:color w:val="3418E0"/>
+                <w:sz w:val="36"/>
+                <w:szCs w:val="36"/>
+              </w:rPr>
+              <w:t>25%</w:t>
+            </w:r>
+          </w:p>
+          <w:p>
+            <w:pPr>
+              <w:spacing w:after="0" w:line="293" w:lineRule="auto"/>
+            </w:pPr>
+            <w:r>
+              <w:rPr>
+                <w:rFonts w:ascii="Plus Jakarta Sans" w:hAnsi="Plus Jakarta Sans" w:cs="Segoe UI"/>
+                <w:b w:val="0"/>
+                <w:i w:val="0"/>
+                <w:color w:val="3A4050"/>
+                <w:sz w:val="15"/>
+                <w:szCs w:val="15"/>
+              </w:rPr>
+              <w:t>of the cohort price</w:t>
+            </w:r>
+          </w:p>
+        </w:tc>
+        <w:tc>
+          <w:tcPr>
+            <w:tcW w:type="dxa" w:w="2353"/>
+            <w:shd w:val="clear" w:fill="F5F6F8"/>
+            <w:tcMar>
+              <w:top w:w="147" w:type="dxa"/>
+              <w:start w:w="147" w:type="dxa"/>
+              <w:bottom w:w="147" w:type="dxa"/>
+              <w:end w:w="124" w:type="dxa"/>
+            </w:tcMar>
+          </w:tcPr>
+          <w:p>
+            <w:pPr>
+              <w:spacing w:after="40"/>
+            </w:pPr>
+            <w:r>
+              <w:rPr>
+                <w:rFonts w:ascii="Plus Jakarta Sans" w:hAnsi="Plus Jakarta Sans" w:cs="Segoe UI"/>
+                <w:b/>
+                <w:i w:val="0"/>
+                <w:color w:val="3418E0"/>
+                <w:sz w:val="36"/>
+                <w:szCs w:val="36"/>
+              </w:rPr>
+              <w:t>$22,350</w:t>
+            </w:r>
+          </w:p>
+          <w:p>
+            <w:pPr>
+              <w:spacing w:after="0" w:line="293" w:lineRule="auto"/>
+            </w:pPr>
+            <w:r>
+              <w:rPr>
+                <w:rFonts w:ascii="Plus Jakarta Sans" w:hAnsi="Plus Jakarta Sans" w:cs="Segoe UI"/>
+                <w:b w:val="0"/>
+                <w:i w:val="0"/>
+                <w:color w:val="3A4050"/>
+                <w:sz w:val="15"/>
+                <w:szCs w:val="15"/>
+              </w:rPr>
+              <w:t>across 30 cohorts in the wave</w:t>
+            </w:r>
+          </w:p>
+        </w:tc>
+        <w:tc>
+          <w:tcPr>
+            <w:tcW w:type="dxa" w:w="2353"/>
+            <w:shd w:val="clear" w:fill="F5F6F8"/>
+            <w:tcMar>
+              <w:top w:w="147" w:type="dxa"/>
+              <w:start w:w="147" w:type="dxa"/>
+              <w:bottom w:w="147" w:type="dxa"/>
+              <w:end w:w="124" w:type="dxa"/>
+            </w:tcMar>
+          </w:tcPr>
+          <w:p>
+            <w:pPr>
+              <w:spacing w:after="40"/>
+            </w:pPr>
+            <w:r>
+              <w:rPr>
+                <w:rFonts w:ascii="Plus Jakarta Sans" w:hAnsi="Plus Jakarta Sans" w:cs="Segoe UI"/>
+                <w:b/>
+                <w:i w:val="0"/>
+                <w:color w:val="3418E0"/>
+                <w:sz w:val="36"/>
+                <w:szCs w:val="36"/>
+              </w:rPr>
+              <w:t>8</w:t>
+            </w:r>
+          </w:p>
+          <w:p>
+            <w:pPr>
+              <w:spacing w:after="0" w:line="293" w:lineRule="auto"/>
+            </w:pPr>
+            <w:r>
+              <w:rPr>
+                <w:rFonts w:ascii="Plus Jakarta Sans" w:hAnsi="Plus Jakarta Sans" w:cs="Segoe UI"/>
+                <w:b w:val="0"/>
+                <w:i w:val="0"/>
+                <w:color w:val="3A4050"/>
+                <w:sz w:val="15"/>
+                <w:szCs w:val="15"/>
+              </w:rPr>
+              <w:t>days away for six delivery days</w:t>
+            </w:r>
+          </w:p>
+        </w:tc>
+      </w:tr>
+    </w:tbl>
+    <w:p>
+      <w:pPr>
+        <w:widowControl w:val="true"/>
+        <w:spacing w:before="0" w:after="160" w:line="322" w:lineRule="auto"/>
+      </w:pPr>
+    </w:p>
+    <w:p>
+      <w:pPr>
+        <w:keepNext/>
+        <w:widowControl w:val="true"/>
+        <w:spacing w:before="280" w:after="100" w:line="288" w:lineRule="auto"/>
+      </w:pPr>
+      <w:r>
+        <w:rPr>
+          <w:rFonts w:ascii="Plus Jakarta Sans" w:hAnsi="Plus Jakarta Sans" w:cs="Segoe UI"/>
+          <w:b/>
+          <w:i w:val="0"/>
+          <w:color w:val="0B0E14"/>
+          <w:sz w:val="24"/>
+          <w:szCs w:val="24"/>
+        </w:rPr>
+        <w:t>The rules that make it work</w:t>
+      </w:r>
+    </w:p>
+    <w:p>
+      <w:pPr>
+        <w:keepNext/>
+        <w:widowControl w:val="true"/>
+        <w:pBdr>
+          <w:left w:val="single" w:sz="18" w:space="8" w:color="3418E0"/>
+        </w:pBdr>
+        <w:spacing w:before="180" w:after="40" w:line="322" w:lineRule="auto"/>
+        <w:ind w:left="170"/>
+      </w:pPr>
+      <w:r>
+        <w:rPr>
+          <w:rFonts w:ascii="Plus Jakarta Sans" w:hAnsi="Plus Jakarta Sans" w:cs="Segoe UI"/>
+          <w:b/>
+          <w:i w:val="0"/>
+          <w:color w:val="0B0E14"/>
+          <w:sz w:val="20"/>
+          <w:szCs w:val="20"/>
+        </w:rPr>
+        <w:t>The allowance is paid in advance</w:t>
+      </w:r>
+    </w:p>
+    <w:p>
+      <w:pPr>
+        <w:widowControl w:val="true"/>
+        <w:pBdr>
+          <w:left w:val="single" w:sz="18" w:space="8" w:color="E2E4EA"/>
+        </w:pBdr>
+        <w:spacing w:before="0" w:after="80" w:line="322" w:lineRule="auto"/>
+        <w:ind w:left="170"/>
+      </w:pPr>
+      <w:r>
+        <w:rPr>
+          <w:rFonts w:ascii="Plus Jakarta Sans" w:hAnsi="Plus Jakarta Sans" w:cs="Segoe UI"/>
+          <w:b w:val="0"/>
+          <w:i w:val="0"/>
+          <w:color w:val="3A4050"/>
+          <w:sz w:val="19"/>
+          <w:szCs w:val="19"/>
+        </w:rPr>
+        <w:t>EGP 400 a person a day, in hand before the team travels. A certified facilitator is a freelancer, not a salaried employee, and cannot float a week of expenses and wait for a reimbursement cycle. A programme that reimburses after the fact loses its best facilitators to whoever pays up front.</w:t>
+      </w:r>
+    </w:p>
+    <w:p>
+      <w:pPr>
+        <w:keepNext/>
+        <w:widowControl w:val="true"/>
+        <w:pBdr>
+          <w:left w:val="single" w:sz="18" w:space="8" w:color="3418E0"/>
+        </w:pBdr>
+        <w:spacing w:before="180" w:after="40" w:line="322" w:lineRule="auto"/>
+        <w:ind w:left="170"/>
+      </w:pPr>
+      <w:r>
+        <w:rPr>
+          <w:rFonts w:ascii="Plus Jakarta Sans" w:hAnsi="Plus Jakarta Sans" w:cs="Segoe UI"/>
+          <w:b/>
+          <w:i w:val="0"/>
+          <w:color w:val="0B0E14"/>
+          <w:sz w:val="20"/>
+          <w:szCs w:val="20"/>
+        </w:rPr>
+        <w:t>Travel is two facilitators and a coordinator</w:t>
+      </w:r>
+    </w:p>
+    <w:p>
+      <w:pPr>
+        <w:widowControl w:val="true"/>
+        <w:pBdr>
+          <w:left w:val="single" w:sz="18" w:space="8" w:color="E2E4EA"/>
+        </w:pBdr>
+        <w:spacing w:before="0" w:after="80" w:line="322" w:lineRule="auto"/>
+        <w:ind w:left="170"/>
+      </w:pPr>
+      <w:r>
+        <w:rPr>
+          <w:rFonts w:ascii="Plus Jakarta Sans" w:hAnsi="Plus Jakarta Sans" w:cs="Segoe UI"/>
+          <w:b w:val="0"/>
+          <w:i w:val="0"/>
+          <w:color w:val="3A4050"/>
+          <w:sz w:val="19"/>
+          <w:szCs w:val="19"/>
+        </w:rPr>
+        <w:t>Two facilitators deliver and one coordinator runs the room, the venue, the host relationship and the showcase. Sending two people and asking one of them to coordinate is how cohorts fail in week one.</w:t>
+      </w:r>
+    </w:p>
+    <w:p>
+      <w:pPr>
+        <w:keepNext/>
+        <w:widowControl w:val="true"/>
+        <w:pBdr>
+          <w:left w:val="single" w:sz="18" w:space="8" w:color="3418E0"/>
+        </w:pBdr>
+        <w:spacing w:before="180" w:after="40" w:line="322" w:lineRule="auto"/>
+        <w:ind w:left="170"/>
+      </w:pPr>
+      <w:r>
+        <w:rPr>
+          <w:rFonts w:ascii="Plus Jakarta Sans" w:hAnsi="Plus Jakarta Sans" w:cs="Segoe UI"/>
+          <w:b/>
+          <w:i w:val="0"/>
+          <w:color w:val="0B0E14"/>
+          <w:sz w:val="20"/>
+          <w:szCs w:val="20"/>
+        </w:rPr>
+        <w:t>Eight days away for six delivery days</w:t>
+      </w:r>
+    </w:p>
+    <w:p>
+      <w:pPr>
+        <w:widowControl w:val="true"/>
+        <w:pBdr>
+          <w:left w:val="single" w:sz="18" w:space="8" w:color="E2E4EA"/>
+        </w:pBdr>
+        <w:spacing w:before="0" w:after="80" w:line="322" w:lineRule="auto"/>
+        <w:ind w:left="170"/>
+      </w:pPr>
+      <w:r>
+        <w:rPr>
+          <w:rFonts w:ascii="Plus Jakarta Sans" w:hAnsi="Plus Jakarta Sans" w:cs="Segoe UI"/>
+          <w:b w:val="0"/>
+          <w:i w:val="0"/>
+          <w:color w:val="3A4050"/>
+          <w:sz w:val="19"/>
+          <w:szCs w:val="19"/>
+        </w:rPr>
+        <w:t>A travel day each side. Pretending a team can arrive and deliver the same morning is the commonest way a governorate budget turns out to be wrong.</w:t>
+      </w:r>
+    </w:p>
+    <w:p>
+      <w:pPr>
+        <w:keepNext/>
+        <w:widowControl w:val="true"/>
+        <w:pBdr>
+          <w:left w:val="single" w:sz="18" w:space="8" w:color="3418E0"/>
+        </w:pBdr>
+        <w:spacing w:before="180" w:after="40" w:line="322" w:lineRule="auto"/>
+        <w:ind w:left="170"/>
+      </w:pPr>
+      <w:r>
+        <w:rPr>
+          <w:rFonts w:ascii="Plus Jakarta Sans" w:hAnsi="Plus Jakarta Sans" w:cs="Segoe UI"/>
+          <w:b/>
+          <w:i w:val="0"/>
+          <w:color w:val="0B0E14"/>
+          <w:sz w:val="20"/>
+          <w:szCs w:val="20"/>
+        </w:rPr>
+        <w:t>The venue is the first thing to ask the host for</w:t>
+      </w:r>
+    </w:p>
+    <w:p>
+      <w:pPr>
+        <w:widowControl w:val="true"/>
+        <w:pBdr>
+          <w:left w:val="single" w:sz="18" w:space="8" w:color="E2E4EA"/>
+        </w:pBdr>
+        <w:spacing w:before="0" w:after="80" w:line="322" w:lineRule="auto"/>
+        <w:ind w:left="170"/>
+      </w:pPr>
+      <w:r>
+        <w:rPr>
+          <w:rFonts w:ascii="Plus Jakarta Sans" w:hAnsi="Plus Jakarta Sans" w:cs="Segoe UI"/>
+          <w:b w:val="0"/>
+          <w:i w:val="0"/>
+          <w:color w:val="3A4050"/>
+          <w:sz w:val="19"/>
+          <w:szCs w:val="19"/>
+        </w:rPr>
+        <w:t>A university or a corporate branch donating the room takes $260 off the cohort, which goes straight back into founders sponsored. This is the single highest-value item on the in-kind menu for a governorate partner.</w:t>
+      </w:r>
+    </w:p>
+    <w:p>
+      <w:pPr>
+        <w:keepNext/>
+        <w:widowControl w:val="true"/>
+        <w:pBdr>
+          <w:left w:val="single" w:sz="18" w:space="8" w:color="3418E0"/>
+        </w:pBdr>
+        <w:spacing w:before="180" w:after="40" w:line="322" w:lineRule="auto"/>
+        <w:ind w:left="170"/>
+      </w:pPr>
+      <w:r>
+        <w:rPr>
+          <w:rFonts w:ascii="Plus Jakarta Sans" w:hAnsi="Plus Jakarta Sans" w:cs="Segoe UI"/>
+          <w:b/>
+          <w:i w:val="0"/>
+          <w:color w:val="0B0E14"/>
+          <w:sz w:val="20"/>
+          <w:szCs w:val="20"/>
+        </w:rPr>
+        <w:t>Recruit facilitators where the cohorts are</w:t>
+      </w:r>
+    </w:p>
+    <w:p>
+      <w:pPr>
+        <w:widowControl w:val="true"/>
+        <w:pBdr>
+          <w:left w:val="single" w:sz="18" w:space="8" w:color="E2E4EA"/>
+        </w:pBdr>
+        <w:spacing w:before="0" w:after="80" w:line="322" w:lineRule="auto"/>
+        <w:ind w:left="170"/>
+      </w:pPr>
+      <w:r>
+        <w:rPr>
+          <w:rFonts w:ascii="Plus Jakarta Sans" w:hAnsi="Plus Jakarta Sans" w:cs="Segoe UI"/>
+          <w:b w:val="0"/>
+          <w:i w:val="0"/>
+          <w:color w:val="3A4050"/>
+          <w:sz w:val="19"/>
+          <w:szCs w:val="19"/>
+        </w:rPr>
+        <w:t>Every facilitator certified in Assiut removes the travel, the accommodation and most of the allowance from every cohort they run. The certification programme is targeted at the governorates with the most cohorts for exactly this reason, and it is why the second wave costs less per founder than the first.</w:t>
+      </w:r>
+    </w:p>
+    <w:p>
+      <w:pPr>
+        <w:widowControl w:val="true"/>
+        <w:pBdr>
+          <w:left w:val="single" w:sz="24" w:space="8" w:color="CBF24A"/>
+        </w:pBdr>
+        <w:shd w:val="clear" w:fill="F5F6F8"/>
+        <w:spacing w:before="180" w:after="200" w:line="322" w:lineRule="auto"/>
+        <w:ind w:left="159"/>
+      </w:pPr>
+      <w:r>
+        <w:rPr>
+          <w:rFonts w:ascii="Plus Jakarta Sans" w:hAnsi="Plus Jakarta Sans" w:cs="Segoe UI"/>
+          <w:b/>
+          <w:i w:val="0"/>
+          <w:color w:val="3A4050"/>
+          <w:sz w:val="18"/>
+          <w:szCs w:val="18"/>
+        </w:rPr>
+        <w:t>The single highest-value thing a governorate partner can do is donate the room.</w:t>
+      </w:r>
+      <w:r>
+        <w:rPr>
+          <w:rFonts w:ascii="Plus Jakarta Sans" w:hAnsi="Plus Jakarta Sans" w:cs="Segoe UI"/>
+          <w:b w:val="0"/>
+          <w:i w:val="0"/>
+          <w:color w:val="3A4050"/>
+          <w:sz w:val="18"/>
+          <w:szCs w:val="18"/>
+        </w:rPr>
+        <w:t xml:space="preserve"> It takes $260 off every cohort, and that saving goes straight back into founders sponsored rather than into a surplus. A university, a corporate branch or a youth centre with a hall is worth more to this initiative in kind than most of them would write a cheque for.</w:t>
+      </w:r>
+    </w:p>
+    <w:p>
+      <w:pPr>
+        <w:keepNext/>
+        <w:pageBreakBefore w:val="true"/>
+        <w:spacing w:before="0" w:after="20"/>
+      </w:pPr>
+      <w:r>
+        <w:rPr>
+          <w:rFonts w:ascii="Plus Jakarta Sans" w:hAnsi="Plus Jakarta Sans" w:cs="Segoe UI"/>
+          <w:b/>
+          <w:i w:val="0"/>
+          <w:color w:val="3418E0"/>
+          <w:spacing w:val="28"/>
+          <w:sz w:val="16"/>
+          <w:szCs w:val="16"/>
+        </w:rPr>
+        <w:t>SECTION 13</w:t>
+      </w:r>
+    </w:p>
+    <w:p>
+      <w:pPr>
+        <w:keepNext/>
+        <w:spacing w:before="40" w:after="120"/>
+      </w:pPr>
+      <w:r>
+        <w:rPr>
+          <w:rFonts w:ascii="Plus Jakarta Sans" w:hAnsi="Plus Jakarta Sans" w:cs="Segoe UI"/>
+          <w:b/>
+          <w:i w:val="0"/>
+          <w:color w:val="0B0E14"/>
+          <w:sz w:val="40"/>
+          <w:szCs w:val="40"/>
+        </w:rPr>
+        <w:t>Every event in the wave</w:t>
+      </w:r>
+    </w:p>
+    <w:p>
+      <w:pPr>
+        <w:pBdr>
+          <w:bottom w:val="single" w:sz="10" w:color="3418E0"/>
+        </w:pBdr>
+        <w:spacing w:before="0" w:after="200"/>
+      </w:pPr>
+    </w:p>
+    <w:p>
+      <w:pPr>
+        <w:widowControl w:val="true"/>
+        <w:spacing w:before="0" w:after="240" w:line="336" w:lineRule="auto"/>
+      </w:pPr>
+      <w:r>
+        <w:rPr>
+          <w:rFonts w:ascii="Plus Jakarta Sans" w:hAnsi="Plus Jakarta Sans" w:cs="Segoe UI"/>
+          <w:b w:val="0"/>
+          <w:i w:val="0"/>
+          <w:color w:val="3A4050"/>
+          <w:sz w:val="22"/>
+          <w:szCs w:val="22"/>
+        </w:rPr>
+        <w:t>The events are not decoration. They are how 150 chapters activate in the same week, how twelve governorates get opened, and how a wave ends with something a partner can photograph and report. This is every one of them, with what it costs.</w:t>
+      </w:r>
+    </w:p>
+    <w:tbl>
+      <w:tblPr>
+        <w:tblW w:type="dxa" w:w="9412"/>
+        <w:jc w:val="left"/>
+        <w:tblBorders>
+          <w:top w:val="single" w:sz="4" w:color="E2E4EA"/>
+          <w:left w:val="single" w:sz="4" w:color="E2E4EA"/>
+          <w:bottom w:val="single" w:sz="4" w:color="E2E4EA"/>
+          <w:right w:val="single" w:sz="4" w:color="E2E4EA"/>
+          <w:insideH w:val="single" w:sz="4" w:color="E2E4EA"/>
+          <w:insideV w:val="single" w:sz="4" w:color="E2E4EA"/>
+        </w:tblBorders>
+        <w:tblLayout w:type="fixed"/>
+        <w:tblLook w:firstColumn="1" w:firstRow="1" w:lastColumn="0" w:lastRow="0" w:noHBand="0" w:noVBand="1" w:val="04A0"/>
+      </w:tblPr>
+      <w:tblGrid>
+        <w:gridCol w:w="2835"/>
+        <w:gridCol w:w="1020"/>
+        <w:gridCol w:w="1020"/>
+        <w:gridCol w:w="1247"/>
+        <w:gridCol w:w="3288"/>
+      </w:tblGrid>
+      <w:tr>
+        <w:trPr>
+          <w:tblHeader w:val="true"/>
+        </w:trPr>
+        <w:tc>
+          <w:tcPr>
+            <w:tcW w:type="dxa" w:w="2835"/>
+            <w:shd w:val="clear" w:fill="0B0E14"/>
+            <w:tcMar>
+              <w:top w:w="79" w:type="dxa"/>
+              <w:start w:w="90" w:type="dxa"/>
+              <w:bottom w:w="79" w:type="dxa"/>
+              <w:end w:w="79" w:type="dxa"/>
+            </w:tcMar>
+          </w:tcPr>
+          <w:p>
+            <w:pPr>
+              <w:spacing w:after="0" w:line="278" w:lineRule="auto"/>
+            </w:pPr>
+            <w:r>
+              <w:rPr>
+                <w:rFonts w:ascii="Plus Jakarta Sans" w:hAnsi="Plus Jakarta Sans" w:cs="Segoe UI"/>
+                <w:b/>
+                <w:i w:val="0"/>
+                <w:color w:val="FFFFFF"/>
+                <w:sz w:val="16"/>
+                <w:szCs w:val="16"/>
+              </w:rPr>
+              <w:t>Event</w:t>
+            </w:r>
+          </w:p>
+        </w:tc>
+        <w:tc>
+          <w:tcPr>
+            <w:tcW w:type="dxa" w:w="1020"/>
+            <w:shd w:val="clear" w:fill="0B0E14"/>
+            <w:tcMar>
+              <w:top w:w="79" w:type="dxa"/>
+              <w:start w:w="90" w:type="dxa"/>
+              <w:bottom w:w="79" w:type="dxa"/>
+              <w:end w:w="79" w:type="dxa"/>
+            </w:tcMar>
+          </w:tcPr>
+          <w:p>
+            <w:pPr>
+              <w:spacing w:after="0" w:line="278" w:lineRule="auto"/>
+            </w:pPr>
+            <w:r>
+              <w:rPr>
+                <w:rFonts w:ascii="Plus Jakarta Sans" w:hAnsi="Plus Jakarta Sans" w:cs="Segoe UI"/>
+                <w:b/>
+                <w:i w:val="0"/>
+                <w:color w:val="FFFFFF"/>
+                <w:sz w:val="16"/>
+                <w:szCs w:val="16"/>
+              </w:rPr>
+              <w:t>How many</w:t>
+            </w:r>
+          </w:p>
+        </w:tc>
+        <w:tc>
+          <w:tcPr>
+            <w:tcW w:type="dxa" w:w="1020"/>
+            <w:shd w:val="clear" w:fill="0B0E14"/>
+            <w:tcMar>
+              <w:top w:w="79" w:type="dxa"/>
+              <w:start w:w="90" w:type="dxa"/>
+              <w:bottom w:w="79" w:type="dxa"/>
+              <w:end w:w="79" w:type="dxa"/>
+            </w:tcMar>
+          </w:tcPr>
+          <w:p>
+            <w:pPr>
+              <w:spacing w:after="0" w:line="278" w:lineRule="auto"/>
+            </w:pPr>
+            <w:r>
+              <w:rPr>
+                <w:rFonts w:ascii="Plus Jakarta Sans" w:hAnsi="Plus Jakarta Sans" w:cs="Segoe UI"/>
+                <w:b/>
+                <w:i w:val="0"/>
+                <w:color w:val="FFFFFF"/>
+                <w:sz w:val="16"/>
+                <w:szCs w:val="16"/>
+              </w:rPr>
+              <w:t>Each</w:t>
+            </w:r>
+          </w:p>
+        </w:tc>
+        <w:tc>
+          <w:tcPr>
+            <w:tcW w:type="dxa" w:w="1247"/>
+            <w:shd w:val="clear" w:fill="0B0E14"/>
+            <w:tcMar>
+              <w:top w:w="79" w:type="dxa"/>
+              <w:start w:w="90" w:type="dxa"/>
+              <w:bottom w:w="79" w:type="dxa"/>
+              <w:end w:w="79" w:type="dxa"/>
+            </w:tcMar>
+          </w:tcPr>
+          <w:p>
+            <w:pPr>
+              <w:spacing w:after="0" w:line="278" w:lineRule="auto"/>
+            </w:pPr>
+            <w:r>
+              <w:rPr>
+                <w:rFonts w:ascii="Plus Jakarta Sans" w:hAnsi="Plus Jakarta Sans" w:cs="Segoe UI"/>
+                <w:b/>
+                <w:i w:val="0"/>
+                <w:color w:val="FFFFFF"/>
+                <w:sz w:val="16"/>
+                <w:szCs w:val="16"/>
+              </w:rPr>
+              <w:t>Total</w:t>
+            </w:r>
+          </w:p>
+        </w:tc>
+        <w:tc>
+          <w:tcPr>
+            <w:tcW w:type="dxa" w:w="3288"/>
+            <w:shd w:val="clear" w:fill="0B0E14"/>
+            <w:tcMar>
+              <w:top w:w="79" w:type="dxa"/>
+              <w:start w:w="90" w:type="dxa"/>
+              <w:bottom w:w="79" w:type="dxa"/>
+              <w:end w:w="79" w:type="dxa"/>
+            </w:tcMar>
+          </w:tcPr>
+          <w:p>
+            <w:pPr>
+              <w:spacing w:after="0" w:line="278" w:lineRule="auto"/>
+            </w:pPr>
+            <w:r>
+              <w:rPr>
+                <w:rFonts w:ascii="Plus Jakarta Sans" w:hAnsi="Plus Jakarta Sans" w:cs="Segoe UI"/>
+                <w:b/>
+                <w:i w:val="0"/>
+                <w:color w:val="FFFFFF"/>
+                <w:sz w:val="16"/>
+                <w:szCs w:val="16"/>
+              </w:rPr>
+              <w:t>When</w:t>
+            </w:r>
+          </w:p>
+        </w:tc>
+      </w:tr>
+      <w:tr>
+        <w:trPr>
+          <w:cantSplit w:val="true"/>
+        </w:trPr>
+        <w:tc>
+          <w:tcPr>
+            <w:tcW w:type="dxa" w:w="2835"/>
+            <w:tcMar>
+              <w:top w:w="73" w:type="dxa"/>
+              <w:start w:w="90" w:type="dxa"/>
+              <w:bottom w:w="73" w:type="dxa"/>
+              <w:end w:w="79" w:type="dxa"/>
+            </w:tcMar>
+          </w:tcPr>
+          <w:p>
+            <w:pPr>
+              <w:spacing w:after="0" w:line="288" w:lineRule="auto"/>
+            </w:pPr>
+            <w:r>
+              <w:rPr>
+                <w:rFonts w:ascii="Plus Jakarta Sans" w:hAnsi="Plus Jakarta Sans" w:cs="Segoe UI"/>
+                <w:b/>
+                <w:i w:val="0"/>
+                <w:color w:val="0B0E14"/>
+                <w:sz w:val="17"/>
+                <w:szCs w:val="17"/>
+              </w:rPr>
+              <w:t>National launch, Cairo</w:t>
+            </w:r>
+          </w:p>
+        </w:tc>
+        <w:tc>
+          <w:tcPr>
+            <w:tcW w:type="dxa" w:w="1020"/>
+            <w:tcMar>
+              <w:top w:w="73" w:type="dxa"/>
+              <w:start w:w="90" w:type="dxa"/>
+              <w:bottom w:w="73" w:type="dxa"/>
+              <w:end w:w="79" w:type="dxa"/>
+            </w:tcMar>
+          </w:tcPr>
+          <w:p>
+            <w:pPr>
+              <w:spacing w:after="0" w:line="288" w:lineRule="auto"/>
+            </w:pPr>
+            <w:r>
+              <w:rPr>
+                <w:rFonts w:ascii="Plus Jakarta Sans" w:hAnsi="Plus Jakarta Sans" w:cs="Segoe UI"/>
+                <w:b w:val="0"/>
+                <w:i w:val="0"/>
+                <w:color w:val="3A4050"/>
+                <w:sz w:val="17"/>
+                <w:szCs w:val="17"/>
+              </w:rPr>
+              <w:t>1</w:t>
+            </w:r>
+          </w:p>
+        </w:tc>
+        <w:tc>
+          <w:tcPr>
+            <w:tcW w:type="dxa" w:w="1020"/>
+            <w:tcMar>
+              <w:top w:w="73" w:type="dxa"/>
+              <w:start w:w="90" w:type="dxa"/>
+              <w:bottom w:w="73" w:type="dxa"/>
+              <w:end w:w="79" w:type="dxa"/>
+            </w:tcMar>
+          </w:tcPr>
+          <w:p>
+            <w:pPr>
+              <w:spacing w:after="0" w:line="288" w:lineRule="auto"/>
+            </w:pPr>
+            <w:r>
+              <w:rPr>
+                <w:rFonts w:ascii="Plus Jakarta Sans" w:hAnsi="Plus Jakarta Sans" w:cs="Segoe UI"/>
+                <w:b w:val="0"/>
+                <w:i w:val="0"/>
+                <w:color w:val="3A4050"/>
+                <w:sz w:val="17"/>
+                <w:szCs w:val="17"/>
+              </w:rPr>
+              <w:t>$6,000</w:t>
+            </w:r>
+          </w:p>
+        </w:tc>
+        <w:tc>
+          <w:tcPr>
+            <w:tcW w:type="dxa" w:w="1247"/>
+            <w:tcMar>
+              <w:top w:w="73" w:type="dxa"/>
+              <w:start w:w="90" w:type="dxa"/>
+              <w:bottom w:w="73" w:type="dxa"/>
+              <w:end w:w="79" w:type="dxa"/>
+            </w:tcMar>
+          </w:tcPr>
+          <w:p>
+            <w:pPr>
+              <w:spacing w:after="0" w:line="288" w:lineRule="auto"/>
+            </w:pPr>
+            <w:r>
+              <w:rPr>
+                <w:rFonts w:ascii="Plus Jakarta Sans" w:hAnsi="Plus Jakarta Sans" w:cs="Segoe UI"/>
+                <w:b w:val="0"/>
+                <w:i w:val="0"/>
+                <w:color w:val="3A4050"/>
+                <w:sz w:val="17"/>
+                <w:szCs w:val="17"/>
+              </w:rPr>
+              <w:t>$6,000</w:t>
+            </w:r>
+          </w:p>
+        </w:tc>
+        <w:tc>
+          <w:tcPr>
+            <w:tcW w:type="dxa" w:w="3288"/>
+            <w:tcMar>
+              <w:top w:w="73" w:type="dxa"/>
+              <w:start w:w="90" w:type="dxa"/>
+              <w:bottom w:w="73" w:type="dxa"/>
+              <w:end w:w="79" w:type="dxa"/>
+            </w:tcMar>
+          </w:tcPr>
+          <w:p>
+            <w:pPr>
+              <w:spacing w:after="0" w:line="288" w:lineRule="auto"/>
+            </w:pPr>
+            <w:r>
+              <w:rPr>
+                <w:rFonts w:ascii="Plus Jakarta Sans" w:hAnsi="Plus Jakarta Sans" w:cs="Segoe UI"/>
+                <w:b w:val="0"/>
+                <w:i w:val="0"/>
+                <w:color w:val="3A4050"/>
+                <w:sz w:val="17"/>
+                <w:szCs w:val="17"/>
+              </w:rPr>
+              <w:t>March 2027</w:t>
+            </w:r>
+          </w:p>
+        </w:tc>
+      </w:tr>
+      <w:tr>
+        <w:trPr>
+          <w:cantSplit w:val="true"/>
+        </w:trPr>
+        <w:tc>
+          <w:tcPr>
+            <w:tcW w:type="dxa" w:w="2835"/>
+            <w:shd w:val="clear" w:fill="F5F6F8"/>
+            <w:tcMar>
+              <w:top w:w="73" w:type="dxa"/>
+              <w:start w:w="90" w:type="dxa"/>
+              <w:bottom w:w="73" w:type="dxa"/>
+              <w:end w:w="79" w:type="dxa"/>
+            </w:tcMar>
+          </w:tcPr>
+          <w:p>
+            <w:pPr>
+              <w:spacing w:after="0" w:line="288" w:lineRule="auto"/>
+            </w:pPr>
+            <w:r>
+              <w:rPr>
+                <w:rFonts w:ascii="Plus Jakarta Sans" w:hAnsi="Plus Jakarta Sans" w:cs="Segoe UI"/>
+                <w:b/>
+                <w:i w:val="0"/>
+                <w:color w:val="0B0E14"/>
+                <w:sz w:val="17"/>
+                <w:szCs w:val="17"/>
+              </w:rPr>
+              <w:t>Chapter activation visits</w:t>
+            </w:r>
+          </w:p>
+        </w:tc>
+        <w:tc>
+          <w:tcPr>
+            <w:tcW w:type="dxa" w:w="1020"/>
+            <w:shd w:val="clear" w:fill="F5F6F8"/>
+            <w:tcMar>
+              <w:top w:w="73" w:type="dxa"/>
+              <w:start w:w="90" w:type="dxa"/>
+              <w:bottom w:w="73" w:type="dxa"/>
+              <w:end w:w="79" w:type="dxa"/>
+            </w:tcMar>
+          </w:tcPr>
+          <w:p>
+            <w:pPr>
+              <w:spacing w:after="0" w:line="288" w:lineRule="auto"/>
+            </w:pPr>
+            <w:r>
+              <w:rPr>
+                <w:rFonts w:ascii="Plus Jakarta Sans" w:hAnsi="Plus Jakarta Sans" w:cs="Segoe UI"/>
+                <w:b w:val="0"/>
+                <w:i w:val="0"/>
+                <w:color w:val="3A4050"/>
+                <w:sz w:val="17"/>
+                <w:szCs w:val="17"/>
+              </w:rPr>
+              <w:t>40</w:t>
+            </w:r>
+          </w:p>
+        </w:tc>
+        <w:tc>
+          <w:tcPr>
+            <w:tcW w:type="dxa" w:w="1020"/>
+            <w:shd w:val="clear" w:fill="F5F6F8"/>
+            <w:tcMar>
+              <w:top w:w="73" w:type="dxa"/>
+              <w:start w:w="90" w:type="dxa"/>
+              <w:bottom w:w="73" w:type="dxa"/>
+              <w:end w:w="79" w:type="dxa"/>
+            </w:tcMar>
+          </w:tcPr>
+          <w:p>
+            <w:pPr>
+              <w:spacing w:after="0" w:line="288" w:lineRule="auto"/>
+            </w:pPr>
+            <w:r>
+              <w:rPr>
+                <w:rFonts w:ascii="Plus Jakarta Sans" w:hAnsi="Plus Jakarta Sans" w:cs="Segoe UI"/>
+                <w:b w:val="0"/>
+                <w:i w:val="0"/>
+                <w:color w:val="3A4050"/>
+                <w:sz w:val="17"/>
+                <w:szCs w:val="17"/>
+              </w:rPr>
+              <w:t>$175</w:t>
+            </w:r>
+          </w:p>
+        </w:tc>
+        <w:tc>
+          <w:tcPr>
+            <w:tcW w:type="dxa" w:w="1247"/>
+            <w:shd w:val="clear" w:fill="F5F6F8"/>
+            <w:tcMar>
+              <w:top w:w="73" w:type="dxa"/>
+              <w:start w:w="90" w:type="dxa"/>
+              <w:bottom w:w="73" w:type="dxa"/>
+              <w:end w:w="79" w:type="dxa"/>
+            </w:tcMar>
+          </w:tcPr>
+          <w:p>
+            <w:pPr>
+              <w:spacing w:after="0" w:line="288" w:lineRule="auto"/>
+            </w:pPr>
+            <w:r>
+              <w:rPr>
+                <w:rFonts w:ascii="Plus Jakarta Sans" w:hAnsi="Plus Jakarta Sans" w:cs="Segoe UI"/>
+                <w:b w:val="0"/>
+                <w:i w:val="0"/>
+                <w:color w:val="3A4050"/>
+                <w:sz w:val="17"/>
+                <w:szCs w:val="17"/>
+              </w:rPr>
+              <w:t>$7,000</w:t>
+            </w:r>
+          </w:p>
+        </w:tc>
+        <w:tc>
+          <w:tcPr>
+            <w:tcW w:type="dxa" w:w="3288"/>
+            <w:shd w:val="clear" w:fill="F5F6F8"/>
+            <w:tcMar>
+              <w:top w:w="73" w:type="dxa"/>
+              <w:start w:w="90" w:type="dxa"/>
+              <w:bottom w:w="73" w:type="dxa"/>
+              <w:end w:w="79" w:type="dxa"/>
+            </w:tcMar>
+          </w:tcPr>
+          <w:p>
+            <w:pPr>
+              <w:spacing w:after="0" w:line="288" w:lineRule="auto"/>
+            </w:pPr>
+            <w:r>
+              <w:rPr>
+                <w:rFonts w:ascii="Plus Jakarta Sans" w:hAnsi="Plus Jakarta Sans" w:cs="Segoe UI"/>
+                <w:b w:val="0"/>
+                <w:i w:val="0"/>
+                <w:color w:val="3A4050"/>
+                <w:sz w:val="17"/>
+                <w:szCs w:val="17"/>
+              </w:rPr>
+              <w:t>March to April 2027</w:t>
+            </w:r>
+          </w:p>
+        </w:tc>
+      </w:tr>
+      <w:tr>
+        <w:trPr>
+          <w:cantSplit w:val="true"/>
+        </w:trPr>
+        <w:tc>
+          <w:tcPr>
+            <w:tcW w:type="dxa" w:w="2835"/>
+            <w:tcMar>
+              <w:top w:w="73" w:type="dxa"/>
+              <w:start w:w="90" w:type="dxa"/>
+              <w:bottom w:w="73" w:type="dxa"/>
+              <w:end w:w="79" w:type="dxa"/>
+            </w:tcMar>
+          </w:tcPr>
+          <w:p>
+            <w:pPr>
+              <w:spacing w:after="0" w:line="288" w:lineRule="auto"/>
+            </w:pPr>
+            <w:r>
+              <w:rPr>
+                <w:rFonts w:ascii="Plus Jakarta Sans" w:hAnsi="Plus Jakarta Sans" w:cs="Segoe UI"/>
+                <w:b/>
+                <w:i w:val="0"/>
+                <w:color w:val="0B0E14"/>
+                <w:sz w:val="17"/>
+                <w:szCs w:val="17"/>
+              </w:rPr>
+              <w:t>Campus awareness sessions</w:t>
+            </w:r>
+          </w:p>
+        </w:tc>
+        <w:tc>
+          <w:tcPr>
+            <w:tcW w:type="dxa" w:w="1020"/>
+            <w:tcMar>
+              <w:top w:w="73" w:type="dxa"/>
+              <w:start w:w="90" w:type="dxa"/>
+              <w:bottom w:w="73" w:type="dxa"/>
+              <w:end w:w="79" w:type="dxa"/>
+            </w:tcMar>
+          </w:tcPr>
+          <w:p>
+            <w:pPr>
+              <w:spacing w:after="0" w:line="288" w:lineRule="auto"/>
+            </w:pPr>
+            <w:r>
+              <w:rPr>
+                <w:rFonts w:ascii="Plus Jakarta Sans" w:hAnsi="Plus Jakarta Sans" w:cs="Segoe UI"/>
+                <w:b w:val="0"/>
+                <w:i w:val="0"/>
+                <w:color w:val="3A4050"/>
+                <w:sz w:val="17"/>
+                <w:szCs w:val="17"/>
+              </w:rPr>
+              <w:t>60</w:t>
+            </w:r>
+          </w:p>
+        </w:tc>
+        <w:tc>
+          <w:tcPr>
+            <w:tcW w:type="dxa" w:w="1020"/>
+            <w:tcMar>
+              <w:top w:w="73" w:type="dxa"/>
+              <w:start w:w="90" w:type="dxa"/>
+              <w:bottom w:w="73" w:type="dxa"/>
+              <w:end w:w="79" w:type="dxa"/>
+            </w:tcMar>
+          </w:tcPr>
+          <w:p>
+            <w:pPr>
+              <w:spacing w:after="0" w:line="288" w:lineRule="auto"/>
+            </w:pPr>
+            <w:r>
+              <w:rPr>
+                <w:rFonts w:ascii="Plus Jakarta Sans" w:hAnsi="Plus Jakarta Sans" w:cs="Segoe UI"/>
+                <w:b w:val="0"/>
+                <w:i w:val="0"/>
+                <w:color w:val="3A4050"/>
+                <w:sz w:val="17"/>
+                <w:szCs w:val="17"/>
+              </w:rPr>
+              <w:t>$90</w:t>
+            </w:r>
+          </w:p>
+        </w:tc>
+        <w:tc>
+          <w:tcPr>
+            <w:tcW w:type="dxa" w:w="1247"/>
+            <w:tcMar>
+              <w:top w:w="73" w:type="dxa"/>
+              <w:start w:w="90" w:type="dxa"/>
+              <w:bottom w:w="73" w:type="dxa"/>
+              <w:end w:w="79" w:type="dxa"/>
+            </w:tcMar>
+          </w:tcPr>
+          <w:p>
+            <w:pPr>
+              <w:spacing w:after="0" w:line="288" w:lineRule="auto"/>
+            </w:pPr>
+            <w:r>
+              <w:rPr>
+                <w:rFonts w:ascii="Plus Jakarta Sans" w:hAnsi="Plus Jakarta Sans" w:cs="Segoe UI"/>
+                <w:b w:val="0"/>
+                <w:i w:val="0"/>
+                <w:color w:val="3A4050"/>
+                <w:sz w:val="17"/>
+                <w:szCs w:val="17"/>
+              </w:rPr>
+              <w:t>$5,400</w:t>
+            </w:r>
+          </w:p>
+        </w:tc>
+        <w:tc>
+          <w:tcPr>
+            <w:tcW w:type="dxa" w:w="3288"/>
+            <w:tcMar>
+              <w:top w:w="73" w:type="dxa"/>
+              <w:start w:w="90" w:type="dxa"/>
+              <w:bottom w:w="73" w:type="dxa"/>
+              <w:end w:w="79" w:type="dxa"/>
+            </w:tcMar>
+          </w:tcPr>
+          <w:p>
+            <w:pPr>
+              <w:spacing w:after="0" w:line="288" w:lineRule="auto"/>
+            </w:pPr>
+            <w:r>
+              <w:rPr>
+                <w:rFonts w:ascii="Plus Jakarta Sans" w:hAnsi="Plus Jakarta Sans" w:cs="Segoe UI"/>
+                <w:b w:val="0"/>
+                <w:i w:val="0"/>
+                <w:color w:val="3A4050"/>
+                <w:sz w:val="17"/>
+                <w:szCs w:val="17"/>
+              </w:rPr>
+              <w:t>March to May 2027</w:t>
+            </w:r>
+          </w:p>
+        </w:tc>
+      </w:tr>
+      <w:tr>
+        <w:trPr>
+          <w:cantSplit w:val="true"/>
+        </w:trPr>
+        <w:tc>
+          <w:tcPr>
+            <w:tcW w:type="dxa" w:w="2835"/>
+            <w:shd w:val="clear" w:fill="F5F6F8"/>
+            <w:tcMar>
+              <w:top w:w="73" w:type="dxa"/>
+              <w:start w:w="90" w:type="dxa"/>
+              <w:bottom w:w="73" w:type="dxa"/>
+              <w:end w:w="79" w:type="dxa"/>
+            </w:tcMar>
+          </w:tcPr>
+          <w:p>
+            <w:pPr>
+              <w:spacing w:after="0" w:line="288" w:lineRule="auto"/>
+            </w:pPr>
+            <w:r>
+              <w:rPr>
+                <w:rFonts w:ascii="Plus Jakarta Sans" w:hAnsi="Plus Jakarta Sans" w:cs="Segoe UI"/>
+                <w:b/>
+                <w:i w:val="0"/>
+                <w:color w:val="0B0E14"/>
+                <w:sz w:val="17"/>
+                <w:szCs w:val="17"/>
+              </w:rPr>
+              <w:t>Governorate partner and host meetings</w:t>
+            </w:r>
+          </w:p>
+        </w:tc>
+        <w:tc>
+          <w:tcPr>
+            <w:tcW w:type="dxa" w:w="1020"/>
+            <w:shd w:val="clear" w:fill="F5F6F8"/>
+            <w:tcMar>
+              <w:top w:w="73" w:type="dxa"/>
+              <w:start w:w="90" w:type="dxa"/>
+              <w:bottom w:w="73" w:type="dxa"/>
+              <w:end w:w="79" w:type="dxa"/>
+            </w:tcMar>
+          </w:tcPr>
+          <w:p>
+            <w:pPr>
+              <w:spacing w:after="0" w:line="288" w:lineRule="auto"/>
+            </w:pPr>
+            <w:r>
+              <w:rPr>
+                <w:rFonts w:ascii="Plus Jakarta Sans" w:hAnsi="Plus Jakarta Sans" w:cs="Segoe UI"/>
+                <w:b w:val="0"/>
+                <w:i w:val="0"/>
+                <w:color w:val="3A4050"/>
+                <w:sz w:val="17"/>
+                <w:szCs w:val="17"/>
+              </w:rPr>
+              <w:t>36</w:t>
+            </w:r>
+          </w:p>
+        </w:tc>
+        <w:tc>
+          <w:tcPr>
+            <w:tcW w:type="dxa" w:w="1020"/>
+            <w:shd w:val="clear" w:fill="F5F6F8"/>
+            <w:tcMar>
+              <w:top w:w="73" w:type="dxa"/>
+              <w:start w:w="90" w:type="dxa"/>
+              <w:bottom w:w="73" w:type="dxa"/>
+              <w:end w:w="79" w:type="dxa"/>
+            </w:tcMar>
+          </w:tcPr>
+          <w:p>
+            <w:pPr>
+              <w:spacing w:after="0" w:line="288" w:lineRule="auto"/>
+            </w:pPr>
+            <w:r>
+              <w:rPr>
+                <w:rFonts w:ascii="Plus Jakarta Sans" w:hAnsi="Plus Jakarta Sans" w:cs="Segoe UI"/>
+                <w:b w:val="0"/>
+                <w:i w:val="0"/>
+                <w:color w:val="3A4050"/>
+                <w:sz w:val="17"/>
+                <w:szCs w:val="17"/>
+              </w:rPr>
+              <w:t>$220</w:t>
+            </w:r>
+          </w:p>
+        </w:tc>
+        <w:tc>
+          <w:tcPr>
+            <w:tcW w:type="dxa" w:w="1247"/>
+            <w:shd w:val="clear" w:fill="F5F6F8"/>
+            <w:tcMar>
+              <w:top w:w="73" w:type="dxa"/>
+              <w:start w:w="90" w:type="dxa"/>
+              <w:bottom w:w="73" w:type="dxa"/>
+              <w:end w:w="79" w:type="dxa"/>
+            </w:tcMar>
+          </w:tcPr>
+          <w:p>
+            <w:pPr>
+              <w:spacing w:after="0" w:line="288" w:lineRule="auto"/>
+            </w:pPr>
+            <w:r>
+              <w:rPr>
+                <w:rFonts w:ascii="Plus Jakarta Sans" w:hAnsi="Plus Jakarta Sans" w:cs="Segoe UI"/>
+                <w:b w:val="0"/>
+                <w:i w:val="0"/>
+                <w:color w:val="3A4050"/>
+                <w:sz w:val="17"/>
+                <w:szCs w:val="17"/>
+              </w:rPr>
+              <w:t>$7,920</w:t>
+            </w:r>
+          </w:p>
+        </w:tc>
+        <w:tc>
+          <w:tcPr>
+            <w:tcW w:type="dxa" w:w="3288"/>
+            <w:shd w:val="clear" w:fill="F5F6F8"/>
+            <w:tcMar>
+              <w:top w:w="73" w:type="dxa"/>
+              <w:start w:w="90" w:type="dxa"/>
+              <w:bottom w:w="73" w:type="dxa"/>
+              <w:end w:w="79" w:type="dxa"/>
+            </w:tcMar>
+          </w:tcPr>
+          <w:p>
+            <w:pPr>
+              <w:spacing w:after="0" w:line="288" w:lineRule="auto"/>
+            </w:pPr>
+            <w:r>
+              <w:rPr>
+                <w:rFonts w:ascii="Plus Jakarta Sans" w:hAnsi="Plus Jakarta Sans" w:cs="Segoe UI"/>
+                <w:b w:val="0"/>
+                <w:i w:val="0"/>
+                <w:color w:val="3A4050"/>
+                <w:sz w:val="17"/>
+                <w:szCs w:val="17"/>
+              </w:rPr>
+              <w:t>March to August 2027</w:t>
+            </w:r>
+          </w:p>
+        </w:tc>
+      </w:tr>
+      <w:tr>
+        <w:trPr>
+          <w:cantSplit w:val="true"/>
+        </w:trPr>
+        <w:tc>
+          <w:tcPr>
+            <w:tcW w:type="dxa" w:w="2835"/>
+            <w:tcMar>
+              <w:top w:w="73" w:type="dxa"/>
+              <w:start w:w="90" w:type="dxa"/>
+              <w:bottom w:w="73" w:type="dxa"/>
+              <w:end w:w="79" w:type="dxa"/>
+            </w:tcMar>
+          </w:tcPr>
+          <w:p>
+            <w:pPr>
+              <w:spacing w:after="0" w:line="288" w:lineRule="auto"/>
+            </w:pPr>
+            <w:r>
+              <w:rPr>
+                <w:rFonts w:ascii="Plus Jakarta Sans" w:hAnsi="Plus Jakarta Sans" w:cs="Segoe UI"/>
+                <w:b/>
+                <w:i w:val="0"/>
+                <w:color w:val="0B0E14"/>
+                <w:sz w:val="17"/>
+                <w:szCs w:val="17"/>
+              </w:rPr>
+              <w:t>Governorate showcases</w:t>
+            </w:r>
+          </w:p>
+        </w:tc>
+        <w:tc>
+          <w:tcPr>
+            <w:tcW w:type="dxa" w:w="1020"/>
+            <w:tcMar>
+              <w:top w:w="73" w:type="dxa"/>
+              <w:start w:w="90" w:type="dxa"/>
+              <w:bottom w:w="73" w:type="dxa"/>
+              <w:end w:w="79" w:type="dxa"/>
+            </w:tcMar>
+          </w:tcPr>
+          <w:p>
+            <w:pPr>
+              <w:spacing w:after="0" w:line="288" w:lineRule="auto"/>
+            </w:pPr>
+            <w:r>
+              <w:rPr>
+                <w:rFonts w:ascii="Plus Jakarta Sans" w:hAnsi="Plus Jakarta Sans" w:cs="Segoe UI"/>
+                <w:b w:val="0"/>
+                <w:i w:val="0"/>
+                <w:color w:val="3A4050"/>
+                <w:sz w:val="17"/>
+                <w:szCs w:val="17"/>
+              </w:rPr>
+              <w:t>6</w:t>
+            </w:r>
+          </w:p>
+        </w:tc>
+        <w:tc>
+          <w:tcPr>
+            <w:tcW w:type="dxa" w:w="1020"/>
+            <w:tcMar>
+              <w:top w:w="73" w:type="dxa"/>
+              <w:start w:w="90" w:type="dxa"/>
+              <w:bottom w:w="73" w:type="dxa"/>
+              <w:end w:w="79" w:type="dxa"/>
+            </w:tcMar>
+          </w:tcPr>
+          <w:p>
+            <w:pPr>
+              <w:spacing w:after="0" w:line="288" w:lineRule="auto"/>
+            </w:pPr>
+            <w:r>
+              <w:rPr>
+                <w:rFonts w:ascii="Plus Jakarta Sans" w:hAnsi="Plus Jakarta Sans" w:cs="Segoe UI"/>
+                <w:b w:val="0"/>
+                <w:i w:val="0"/>
+                <w:color w:val="3A4050"/>
+                <w:sz w:val="17"/>
+                <w:szCs w:val="17"/>
+              </w:rPr>
+              <w:t>$1,700</w:t>
+            </w:r>
+          </w:p>
+        </w:tc>
+        <w:tc>
+          <w:tcPr>
+            <w:tcW w:type="dxa" w:w="1247"/>
+            <w:tcMar>
+              <w:top w:w="73" w:type="dxa"/>
+              <w:start w:w="90" w:type="dxa"/>
+              <w:bottom w:w="73" w:type="dxa"/>
+              <w:end w:w="79" w:type="dxa"/>
+            </w:tcMar>
+          </w:tcPr>
+          <w:p>
+            <w:pPr>
+              <w:spacing w:after="0" w:line="288" w:lineRule="auto"/>
+            </w:pPr>
+            <w:r>
+              <w:rPr>
+                <w:rFonts w:ascii="Plus Jakarta Sans" w:hAnsi="Plus Jakarta Sans" w:cs="Segoe UI"/>
+                <w:b w:val="0"/>
+                <w:i w:val="0"/>
+                <w:color w:val="3A4050"/>
+                <w:sz w:val="17"/>
+                <w:szCs w:val="17"/>
+              </w:rPr>
+              <w:t>$10,200</w:t>
+            </w:r>
+          </w:p>
+        </w:tc>
+        <w:tc>
+          <w:tcPr>
+            <w:tcW w:type="dxa" w:w="3288"/>
+            <w:tcMar>
+              <w:top w:w="73" w:type="dxa"/>
+              <w:start w:w="90" w:type="dxa"/>
+              <w:bottom w:w="73" w:type="dxa"/>
+              <w:end w:w="79" w:type="dxa"/>
+            </w:tcMar>
+          </w:tcPr>
+          <w:p>
+            <w:pPr>
+              <w:spacing w:after="0" w:line="288" w:lineRule="auto"/>
+            </w:pPr>
+            <w:r>
+              <w:rPr>
+                <w:rFonts w:ascii="Plus Jakarta Sans" w:hAnsi="Plus Jakarta Sans" w:cs="Segoe UI"/>
+                <w:b w:val="0"/>
+                <w:i w:val="0"/>
+                <w:color w:val="3A4050"/>
+                <w:sz w:val="17"/>
+                <w:szCs w:val="17"/>
+              </w:rPr>
+              <w:t>May to July 2027</w:t>
+            </w:r>
+          </w:p>
+        </w:tc>
+      </w:tr>
+      <w:tr>
+        <w:trPr>
+          <w:cantSplit w:val="true"/>
+        </w:trPr>
+        <w:tc>
+          <w:tcPr>
+            <w:tcW w:type="dxa" w:w="2835"/>
+            <w:shd w:val="clear" w:fill="F5F6F8"/>
+            <w:tcMar>
+              <w:top w:w="73" w:type="dxa"/>
+              <w:start w:w="90" w:type="dxa"/>
+              <w:bottom w:w="73" w:type="dxa"/>
+              <w:end w:w="79" w:type="dxa"/>
+            </w:tcMar>
+          </w:tcPr>
+          <w:p>
+            <w:pPr>
+              <w:spacing w:after="0" w:line="288" w:lineRule="auto"/>
+            </w:pPr>
+            <w:r>
+              <w:rPr>
+                <w:rFonts w:ascii="Plus Jakarta Sans" w:hAnsi="Plus Jakarta Sans" w:cs="Segoe UI"/>
+                <w:b/>
+                <w:i w:val="0"/>
+                <w:color w:val="0B0E14"/>
+                <w:sz w:val="17"/>
+                <w:szCs w:val="17"/>
+              </w:rPr>
+              <w:t>Partner council meetings</w:t>
+            </w:r>
+          </w:p>
+        </w:tc>
+        <w:tc>
+          <w:tcPr>
+            <w:tcW w:type="dxa" w:w="1020"/>
+            <w:shd w:val="clear" w:fill="F5F6F8"/>
+            <w:tcMar>
+              <w:top w:w="73" w:type="dxa"/>
+              <w:start w:w="90" w:type="dxa"/>
+              <w:bottom w:w="73" w:type="dxa"/>
+              <w:end w:w="79" w:type="dxa"/>
+            </w:tcMar>
+          </w:tcPr>
+          <w:p>
+            <w:pPr>
+              <w:spacing w:after="0" w:line="288" w:lineRule="auto"/>
+            </w:pPr>
+            <w:r>
+              <w:rPr>
+                <w:rFonts w:ascii="Plus Jakarta Sans" w:hAnsi="Plus Jakarta Sans" w:cs="Segoe UI"/>
+                <w:b w:val="0"/>
+                <w:i w:val="0"/>
+                <w:color w:val="3A4050"/>
+                <w:sz w:val="17"/>
+                <w:szCs w:val="17"/>
+              </w:rPr>
+              <w:t>6</w:t>
+            </w:r>
+          </w:p>
+        </w:tc>
+        <w:tc>
+          <w:tcPr>
+            <w:tcW w:type="dxa" w:w="1020"/>
+            <w:shd w:val="clear" w:fill="F5F6F8"/>
+            <w:tcMar>
+              <w:top w:w="73" w:type="dxa"/>
+              <w:start w:w="90" w:type="dxa"/>
+              <w:bottom w:w="73" w:type="dxa"/>
+              <w:end w:w="79" w:type="dxa"/>
+            </w:tcMar>
+          </w:tcPr>
+          <w:p>
+            <w:pPr>
+              <w:spacing w:after="0" w:line="288" w:lineRule="auto"/>
+            </w:pPr>
+            <w:r>
+              <w:rPr>
+                <w:rFonts w:ascii="Plus Jakarta Sans" w:hAnsi="Plus Jakarta Sans" w:cs="Segoe UI"/>
+                <w:b w:val="0"/>
+                <w:i w:val="0"/>
+                <w:color w:val="3A4050"/>
+                <w:sz w:val="17"/>
+                <w:szCs w:val="17"/>
+              </w:rPr>
+              <w:t>$200</w:t>
+            </w:r>
+          </w:p>
+        </w:tc>
+        <w:tc>
+          <w:tcPr>
+            <w:tcW w:type="dxa" w:w="1247"/>
+            <w:shd w:val="clear" w:fill="F5F6F8"/>
+            <w:tcMar>
+              <w:top w:w="73" w:type="dxa"/>
+              <w:start w:w="90" w:type="dxa"/>
+              <w:bottom w:w="73" w:type="dxa"/>
+              <w:end w:w="79" w:type="dxa"/>
+            </w:tcMar>
+          </w:tcPr>
+          <w:p>
+            <w:pPr>
+              <w:spacing w:after="0" w:line="288" w:lineRule="auto"/>
+            </w:pPr>
+            <w:r>
+              <w:rPr>
+                <w:rFonts w:ascii="Plus Jakarta Sans" w:hAnsi="Plus Jakarta Sans" w:cs="Segoe UI"/>
+                <w:b w:val="0"/>
+                <w:i w:val="0"/>
+                <w:color w:val="3A4050"/>
+                <w:sz w:val="17"/>
+                <w:szCs w:val="17"/>
+              </w:rPr>
+              <w:t>$1,200</w:t>
+            </w:r>
+          </w:p>
+        </w:tc>
+        <w:tc>
+          <w:tcPr>
+            <w:tcW w:type="dxa" w:w="3288"/>
+            <w:shd w:val="clear" w:fill="F5F6F8"/>
+            <w:tcMar>
+              <w:top w:w="73" w:type="dxa"/>
+              <w:start w:w="90" w:type="dxa"/>
+              <w:bottom w:w="73" w:type="dxa"/>
+              <w:end w:w="79" w:type="dxa"/>
+            </w:tcMar>
+          </w:tcPr>
+          <w:p>
+            <w:pPr>
+              <w:spacing w:after="0" w:line="288" w:lineRule="auto"/>
+            </w:pPr>
+            <w:r>
+              <w:rPr>
+                <w:rFonts w:ascii="Plus Jakarta Sans" w:hAnsi="Plus Jakarta Sans" w:cs="Segoe UI"/>
+                <w:b w:val="0"/>
+                <w:i w:val="0"/>
+                <w:color w:val="3A4050"/>
+                <w:sz w:val="17"/>
+                <w:szCs w:val="17"/>
+              </w:rPr>
+              <w:t>Monthly</w:t>
+            </w:r>
+          </w:p>
+        </w:tc>
+      </w:tr>
+      <w:tr>
+        <w:trPr>
+          <w:cantSplit w:val="true"/>
+        </w:trPr>
+        <w:tc>
+          <w:tcPr>
+            <w:tcW w:type="dxa" w:w="2835"/>
+            <w:tcMar>
+              <w:top w:w="73" w:type="dxa"/>
+              <w:start w:w="90" w:type="dxa"/>
+              <w:bottom w:w="73" w:type="dxa"/>
+              <w:end w:w="79" w:type="dxa"/>
+            </w:tcMar>
+          </w:tcPr>
+          <w:p>
+            <w:pPr>
+              <w:spacing w:after="0" w:line="288" w:lineRule="auto"/>
+            </w:pPr>
+            <w:r>
+              <w:rPr>
+                <w:rFonts w:ascii="Plus Jakarta Sans" w:hAnsi="Plus Jakarta Sans" w:cs="Segoe UI"/>
+                <w:b/>
+                <w:i w:val="0"/>
+                <w:color w:val="0B0E14"/>
+                <w:sz w:val="17"/>
+                <w:szCs w:val="17"/>
+              </w:rPr>
+              <w:t>Judge and mentor briefings</w:t>
+            </w:r>
+          </w:p>
+        </w:tc>
+        <w:tc>
+          <w:tcPr>
+            <w:tcW w:type="dxa" w:w="1020"/>
+            <w:tcMar>
+              <w:top w:w="73" w:type="dxa"/>
+              <w:start w:w="90" w:type="dxa"/>
+              <w:bottom w:w="73" w:type="dxa"/>
+              <w:end w:w="79" w:type="dxa"/>
+            </w:tcMar>
+          </w:tcPr>
+          <w:p>
+            <w:pPr>
+              <w:spacing w:after="0" w:line="288" w:lineRule="auto"/>
+            </w:pPr>
+            <w:r>
+              <w:rPr>
+                <w:rFonts w:ascii="Plus Jakarta Sans" w:hAnsi="Plus Jakarta Sans" w:cs="Segoe UI"/>
+                <w:b w:val="0"/>
+                <w:i w:val="0"/>
+                <w:color w:val="3A4050"/>
+                <w:sz w:val="17"/>
+                <w:szCs w:val="17"/>
+              </w:rPr>
+              <w:t>4</w:t>
+            </w:r>
+          </w:p>
+        </w:tc>
+        <w:tc>
+          <w:tcPr>
+            <w:tcW w:type="dxa" w:w="1020"/>
+            <w:tcMar>
+              <w:top w:w="73" w:type="dxa"/>
+              <w:start w:w="90" w:type="dxa"/>
+              <w:bottom w:w="73" w:type="dxa"/>
+              <w:end w:w="79" w:type="dxa"/>
+            </w:tcMar>
+          </w:tcPr>
+          <w:p>
+            <w:pPr>
+              <w:spacing w:after="0" w:line="288" w:lineRule="auto"/>
+            </w:pPr>
+            <w:r>
+              <w:rPr>
+                <w:rFonts w:ascii="Plus Jakarta Sans" w:hAnsi="Plus Jakarta Sans" w:cs="Segoe UI"/>
+                <w:b w:val="0"/>
+                <w:i w:val="0"/>
+                <w:color w:val="3A4050"/>
+                <w:sz w:val="17"/>
+                <w:szCs w:val="17"/>
+              </w:rPr>
+              <w:t>$150</w:t>
+            </w:r>
+          </w:p>
+        </w:tc>
+        <w:tc>
+          <w:tcPr>
+            <w:tcW w:type="dxa" w:w="1247"/>
+            <w:tcMar>
+              <w:top w:w="73" w:type="dxa"/>
+              <w:start w:w="90" w:type="dxa"/>
+              <w:bottom w:w="73" w:type="dxa"/>
+              <w:end w:w="79" w:type="dxa"/>
+            </w:tcMar>
+          </w:tcPr>
+          <w:p>
+            <w:pPr>
+              <w:spacing w:after="0" w:line="288" w:lineRule="auto"/>
+            </w:pPr>
+            <w:r>
+              <w:rPr>
+                <w:rFonts w:ascii="Plus Jakarta Sans" w:hAnsi="Plus Jakarta Sans" w:cs="Segoe UI"/>
+                <w:b w:val="0"/>
+                <w:i w:val="0"/>
+                <w:color w:val="3A4050"/>
+                <w:sz w:val="17"/>
+                <w:szCs w:val="17"/>
+              </w:rPr>
+              <w:t>$600</w:t>
+            </w:r>
+          </w:p>
+        </w:tc>
+        <w:tc>
+          <w:tcPr>
+            <w:tcW w:type="dxa" w:w="3288"/>
+            <w:tcMar>
+              <w:top w:w="73" w:type="dxa"/>
+              <w:start w:w="90" w:type="dxa"/>
+              <w:bottom w:w="73" w:type="dxa"/>
+              <w:end w:w="79" w:type="dxa"/>
+            </w:tcMar>
+          </w:tcPr>
+          <w:p>
+            <w:pPr>
+              <w:spacing w:after="0" w:line="288" w:lineRule="auto"/>
+            </w:pPr>
+            <w:r>
+              <w:rPr>
+                <w:rFonts w:ascii="Plus Jakarta Sans" w:hAnsi="Plus Jakarta Sans" w:cs="Segoe UI"/>
+                <w:b w:val="0"/>
+                <w:i w:val="0"/>
+                <w:color w:val="3A4050"/>
+                <w:sz w:val="17"/>
+                <w:szCs w:val="17"/>
+              </w:rPr>
+              <w:t>Before each showcase wave</w:t>
+            </w:r>
+          </w:p>
+        </w:tc>
+      </w:tr>
+      <w:tr>
+        <w:trPr>
+          <w:cantSplit w:val="true"/>
+        </w:trPr>
+        <w:tc>
+          <w:tcPr>
+            <w:tcW w:type="dxa" w:w="2835"/>
+            <w:shd w:val="clear" w:fill="CBF24A"/>
+            <w:tcMar>
+              <w:top w:w="73" w:type="dxa"/>
+              <w:start w:w="90" w:type="dxa"/>
+              <w:bottom w:w="73" w:type="dxa"/>
+              <w:end w:w="79" w:type="dxa"/>
+            </w:tcMar>
+          </w:tcPr>
+          <w:p>
+            <w:pPr>
+              <w:spacing w:after="0" w:line="288" w:lineRule="auto"/>
+            </w:pPr>
+            <w:r>
+              <w:rPr>
+                <w:rFonts w:ascii="Plus Jakarta Sans" w:hAnsi="Plus Jakarta Sans" w:cs="Segoe UI"/>
+                <w:b/>
+                <w:i w:val="0"/>
+                <w:color w:val="0B0E14"/>
+                <w:sz w:val="17"/>
+                <w:szCs w:val="17"/>
+              </w:rPr>
+              <w:t>Total</w:t>
+            </w:r>
+          </w:p>
+        </w:tc>
+        <w:tc>
+          <w:tcPr>
+            <w:tcW w:type="dxa" w:w="1020"/>
+            <w:shd w:val="clear" w:fill="CBF24A"/>
+            <w:tcMar>
+              <w:top w:w="73" w:type="dxa"/>
+              <w:start w:w="90" w:type="dxa"/>
+              <w:bottom w:w="73" w:type="dxa"/>
+              <w:end w:w="79" w:type="dxa"/>
+            </w:tcMar>
+          </w:tcPr>
+          <w:p>
+            <w:pPr>
+              <w:spacing w:after="0" w:line="288" w:lineRule="auto"/>
+            </w:pPr>
+          </w:p>
+        </w:tc>
+        <w:tc>
+          <w:tcPr>
+            <w:tcW w:type="dxa" w:w="1020"/>
+            <w:shd w:val="clear" w:fill="CBF24A"/>
+            <w:tcMar>
+              <w:top w:w="73" w:type="dxa"/>
+              <w:start w:w="90" w:type="dxa"/>
+              <w:bottom w:w="73" w:type="dxa"/>
+              <w:end w:w="79" w:type="dxa"/>
+            </w:tcMar>
+          </w:tcPr>
+          <w:p>
+            <w:pPr>
+              <w:spacing w:after="0" w:line="288" w:lineRule="auto"/>
+            </w:pPr>
+          </w:p>
+        </w:tc>
+        <w:tc>
+          <w:tcPr>
+            <w:tcW w:type="dxa" w:w="1247"/>
+            <w:shd w:val="clear" w:fill="CBF24A"/>
+            <w:tcMar>
+              <w:top w:w="73" w:type="dxa"/>
+              <w:start w:w="90" w:type="dxa"/>
+              <w:bottom w:w="73" w:type="dxa"/>
+              <w:end w:w="79" w:type="dxa"/>
+            </w:tcMar>
+          </w:tcPr>
+          <w:p>
+            <w:pPr>
+              <w:spacing w:after="0" w:line="288" w:lineRule="auto"/>
+            </w:pPr>
+            <w:r>
+              <w:rPr>
+                <w:rFonts w:ascii="Plus Jakarta Sans" w:hAnsi="Plus Jakarta Sans" w:cs="Segoe UI"/>
+                <w:b/>
+                <w:i w:val="0"/>
+                <w:color w:val="0B0E14"/>
+                <w:sz w:val="17"/>
+                <w:szCs w:val="17"/>
+              </w:rPr>
+              <w:t>$38,320</w:t>
+            </w:r>
+          </w:p>
+        </w:tc>
+        <w:tc>
+          <w:tcPr>
+            <w:tcW w:type="dxa" w:w="3288"/>
+            <w:shd w:val="clear" w:fill="CBF24A"/>
+            <w:tcMar>
+              <w:top w:w="73" w:type="dxa"/>
+              <w:start w:w="90" w:type="dxa"/>
+              <w:bottom w:w="73" w:type="dxa"/>
+              <w:end w:w="79" w:type="dxa"/>
+            </w:tcMar>
+          </w:tcPr>
+          <w:p>
+            <w:pPr>
+              <w:spacing w:after="0" w:line="288" w:lineRule="auto"/>
+            </w:pPr>
+            <w:r>
+              <w:rPr>
+                <w:rFonts w:ascii="Plus Jakarta Sans" w:hAnsi="Plus Jakarta Sans" w:cs="Segoe UI"/>
+                <w:b/>
+                <w:i w:val="0"/>
+                <w:color w:val="0B0E14"/>
+                <w:sz w:val="17"/>
+                <w:szCs w:val="17"/>
+              </w:rPr>
+              <w:t>Wave 1, March to August 2027</w:t>
+            </w:r>
+          </w:p>
+        </w:tc>
+      </w:tr>
+    </w:tbl>
+    <w:p>
+      <w:pPr>
+        <w:widowControl w:val="true"/>
+        <w:spacing w:before="0" w:after="140" w:line="322" w:lineRule="auto"/>
+      </w:pPr>
+    </w:p>
+    <w:p>
+      <w:pPr>
+        <w:keepNext/>
+        <w:widowControl w:val="true"/>
+        <w:spacing w:before="280" w:after="100" w:line="288" w:lineRule="auto"/>
+      </w:pPr>
+      <w:r>
+        <w:rPr>
+          <w:rFonts w:ascii="Plus Jakarta Sans" w:hAnsi="Plus Jakarta Sans" w:cs="Segoe UI"/>
+          <w:b/>
+          <w:i w:val="0"/>
+          <w:color w:val="0B0E14"/>
+          <w:sz w:val="24"/>
+          <w:szCs w:val="24"/>
+        </w:rPr>
+        <w:t>What each one is for</w:t>
+      </w:r>
+    </w:p>
+    <w:p>
+      <w:pPr>
+        <w:keepNext/>
+        <w:widowControl w:val="true"/>
+        <w:pBdr>
+          <w:left w:val="single" w:sz="18" w:space="8" w:color="3418E0"/>
+        </w:pBdr>
+        <w:spacing w:before="180" w:after="40" w:line="322" w:lineRule="auto"/>
+        <w:ind w:left="170"/>
+      </w:pPr>
+      <w:r>
+        <w:rPr>
+          <w:rFonts w:ascii="Plus Jakarta Sans" w:hAnsi="Plus Jakarta Sans" w:cs="Segoe UI"/>
+          <w:b/>
+          <w:i w:val="0"/>
+          <w:color w:val="0B0E14"/>
+          <w:sz w:val="20"/>
+          <w:szCs w:val="20"/>
+        </w:rPr>
+        <w:t>National launch, Cairo</w:t>
+      </w:r>
+    </w:p>
+    <w:p>
+      <w:pPr>
+        <w:widowControl w:val="true"/>
+        <w:pBdr>
+          <w:left w:val="single" w:sz="18" w:space="8" w:color="E2E4EA"/>
+        </w:pBdr>
+        <w:spacing w:before="0" w:after="80" w:line="322" w:lineRule="auto"/>
+        <w:ind w:left="170"/>
+      </w:pPr>
+      <w:r>
+        <w:rPr>
+          <w:rFonts w:ascii="Plus Jakarta Sans" w:hAnsi="Plus Jakarta Sans" w:cs="Segoe UI"/>
+          <w:b w:val="0"/>
+          <w:i w:val="0"/>
+          <w:color w:val="3A4050"/>
+          <w:sz w:val="19"/>
+          <w:szCs w:val="19"/>
+        </w:rPr>
+        <w:t>The coalition on stage, the patron ministries present, the press in the room. Nothing is announced until three Founding Partners have signed, so this event is the proof the coalition exists.</w:t>
+      </w:r>
+    </w:p>
+    <w:p>
+      <w:pPr>
+        <w:keepNext/>
+        <w:widowControl w:val="true"/>
+        <w:pBdr>
+          <w:left w:val="single" w:sz="18" w:space="8" w:color="3418E0"/>
+        </w:pBdr>
+        <w:spacing w:before="180" w:after="40" w:line="322" w:lineRule="auto"/>
+        <w:ind w:left="170"/>
+      </w:pPr>
+      <w:r>
+        <w:rPr>
+          <w:rFonts w:ascii="Plus Jakarta Sans" w:hAnsi="Plus Jakarta Sans" w:cs="Segoe UI"/>
+          <w:b/>
+          <w:i w:val="0"/>
+          <w:color w:val="0B0E14"/>
+          <w:sz w:val="20"/>
+          <w:szCs w:val="20"/>
+        </w:rPr>
+        <w:t>Chapter activation visits</w:t>
+      </w:r>
+    </w:p>
+    <w:p>
+      <w:pPr>
+        <w:widowControl w:val="true"/>
+        <w:pBdr>
+          <w:left w:val="single" w:sz="18" w:space="8" w:color="E2E4EA"/>
+        </w:pBdr>
+        <w:spacing w:before="0" w:after="80" w:line="322" w:lineRule="auto"/>
+        <w:ind w:left="170"/>
+      </w:pPr>
+      <w:r>
+        <w:rPr>
+          <w:rFonts w:ascii="Plus Jakarta Sans" w:hAnsi="Plus Jakarta Sans" w:cs="Segoe UI"/>
+          <w:b w:val="0"/>
+          <w:i w:val="0"/>
+          <w:color w:val="3A4050"/>
+          <w:sz w:val="19"/>
+          <w:szCs w:val="19"/>
+        </w:rPr>
+        <w:t>150 chapters, visited in 40 clustered trips. A chapter that has been visited activates. A chapter that has only been emailed does not, and that is the whole difference between 150 chapters and 40.</w:t>
+      </w:r>
+    </w:p>
+    <w:p>
+      <w:pPr>
+        <w:keepNext/>
+        <w:widowControl w:val="true"/>
+        <w:pBdr>
+          <w:left w:val="single" w:sz="18" w:space="8" w:color="3418E0"/>
+        </w:pBdr>
+        <w:spacing w:before="180" w:after="40" w:line="322" w:lineRule="auto"/>
+        <w:ind w:left="170"/>
+      </w:pPr>
+      <w:r>
+        <w:rPr>
+          <w:rFonts w:ascii="Plus Jakarta Sans" w:hAnsi="Plus Jakarta Sans" w:cs="Segoe UI"/>
+          <w:b/>
+          <w:i w:val="0"/>
+          <w:color w:val="0B0E14"/>
+          <w:sz w:val="20"/>
+          <w:szCs w:val="20"/>
+        </w:rPr>
+        <w:t>Campus awareness sessions</w:t>
+      </w:r>
+    </w:p>
+    <w:p>
+      <w:pPr>
+        <w:widowControl w:val="true"/>
+        <w:pBdr>
+          <w:left w:val="single" w:sz="18" w:space="8" w:color="E2E4EA"/>
+        </w:pBdr>
+        <w:spacing w:before="0" w:after="80" w:line="322" w:lineRule="auto"/>
+        <w:ind w:left="170"/>
+      </w:pPr>
+      <w:r>
+        <w:rPr>
+          <w:rFonts w:ascii="Plus Jakarta Sans" w:hAnsi="Plus Jakarta Sans" w:cs="Segoe UI"/>
+          <w:b w:val="0"/>
+          <w:i w:val="0"/>
+          <w:color w:val="3A4050"/>
+          <w:sz w:val="19"/>
+          <w:szCs w:val="19"/>
+        </w:rPr>
+        <w:t>An hour on a campus, run with the chapter, that turns a poster into registrations. Five per governorate.</w:t>
+      </w:r>
+    </w:p>
+    <w:p>
+      <w:pPr>
+        <w:keepNext/>
+        <w:widowControl w:val="true"/>
+        <w:pBdr>
+          <w:left w:val="single" w:sz="18" w:space="8" w:color="3418E0"/>
+        </w:pBdr>
+        <w:spacing w:before="180" w:after="40" w:line="322" w:lineRule="auto"/>
+        <w:ind w:left="170"/>
+      </w:pPr>
+      <w:r>
+        <w:rPr>
+          <w:rFonts w:ascii="Plus Jakarta Sans" w:hAnsi="Plus Jakarta Sans" w:cs="Segoe UI"/>
+          <w:b/>
+          <w:i w:val="0"/>
+          <w:color w:val="0B0E14"/>
+          <w:sz w:val="20"/>
+          <w:szCs w:val="20"/>
+        </w:rPr>
+        <w:t>Governorate partner and host meetings</w:t>
+      </w:r>
+    </w:p>
+    <w:p>
+      <w:pPr>
+        <w:widowControl w:val="true"/>
+        <w:pBdr>
+          <w:left w:val="single" w:sz="18" w:space="8" w:color="E2E4EA"/>
+        </w:pBdr>
+        <w:spacing w:before="0" w:after="80" w:line="322" w:lineRule="auto"/>
+        <w:ind w:left="170"/>
+      </w:pPr>
+      <w:r>
+        <w:rPr>
+          <w:rFonts w:ascii="Plus Jakarta Sans" w:hAnsi="Plus Jakarta Sans" w:cs="Segoe UI"/>
+          <w:b w:val="0"/>
+          <w:i w:val="0"/>
+          <w:color w:val="3A4050"/>
+          <w:sz w:val="19"/>
+          <w:szCs w:val="19"/>
+        </w:rPr>
+        <w:t>Twelve governorates, three visits each: open the relationship, agree the venues, run the showcase.</w:t>
+      </w:r>
+    </w:p>
+    <w:p>
+      <w:pPr>
+        <w:keepNext/>
+        <w:widowControl w:val="true"/>
+        <w:pBdr>
+          <w:left w:val="single" w:sz="18" w:space="8" w:color="3418E0"/>
+        </w:pBdr>
+        <w:spacing w:before="180" w:after="40" w:line="322" w:lineRule="auto"/>
+        <w:ind w:left="170"/>
+      </w:pPr>
+      <w:r>
+        <w:rPr>
+          <w:rFonts w:ascii="Plus Jakarta Sans" w:hAnsi="Plus Jakarta Sans" w:cs="Segoe UI"/>
+          <w:b/>
+          <w:i w:val="0"/>
+          <w:color w:val="0B0E14"/>
+          <w:sz w:val="20"/>
+          <w:szCs w:val="20"/>
+        </w:rPr>
+        <w:t>Governorate showcases</w:t>
+      </w:r>
+    </w:p>
+    <w:p>
+      <w:pPr>
+        <w:widowControl w:val="true"/>
+        <w:pBdr>
+          <w:left w:val="single" w:sz="18" w:space="8" w:color="E2E4EA"/>
+        </w:pBdr>
+        <w:spacing w:before="0" w:after="80" w:line="322" w:lineRule="auto"/>
+        <w:ind w:left="170"/>
+      </w:pPr>
+      <w:r>
+        <w:rPr>
+          <w:rFonts w:ascii="Plus Jakarta Sans" w:hAnsi="Plus Jakarta Sans" w:cs="Segoe UI"/>
+          <w:b w:val="0"/>
+          <w:i w:val="0"/>
+          <w:color w:val="3A4050"/>
+          <w:sz w:val="19"/>
+          <w:szCs w:val="19"/>
+        </w:rPr>
+        <w:t>Venue, judges' travel, prizes and media. Six of them, in the governorates carrying the most cohorts.</w:t>
+      </w:r>
+    </w:p>
+    <w:p>
+      <w:pPr>
+        <w:keepNext/>
+        <w:widowControl w:val="true"/>
+        <w:pBdr>
+          <w:left w:val="single" w:sz="18" w:space="8" w:color="3418E0"/>
+        </w:pBdr>
+        <w:spacing w:before="180" w:after="40" w:line="322" w:lineRule="auto"/>
+        <w:ind w:left="170"/>
+      </w:pPr>
+      <w:r>
+        <w:rPr>
+          <w:rFonts w:ascii="Plus Jakarta Sans" w:hAnsi="Plus Jakarta Sans" w:cs="Segoe UI"/>
+          <w:b/>
+          <w:i w:val="0"/>
+          <w:color w:val="0B0E14"/>
+          <w:sz w:val="20"/>
+          <w:szCs w:val="20"/>
+        </w:rPr>
+        <w:t>Partner council meetings</w:t>
+      </w:r>
+    </w:p>
+    <w:p>
+      <w:pPr>
+        <w:widowControl w:val="true"/>
+        <w:pBdr>
+          <w:left w:val="single" w:sz="18" w:space="8" w:color="E2E4EA"/>
+        </w:pBdr>
+        <w:spacing w:before="0" w:after="80" w:line="322" w:lineRule="auto"/>
+        <w:ind w:left="170"/>
+      </w:pPr>
+      <w:r>
+        <w:rPr>
+          <w:rFonts w:ascii="Plus Jakarta Sans" w:hAnsi="Plus Jakarta Sans" w:cs="Segoe UI"/>
+          <w:b w:val="0"/>
+          <w:i w:val="0"/>
+          <w:color w:val="3A4050"/>
+          <w:sz w:val="19"/>
+          <w:szCs w:val="19"/>
+        </w:rPr>
+        <w:t>One hour, one dashboard, and the room where partners meet each other, which several of them will value more than the reporting.</w:t>
+      </w:r>
+    </w:p>
+    <w:p>
+      <w:pPr>
+        <w:keepNext/>
+        <w:widowControl w:val="true"/>
+        <w:pBdr>
+          <w:left w:val="single" w:sz="18" w:space="8" w:color="3418E0"/>
+        </w:pBdr>
+        <w:spacing w:before="180" w:after="40" w:line="322" w:lineRule="auto"/>
+        <w:ind w:left="170"/>
+      </w:pPr>
+      <w:r>
+        <w:rPr>
+          <w:rFonts w:ascii="Plus Jakarta Sans" w:hAnsi="Plus Jakarta Sans" w:cs="Segoe UI"/>
+          <w:b/>
+          <w:i w:val="0"/>
+          <w:color w:val="0B0E14"/>
+          <w:sz w:val="20"/>
+          <w:szCs w:val="20"/>
+        </w:rPr>
+        <w:t>Judge and mentor briefings</w:t>
+      </w:r>
+    </w:p>
+    <w:p>
+      <w:pPr>
+        <w:widowControl w:val="true"/>
+        <w:pBdr>
+          <w:left w:val="single" w:sz="18" w:space="8" w:color="E2E4EA"/>
+        </w:pBdr>
+        <w:spacing w:before="0" w:after="80" w:line="322" w:lineRule="auto"/>
+        <w:ind w:left="170"/>
+      </w:pPr>
+      <w:r>
+        <w:rPr>
+          <w:rFonts w:ascii="Plus Jakarta Sans" w:hAnsi="Plus Jakarta Sans" w:cs="Segoe UI"/>
+          <w:b w:val="0"/>
+          <w:i w:val="0"/>
+          <w:color w:val="3A4050"/>
+          <w:sz w:val="19"/>
+          <w:szCs w:val="19"/>
+        </w:rPr>
+        <w:t>Sponsor staff cannot judge well without being briefed, and a badly judged showcase costs a renewal.</w:t>
+      </w:r>
+    </w:p>
+    <w:p>
+      <w:pPr>
+        <w:widowControl w:val="true"/>
+        <w:spacing w:before="0" w:after="100" w:line="322" w:lineRule="auto"/>
+      </w:pPr>
+      <w:r>
+        <w:rPr>
+          <w:rFonts w:ascii="Plus Jakarta Sans" w:hAnsi="Plus Jakarta Sans" w:cs="Segoe UI"/>
+          <w:b w:val="0"/>
+          <w:i w:val="0"/>
+          <w:color w:val="0B0E14"/>
+          <w:sz w:val="19"/>
+          <w:szCs w:val="19"/>
+        </w:rPr>
+        <w:t>That is $1.91 of every sponsored founder's $5.00, and the second largest line in the budget after delivery. It is also the line most likely to be cut by somebody reading quickly, which would be a mistake: a chapter that has been visited activates, and a chapter that has only been emailed does not.</w:t>
+      </w:r>
+    </w:p>
+    <w:p>
+      <w:pPr>
+        <w:widowControl w:val="true"/>
+        <w:pBdr>
+          <w:left w:val="single" w:sz="24" w:space="8" w:color="CBF24A"/>
+        </w:pBdr>
+        <w:shd w:val="clear" w:fill="F5F6F8"/>
+        <w:spacing w:before="180" w:after="200" w:line="322" w:lineRule="auto"/>
+        <w:ind w:left="159"/>
+      </w:pPr>
+      <w:r>
+        <w:rPr>
+          <w:rFonts w:ascii="Plus Jakarta Sans" w:hAnsi="Plus Jakarta Sans" w:cs="Segoe UI"/>
+          <w:b/>
+          <w:i w:val="0"/>
+          <w:color w:val="3A4050"/>
+          <w:sz w:val="18"/>
+          <w:szCs w:val="18"/>
+        </w:rPr>
+        <w:t>Beside these, every one of the 30 cohorts ends with its own showcase</w:t>
+      </w:r>
+      <w:r>
+        <w:rPr>
+          <w:rFonts w:ascii="Plus Jakarta Sans" w:hAnsi="Plus Jakarta Sans" w:cs="Segoe UI"/>
+          <w:b w:val="0"/>
+          <w:i w:val="0"/>
+          <w:color w:val="3A4050"/>
+          <w:sz w:val="18"/>
+          <w:szCs w:val="18"/>
+        </w:rPr>
+        <w:t xml:space="preserve"> for its participants and its host institution, with the host's own students presenting. Those sit inside the $3,000 cohort cost rather than in the events line, which is why the events table does not list thirty showcases.</w:t>
+      </w:r>
+    </w:p>
+    <w:p>
+      <w:pPr>
+        <w:keepNext/>
+        <w:pageBreakBefore w:val="true"/>
+        <w:spacing w:before="0" w:after="20"/>
+      </w:pPr>
+      <w:r>
+        <w:rPr>
+          <w:rFonts w:ascii="Plus Jakarta Sans" w:hAnsi="Plus Jakarta Sans" w:cs="Segoe UI"/>
+          <w:b/>
+          <w:i w:val="0"/>
+          <w:color w:val="3418E0"/>
+          <w:spacing w:val="28"/>
+          <w:sz w:val="16"/>
+          <w:szCs w:val="16"/>
+        </w:rPr>
+        <w:t>SECTION 14</w:t>
+      </w:r>
+    </w:p>
+    <w:p>
+      <w:pPr>
+        <w:keepNext/>
+        <w:spacing w:before="40" w:after="120"/>
+      </w:pPr>
+      <w:r>
+        <w:rPr>
+          <w:rFonts w:ascii="Plus Jakarta Sans" w:hAnsi="Plus Jakarta Sans" w:cs="Segoe UI"/>
+          <w:b/>
+          <w:i w:val="0"/>
+          <w:color w:val="0B0E14"/>
+          <w:sz w:val="40"/>
+          <w:szCs w:val="40"/>
+        </w:rPr>
+        <w:t>What StartPad gets back</w:t>
+      </w:r>
+    </w:p>
+    <w:p>
+      <w:pPr>
+        <w:pBdr>
+          <w:bottom w:val="single" w:sz="10" w:color="3418E0"/>
+        </w:pBdr>
+        <w:spacing w:before="0" w:after="200"/>
+      </w:pPr>
+    </w:p>
+    <w:p>
+      <w:pPr>
+        <w:widowControl w:val="true"/>
+        <w:spacing w:before="0" w:after="240" w:line="336" w:lineRule="auto"/>
+      </w:pPr>
+      <w:r>
+        <w:rPr>
+          <w:rFonts w:ascii="Plus Jakarta Sans" w:hAnsi="Plus Jakarta Sans" w:cs="Segoe UI"/>
+          <w:b w:val="0"/>
+          <w:i w:val="0"/>
+          <w:color w:val="3A4050"/>
+          <w:sz w:val="22"/>
+          <w:szCs w:val="22"/>
+        </w:rPr>
+        <w:t>A partner is entitled to ask what the company running this gets out of it, and a framework that does not answer invites the worst assumption. The answer is that wave one takes no margin from sponsorship at all, and the return is somewhere else.</w:t>
+      </w:r>
+    </w:p>
+    <w:p>
+      <w:pPr>
+        <w:keepNext/>
+        <w:widowControl w:val="true"/>
+        <w:spacing w:before="280" w:after="100" w:line="288" w:lineRule="auto"/>
+      </w:pPr>
+      <w:r>
+        <w:rPr>
+          <w:rFonts w:ascii="Plus Jakarta Sans" w:hAnsi="Plus Jakarta Sans" w:cs="Segoe UI"/>
+          <w:b/>
+          <w:i w:val="0"/>
+          <w:color w:val="0B0E14"/>
+          <w:sz w:val="24"/>
+          <w:szCs w:val="24"/>
+        </w:rPr>
+        <w:t>No margin on the sponsorship</w:t>
+      </w:r>
+    </w:p>
+    <w:p>
+      <w:pPr>
+        <w:widowControl w:val="true"/>
+        <w:spacing w:before="0" w:after="100" w:line="322" w:lineRule="auto"/>
+      </w:pPr>
+      <w:r>
+        <w:rPr>
+          <w:rFonts w:ascii="Plus Jakarta Sans" w:hAnsi="Plus Jakarta Sans" w:cs="Segoe UI"/>
+          <w:b w:val="0"/>
+          <w:i w:val="0"/>
+          <w:color w:val="0B0E14"/>
+          <w:sz w:val="19"/>
+          <w:szCs w:val="19"/>
+        </w:rPr>
+        <w:t>The budget in Section 11 balances to nil. Every dollar raised is spent on delivery, events, platform, content, measurement and the coordination to run it. The programme management line of $14,680 pays for a programme manager, a field coordinator and part-time admin at Egyptian salaries. It is cost recovery, not profit.</w:t>
+      </w:r>
+    </w:p>
+    <w:p>
+      <w:pPr>
+        <w:keepNext/>
+        <w:widowControl w:val="true"/>
+        <w:spacing w:before="280" w:after="100" w:line="288" w:lineRule="auto"/>
+      </w:pPr>
+      <w:r>
+        <w:rPr>
+          <w:rFonts w:ascii="Plus Jakarta Sans" w:hAnsi="Plus Jakarta Sans" w:cs="Segoe UI"/>
+          <w:b/>
+          <w:i w:val="0"/>
+          <w:color w:val="0B0E14"/>
+          <w:sz w:val="24"/>
+          <w:szCs w:val="24"/>
+        </w:rPr>
+        <w:t>What the company puts in that nobody pays for</w:t>
+      </w:r>
+    </w:p>
+    <w:tbl>
+      <w:tblPr>
+        <w:tblW w:type="dxa" w:w="9412"/>
+        <w:jc w:val="left"/>
+        <w:tblBorders>
+          <w:top w:val="single" w:sz="4" w:color="E2E4EA"/>
+          <w:left w:val="single" w:sz="4" w:color="E2E4EA"/>
+          <w:bottom w:val="single" w:sz="4" w:color="E2E4EA"/>
+          <w:right w:val="single" w:sz="4" w:color="E2E4EA"/>
+          <w:insideH w:val="single" w:sz="4" w:color="E2E4EA"/>
+          <w:insideV w:val="single" w:sz="4" w:color="E2E4EA"/>
+        </w:tblBorders>
+        <w:tblLayout w:type="fixed"/>
+        <w:tblLook w:firstColumn="1" w:firstRow="1" w:lastColumn="0" w:lastRow="0" w:noHBand="0" w:noVBand="1" w:val="04A0"/>
+      </w:tblPr>
+      <w:tblGrid>
+        <w:gridCol w:w="2381"/>
+        <w:gridCol w:w="1020"/>
+        <w:gridCol w:w="1247"/>
+        <w:gridCol w:w="4762"/>
+      </w:tblGrid>
+      <w:tr>
+        <w:trPr>
+          <w:tblHeader w:val="true"/>
+        </w:trPr>
+        <w:tc>
+          <w:tcPr>
+            <w:tcW w:type="dxa" w:w="2381"/>
+            <w:shd w:val="clear" w:fill="0B0E14"/>
+            <w:tcMar>
+              <w:top w:w="79" w:type="dxa"/>
+              <w:start w:w="90" w:type="dxa"/>
+              <w:bottom w:w="79" w:type="dxa"/>
+              <w:end w:w="79" w:type="dxa"/>
+            </w:tcMar>
+          </w:tcPr>
+          <w:p>
+            <w:pPr>
+              <w:spacing w:after="0" w:line="278" w:lineRule="auto"/>
+            </w:pPr>
+            <w:r>
+              <w:rPr>
+                <w:rFonts w:ascii="Plus Jakarta Sans" w:hAnsi="Plus Jakarta Sans" w:cs="Segoe UI"/>
+                <w:b/>
+                <w:i w:val="0"/>
+                <w:color w:val="FFFFFF"/>
+                <w:sz w:val="16"/>
+                <w:szCs w:val="16"/>
+              </w:rPr>
+              <w:t>Line</w:t>
+            </w:r>
+          </w:p>
+        </w:tc>
+        <w:tc>
+          <w:tcPr>
+            <w:tcW w:type="dxa" w:w="1020"/>
+            <w:shd w:val="clear" w:fill="0B0E14"/>
+            <w:tcMar>
+              <w:top w:w="79" w:type="dxa"/>
+              <w:start w:w="90" w:type="dxa"/>
+              <w:bottom w:w="79" w:type="dxa"/>
+              <w:end w:w="79" w:type="dxa"/>
+            </w:tcMar>
+          </w:tcPr>
+          <w:p>
+            <w:pPr>
+              <w:spacing w:after="0" w:line="278" w:lineRule="auto"/>
+            </w:pPr>
+            <w:r>
+              <w:rPr>
+                <w:rFonts w:ascii="Plus Jakarta Sans" w:hAnsi="Plus Jakarta Sans" w:cs="Segoe UI"/>
+                <w:b/>
+                <w:i w:val="0"/>
+                <w:color w:val="FFFFFF"/>
+                <w:sz w:val="16"/>
+                <w:szCs w:val="16"/>
+              </w:rPr>
+              <w:t>USD</w:t>
+            </w:r>
+          </w:p>
+        </w:tc>
+        <w:tc>
+          <w:tcPr>
+            <w:tcW w:type="dxa" w:w="1247"/>
+            <w:shd w:val="clear" w:fill="0B0E14"/>
+            <w:tcMar>
+              <w:top w:w="79" w:type="dxa"/>
+              <w:start w:w="90" w:type="dxa"/>
+              <w:bottom w:w="79" w:type="dxa"/>
+              <w:end w:w="79" w:type="dxa"/>
+            </w:tcMar>
+          </w:tcPr>
+          <w:p>
+            <w:pPr>
+              <w:spacing w:after="0" w:line="278" w:lineRule="auto"/>
+            </w:pPr>
+            <w:r>
+              <w:rPr>
+                <w:rFonts w:ascii="Plus Jakarta Sans" w:hAnsi="Plus Jakarta Sans" w:cs="Segoe UI"/>
+                <w:b/>
+                <w:i w:val="0"/>
+                <w:color w:val="FFFFFF"/>
+                <w:sz w:val="16"/>
+                <w:szCs w:val="16"/>
+              </w:rPr>
+              <w:t>EGP</w:t>
+            </w:r>
+          </w:p>
+        </w:tc>
+        <w:tc>
+          <w:tcPr>
+            <w:tcW w:type="dxa" w:w="4762"/>
+            <w:shd w:val="clear" w:fill="0B0E14"/>
+            <w:tcMar>
+              <w:top w:w="79" w:type="dxa"/>
+              <w:start w:w="90" w:type="dxa"/>
+              <w:bottom w:w="79" w:type="dxa"/>
+              <w:end w:w="79" w:type="dxa"/>
+            </w:tcMar>
+          </w:tcPr>
+          <w:p>
+            <w:pPr>
+              <w:spacing w:after="0" w:line="278" w:lineRule="auto"/>
+            </w:pPr>
+            <w:r>
+              <w:rPr>
+                <w:rFonts w:ascii="Plus Jakarta Sans" w:hAnsi="Plus Jakarta Sans" w:cs="Segoe UI"/>
+                <w:b/>
+                <w:i w:val="0"/>
+                <w:color w:val="FFFFFF"/>
+                <w:sz w:val="16"/>
+                <w:szCs w:val="16"/>
+              </w:rPr>
+              <w:t>What it is</w:t>
+            </w:r>
+          </w:p>
+        </w:tc>
+      </w:tr>
+      <w:tr>
+        <w:trPr>
+          <w:cantSplit w:val="true"/>
+        </w:trPr>
+        <w:tc>
+          <w:tcPr>
+            <w:tcW w:type="dxa" w:w="2381"/>
+            <w:tcMar>
+              <w:top w:w="73" w:type="dxa"/>
+              <w:start w:w="90" w:type="dxa"/>
+              <w:bottom w:w="73" w:type="dxa"/>
+              <w:end w:w="79" w:type="dxa"/>
+            </w:tcMar>
+          </w:tcPr>
+          <w:p>
+            <w:pPr>
+              <w:spacing w:after="0" w:line="288" w:lineRule="auto"/>
+            </w:pPr>
+            <w:r>
+              <w:rPr>
+                <w:rFonts w:ascii="Plus Jakarta Sans" w:hAnsi="Plus Jakarta Sans" w:cs="Segoe UI"/>
+                <w:b/>
+                <w:i w:val="0"/>
+                <w:color w:val="0B0E14"/>
+                <w:sz w:val="17"/>
+                <w:szCs w:val="17"/>
+              </w:rPr>
+              <w:t>Founder and executive time</w:t>
+            </w:r>
+          </w:p>
+        </w:tc>
+        <w:tc>
+          <w:tcPr>
+            <w:tcW w:type="dxa" w:w="1020"/>
+            <w:tcMar>
+              <w:top w:w="73" w:type="dxa"/>
+              <w:start w:w="90" w:type="dxa"/>
+              <w:bottom w:w="73" w:type="dxa"/>
+              <w:end w:w="79" w:type="dxa"/>
+            </w:tcMar>
+          </w:tcPr>
+          <w:p>
+            <w:pPr>
+              <w:spacing w:after="0" w:line="288" w:lineRule="auto"/>
+            </w:pPr>
+            <w:r>
+              <w:rPr>
+                <w:rFonts w:ascii="Plus Jakarta Sans" w:hAnsi="Plus Jakarta Sans" w:cs="Segoe UI"/>
+                <w:b w:val="0"/>
+                <w:i w:val="0"/>
+                <w:color w:val="3A4050"/>
+                <w:sz w:val="17"/>
+                <w:szCs w:val="17"/>
+              </w:rPr>
+              <w:t>$8,800</w:t>
+            </w:r>
+          </w:p>
+        </w:tc>
+        <w:tc>
+          <w:tcPr>
+            <w:tcW w:type="dxa" w:w="1247"/>
+            <w:tcMar>
+              <w:top w:w="73" w:type="dxa"/>
+              <w:start w:w="90" w:type="dxa"/>
+              <w:bottom w:w="73" w:type="dxa"/>
+              <w:end w:w="79" w:type="dxa"/>
+            </w:tcMar>
+          </w:tcPr>
+          <w:p>
+            <w:pPr>
+              <w:spacing w:after="0" w:line="288" w:lineRule="auto"/>
+            </w:pPr>
+            <w:r>
+              <w:rPr>
+                <w:rFonts w:ascii="Plus Jakarta Sans" w:hAnsi="Plus Jakarta Sans" w:cs="Segoe UI"/>
+                <w:b w:val="0"/>
+                <w:i w:val="0"/>
+                <w:color w:val="3A4050"/>
+                <w:sz w:val="17"/>
+                <w:szCs w:val="17"/>
+              </w:rPr>
+              <w:t>468,336</w:t>
+            </w:r>
+          </w:p>
+        </w:tc>
+        <w:tc>
+          <w:tcPr>
+            <w:tcW w:type="dxa" w:w="4762"/>
+            <w:tcMar>
+              <w:top w:w="73" w:type="dxa"/>
+              <w:start w:w="90" w:type="dxa"/>
+              <w:bottom w:w="73" w:type="dxa"/>
+              <w:end w:w="79" w:type="dxa"/>
+            </w:tcMar>
+          </w:tcPr>
+          <w:p>
+            <w:pPr>
+              <w:spacing w:after="0" w:line="288" w:lineRule="auto"/>
+            </w:pPr>
+            <w:r>
+              <w:rPr>
+                <w:rFonts w:ascii="Plus Jakarta Sans" w:hAnsi="Plus Jakarta Sans" w:cs="Segoe UI"/>
+                <w:b w:val="0"/>
+                <w:i w:val="0"/>
+                <w:color w:val="3A4050"/>
+                <w:sz w:val="17"/>
+                <w:szCs w:val="17"/>
+              </w:rPr>
+              <w:t>About 0.4 of a full-time equivalent across the chief executive and chief commercial officer for eleven months, at the capped salaries in the financial model.</w:t>
+            </w:r>
+          </w:p>
+        </w:tc>
+      </w:tr>
+      <w:tr>
+        <w:trPr>
+          <w:cantSplit w:val="true"/>
+        </w:trPr>
+        <w:tc>
+          <w:tcPr>
+            <w:tcW w:type="dxa" w:w="2381"/>
+            <w:shd w:val="clear" w:fill="F5F6F8"/>
+            <w:tcMar>
+              <w:top w:w="73" w:type="dxa"/>
+              <w:start w:w="90" w:type="dxa"/>
+              <w:bottom w:w="73" w:type="dxa"/>
+              <w:end w:w="79" w:type="dxa"/>
+            </w:tcMar>
+          </w:tcPr>
+          <w:p>
+            <w:pPr>
+              <w:spacing w:after="0" w:line="288" w:lineRule="auto"/>
+            </w:pPr>
+            <w:r>
+              <w:rPr>
+                <w:rFonts w:ascii="Plus Jakarta Sans" w:hAnsi="Plus Jakarta Sans" w:cs="Segoe UI"/>
+                <w:b/>
+                <w:i w:val="0"/>
+                <w:color w:val="0B0E14"/>
+                <w:sz w:val="17"/>
+                <w:szCs w:val="17"/>
+              </w:rPr>
+              <w:t>Platform engineering for the initiative</w:t>
+            </w:r>
+          </w:p>
+        </w:tc>
+        <w:tc>
+          <w:tcPr>
+            <w:tcW w:type="dxa" w:w="1020"/>
+            <w:shd w:val="clear" w:fill="F5F6F8"/>
+            <w:tcMar>
+              <w:top w:w="73" w:type="dxa"/>
+              <w:start w:w="90" w:type="dxa"/>
+              <w:bottom w:w="73" w:type="dxa"/>
+              <w:end w:w="79" w:type="dxa"/>
+            </w:tcMar>
+          </w:tcPr>
+          <w:p>
+            <w:pPr>
+              <w:spacing w:after="0" w:line="288" w:lineRule="auto"/>
+            </w:pPr>
+            <w:r>
+              <w:rPr>
+                <w:rFonts w:ascii="Plus Jakarta Sans" w:hAnsi="Plus Jakarta Sans" w:cs="Segoe UI"/>
+                <w:b w:val="0"/>
+                <w:i w:val="0"/>
+                <w:color w:val="3A4050"/>
+                <w:sz w:val="17"/>
+                <w:szCs w:val="17"/>
+              </w:rPr>
+              <w:t>$9,000</w:t>
+            </w:r>
+          </w:p>
+        </w:tc>
+        <w:tc>
+          <w:tcPr>
+            <w:tcW w:type="dxa" w:w="1247"/>
+            <w:shd w:val="clear" w:fill="F5F6F8"/>
+            <w:tcMar>
+              <w:top w:w="73" w:type="dxa"/>
+              <w:start w:w="90" w:type="dxa"/>
+              <w:bottom w:w="73" w:type="dxa"/>
+              <w:end w:w="79" w:type="dxa"/>
+            </w:tcMar>
+          </w:tcPr>
+          <w:p>
+            <w:pPr>
+              <w:spacing w:after="0" w:line="288" w:lineRule="auto"/>
+            </w:pPr>
+            <w:r>
+              <w:rPr>
+                <w:rFonts w:ascii="Plus Jakarta Sans" w:hAnsi="Plus Jakarta Sans" w:cs="Segoe UI"/>
+                <w:b w:val="0"/>
+                <w:i w:val="0"/>
+                <w:color w:val="3A4050"/>
+                <w:sz w:val="17"/>
+                <w:szCs w:val="17"/>
+              </w:rPr>
+              <w:t>478,980</w:t>
+            </w:r>
+          </w:p>
+        </w:tc>
+        <w:tc>
+          <w:tcPr>
+            <w:tcW w:type="dxa" w:w="4762"/>
+            <w:shd w:val="clear" w:fill="F5F6F8"/>
+            <w:tcMar>
+              <w:top w:w="73" w:type="dxa"/>
+              <w:start w:w="90" w:type="dxa"/>
+              <w:bottom w:w="73" w:type="dxa"/>
+              <w:end w:w="79" w:type="dxa"/>
+            </w:tcMar>
+          </w:tcPr>
+          <w:p>
+            <w:pPr>
+              <w:spacing w:after="0" w:line="288" w:lineRule="auto"/>
+            </w:pPr>
+            <w:r>
+              <w:rPr>
+                <w:rFonts w:ascii="Plus Jakarta Sans" w:hAnsi="Plus Jakarta Sans" w:cs="Segoe UI"/>
+                <w:b w:val="0"/>
+                <w:i w:val="0"/>
+                <w:color w:val="3A4050"/>
+                <w:sz w:val="17"/>
+                <w:szCs w:val="17"/>
+              </w:rPr>
+              <w:t>Bulk provisioning, the partner dashboard, the consent flow and the ideas bank aggregation. Built for this and kept afterwards.</w:t>
+            </w:r>
+          </w:p>
+        </w:tc>
+      </w:tr>
+      <w:tr>
+        <w:trPr>
+          <w:cantSplit w:val="true"/>
+        </w:trPr>
+        <w:tc>
+          <w:tcPr>
+            <w:tcW w:type="dxa" w:w="2381"/>
+            <w:tcMar>
+              <w:top w:w="73" w:type="dxa"/>
+              <w:start w:w="90" w:type="dxa"/>
+              <w:bottom w:w="73" w:type="dxa"/>
+              <w:end w:w="79" w:type="dxa"/>
+            </w:tcMar>
+          </w:tcPr>
+          <w:p>
+            <w:pPr>
+              <w:spacing w:after="0" w:line="288" w:lineRule="auto"/>
+            </w:pPr>
+            <w:r>
+              <w:rPr>
+                <w:rFonts w:ascii="Plus Jakarta Sans" w:hAnsi="Plus Jakarta Sans" w:cs="Segoe UI"/>
+                <w:b/>
+                <w:i w:val="0"/>
+                <w:color w:val="0B0E14"/>
+                <w:sz w:val="17"/>
+                <w:szCs w:val="17"/>
+              </w:rPr>
+              <w:t>Coalition building before any money arrives</w:t>
+            </w:r>
+          </w:p>
+        </w:tc>
+        <w:tc>
+          <w:tcPr>
+            <w:tcW w:type="dxa" w:w="1020"/>
+            <w:tcMar>
+              <w:top w:w="73" w:type="dxa"/>
+              <w:start w:w="90" w:type="dxa"/>
+              <w:bottom w:w="73" w:type="dxa"/>
+              <w:end w:w="79" w:type="dxa"/>
+            </w:tcMar>
+          </w:tcPr>
+          <w:p>
+            <w:pPr>
+              <w:spacing w:after="0" w:line="288" w:lineRule="auto"/>
+            </w:pPr>
+            <w:r>
+              <w:rPr>
+                <w:rFonts w:ascii="Plus Jakarta Sans" w:hAnsi="Plus Jakarta Sans" w:cs="Segoe UI"/>
+                <w:b w:val="0"/>
+                <w:i w:val="0"/>
+                <w:color w:val="3A4050"/>
+                <w:sz w:val="17"/>
+                <w:szCs w:val="17"/>
+              </w:rPr>
+              <w:t>$9,400</w:t>
+            </w:r>
+          </w:p>
+        </w:tc>
+        <w:tc>
+          <w:tcPr>
+            <w:tcW w:type="dxa" w:w="1247"/>
+            <w:tcMar>
+              <w:top w:w="73" w:type="dxa"/>
+              <w:start w:w="90" w:type="dxa"/>
+              <w:bottom w:w="73" w:type="dxa"/>
+              <w:end w:w="79" w:type="dxa"/>
+            </w:tcMar>
+          </w:tcPr>
+          <w:p>
+            <w:pPr>
+              <w:spacing w:after="0" w:line="288" w:lineRule="auto"/>
+            </w:pPr>
+            <w:r>
+              <w:rPr>
+                <w:rFonts w:ascii="Plus Jakarta Sans" w:hAnsi="Plus Jakarta Sans" w:cs="Segoe UI"/>
+                <w:b w:val="0"/>
+                <w:i w:val="0"/>
+                <w:color w:val="3A4050"/>
+                <w:sz w:val="17"/>
+                <w:szCs w:val="17"/>
+              </w:rPr>
+              <w:t>500,268</w:t>
+            </w:r>
+          </w:p>
+        </w:tc>
+        <w:tc>
+          <w:tcPr>
+            <w:tcW w:type="dxa" w:w="4762"/>
+            <w:tcMar>
+              <w:top w:w="73" w:type="dxa"/>
+              <w:start w:w="90" w:type="dxa"/>
+              <w:bottom w:w="73" w:type="dxa"/>
+              <w:end w:w="79" w:type="dxa"/>
+            </w:tcMar>
+          </w:tcPr>
+          <w:p>
+            <w:pPr>
+              <w:spacing w:after="0" w:line="288" w:lineRule="auto"/>
+            </w:pPr>
+            <w:r>
+              <w:rPr>
+                <w:rFonts w:ascii="Plus Jakarta Sans" w:hAnsi="Plus Jakarta Sans" w:cs="Segoe UI"/>
+                <w:b w:val="0"/>
+                <w:i w:val="0"/>
+                <w:color w:val="3A4050"/>
+                <w:sz w:val="17"/>
+                <w:szCs w:val="17"/>
+              </w:rPr>
+              <w:t>October 2026 to February 2027. Five months of approaches, memoranda and charters, funded by the company because sponsorship cannot be spent before it is raised.</w:t>
+            </w:r>
+          </w:p>
+        </w:tc>
+      </w:tr>
+      <w:tr>
+        <w:trPr>
+          <w:cantSplit w:val="true"/>
+        </w:trPr>
+        <w:tc>
+          <w:tcPr>
+            <w:tcW w:type="dxa" w:w="2381"/>
+            <w:shd w:val="clear" w:fill="CBF24A"/>
+            <w:tcMar>
+              <w:top w:w="73" w:type="dxa"/>
+              <w:start w:w="90" w:type="dxa"/>
+              <w:bottom w:w="73" w:type="dxa"/>
+              <w:end w:w="79" w:type="dxa"/>
+            </w:tcMar>
+          </w:tcPr>
+          <w:p>
+            <w:pPr>
+              <w:spacing w:after="0" w:line="288" w:lineRule="auto"/>
+            </w:pPr>
+            <w:r>
+              <w:rPr>
+                <w:rFonts w:ascii="Plus Jakarta Sans" w:hAnsi="Plus Jakarta Sans" w:cs="Segoe UI"/>
+                <w:b/>
+                <w:i w:val="0"/>
+                <w:color w:val="0B0E14"/>
+                <w:sz w:val="17"/>
+                <w:szCs w:val="17"/>
+              </w:rPr>
+              <w:t>Total</w:t>
+            </w:r>
+          </w:p>
+        </w:tc>
+        <w:tc>
+          <w:tcPr>
+            <w:tcW w:type="dxa" w:w="1020"/>
+            <w:shd w:val="clear" w:fill="CBF24A"/>
+            <w:tcMar>
+              <w:top w:w="73" w:type="dxa"/>
+              <w:start w:w="90" w:type="dxa"/>
+              <w:bottom w:w="73" w:type="dxa"/>
+              <w:end w:w="79" w:type="dxa"/>
+            </w:tcMar>
+          </w:tcPr>
+          <w:p>
+            <w:pPr>
+              <w:spacing w:after="0" w:line="288" w:lineRule="auto"/>
+            </w:pPr>
+            <w:r>
+              <w:rPr>
+                <w:rFonts w:ascii="Plus Jakarta Sans" w:hAnsi="Plus Jakarta Sans" w:cs="Segoe UI"/>
+                <w:b/>
+                <w:i w:val="0"/>
+                <w:color w:val="0B0E14"/>
+                <w:sz w:val="17"/>
+                <w:szCs w:val="17"/>
+              </w:rPr>
+              <w:t>$27,200</w:t>
+            </w:r>
+          </w:p>
+        </w:tc>
+        <w:tc>
+          <w:tcPr>
+            <w:tcW w:type="dxa" w:w="1247"/>
+            <w:shd w:val="clear" w:fill="CBF24A"/>
+            <w:tcMar>
+              <w:top w:w="73" w:type="dxa"/>
+              <w:start w:w="90" w:type="dxa"/>
+              <w:bottom w:w="73" w:type="dxa"/>
+              <w:end w:w="79" w:type="dxa"/>
+            </w:tcMar>
+          </w:tcPr>
+          <w:p>
+            <w:pPr>
+              <w:spacing w:after="0" w:line="288" w:lineRule="auto"/>
+            </w:pPr>
+            <w:r>
+              <w:rPr>
+                <w:rFonts w:ascii="Plus Jakarta Sans" w:hAnsi="Plus Jakarta Sans" w:cs="Segoe UI"/>
+                <w:b/>
+                <w:i w:val="0"/>
+                <w:color w:val="0B0E14"/>
+                <w:sz w:val="17"/>
+                <w:szCs w:val="17"/>
+              </w:rPr>
+              <w:t>1,447,584</w:t>
+            </w:r>
+          </w:p>
+        </w:tc>
+        <w:tc>
+          <w:tcPr>
+            <w:tcW w:type="dxa" w:w="4762"/>
+            <w:shd w:val="clear" w:fill="CBF24A"/>
+            <w:tcMar>
+              <w:top w:w="73" w:type="dxa"/>
+              <w:start w:w="90" w:type="dxa"/>
+              <w:bottom w:w="73" w:type="dxa"/>
+              <w:end w:w="79" w:type="dxa"/>
+            </w:tcMar>
+          </w:tcPr>
+          <w:p>
+            <w:pPr>
+              <w:spacing w:after="0" w:line="288" w:lineRule="auto"/>
+            </w:pPr>
+            <w:r>
+              <w:rPr>
+                <w:rFonts w:ascii="Plus Jakarta Sans" w:hAnsi="Plus Jakarta Sans" w:cs="Segoe UI"/>
+                <w:b/>
+                <w:i w:val="0"/>
+                <w:color w:val="0B0E14"/>
+                <w:sz w:val="17"/>
+                <w:szCs w:val="17"/>
+              </w:rPr>
+              <w:t>Time and engineering, not recovered</w:t>
+            </w:r>
+          </w:p>
+        </w:tc>
+      </w:tr>
+    </w:tbl>
+    <w:p>
+      <w:pPr>
+        <w:widowControl w:val="true"/>
+        <w:spacing w:before="0" w:after="140" w:line="322" w:lineRule="auto"/>
+      </w:pPr>
+    </w:p>
+    <w:p>
+      <w:pPr>
+        <w:keepNext/>
+        <w:widowControl w:val="true"/>
+        <w:spacing w:before="280" w:after="100" w:line="288" w:lineRule="auto"/>
+      </w:pPr>
+      <w:r>
+        <w:rPr>
+          <w:rFonts w:ascii="Plus Jakarta Sans" w:hAnsi="Plus Jakarta Sans" w:cs="Segoe UI"/>
+          <w:b/>
+          <w:i w:val="0"/>
+          <w:color w:val="0B0E14"/>
+          <w:sz w:val="24"/>
+          <w:szCs w:val="24"/>
+        </w:rPr>
+        <w:t>What comes back in the twelve months after the wave</w:t>
+      </w:r>
+    </w:p>
+    <w:p>
+      <w:pPr>
+        <w:widowControl w:val="true"/>
+        <w:spacing w:before="0" w:after="100" w:line="322" w:lineRule="auto"/>
+      </w:pPr>
+      <w:r>
+        <w:rPr>
+          <w:rFonts w:ascii="Plus Jakarta Sans" w:hAnsi="Plus Jakarta Sans" w:cs="Segoe UI"/>
+          <w:b w:val="0"/>
+          <w:i w:val="0"/>
+          <w:color w:val="0B0E14"/>
+          <w:sz w:val="19"/>
+          <w:szCs w:val="19"/>
+        </w:rPr>
+        <w:t>Priced at the financial model's own prices, so a reader with both documents cannot find two different numbers for the same product.</w:t>
+      </w:r>
+    </w:p>
+    <w:tbl>
+      <w:tblPr>
+        <w:tblW w:type="dxa" w:w="9412"/>
+        <w:jc w:val="left"/>
+        <w:tblBorders>
+          <w:top w:val="single" w:sz="4" w:color="E2E4EA"/>
+          <w:left w:val="single" w:sz="4" w:color="E2E4EA"/>
+          <w:bottom w:val="single" w:sz="4" w:color="E2E4EA"/>
+          <w:right w:val="single" w:sz="4" w:color="E2E4EA"/>
+          <w:insideH w:val="single" w:sz="4" w:color="E2E4EA"/>
+          <w:insideV w:val="single" w:sz="4" w:color="E2E4EA"/>
+        </w:tblBorders>
+        <w:tblLayout w:type="fixed"/>
+        <w:tblLook w:firstColumn="1" w:firstRow="1" w:lastColumn="0" w:lastRow="0" w:noHBand="0" w:noVBand="1" w:val="04A0"/>
+      </w:tblPr>
+      <w:tblGrid>
+        <w:gridCol w:w="3175"/>
+        <w:gridCol w:w="1247"/>
+        <w:gridCol w:w="4989"/>
+      </w:tblGrid>
+      <w:tr>
+        <w:trPr>
+          <w:tblHeader w:val="true"/>
+        </w:trPr>
+        <w:tc>
+          <w:tcPr>
+            <w:tcW w:type="dxa" w:w="3175"/>
+            <w:shd w:val="clear" w:fill="0B0E14"/>
+            <w:tcMar>
+              <w:top w:w="79" w:type="dxa"/>
+              <w:start w:w="90" w:type="dxa"/>
+              <w:bottom w:w="79" w:type="dxa"/>
+              <w:end w:w="79" w:type="dxa"/>
+            </w:tcMar>
+          </w:tcPr>
+          <w:p>
+            <w:pPr>
+              <w:spacing w:after="0" w:line="278" w:lineRule="auto"/>
+            </w:pPr>
+            <w:r>
+              <w:rPr>
+                <w:rFonts w:ascii="Plus Jakarta Sans" w:hAnsi="Plus Jakarta Sans" w:cs="Segoe UI"/>
+                <w:b/>
+                <w:i w:val="0"/>
+                <w:color w:val="FFFFFF"/>
+                <w:sz w:val="16"/>
+                <w:szCs w:val="16"/>
+              </w:rPr>
+              <w:t>Line</w:t>
+            </w:r>
+          </w:p>
+        </w:tc>
+        <w:tc>
+          <w:tcPr>
+            <w:tcW w:type="dxa" w:w="1247"/>
+            <w:shd w:val="clear" w:fill="0B0E14"/>
+            <w:tcMar>
+              <w:top w:w="79" w:type="dxa"/>
+              <w:start w:w="90" w:type="dxa"/>
+              <w:bottom w:w="79" w:type="dxa"/>
+              <w:end w:w="79" w:type="dxa"/>
+            </w:tcMar>
+          </w:tcPr>
+          <w:p>
+            <w:pPr>
+              <w:spacing w:after="0" w:line="278" w:lineRule="auto"/>
+            </w:pPr>
+            <w:r>
+              <w:rPr>
+                <w:rFonts w:ascii="Plus Jakarta Sans" w:hAnsi="Plus Jakarta Sans" w:cs="Segoe UI"/>
+                <w:b/>
+                <w:i w:val="0"/>
+                <w:color w:val="FFFFFF"/>
+                <w:sz w:val="16"/>
+                <w:szCs w:val="16"/>
+              </w:rPr>
+              <w:t>USD</w:t>
+            </w:r>
+          </w:p>
+        </w:tc>
+        <w:tc>
+          <w:tcPr>
+            <w:tcW w:type="dxa" w:w="4989"/>
+            <w:shd w:val="clear" w:fill="0B0E14"/>
+            <w:tcMar>
+              <w:top w:w="79" w:type="dxa"/>
+              <w:start w:w="90" w:type="dxa"/>
+              <w:bottom w:w="79" w:type="dxa"/>
+              <w:end w:w="79" w:type="dxa"/>
+            </w:tcMar>
+          </w:tcPr>
+          <w:p>
+            <w:pPr>
+              <w:spacing w:after="0" w:line="278" w:lineRule="auto"/>
+            </w:pPr>
+            <w:r>
+              <w:rPr>
+                <w:rFonts w:ascii="Plus Jakarta Sans" w:hAnsi="Plus Jakarta Sans" w:cs="Segoe UI"/>
+                <w:b/>
+                <w:i w:val="0"/>
+                <w:color w:val="FFFFFF"/>
+                <w:sz w:val="16"/>
+                <w:szCs w:val="16"/>
+              </w:rPr>
+              <w:t>How it is counted</w:t>
+            </w:r>
+          </w:p>
+        </w:tc>
+      </w:tr>
+      <w:tr>
+        <w:trPr>
+          <w:cantSplit w:val="true"/>
+        </w:trPr>
+        <w:tc>
+          <w:tcPr>
+            <w:tcW w:type="dxa" w:w="3175"/>
+            <w:tcMar>
+              <w:top w:w="73" w:type="dxa"/>
+              <w:start w:w="90" w:type="dxa"/>
+              <w:bottom w:w="73" w:type="dxa"/>
+              <w:end w:w="79" w:type="dxa"/>
+            </w:tcMar>
+          </w:tcPr>
+          <w:p>
+            <w:pPr>
+              <w:spacing w:after="0" w:line="288" w:lineRule="auto"/>
+            </w:pPr>
+            <w:r>
+              <w:rPr>
+                <w:rFonts w:ascii="Plus Jakarta Sans" w:hAnsi="Plus Jakarta Sans" w:cs="Segoe UI"/>
+                <w:b/>
+                <w:i w:val="0"/>
+                <w:color w:val="0B0E14"/>
+                <w:sz w:val="17"/>
+                <w:szCs w:val="17"/>
+              </w:rPr>
+              <w:t>Pro subscriptions from 38,666 unsponsored completers</w:t>
+            </w:r>
+          </w:p>
+        </w:tc>
+        <w:tc>
+          <w:tcPr>
+            <w:tcW w:type="dxa" w:w="1247"/>
+            <w:tcMar>
+              <w:top w:w="73" w:type="dxa"/>
+              <w:start w:w="90" w:type="dxa"/>
+              <w:bottom w:w="73" w:type="dxa"/>
+              <w:end w:w="79" w:type="dxa"/>
+            </w:tcMar>
+          </w:tcPr>
+          <w:p>
+            <w:pPr>
+              <w:spacing w:after="0" w:line="288" w:lineRule="auto"/>
+            </w:pPr>
+            <w:r>
+              <w:rPr>
+                <w:rFonts w:ascii="Plus Jakarta Sans" w:hAnsi="Plus Jakarta Sans" w:cs="Segoe UI"/>
+                <w:b w:val="0"/>
+                <w:i w:val="0"/>
+                <w:color w:val="3A4050"/>
+                <w:sz w:val="17"/>
+                <w:szCs w:val="17"/>
+              </w:rPr>
+              <w:t>$23,200</w:t>
+            </w:r>
+          </w:p>
+        </w:tc>
+        <w:tc>
+          <w:tcPr>
+            <w:tcW w:type="dxa" w:w="4989"/>
+            <w:tcMar>
+              <w:top w:w="73" w:type="dxa"/>
+              <w:start w:w="90" w:type="dxa"/>
+              <w:bottom w:w="73" w:type="dxa"/>
+              <w:end w:w="79" w:type="dxa"/>
+            </w:tcMar>
+          </w:tcPr>
+          <w:p>
+            <w:pPr>
+              <w:spacing w:after="0" w:line="288" w:lineRule="auto"/>
+            </w:pPr>
+            <w:r>
+              <w:rPr>
+                <w:rFonts w:ascii="Plus Jakarta Sans" w:hAnsi="Plus Jakarta Sans" w:cs="Segoe UI"/>
+                <w:b w:val="0"/>
+                <w:i w:val="0"/>
+                <w:color w:val="3A4050"/>
+                <w:sz w:val="17"/>
+                <w:szCs w:val="17"/>
+              </w:rPr>
+              <w:t>1,547 subscriptions at $15</w:t>
+            </w:r>
+          </w:p>
+        </w:tc>
+      </w:tr>
+      <w:tr>
+        <w:trPr>
+          <w:cantSplit w:val="true"/>
+        </w:trPr>
+        <w:tc>
+          <w:tcPr>
+            <w:tcW w:type="dxa" w:w="3175"/>
+            <w:shd w:val="clear" w:fill="F5F6F8"/>
+            <w:tcMar>
+              <w:top w:w="73" w:type="dxa"/>
+              <w:start w:w="90" w:type="dxa"/>
+              <w:bottom w:w="73" w:type="dxa"/>
+              <w:end w:w="79" w:type="dxa"/>
+            </w:tcMar>
+          </w:tcPr>
+          <w:p>
+            <w:pPr>
+              <w:spacing w:after="0" w:line="288" w:lineRule="auto"/>
+            </w:pPr>
+            <w:r>
+              <w:rPr>
+                <w:rFonts w:ascii="Plus Jakarta Sans" w:hAnsi="Plus Jakarta Sans" w:cs="Segoe UI"/>
+                <w:b/>
+                <w:i w:val="0"/>
+                <w:color w:val="0B0E14"/>
+                <w:sz w:val="17"/>
+                <w:szCs w:val="17"/>
+              </w:rPr>
+              <w:t>University cohorts sold to host institutions</w:t>
+            </w:r>
+          </w:p>
+        </w:tc>
+        <w:tc>
+          <w:tcPr>
+            <w:tcW w:type="dxa" w:w="1247"/>
+            <w:shd w:val="clear" w:fill="F5F6F8"/>
+            <w:tcMar>
+              <w:top w:w="73" w:type="dxa"/>
+              <w:start w:w="90" w:type="dxa"/>
+              <w:bottom w:w="73" w:type="dxa"/>
+              <w:end w:w="79" w:type="dxa"/>
+            </w:tcMar>
+          </w:tcPr>
+          <w:p>
+            <w:pPr>
+              <w:spacing w:after="0" w:line="288" w:lineRule="auto"/>
+            </w:pPr>
+            <w:r>
+              <w:rPr>
+                <w:rFonts w:ascii="Plus Jakarta Sans" w:hAnsi="Plus Jakarta Sans" w:cs="Segoe UI"/>
+                <w:b w:val="0"/>
+                <w:i w:val="0"/>
+                <w:color w:val="3A4050"/>
+                <w:sz w:val="17"/>
+                <w:szCs w:val="17"/>
+              </w:rPr>
+              <w:t>$17,850</w:t>
+            </w:r>
+          </w:p>
+        </w:tc>
+        <w:tc>
+          <w:tcPr>
+            <w:tcW w:type="dxa" w:w="4989"/>
+            <w:shd w:val="clear" w:fill="F5F6F8"/>
+            <w:tcMar>
+              <w:top w:w="73" w:type="dxa"/>
+              <w:start w:w="90" w:type="dxa"/>
+              <w:bottom w:w="73" w:type="dxa"/>
+              <w:end w:w="79" w:type="dxa"/>
+            </w:tcMar>
+          </w:tcPr>
+          <w:p>
+            <w:pPr>
+              <w:spacing w:after="0" w:line="288" w:lineRule="auto"/>
+            </w:pPr>
+            <w:r>
+              <w:rPr>
+                <w:rFonts w:ascii="Plus Jakarta Sans" w:hAnsi="Plus Jakarta Sans" w:cs="Segoe UI"/>
+                <w:b w:val="0"/>
+                <w:i w:val="0"/>
+                <w:color w:val="3A4050"/>
+                <w:sz w:val="17"/>
+                <w:szCs w:val="17"/>
+              </w:rPr>
+              <w:t>5 cohorts at $3,500</w:t>
+            </w:r>
+          </w:p>
+        </w:tc>
+      </w:tr>
+      <w:tr>
+        <w:trPr>
+          <w:cantSplit w:val="true"/>
+        </w:trPr>
+        <w:tc>
+          <w:tcPr>
+            <w:tcW w:type="dxa" w:w="3175"/>
+            <w:tcMar>
+              <w:top w:w="73" w:type="dxa"/>
+              <w:start w:w="90" w:type="dxa"/>
+              <w:bottom w:w="73" w:type="dxa"/>
+              <w:end w:w="79" w:type="dxa"/>
+            </w:tcMar>
+          </w:tcPr>
+          <w:p>
+            <w:pPr>
+              <w:spacing w:after="0" w:line="288" w:lineRule="auto"/>
+            </w:pPr>
+            <w:r>
+              <w:rPr>
+                <w:rFonts w:ascii="Plus Jakarta Sans" w:hAnsi="Plus Jakarta Sans" w:cs="Segoe UI"/>
+                <w:b/>
+                <w:i w:val="0"/>
+                <w:color w:val="0B0E14"/>
+                <w:sz w:val="17"/>
+                <w:szCs w:val="17"/>
+              </w:rPr>
+              <w:t>Faculty licences</w:t>
+            </w:r>
+          </w:p>
+        </w:tc>
+        <w:tc>
+          <w:tcPr>
+            <w:tcW w:type="dxa" w:w="1247"/>
+            <w:tcMar>
+              <w:top w:w="73" w:type="dxa"/>
+              <w:start w:w="90" w:type="dxa"/>
+              <w:bottom w:w="73" w:type="dxa"/>
+              <w:end w:w="79" w:type="dxa"/>
+            </w:tcMar>
+          </w:tcPr>
+          <w:p>
+            <w:pPr>
+              <w:spacing w:after="0" w:line="288" w:lineRule="auto"/>
+            </w:pPr>
+            <w:r>
+              <w:rPr>
+                <w:rFonts w:ascii="Plus Jakarta Sans" w:hAnsi="Plus Jakarta Sans" w:cs="Segoe UI"/>
+                <w:b w:val="0"/>
+                <w:i w:val="0"/>
+                <w:color w:val="3A4050"/>
+                <w:sz w:val="17"/>
+                <w:szCs w:val="17"/>
+              </w:rPr>
+              <w:t>$15,750</w:t>
+            </w:r>
+          </w:p>
+        </w:tc>
+        <w:tc>
+          <w:tcPr>
+            <w:tcW w:type="dxa" w:w="4989"/>
+            <w:tcMar>
+              <w:top w:w="73" w:type="dxa"/>
+              <w:start w:w="90" w:type="dxa"/>
+              <w:bottom w:w="73" w:type="dxa"/>
+              <w:end w:w="79" w:type="dxa"/>
+            </w:tcMar>
+          </w:tcPr>
+          <w:p>
+            <w:pPr>
+              <w:spacing w:after="0" w:line="288" w:lineRule="auto"/>
+            </w:pPr>
+            <w:r>
+              <w:rPr>
+                <w:rFonts w:ascii="Plus Jakarta Sans" w:hAnsi="Plus Jakarta Sans" w:cs="Segoe UI"/>
+                <w:b w:val="0"/>
+                <w:i w:val="0"/>
+                <w:color w:val="3A4050"/>
+                <w:sz w:val="17"/>
+                <w:szCs w:val="17"/>
+              </w:rPr>
+              <w:t>2 licences at $7,500</w:t>
+            </w:r>
+          </w:p>
+        </w:tc>
+      </w:tr>
+      <w:tr>
+        <w:trPr>
+          <w:cantSplit w:val="true"/>
+        </w:trPr>
+        <w:tc>
+          <w:tcPr>
+            <w:tcW w:type="dxa" w:w="3175"/>
+            <w:shd w:val="clear" w:fill="F5F6F8"/>
+            <w:tcMar>
+              <w:top w:w="73" w:type="dxa"/>
+              <w:start w:w="90" w:type="dxa"/>
+              <w:bottom w:w="73" w:type="dxa"/>
+              <w:end w:w="79" w:type="dxa"/>
+            </w:tcMar>
+          </w:tcPr>
+          <w:p>
+            <w:pPr>
+              <w:spacing w:after="0" w:line="288" w:lineRule="auto"/>
+            </w:pPr>
+            <w:r>
+              <w:rPr>
+                <w:rFonts w:ascii="Plus Jakarta Sans" w:hAnsi="Plus Jakarta Sans" w:cs="Segoe UI"/>
+                <w:b/>
+                <w:i w:val="0"/>
+                <w:color w:val="0B0E14"/>
+                <w:sz w:val="17"/>
+                <w:szCs w:val="17"/>
+              </w:rPr>
+              <w:t>Corporate and CSR programmes from sponsors</w:t>
+            </w:r>
+          </w:p>
+        </w:tc>
+        <w:tc>
+          <w:tcPr>
+            <w:tcW w:type="dxa" w:w="1247"/>
+            <w:shd w:val="clear" w:fill="F5F6F8"/>
+            <w:tcMar>
+              <w:top w:w="73" w:type="dxa"/>
+              <w:start w:w="90" w:type="dxa"/>
+              <w:bottom w:w="73" w:type="dxa"/>
+              <w:end w:w="79" w:type="dxa"/>
+            </w:tcMar>
+          </w:tcPr>
+          <w:p>
+            <w:pPr>
+              <w:spacing w:after="0" w:line="288" w:lineRule="auto"/>
+            </w:pPr>
+            <w:r>
+              <w:rPr>
+                <w:rFonts w:ascii="Plus Jakarta Sans" w:hAnsi="Plus Jakarta Sans" w:cs="Segoe UI"/>
+                <w:b w:val="0"/>
+                <w:i w:val="0"/>
+                <w:color w:val="3A4050"/>
+                <w:sz w:val="17"/>
+                <w:szCs w:val="17"/>
+              </w:rPr>
+              <w:t>$32,400</w:t>
+            </w:r>
+          </w:p>
+        </w:tc>
+        <w:tc>
+          <w:tcPr>
+            <w:tcW w:type="dxa" w:w="4989"/>
+            <w:shd w:val="clear" w:fill="F5F6F8"/>
+            <w:tcMar>
+              <w:top w:w="73" w:type="dxa"/>
+              <w:start w:w="90" w:type="dxa"/>
+              <w:bottom w:w="73" w:type="dxa"/>
+              <w:end w:w="79" w:type="dxa"/>
+            </w:tcMar>
+          </w:tcPr>
+          <w:p>
+            <w:pPr>
+              <w:spacing w:after="0" w:line="288" w:lineRule="auto"/>
+            </w:pPr>
+            <w:r>
+              <w:rPr>
+                <w:rFonts w:ascii="Plus Jakarta Sans" w:hAnsi="Plus Jakarta Sans" w:cs="Segoe UI"/>
+                <w:b w:val="0"/>
+                <w:i w:val="0"/>
+                <w:color w:val="3A4050"/>
+                <w:sz w:val="17"/>
+                <w:szCs w:val="17"/>
+              </w:rPr>
+              <w:t>3 programmes at $12,000</w:t>
+            </w:r>
+          </w:p>
+        </w:tc>
+      </w:tr>
+      <w:tr>
+        <w:trPr>
+          <w:cantSplit w:val="true"/>
+        </w:trPr>
+        <w:tc>
+          <w:tcPr>
+            <w:tcW w:type="dxa" w:w="3175"/>
+            <w:tcMar>
+              <w:top w:w="73" w:type="dxa"/>
+              <w:start w:w="90" w:type="dxa"/>
+              <w:bottom w:w="73" w:type="dxa"/>
+              <w:end w:w="79" w:type="dxa"/>
+            </w:tcMar>
+          </w:tcPr>
+          <w:p>
+            <w:pPr>
+              <w:spacing w:after="0" w:line="288" w:lineRule="auto"/>
+            </w:pPr>
+            <w:r>
+              <w:rPr>
+                <w:rFonts w:ascii="Plus Jakarta Sans" w:hAnsi="Plus Jakarta Sans" w:cs="Segoe UI"/>
+                <w:b/>
+                <w:i w:val="0"/>
+                <w:color w:val="0B0E14"/>
+                <w:sz w:val="17"/>
+                <w:szCs w:val="17"/>
+              </w:rPr>
+              <w:t>NGO and donor programmes won on the evidence base</w:t>
+            </w:r>
+          </w:p>
+        </w:tc>
+        <w:tc>
+          <w:tcPr>
+            <w:tcW w:type="dxa" w:w="1247"/>
+            <w:tcMar>
+              <w:top w:w="73" w:type="dxa"/>
+              <w:start w:w="90" w:type="dxa"/>
+              <w:bottom w:w="73" w:type="dxa"/>
+              <w:end w:w="79" w:type="dxa"/>
+            </w:tcMar>
+          </w:tcPr>
+          <w:p>
+            <w:pPr>
+              <w:spacing w:after="0" w:line="288" w:lineRule="auto"/>
+            </w:pPr>
+            <w:r>
+              <w:rPr>
+                <w:rFonts w:ascii="Plus Jakarta Sans" w:hAnsi="Plus Jakarta Sans" w:cs="Segoe UI"/>
+                <w:b w:val="0"/>
+                <w:i w:val="0"/>
+                <w:color w:val="3A4050"/>
+                <w:sz w:val="17"/>
+                <w:szCs w:val="17"/>
+              </w:rPr>
+              <w:t>$17,280</w:t>
+            </w:r>
+          </w:p>
+        </w:tc>
+        <w:tc>
+          <w:tcPr>
+            <w:tcW w:type="dxa" w:w="4989"/>
+            <w:tcMar>
+              <w:top w:w="73" w:type="dxa"/>
+              <w:start w:w="90" w:type="dxa"/>
+              <w:bottom w:w="73" w:type="dxa"/>
+              <w:end w:w="79" w:type="dxa"/>
+            </w:tcMar>
+          </w:tcPr>
+          <w:p>
+            <w:pPr>
+              <w:spacing w:after="0" w:line="288" w:lineRule="auto"/>
+            </w:pPr>
+            <w:r>
+              <w:rPr>
+                <w:rFonts w:ascii="Plus Jakarta Sans" w:hAnsi="Plus Jakarta Sans" w:cs="Segoe UI"/>
+                <w:b w:val="0"/>
+                <w:i w:val="0"/>
+                <w:color w:val="3A4050"/>
+                <w:sz w:val="17"/>
+                <w:szCs w:val="17"/>
+              </w:rPr>
+              <w:t>1 programme at $12,000</w:t>
+            </w:r>
+          </w:p>
+        </w:tc>
+      </w:tr>
+      <w:tr>
+        <w:trPr>
+          <w:cantSplit w:val="true"/>
+        </w:trPr>
+        <w:tc>
+          <w:tcPr>
+            <w:tcW w:type="dxa" w:w="3175"/>
+            <w:shd w:val="clear" w:fill="CBF24A"/>
+            <w:tcMar>
+              <w:top w:w="73" w:type="dxa"/>
+              <w:start w:w="90" w:type="dxa"/>
+              <w:bottom w:w="73" w:type="dxa"/>
+              <w:end w:w="79" w:type="dxa"/>
+            </w:tcMar>
+          </w:tcPr>
+          <w:p>
+            <w:pPr>
+              <w:spacing w:after="0" w:line="288" w:lineRule="auto"/>
+            </w:pPr>
+            <w:r>
+              <w:rPr>
+                <w:rFonts w:ascii="Plus Jakarta Sans" w:hAnsi="Plus Jakarta Sans" w:cs="Segoe UI"/>
+                <w:b/>
+                <w:i w:val="0"/>
+                <w:color w:val="0B0E14"/>
+                <w:sz w:val="17"/>
+                <w:szCs w:val="17"/>
+              </w:rPr>
+              <w:t>Total</w:t>
+            </w:r>
+          </w:p>
+        </w:tc>
+        <w:tc>
+          <w:tcPr>
+            <w:tcW w:type="dxa" w:w="1247"/>
+            <w:shd w:val="clear" w:fill="CBF24A"/>
+            <w:tcMar>
+              <w:top w:w="73" w:type="dxa"/>
+              <w:start w:w="90" w:type="dxa"/>
+              <w:bottom w:w="73" w:type="dxa"/>
+              <w:end w:w="79" w:type="dxa"/>
+            </w:tcMar>
+          </w:tcPr>
+          <w:p>
+            <w:pPr>
+              <w:spacing w:after="0" w:line="288" w:lineRule="auto"/>
+            </w:pPr>
+            <w:r>
+              <w:rPr>
+                <w:rFonts w:ascii="Plus Jakarta Sans" w:hAnsi="Plus Jakarta Sans" w:cs="Segoe UI"/>
+                <w:b/>
+                <w:i w:val="0"/>
+                <w:color w:val="0B0E14"/>
+                <w:sz w:val="17"/>
+                <w:szCs w:val="17"/>
+              </w:rPr>
+              <w:t>$106,480</w:t>
+            </w:r>
+          </w:p>
+        </w:tc>
+        <w:tc>
+          <w:tcPr>
+            <w:tcW w:type="dxa" w:w="4989"/>
+            <w:shd w:val="clear" w:fill="CBF24A"/>
+            <w:tcMar>
+              <w:top w:w="73" w:type="dxa"/>
+              <w:start w:w="90" w:type="dxa"/>
+              <w:bottom w:w="73" w:type="dxa"/>
+              <w:end w:w="79" w:type="dxa"/>
+            </w:tcMar>
+          </w:tcPr>
+          <w:p>
+            <w:pPr>
+              <w:spacing w:after="0" w:line="288" w:lineRule="auto"/>
+            </w:pPr>
+            <w:r>
+              <w:rPr>
+                <w:rFonts w:ascii="Plus Jakarta Sans" w:hAnsi="Plus Jakarta Sans" w:cs="Segoe UI"/>
+                <w:b/>
+                <w:i w:val="0"/>
+                <w:color w:val="0B0E14"/>
+                <w:sz w:val="17"/>
+                <w:szCs w:val="17"/>
+              </w:rPr>
+              <w:t>Twelve months after the wave closes</w:t>
+            </w:r>
+          </w:p>
+        </w:tc>
+      </w:tr>
+    </w:tbl>
+    <w:p>
+      <w:pPr>
+        <w:widowControl w:val="true"/>
+        <w:spacing w:before="0" w:after="140" w:line="322" w:lineRule="auto"/>
+      </w:pPr>
+    </w:p>
+    <w:tbl>
+      <w:tblPr>
+        <w:tblW w:type="dxa" w:w="9412"/>
+        <w:jc w:val="left"/>
+        <w:tblBorders>
+          <w:top w:val="single" w:sz="2" w:color="FFFFFF"/>
+          <w:left w:val="single" w:sz="2" w:color="FFFFFF"/>
+          <w:bottom w:val="single" w:sz="2" w:color="FFFFFF"/>
+          <w:right w:val="single" w:sz="2" w:color="FFFFFF"/>
+          <w:insideH w:val="single" w:sz="2" w:color="FFFFFF"/>
+          <w:insideV w:val="single" w:sz="2" w:color="FFFFFF"/>
+        </w:tblBorders>
+        <w:tblLayout w:type="fixed"/>
+        <w:tblLook w:firstColumn="1" w:firstRow="1" w:lastColumn="0" w:lastRow="0" w:noHBand="0" w:noVBand="1" w:val="04A0"/>
+      </w:tblPr>
+      <w:tblGrid>
+        <w:gridCol w:w="2353"/>
+        <w:gridCol w:w="2353"/>
+        <w:gridCol w:w="2353"/>
+        <w:gridCol w:w="2353"/>
+      </w:tblGrid>
+      <w:tr>
+        <w:tc>
+          <w:tcPr>
+            <w:tcW w:type="dxa" w:w="2353"/>
+            <w:shd w:val="clear" w:fill="F5F6F8"/>
+            <w:tcMar>
+              <w:top w:w="147" w:type="dxa"/>
+              <w:start w:w="147" w:type="dxa"/>
+              <w:bottom w:w="147" w:type="dxa"/>
+              <w:end w:w="124" w:type="dxa"/>
+            </w:tcMar>
+          </w:tcPr>
+          <w:p>
+            <w:pPr>
+              <w:spacing w:after="40"/>
+            </w:pPr>
+            <w:r>
+              <w:rPr>
+                <w:rFonts w:ascii="Plus Jakarta Sans" w:hAnsi="Plus Jakarta Sans" w:cs="Segoe UI"/>
+                <w:b/>
+                <w:i w:val="0"/>
+                <w:color w:val="3418E0"/>
+                <w:sz w:val="36"/>
+                <w:szCs w:val="36"/>
+              </w:rPr>
+              <w:t>$27,200</w:t>
+            </w:r>
+          </w:p>
+          <w:p>
+            <w:pPr>
+              <w:spacing w:after="0" w:line="293" w:lineRule="auto"/>
+            </w:pPr>
+            <w:r>
+              <w:rPr>
+                <w:rFonts w:ascii="Plus Jakarta Sans" w:hAnsi="Plus Jakarta Sans" w:cs="Segoe UI"/>
+                <w:b w:val="0"/>
+                <w:i w:val="0"/>
+                <w:color w:val="3A4050"/>
+                <w:sz w:val="15"/>
+                <w:szCs w:val="15"/>
+              </w:rPr>
+              <w:t>StartPad puts in</w:t>
+            </w:r>
+          </w:p>
+        </w:tc>
+        <w:tc>
+          <w:tcPr>
+            <w:tcW w:type="dxa" w:w="2353"/>
+            <w:shd w:val="clear" w:fill="F5F6F8"/>
+            <w:tcMar>
+              <w:top w:w="147" w:type="dxa"/>
+              <w:start w:w="147" w:type="dxa"/>
+              <w:bottom w:w="147" w:type="dxa"/>
+              <w:end w:w="124" w:type="dxa"/>
+            </w:tcMar>
+          </w:tcPr>
+          <w:p>
+            <w:pPr>
+              <w:spacing w:after="40"/>
+            </w:pPr>
+            <w:r>
+              <w:rPr>
+                <w:rFonts w:ascii="Plus Jakarta Sans" w:hAnsi="Plus Jakarta Sans" w:cs="Segoe UI"/>
+                <w:b/>
+                <w:i w:val="0"/>
+                <w:color w:val="3418E0"/>
+                <w:sz w:val="36"/>
+                <w:szCs w:val="36"/>
+              </w:rPr>
+              <w:t>$106,480</w:t>
+            </w:r>
+          </w:p>
+          <w:p>
+            <w:pPr>
+              <w:spacing w:after="0" w:line="293" w:lineRule="auto"/>
+            </w:pPr>
+            <w:r>
+              <w:rPr>
+                <w:rFonts w:ascii="Plus Jakarta Sans" w:hAnsi="Plus Jakarta Sans" w:cs="Segoe UI"/>
+                <w:b w:val="0"/>
+                <w:i w:val="0"/>
+                <w:color w:val="3A4050"/>
+                <w:sz w:val="15"/>
+                <w:szCs w:val="15"/>
+              </w:rPr>
+              <w:t>comes back in 12 months</w:t>
+            </w:r>
+          </w:p>
+        </w:tc>
+        <w:tc>
+          <w:tcPr>
+            <w:tcW w:type="dxa" w:w="2353"/>
+            <w:shd w:val="clear" w:fill="F5F6F8"/>
+            <w:tcMar>
+              <w:top w:w="147" w:type="dxa"/>
+              <w:start w:w="147" w:type="dxa"/>
+              <w:bottom w:w="147" w:type="dxa"/>
+              <w:end w:w="124" w:type="dxa"/>
+            </w:tcMar>
+          </w:tcPr>
+          <w:p>
+            <w:pPr>
+              <w:spacing w:after="40"/>
+            </w:pPr>
+            <w:r>
+              <w:rPr>
+                <w:rFonts w:ascii="Plus Jakarta Sans" w:hAnsi="Plus Jakarta Sans" w:cs="Segoe UI"/>
+                <w:b/>
+                <w:i w:val="0"/>
+                <w:color w:val="3418E0"/>
+                <w:sz w:val="36"/>
+                <w:szCs w:val="36"/>
+              </w:rPr>
+              <w:t>3.9x</w:t>
+            </w:r>
+          </w:p>
+          <w:p>
+            <w:pPr>
+              <w:spacing w:after="0" w:line="293" w:lineRule="auto"/>
+            </w:pPr>
+            <w:r>
+              <w:rPr>
+                <w:rFonts w:ascii="Plus Jakarta Sans" w:hAnsi="Plus Jakarta Sans" w:cs="Segoe UI"/>
+                <w:b w:val="0"/>
+                <w:i w:val="0"/>
+                <w:color w:val="3A4050"/>
+                <w:sz w:val="15"/>
+                <w:szCs w:val="15"/>
+              </w:rPr>
+              <w:t>on what the company put in</w:t>
+            </w:r>
+          </w:p>
+        </w:tc>
+        <w:tc>
+          <w:tcPr>
+            <w:tcW w:type="dxa" w:w="2353"/>
+            <w:shd w:val="clear" w:fill="F5F6F8"/>
+            <w:tcMar>
+              <w:top w:w="147" w:type="dxa"/>
+              <w:start w:w="147" w:type="dxa"/>
+              <w:bottom w:w="147" w:type="dxa"/>
+              <w:end w:w="124" w:type="dxa"/>
+            </w:tcMar>
+          </w:tcPr>
+          <w:p>
+            <w:pPr>
+              <w:spacing w:after="40"/>
+            </w:pPr>
+            <w:r>
+              <w:rPr>
+                <w:rFonts w:ascii="Plus Jakarta Sans" w:hAnsi="Plus Jakarta Sans" w:cs="Segoe UI"/>
+                <w:b/>
+                <w:i w:val="0"/>
+                <w:color w:val="3418E0"/>
+                <w:sz w:val="36"/>
+                <w:szCs w:val="36"/>
+              </w:rPr>
+              <w:t>0</w:t>
+            </w:r>
+          </w:p>
+          <w:p>
+            <w:pPr>
+              <w:spacing w:after="0" w:line="293" w:lineRule="auto"/>
+            </w:pPr>
+            <w:r>
+              <w:rPr>
+                <w:rFonts w:ascii="Plus Jakarta Sans" w:hAnsi="Plus Jakarta Sans" w:cs="Segoe UI"/>
+                <w:b w:val="0"/>
+                <w:i w:val="0"/>
+                <w:color w:val="3A4050"/>
+                <w:sz w:val="15"/>
+                <w:szCs w:val="15"/>
+              </w:rPr>
+              <w:t>margin taken from sponsorship</w:t>
+            </w:r>
+          </w:p>
+        </w:tc>
+      </w:tr>
+    </w:tbl>
+    <w:p>
+      <w:pPr>
+        <w:widowControl w:val="true"/>
+        <w:spacing w:before="0" w:after="160" w:line="322" w:lineRule="auto"/>
+      </w:pPr>
+    </w:p>
+    <w:p>
+      <w:pPr>
+        <w:keepNext/>
+        <w:widowControl w:val="true"/>
+        <w:spacing w:before="280" w:after="100" w:line="288" w:lineRule="auto"/>
+      </w:pPr>
+      <w:r>
+        <w:rPr>
+          <w:rFonts w:ascii="Plus Jakarta Sans" w:hAnsi="Plus Jakarta Sans" w:cs="Segoe UI"/>
+          <w:b/>
+          <w:i w:val="0"/>
+          <w:color w:val="0B0E14"/>
+          <w:sz w:val="24"/>
+          <w:szCs w:val="24"/>
+        </w:rPr>
+        <w:t>And what is not in that number</w:t>
+      </w:r>
+    </w:p>
+    <w:p>
+      <w:pPr>
+        <w:keepNext/>
+        <w:widowControl w:val="true"/>
+        <w:pBdr>
+          <w:left w:val="single" w:sz="18" w:space="8" w:color="3418E0"/>
+        </w:pBdr>
+        <w:spacing w:before="180" w:after="40" w:line="322" w:lineRule="auto"/>
+        <w:ind w:left="170"/>
+      </w:pPr>
+      <w:r>
+        <w:rPr>
+          <w:rFonts w:ascii="Plus Jakarta Sans" w:hAnsi="Plus Jakarta Sans" w:cs="Segoe UI"/>
+          <w:b/>
+          <w:i w:val="0"/>
+          <w:color w:val="0B0E14"/>
+          <w:sz w:val="20"/>
+          <w:szCs w:val="20"/>
+        </w:rPr>
+        <w:t>A certified facilitator pool across twelve governorates</w:t>
+      </w:r>
+    </w:p>
+    <w:p>
+      <w:pPr>
+        <w:widowControl w:val="true"/>
+        <w:pBdr>
+          <w:left w:val="single" w:sz="18" w:space="8" w:color="E2E4EA"/>
+        </w:pBdr>
+        <w:spacing w:before="0" w:after="80" w:line="322" w:lineRule="auto"/>
+        <w:ind w:left="170"/>
+      </w:pPr>
+      <w:r>
+        <w:rPr>
+          <w:rFonts w:ascii="Plus Jakarta Sans" w:hAnsi="Plus Jakarta Sans" w:cs="Segoe UI"/>
+          <w:b w:val="0"/>
+          <w:i w:val="0"/>
+          <w:color w:val="3A4050"/>
+          <w:sz w:val="19"/>
+          <w:szCs w:val="19"/>
+        </w:rPr>
+        <w:t>Capacity is the binding constraint on every commercial engine in the business plan. The initiative pays to certify facilitators where the cohorts are, and every one of them removes travel, accommodation and most of the allowance from every future cohort in that governorate.</w:t>
+      </w:r>
+    </w:p>
+    <w:p>
+      <w:pPr>
+        <w:keepNext/>
+        <w:widowControl w:val="true"/>
+        <w:pBdr>
+          <w:left w:val="single" w:sz="18" w:space="8" w:color="3418E0"/>
+        </w:pBdr>
+        <w:spacing w:before="180" w:after="40" w:line="322" w:lineRule="auto"/>
+        <w:ind w:left="170"/>
+      </w:pPr>
+      <w:r>
+        <w:rPr>
+          <w:rFonts w:ascii="Plus Jakarta Sans" w:hAnsi="Plus Jakarta Sans" w:cs="Segoe UI"/>
+          <w:b/>
+          <w:i w:val="0"/>
+          <w:color w:val="0B0E14"/>
+          <w:sz w:val="20"/>
+          <w:szCs w:val="20"/>
+        </w:rPr>
+        <w:t>198,000 registered accounts</w:t>
+      </w:r>
+    </w:p>
+    <w:p>
+      <w:pPr>
+        <w:widowControl w:val="true"/>
+        <w:pBdr>
+          <w:left w:val="single" w:sz="18" w:space="8" w:color="E2E4EA"/>
+        </w:pBdr>
+        <w:spacing w:before="0" w:after="80" w:line="322" w:lineRule="auto"/>
+        <w:ind w:left="170"/>
+      </w:pPr>
+      <w:r>
+        <w:rPr>
+          <w:rFonts w:ascii="Plus Jakarta Sans" w:hAnsi="Plus Jakarta Sans" w:cs="Segoe UI"/>
+          <w:b w:val="0"/>
+          <w:i w:val="0"/>
+          <w:color w:val="3A4050"/>
+          <w:sz w:val="19"/>
+          <w:szCs w:val="19"/>
+        </w:rPr>
+        <w:t>The direct engine's entire addressable base in year one, acquired at $0.96 a head by somebody else's money.</w:t>
+      </w:r>
+    </w:p>
+    <w:p>
+      <w:pPr>
+        <w:keepNext/>
+        <w:widowControl w:val="true"/>
+        <w:pBdr>
+          <w:left w:val="single" w:sz="18" w:space="8" w:color="3418E0"/>
+        </w:pBdr>
+        <w:spacing w:before="180" w:after="40" w:line="322" w:lineRule="auto"/>
+        <w:ind w:left="170"/>
+      </w:pPr>
+      <w:r>
+        <w:rPr>
+          <w:rFonts w:ascii="Plus Jakarta Sans" w:hAnsi="Plus Jakarta Sans" w:cs="Segoe UI"/>
+          <w:b/>
+          <w:i w:val="0"/>
+          <w:color w:val="0B0E14"/>
+          <w:sz w:val="20"/>
+          <w:szCs w:val="20"/>
+        </w:rPr>
+        <w:t>71,359 consented ideas</w:t>
+      </w:r>
+    </w:p>
+    <w:p>
+      <w:pPr>
+        <w:widowControl w:val="true"/>
+        <w:pBdr>
+          <w:left w:val="single" w:sz="18" w:space="8" w:color="E2E4EA"/>
+        </w:pBdr>
+        <w:spacing w:before="0" w:after="80" w:line="322" w:lineRule="auto"/>
+        <w:ind w:left="170"/>
+      </w:pPr>
+      <w:r>
+        <w:rPr>
+          <w:rFonts w:ascii="Plus Jakarta Sans" w:hAnsi="Plus Jakarta Sans" w:cs="Segoe UI"/>
+          <w:b w:val="0"/>
+          <w:i w:val="0"/>
+          <w:color w:val="3A4050"/>
+          <w:sz w:val="19"/>
+          <w:szCs w:val="19"/>
+        </w:rPr>
+        <w:t>The ideas bank and the direction report. No competitor in Egypt has the sample, and it is the basis of the company's own incubation product as well as a sponsor benefit.</w:t>
+      </w:r>
+    </w:p>
+    <w:p>
+      <w:pPr>
+        <w:keepNext/>
+        <w:widowControl w:val="true"/>
+        <w:pBdr>
+          <w:left w:val="single" w:sz="18" w:space="8" w:color="3418E0"/>
+        </w:pBdr>
+        <w:spacing w:before="180" w:after="40" w:line="322" w:lineRule="auto"/>
+        <w:ind w:left="170"/>
+      </w:pPr>
+      <w:r>
+        <w:rPr>
+          <w:rFonts w:ascii="Plus Jakarta Sans" w:hAnsi="Plus Jakarta Sans" w:cs="Segoe UI"/>
+          <w:b/>
+          <w:i w:val="0"/>
+          <w:color w:val="0B0E14"/>
+          <w:sz w:val="20"/>
+          <w:szCs w:val="20"/>
+        </w:rPr>
+        <w:t>30 host institutions with a delivered cohort</w:t>
+      </w:r>
+    </w:p>
+    <w:p>
+      <w:pPr>
+        <w:widowControl w:val="true"/>
+        <w:pBdr>
+          <w:left w:val="single" w:sz="18" w:space="8" w:color="E2E4EA"/>
+        </w:pBdr>
+        <w:spacing w:before="0" w:after="80" w:line="322" w:lineRule="auto"/>
+        <w:ind w:left="170"/>
+      </w:pPr>
+      <w:r>
+        <w:rPr>
+          <w:rFonts w:ascii="Plus Jakarta Sans" w:hAnsi="Plus Jakarta Sans" w:cs="Segoe UI"/>
+          <w:b w:val="0"/>
+          <w:i w:val="0"/>
+          <w:color w:val="3A4050"/>
+          <w:sz w:val="19"/>
+          <w:szCs w:val="19"/>
+        </w:rPr>
+        <w:t>Each one holds a cohort report with its own students named in it, which is the reference that opens the next institution.</w:t>
+      </w:r>
+    </w:p>
+    <w:p>
+      <w:pPr>
+        <w:keepNext/>
+        <w:widowControl w:val="true"/>
+        <w:pBdr>
+          <w:left w:val="single" w:sz="18" w:space="8" w:color="3418E0"/>
+        </w:pBdr>
+        <w:spacing w:before="180" w:after="40" w:line="322" w:lineRule="auto"/>
+        <w:ind w:left="170"/>
+      </w:pPr>
+      <w:r>
+        <w:rPr>
+          <w:rFonts w:ascii="Plus Jakarta Sans" w:hAnsi="Plus Jakarta Sans" w:cs="Segoe UI"/>
+          <w:b/>
+          <w:i w:val="0"/>
+          <w:color w:val="0B0E14"/>
+          <w:sz w:val="20"/>
+          <w:szCs w:val="20"/>
+        </w:rPr>
+        <w:t>An audited delivery record at national scale</w:t>
+      </w:r>
+    </w:p>
+    <w:p>
+      <w:pPr>
+        <w:widowControl w:val="true"/>
+        <w:pBdr>
+          <w:left w:val="single" w:sz="18" w:space="8" w:color="E2E4EA"/>
+        </w:pBdr>
+        <w:spacing w:before="0" w:after="80" w:line="322" w:lineRule="auto"/>
+        <w:ind w:left="170"/>
+      </w:pPr>
+      <w:r>
+        <w:rPr>
+          <w:rFonts w:ascii="Plus Jakarta Sans" w:hAnsi="Plus Jakarta Sans" w:cs="Segoe UI"/>
+          <w:b w:val="0"/>
+          <w:i w:val="0"/>
+          <w:color w:val="3A4050"/>
+          <w:sz w:val="19"/>
+          <w:szCs w:val="19"/>
+        </w:rPr>
+        <w:t>The thing that makes donor and ministry procurement possible, and the thing a four-year-old company cannot otherwise buy.</w:t>
+      </w:r>
+    </w:p>
+    <w:p>
+      <w:pPr>
+        <w:keepNext/>
+        <w:widowControl w:val="true"/>
+        <w:pBdr>
+          <w:left w:val="single" w:sz="18" w:space="8" w:color="3418E0"/>
+        </w:pBdr>
+        <w:spacing w:before="180" w:after="40" w:line="322" w:lineRule="auto"/>
+        <w:ind w:left="170"/>
+      </w:pPr>
+      <w:r>
+        <w:rPr>
+          <w:rFonts w:ascii="Plus Jakarta Sans" w:hAnsi="Plus Jakarta Sans" w:cs="Segoe UI"/>
+          <w:b/>
+          <w:i w:val="0"/>
+          <w:color w:val="0B0E14"/>
+          <w:sz w:val="20"/>
+          <w:szCs w:val="20"/>
+        </w:rPr>
+        <w:t>The coalition itself</w:t>
+      </w:r>
+    </w:p>
+    <w:p>
+      <w:pPr>
+        <w:widowControl w:val="true"/>
+        <w:pBdr>
+          <w:left w:val="single" w:sz="18" w:space="8" w:color="E2E4EA"/>
+        </w:pBdr>
+        <w:spacing w:before="0" w:after="80" w:line="322" w:lineRule="auto"/>
+        <w:ind w:left="170"/>
+      </w:pPr>
+      <w:r>
+        <w:rPr>
+          <w:rFonts w:ascii="Plus Jakarta Sans" w:hAnsi="Plus Jakarta Sans" w:cs="Segoe UI"/>
+          <w:b w:val="0"/>
+          <w:i w:val="0"/>
+          <w:color w:val="3A4050"/>
+          <w:sz w:val="19"/>
+          <w:szCs w:val="19"/>
+        </w:rPr>
+        <w:t>Twenty to thirty organisations that have worked with the company for six months and have seen its reporting.</w:t>
+      </w:r>
+    </w:p>
+    <w:p>
+      <w:pPr>
+        <w:widowControl w:val="true"/>
+        <w:pBdr>
+          <w:left w:val="single" w:sz="24" w:space="8" w:color="CBF24A"/>
+        </w:pBdr>
+        <w:shd w:val="clear" w:fill="F5F6F8"/>
+        <w:spacing w:before="180" w:after="200" w:line="322" w:lineRule="auto"/>
+        <w:ind w:left="159"/>
+      </w:pPr>
+      <w:r>
+        <w:rPr>
+          <w:rFonts w:ascii="Plus Jakarta Sans" w:hAnsi="Plus Jakarta Sans" w:cs="Segoe UI"/>
+          <w:b/>
+          <w:i w:val="0"/>
+          <w:color w:val="3A4050"/>
+          <w:sz w:val="18"/>
+          <w:szCs w:val="18"/>
+        </w:rPr>
+        <w:t>Why this is in a document sent to sponsors.</w:t>
+      </w:r>
+      <w:r>
+        <w:rPr>
+          <w:rFonts w:ascii="Plus Jakarta Sans" w:hAnsi="Plus Jakarta Sans" w:cs="Segoe UI"/>
+          <w:b w:val="0"/>
+          <w:i w:val="0"/>
+          <w:color w:val="3A4050"/>
+          <w:sz w:val="18"/>
+          <w:szCs w:val="18"/>
+        </w:rPr>
+        <w:t xml:space="preserve"> Because a sponsor who discovers it later will assume the worst version of it, and because the return being real is what makes the initiative durable. A programme the operator loses money on for six months is a campaign. A programme that builds the operator's capability while it serves the sponsor's purpose is an institution, and it will still be running in 2029.</w:t>
+      </w:r>
+    </w:p>
+    <w:p>
+      <w:pPr>
+        <w:keepNext/>
+        <w:pageBreakBefore w:val="true"/>
+        <w:spacing w:before="0" w:after="20"/>
+      </w:pPr>
+      <w:r>
+        <w:rPr>
+          <w:rFonts w:ascii="Plus Jakarta Sans" w:hAnsi="Plus Jakarta Sans" w:cs="Segoe UI"/>
+          <w:b/>
+          <w:i w:val="0"/>
+          <w:color w:val="3418E0"/>
+          <w:spacing w:val="28"/>
+          <w:sz w:val="16"/>
+          <w:szCs w:val="16"/>
+        </w:rPr>
+        <w:t>SECTION 15</w:t>
+      </w:r>
+    </w:p>
+    <w:p>
+      <w:pPr>
+        <w:keepNext/>
+        <w:spacing w:before="40" w:after="120"/>
+      </w:pPr>
+      <w:r>
+        <w:rPr>
+          <w:rFonts w:ascii="Plus Jakarta Sans" w:hAnsi="Plus Jakarta Sans" w:cs="Segoe UI"/>
+          <w:b/>
+          <w:i w:val="0"/>
+          <w:color w:val="0B0E14"/>
+          <w:sz w:val="40"/>
+          <w:szCs w:val="40"/>
+        </w:rPr>
         <w:t>Governance, measurement and risk</w:t>
       </w:r>
     </w:p>
@@ -15856,7 +22417,7 @@
                 <w:sz w:val="17"/>
                 <w:szCs w:val="17"/>
               </w:rPr>
-              <w:t>259 cohorts could not be staffed; 97 can. The in-person share is set by the certified facilitator pool, which is certified before the wave opens rather than recruited during it.</w:t>
+              <w:t>Thirty cohorts in twelve governorates needs a certified pool that exists before the wave opens rather than one recruited during it, which is why certification runs in January 2027 and why facilitators are recruited where the cohorts are.</w:t>
             </w:r>
           </w:p>
         </w:tc>
@@ -16383,7 +22944,7 @@
           <w:sz w:val="16"/>
           <w:szCs w:val="16"/>
         </w:rPr>
-        <w:t>SECTION 13</w:t>
+        <w:t>SECTION 16</w:t>
       </w:r>
     </w:p>
     <w:p>
@@ -16893,7 +23454,7 @@
           <w:sz w:val="16"/>
           <w:szCs w:val="16"/>
         </w:rPr>
-        <w:t>SECTION 14</w:t>
+        <w:t>SECTION 17</w:t>
       </w:r>
     </w:p>
     <w:p>

--- a/output/StartPad_Initiative_Framework.docx
+++ b/output/StartPad_Initiative_Framework.docx
@@ -139,7 +139,7 @@
                 <w:sz w:val="36"/>
                 <w:szCs w:val="36"/>
               </w:rPr>
-              <w:t>198,000</w:t>
+              <w:t>1,000,000</w:t>
             </w:r>
           </w:p>
           <w:p>
@@ -155,7 +155,7 @@
                 <w:sz w:val="15"/>
                 <w:szCs w:val="15"/>
               </w:rPr>
-              <w:t>first-time founders in wave 1</w:t>
+              <w:t>entrepreneurs, in six months</w:t>
             </w:r>
           </w:p>
         </w:tc>
@@ -183,7 +183,7 @@
                 <w:sz w:val="36"/>
                 <w:szCs w:val="36"/>
               </w:rPr>
-              <w:t>1,200,000</w:t>
+              <w:t>$200,000</w:t>
             </w:r>
           </w:p>
           <w:p>
@@ -199,7 +199,7 @@
                 <w:sz w:val="15"/>
                 <w:szCs w:val="15"/>
               </w:rPr>
-              <w:t>people reached</w:t>
+              <w:t>total cost</w:t>
             </w:r>
           </w:p>
         </w:tc>
@@ -227,7 +227,7 @@
                 <w:sz w:val="36"/>
                 <w:szCs w:val="36"/>
               </w:rPr>
-              <w:t>71,359</w:t>
+              <w:t>$0.20</w:t>
             </w:r>
           </w:p>
           <w:p>
@@ -243,7 +243,7 @@
                 <w:sz w:val="15"/>
                 <w:szCs w:val="15"/>
               </w:rPr>
-              <w:t>ideas in the bank</w:t>
+              <w:t>per entrepreneur</w:t>
             </w:r>
           </w:p>
         </w:tc>
@@ -271,7 +271,7 @@
                 <w:sz w:val="36"/>
                 <w:szCs w:val="36"/>
               </w:rPr>
-              <w:t>6</w:t>
+              <w:t>$0</w:t>
             </w:r>
           </w:p>
           <w:p>
@@ -287,7 +287,7 @@
                 <w:sz w:val="15"/>
                 <w:szCs w:val="15"/>
               </w:rPr>
-              <w:t>months, March to August 2027</w:t>
+              <w:t>of StartPad's own cash</w:t>
             </w:r>
           </w:p>
         </w:tc>
@@ -388,7 +388,7 @@
           <w:sz w:val="19"/>
           <w:szCs w:val="19"/>
         </w:rPr>
-        <w:t>In-kind, reach and co-funding. The method and the facilitator certification for their own staff, which they keep afterwards, a measured evidence base for their next donor proposal, and access to the sponsor coalition.</w:t>
+        <w:t>In-kind, reach and co-funding. The method for their own beneficiaries, their staff trained to host sessions, a measured evidence base for their next donor proposal, and access to the sponsor coalition.</w:t>
       </w:r>
     </w:p>
     <w:p>
@@ -826,7 +826,7 @@
           <w:sz w:val="21"/>
           <w:szCs w:val="21"/>
         </w:rPr>
-        <w:t xml:space="preserve">      Operations in the field</w:t>
+        <w:t xml:space="preserve">      How it goes viral</w:t>
       </w:r>
     </w:p>
     <w:p>
@@ -853,7 +853,7 @@
           <w:sz w:val="21"/>
           <w:szCs w:val="21"/>
         </w:rPr>
-        <w:t xml:space="preserve">      Every event in the wave</w:t>
+        <w:t xml:space="preserve">      Everything that happens live</w:t>
       </w:r>
     </w:p>
     <w:p>
@@ -1026,7 +1026,7 @@
           <w:sz w:val="22"/>
           <w:szCs w:val="22"/>
         </w:rPr>
-        <w:t>One Million First-Time Founders invites Egyptian corporates with a CSR budget, NGOs and development partners, and the youth foundations whose members fill the country's campuses, to carry one ambition together: that a first-time founder in Egypt should be given a method rather than a motivational speech.</w:t>
+        <w:t>One Million First-Time Founders invites Egyptian corporates with a CSR budget, NGOs and development partners, and the youth foundations whose members fill the country's campuses, to fund one thing together: a method, free, in Arabic, in the hands of a million young Egyptians inside six months.</w:t>
       </w:r>
     </w:p>
     <w:p>
@@ -1043,7 +1043,7 @@
           <w:sz w:val="19"/>
           <w:szCs w:val="19"/>
         </w:rPr>
-        <w:t>A young Egyptian with an idea today has two options. They can read, watch and guess, which is what almost all of them do, or they can win a place in an accelerator, which almost none of them will. Between those two there is nothing: no structured path from a problem worth solving to a first customer, in Arabic, that an ordinary student in Minya or Assiut can start on a Tuesday evening.</w:t>
+        <w:t>A young Egyptian with an idea today has two options. They can read, watch and guess, which is what almost all of them do, or they can win a place in an accelerator, which almost none of them will. Between those two there is nothing: no structured path from a problem worth solving to a first customer that an ordinary student in Minya or Assiut can start on a Tuesday evening.</w:t>
       </w:r>
     </w:p>
     <w:p>
@@ -1060,7 +1060,7 @@
           <w:sz w:val="19"/>
           <w:szCs w:val="19"/>
         </w:rPr>
-        <w:t>StartPad is that path. Fifteen missions take a founder from a problem they have observed to a tested model, a prototype and a launch. Every submission is reviewed. The first three missions are free, for everyone, permanently. The rest is what sponsorship pays for.</w:t>
+        <w:t>StartPad is that path. Fifteen missions take a founder from a problem they have observed to a tested model, a prototype and a launch plan, with every submission reviewed. For this wave the whole thing is free to every participant, and the coalition pays for it.</w:t>
       </w:r>
     </w:p>
     <w:p>
@@ -1095,7 +1095,7 @@
           <w:sz w:val="19"/>
           <w:szCs w:val="19"/>
         </w:rPr>
-        <w:t>A framework, not a brochure. It sets out the three partner roles and what each gives and gets, the sponsorship tiers and the in-kind menu, the six-month plan for 2027 and why that window and not another, the arithmetic behind every number quoted, the rules that govern the ideas bank, and the governance a partner is signing into.</w:t>
+        <w:t>A framework, not a brochure. It sets out the three partner roles and what each gives and gets, three sponsorship tiers, how a million is actually reached, the budget in six lines, the six-month plan for 2027 and why that window, the rules that govern the ideas bank, and the governance a partner is signing into.</w:t>
       </w:r>
     </w:p>
     <w:p>
@@ -1112,7 +1112,7 @@
           <w:sz w:val="19"/>
           <w:szCs w:val="19"/>
         </w:rPr>
-        <w:t>It is written to be checked. Every figure in it is derived from a stated assumption with its driver written next to it, and none of them is a measured result, because the initiative has not run yet.</w:t>
+        <w:t>It is written to be checked. Every figure is derived from a stated assumption with its driver written next to it, and none of them is a measured result, because the initiative has not run yet.</w:t>
       </w:r>
     </w:p>
     <w:p>
@@ -1179,7 +1179,7 @@
                 <w:sz w:val="36"/>
                 <w:szCs w:val="36"/>
               </w:rPr>
-              <w:t>1,200,000</w:t>
+              <w:t>1,000,000</w:t>
             </w:r>
           </w:p>
           <w:p>
@@ -1195,7 +1195,7 @@
                 <w:sz w:val="15"/>
                 <w:szCs w:val="15"/>
               </w:rPr>
-              <w:t>people reached</w:t>
+              <w:t>entrepreneurs registered</w:t>
             </w:r>
           </w:p>
         </w:tc>
@@ -1223,7 +1223,7 @@
                 <w:sz w:val="36"/>
                 <w:szCs w:val="36"/>
               </w:rPr>
-              <w:t>198,000</w:t>
+              <w:t>$200,000</w:t>
             </w:r>
           </w:p>
           <w:p>
@@ -1239,7 +1239,7 @@
                 <w:sz w:val="15"/>
                 <w:szCs w:val="15"/>
               </w:rPr>
-              <w:t>first-time founders registered</w:t>
+              <w:t>total cost of the wave</w:t>
             </w:r>
           </w:p>
         </w:tc>
@@ -1267,7 +1267,7 @@
                 <w:sz w:val="36"/>
                 <w:szCs w:val="36"/>
               </w:rPr>
-              <w:t>20,100</w:t>
+              <w:t>$0.20</w:t>
             </w:r>
           </w:p>
           <w:p>
@@ -1283,7 +1283,7 @@
                 <w:sz w:val="15"/>
                 <w:szCs w:val="15"/>
               </w:rPr>
-              <w:t>through all 15 missions</w:t>
+              <w:t>per entrepreneur</w:t>
             </w:r>
           </w:p>
         </w:tc>
@@ -1311,7 +1311,7 @@
                 <w:sz w:val="36"/>
                 <w:szCs w:val="36"/>
               </w:rPr>
-              <w:t>71,359</w:t>
+              <w:t>6</w:t>
             </w:r>
           </w:p>
           <w:p>
@@ -1327,7 +1327,7 @@
                 <w:sz w:val="15"/>
                 <w:szCs w:val="15"/>
               </w:rPr>
-              <w:t>ideas in the bank</w:t>
+              <w:t>months, March to August 2027</w:t>
             </w:r>
           </w:p>
         </w:tc>
@@ -1385,7 +1385,7 @@
                 <w:sz w:val="36"/>
                 <w:szCs w:val="36"/>
               </w:rPr>
-              <w:t>30</w:t>
+              <w:t>27,000</w:t>
             </w:r>
           </w:p>
           <w:p>
@@ -1401,7 +1401,7 @@
                 <w:sz w:val="15"/>
                 <w:szCs w:val="15"/>
               </w:rPr>
-              <w:t>in-person cohorts</w:t>
+              <w:t>finish all fifteen missions</w:t>
             </w:r>
           </w:p>
         </w:tc>
@@ -1429,7 +1429,7 @@
                 <w:sz w:val="36"/>
                 <w:szCs w:val="36"/>
               </w:rPr>
-              <w:t>2,010</w:t>
+              <w:t>306,000</w:t>
             </w:r>
           </w:p>
           <w:p>
@@ -1445,7 +1445,7 @@
                 <w:sz w:val="15"/>
                 <w:szCs w:val="15"/>
               </w:rPr>
-              <w:t>ventures trading at month 12</w:t>
+              <w:t>ideas in the bank</w:t>
             </w:r>
           </w:p>
         </w:tc>
@@ -1473,7 +1473,7 @@
                 <w:sz w:val="36"/>
                 <w:szCs w:val="36"/>
               </w:rPr>
-              <w:t>$190,500</w:t>
+              <w:t>$0</w:t>
             </w:r>
           </w:p>
           <w:p>
@@ -1489,7 +1489,7 @@
                 <w:sz w:val="15"/>
                 <w:szCs w:val="15"/>
               </w:rPr>
-              <w:t>budget at 50% coalition fill</w:t>
+              <w:t>of StartPad's own cash</w:t>
             </w:r>
           </w:p>
         </w:tc>
@@ -1517,7 +1517,7 @@
                 <w:sz w:val="36"/>
                 <w:szCs w:val="36"/>
               </w:rPr>
-              <w:t>6</w:t>
+              <w:t>0</w:t>
             </w:r>
           </w:p>
           <w:p>
@@ -1533,7 +1533,7 @@
                 <w:sz w:val="15"/>
                 <w:szCs w:val="15"/>
               </w:rPr>
-              <w:t>months, March to August 2027</w:t>
+              <w:t>paid in-person cohorts</w:t>
             </w:r>
           </w:p>
         </w:tc>
@@ -1544,6 +1544,153 @@
         <w:widowControl w:val="true"/>
         <w:spacing w:before="0" w:after="160" w:line="322" w:lineRule="auto"/>
       </w:pPr>
+    </w:p>
+    <w:p>
+      <w:pPr>
+        <w:keepNext/>
+        <w:widowControl w:val="true"/>
+        <w:spacing w:before="280" w:after="100" w:line="288" w:lineRule="auto"/>
+      </w:pPr>
+      <w:r>
+        <w:rPr>
+          <w:rFonts w:ascii="Plus Jakarta Sans" w:hAnsi="Plus Jakarta Sans" w:cs="Segoe UI"/>
+          <w:b/>
+          <w:i w:val="0"/>
+          <w:color w:val="0B0E14"/>
+          <w:sz w:val="24"/>
+          <w:szCs w:val="24"/>
+        </w:rPr>
+        <w:t>The three things that make this possible</w:t>
+      </w:r>
+    </w:p>
+    <w:p>
+      <w:pPr>
+        <w:keepNext/>
+        <w:widowControl w:val="true"/>
+        <w:pBdr>
+          <w:left w:val="single" w:sz="18" w:space="8" w:color="3418E0"/>
+        </w:pBdr>
+        <w:spacing w:before="180" w:after="40" w:line="322" w:lineRule="auto"/>
+        <w:ind w:left="170"/>
+      </w:pPr>
+      <w:r>
+        <w:rPr>
+          <w:rFonts w:ascii="Plus Jakarta Sans" w:hAnsi="Plus Jakarta Sans" w:cs="Segoe UI"/>
+          <w:b/>
+          <w:i w:val="0"/>
+          <w:color w:val="0B0E14"/>
+          <w:sz w:val="20"/>
+          <w:szCs w:val="20"/>
+        </w:rPr>
+        <w:t>It is free, and it is online</w:t>
+      </w:r>
+    </w:p>
+    <w:p>
+      <w:pPr>
+        <w:widowControl w:val="true"/>
+        <w:pBdr>
+          <w:left w:val="single" w:sz="18" w:space="8" w:color="E2E4EA"/>
+        </w:pBdr>
+        <w:spacing w:before="0" w:after="80" w:line="322" w:lineRule="auto"/>
+        <w:ind w:left="170"/>
+      </w:pPr>
+      <w:r>
+        <w:rPr>
+          <w:rFonts w:ascii="Plus Jakarta Sans" w:hAnsi="Plus Jakarta Sans" w:cs="Segoe UI"/>
+          <w:b w:val="0"/>
+          <w:i w:val="0"/>
+          <w:color w:val="3A4050"/>
+          <w:sz w:val="19"/>
+          <w:szCs w:val="19"/>
+        </w:rPr>
+        <w:t>Every participant gets all fifteen missions for nothing. There are no paid cohorts in this wave. A cohort serves twenty-five people for three thousand dollars; a webinar serves twenty thousand for five hundred, and the platform serves everybody for the cost of the review.</w:t>
+      </w:r>
+    </w:p>
+    <w:p>
+      <w:pPr>
+        <w:keepNext/>
+        <w:widowControl w:val="true"/>
+        <w:pBdr>
+          <w:left w:val="single" w:sz="18" w:space="8" w:color="3418E0"/>
+        </w:pBdr>
+        <w:spacing w:before="180" w:after="40" w:line="322" w:lineRule="auto"/>
+        <w:ind w:left="170"/>
+      </w:pPr>
+      <w:r>
+        <w:rPr>
+          <w:rFonts w:ascii="Plus Jakarta Sans" w:hAnsi="Plus Jakarta Sans" w:cs="Segoe UI"/>
+          <w:b/>
+          <w:i w:val="0"/>
+          <w:color w:val="0B0E14"/>
+          <w:sz w:val="20"/>
+          <w:szCs w:val="20"/>
+        </w:rPr>
+        <w:t>It spreads rather than being bought</w:t>
+      </w:r>
+    </w:p>
+    <w:p>
+      <w:pPr>
+        <w:widowControl w:val="true"/>
+        <w:pBdr>
+          <w:left w:val="single" w:sz="18" w:space="8" w:color="E2E4EA"/>
+        </w:pBdr>
+        <w:spacing w:before="0" w:after="80" w:line="322" w:lineRule="auto"/>
+        <w:ind w:left="170"/>
+      </w:pPr>
+      <w:r>
+        <w:rPr>
+          <w:rFonts w:ascii="Plus Jakarta Sans" w:hAnsi="Plus Jakarta Sans" w:cs="Segoe UI"/>
+          <w:b w:val="0"/>
+          <w:i w:val="0"/>
+          <w:color w:val="3A4050"/>
+          <w:sz w:val="19"/>
+          <w:szCs w:val="19"/>
+        </w:rPr>
+        <w:t>500,000 registrations come from the partners' own channels, the chapters and the ambassadors. The rest comes from the referral loop built into the product. Section 12 is that loop, and the viral coefficient of 0.50 is the riskiest number in this document.</w:t>
+      </w:r>
+    </w:p>
+    <w:p>
+      <w:pPr>
+        <w:keepNext/>
+        <w:widowControl w:val="true"/>
+        <w:pBdr>
+          <w:left w:val="single" w:sz="18" w:space="8" w:color="3418E0"/>
+        </w:pBdr>
+        <w:spacing w:before="180" w:after="40" w:line="322" w:lineRule="auto"/>
+        <w:ind w:left="170"/>
+      </w:pPr>
+      <w:r>
+        <w:rPr>
+          <w:rFonts w:ascii="Plus Jakarta Sans" w:hAnsi="Plus Jakarta Sans" w:cs="Segoe UI"/>
+          <w:b/>
+          <w:i w:val="0"/>
+          <w:color w:val="0B0E14"/>
+          <w:sz w:val="20"/>
+          <w:szCs w:val="20"/>
+        </w:rPr>
+        <w:t>It is funded entirely by the coalition</w:t>
+      </w:r>
+    </w:p>
+    <w:p>
+      <w:pPr>
+        <w:widowControl w:val="true"/>
+        <w:pBdr>
+          <w:left w:val="single" w:sz="18" w:space="8" w:color="E2E4EA"/>
+        </w:pBdr>
+        <w:spacing w:before="0" w:after="80" w:line="322" w:lineRule="auto"/>
+        <w:ind w:left="170"/>
+      </w:pPr>
+      <w:r>
+        <w:rPr>
+          <w:rFonts w:ascii="Plus Jakarta Sans" w:hAnsi="Plus Jakarta Sans" w:cs="Segoe UI"/>
+          <w:b w:val="0"/>
+          <w:i w:val="0"/>
+          <w:color w:val="3A4050"/>
+          <w:sz w:val="19"/>
+          <w:szCs w:val="19"/>
+        </w:rPr>
+        <w:t>StartPad contributes the platform, the curriculum and its team's time, all of which it already pays for. It puts in no cash and takes no margin. Section 14 says what it gets instead, because a partner should not have to guess.</w:t>
+      </w:r>
     </w:p>
     <w:p>
       <w:pPr>
@@ -1564,7 +1711,7 @@
           <w:sz w:val="18"/>
           <w:szCs w:val="18"/>
         </w:rPr>
-        <w:t>The million is not a six-month number, and this document will not pretend otherwise.</w:t>
+        <w:t>Offline happens where a partner wants it.</w:t>
       </w:r>
       <w:r>
         <w:rPr>
@@ -1575,7 +1722,7 @@
           <w:sz w:val="18"/>
           <w:szCs w:val="18"/>
         </w:rPr>
-        <w:t xml:space="preserve"> Wave 1 registers about 198,000 first-time founders. The million is crossed in the fourth wave, in 2029, on these rates, and Section 11 shows the whole path. A partner who signs believing the million arrives in August 2027 becomes a problem at month six, so the number is stated plainly before anybody signs.</w:t>
+        <w:t xml:space="preserve"> This wave runs no bootcamps of its own. It runs 24 live webinars in Arabic, and info sessions wherever a partner asks for one and hosts it in their own venue with their own people. The initiative supplies the kit and trains the host. Where those sessions happen, and how many, is a partner's recommendation rather than our plan.</w:t>
       </w:r>
     </w:p>
     <w:p>
@@ -1688,7 +1835,7 @@
           <w:sz w:val="19"/>
           <w:szCs w:val="19"/>
         </w:rPr>
-        <w:t>Missions 01 to 03 are free to everybody in Egypt, forever, with no sponsor and no institution needed. That is deliberate: the free tier is how the initiative reaches a million people, and it is also the filter that tells us which of them are serious before anybody spends money on them.</w:t>
+        <w:t>Missions 01 to 03 are free to everybody in Egypt forever, with or without this initiative. For the six months of the wave the other twelve are free too. That is what makes a million possible: nothing that asks for a payment on the first screen has ever spread in this market.</w:t>
       </w:r>
     </w:p>
     <w:p>
@@ -1706,7 +1853,7 @@
           <w:sz w:val="24"/>
           <w:szCs w:val="24"/>
         </w:rPr>
-        <w:t>The three layers</w:t>
+        <w:t>The three layers, all of them free</w:t>
       </w:r>
     </w:p>
     <w:p>
@@ -1749,7 +1896,7 @@
           <w:sz w:val="19"/>
           <w:szCs w:val="19"/>
         </w:rPr>
-        <w:t>The fifteen missions, the tool library, the review, and the progress record. Arabic first. Works on a phone, because that is what the participant has.</w:t>
+        <w:t>The fifteen missions, the tool library, the review and the progress record. Arabic first. Works on a phone, because that is what the participant has.</w:t>
       </w:r>
     </w:p>
     <w:p>
@@ -1771,7 +1918,7 @@
           <w:sz w:val="20"/>
           <w:szCs w:val="20"/>
         </w:rPr>
-        <w:t>The cohort, for those a sponsor pays for</w:t>
+        <w:t>Live webinars, for everyone</w:t>
       </w:r>
     </w:p>
     <w:p>
@@ -1792,7 +1939,50 @@
           <w:sz w:val="19"/>
           <w:szCs w:val="19"/>
         </w:rPr>
-        <w:t>Six days in a room with a certified facilitator, missions every evening, and a showcase at the end. This is the part that changes completion rates, and it is the part that costs money.</w:t>
+        <w:t>24 across the wave, one a week, in Arabic, recorded and left on the platform. A partner's name sits on the ones they fund. This is the layer that replaces the bootcamp, and it reaches a thousand times as many people for the same money.</w:t>
+      </w:r>
+    </w:p>
+    <w:p>
+      <w:pPr>
+        <w:keepNext/>
+        <w:widowControl w:val="true"/>
+        <w:pBdr>
+          <w:left w:val="single" w:sz="18" w:space="8" w:color="3418E0"/>
+        </w:pBdr>
+        <w:spacing w:before="180" w:after="40" w:line="322" w:lineRule="auto"/>
+        <w:ind w:left="170"/>
+      </w:pPr>
+      <w:r>
+        <w:rPr>
+          <w:rFonts w:ascii="Plus Jakarta Sans" w:hAnsi="Plus Jakarta Sans" w:cs="Segoe UI"/>
+          <w:b/>
+          <w:i w:val="0"/>
+          <w:color w:val="0B0E14"/>
+          <w:sz w:val="20"/>
+          <w:szCs w:val="20"/>
+        </w:rPr>
+        <w:t>Info sessions, where a partner hosts one</w:t>
+      </w:r>
+    </w:p>
+    <w:p>
+      <w:pPr>
+        <w:widowControl w:val="true"/>
+        <w:pBdr>
+          <w:left w:val="single" w:sz="18" w:space="8" w:color="E2E4EA"/>
+        </w:pBdr>
+        <w:spacing w:before="0" w:after="80" w:line="322" w:lineRule="auto"/>
+        <w:ind w:left="170"/>
+      </w:pPr>
+      <w:r>
+        <w:rPr>
+          <w:rFonts w:ascii="Plus Jakarta Sans" w:hAnsi="Plus Jakarta Sans" w:cs="Segoe UI"/>
+          <w:b w:val="0"/>
+          <w:i w:val="0"/>
+          <w:color w:val="3A4050"/>
+          <w:sz w:val="19"/>
+          <w:szCs w:val="19"/>
+        </w:rPr>
+        <w:t>An evening in a room, run by a trained host from the partner's own team or a chapter's leadership, using a kit we supply. We pay for the kit, not for the room. Where they happen and how many is the partner's call.</w:t>
       </w:r>
     </w:p>
     <w:p>
@@ -1835,7 +2025,7 @@
           <w:sz w:val="19"/>
           <w:szCs w:val="19"/>
         </w:rPr>
-        <w:t>Chapters on campuses, ambassadors in governorates, and Mission Zero, the founder podcast, which is how a student in a city with no startup scene finds out that any of this exists.</w:t>
+        <w:t>Chapters on campuses, 1,000 ambassadors in the governorates, and Mission Zero, the founder podcast, which is how a student in a city with no startup scene finds out that any of this exists.</w:t>
       </w:r>
     </w:p>
     <w:p>
@@ -1853,7 +2043,7 @@
           <w:sz w:val="24"/>
           <w:szCs w:val="24"/>
         </w:rPr>
-        <w:t>What the institution or sponsor receives</w:t>
+        <w:t>What a partner receives</w:t>
       </w:r>
     </w:p>
     <w:p>
@@ -1870,7 +2060,7 @@
           <w:sz w:val="19"/>
           <w:szCs w:val="19"/>
         </w:rPr>
-        <w:t>A cohort report: every participant named, what they built, what they completed, the facilitator's assessment and the showcase result. It is the artefact the buyer keeps, and in practice it closes more conversations than any description of the platform does.</w:t>
+        <w:t>A dashboard they can see weekly with their own line in it, the quarterly direction report on what young Egyptians are building, and a closing report with completion rates, governorate and gender disaggregation and SDG mapping, written to go straight into their own annual report.</w:t>
       </w:r>
     </w:p>
     <w:p>
@@ -2297,7 +2487,7 @@
                 <w:sz w:val="17"/>
                 <w:szCs w:val="17"/>
               </w:rPr>
-              <w:t>The method and the facilitator certification for their own staff, which they keep afterwards, a measured evidence base for their next donor proposal, and access to the sponsor coalition.</w:t>
+              <w:t>The method for their own beneficiaries, their staff trained to host sessions, a measured evidence base for their next donor proposal, and access to the sponsor coalition.</w:t>
             </w:r>
           </w:p>
         </w:tc>
@@ -2383,7 +2573,7 @@
                 <w:sz w:val="17"/>
                 <w:szCs w:val="17"/>
               </w:rPr>
-              <w:t>Their students and members, their chapters as local hosts, and their leadership as certified facilitators.</w:t>
+              <w:t>Their students and members, their chapters as hosts for info sessions, and their leadership trained to run them.</w:t>
             </w:r>
           </w:p>
         </w:tc>
@@ -2808,7 +2998,7 @@
           <w:sz w:val="19"/>
           <w:szCs w:val="19"/>
         </w:rPr>
-        <w:t>The ventures that reach the showcase have been through fifteen missions, a facilitator and an AI review. A sponsor's accelerator, prize or procurement team gets a shortlist that has already been filtered by work rather than by a form.</w:t>
+        <w:t>The ventures that reach the showcase have been through fifteen missions and an AI review on every one of them. A sponsor's accelerator, prize or procurement team gets a shortlist that has already been filtered by work rather than by a form.</w:t>
       </w:r>
     </w:p>
     <w:p>
@@ -2937,7 +3127,7 @@
           <w:sz w:val="19"/>
           <w:szCs w:val="19"/>
         </w:rPr>
-        <w:t>A corporate that builds this alone pays for curriculum, platform, facilitator recruitment and measurement before it reaches its first participant. Joining a coalition that already has all four means the whole contribution goes to delivery.</w:t>
+        <w:t>A corporate that builds this alone pays for curriculum, platform, content and measurement before it reaches its first participant, and then reaches a few thousand people. Twenty cents a head is not a number a corporate programme can reach on its own.</w:t>
       </w:r>
     </w:p>
     <w:p>
@@ -3160,7 +3350,7 @@
           <w:sz w:val="19"/>
           <w:szCs w:val="19"/>
         </w:rPr>
-        <w:t>Partner staff are certified as facilitators on the same standard as everyone else. When the wave closes, the organisation still has the capability, the curriculum access and the certification, which is the opposite of how most funded projects leave their implementers.</w:t>
+        <w:t>Partner staff are trained to run info sessions and to use the curriculum with their own beneficiaries. When the wave closes the organisation still has the capability and the access, which is the opposite of how most funded projects leave their implementers.</w:t>
       </w:r>
     </w:p>
     <w:p>
@@ -3598,7 +3788,7 @@
           <w:sz w:val="19"/>
           <w:szCs w:val="19"/>
         </w:rPr>
-        <w:t>Up to ten of a chapter's leadership are certified as facilitators on the national standard. They keep it after their term ends, and it is the first line on a CV that is otherwise all committee titles.</w:t>
+        <w:t>Up to ten of a chapter's leadership are trained to host info sessions and webinars on the national standard. They keep it after their term ends, and it is the first line on a CV that is otherwise all committee titles.</w:t>
       </w:r>
     </w:p>
     <w:p>
@@ -3924,7 +4114,7 @@
           <w:sz w:val="19"/>
           <w:szCs w:val="19"/>
         </w:rPr>
-        <w:t xml:space="preserve"> the full programme free for every member, up to ten certified facilitators, its own data, its name on the national map, and places at the showcase.</w:t>
+        <w:t xml:space="preserve"> the full programme free for every member, up to ten of its leadership trained as hosts, its own data, its place on the national leaderboard, and places at the demo day.</w:t>
       </w:r>
     </w:p>
     <w:p>
@@ -4403,7 +4593,7 @@
           <w:sz w:val="22"/>
           <w:szCs w:val="22"/>
         </w:rPr>
-        <w:t>Four cash tiers, an in-kind route into any of them, and a charter for community supporters. Slots are capped, because a tier anybody can buy is not worth buying, and a coalition of forty equal logos gives nobody a reason to be first.</w:t>
+        <w:t>Three cash tiers, an in-kind route into any of them, and a charter for community supporters. Slots are capped, because a tier anybody can buy is not worth buying, and because a coalition of forty equal logos gives nobody a reason to be first.</w:t>
       </w:r>
     </w:p>
     <w:tbl>
@@ -4568,7 +4758,7 @@
                 <w:sz w:val="16"/>
                 <w:szCs w:val="16"/>
               </w:rPr>
-              <w:t>What it buys</w:t>
+              <w:t>Who it is for</w:t>
             </w:r>
           </w:p>
         </w:tc>
@@ -4627,7 +4817,7 @@
                 <w:sz w:val="17"/>
                 <w:szCs w:val="17"/>
               </w:rPr>
-              <w:t>$40,000</w:t>
+              <w:t>$50,000</w:t>
             </w:r>
           </w:p>
         </w:tc>
@@ -4654,7 +4844,7 @@
                 <w:sz w:val="17"/>
                 <w:szCs w:val="17"/>
               </w:rPr>
-              <w:t>EGP 2,128,800</w:t>
+              <w:t>EGP 2,661,000</w:t>
             </w:r>
           </w:p>
         </w:tc>
@@ -4681,7 +4871,7 @@
                 <w:sz w:val="17"/>
                 <w:szCs w:val="17"/>
               </w:rPr>
-              <w:t>3</w:t>
+              <w:t>2</w:t>
             </w:r>
           </w:p>
         </w:tc>
@@ -4708,7 +4898,7 @@
                 <w:sz w:val="17"/>
                 <w:szCs w:val="17"/>
               </w:rPr>
-              <w:t>4,400 founders through all 15 missions, and 6 in-person cohorts</w:t>
+              <w:t>Cash, plus a seat on the steering committee.</w:t>
             </w:r>
           </w:p>
         </w:tc>
@@ -4741,7 +4931,7 @@
                 <w:sz w:val="17"/>
                 <w:szCs w:val="17"/>
               </w:rPr>
-              <w:t>Lead Partner</w:t>
+              <w:t>Partner</w:t>
             </w:r>
           </w:p>
         </w:tc>
@@ -4825,7 +5015,7 @@
                 <w:sz w:val="17"/>
                 <w:szCs w:val="17"/>
               </w:rPr>
-              <w:t>6</w:t>
+              <w:t>5</w:t>
             </w:r>
           </w:p>
         </w:tc>
@@ -4853,7 +5043,7 @@
                 <w:sz w:val="17"/>
                 <w:szCs w:val="17"/>
               </w:rPr>
-              <w:t>2,200 founders through all 15 missions, and 3 in-person cohorts</w:t>
+              <w:t>Cash.</w:t>
             </w:r>
           </w:p>
         </w:tc>
@@ -4885,7 +5075,7 @@
                 <w:sz w:val="17"/>
                 <w:szCs w:val="17"/>
               </w:rPr>
-              <w:t>Governorate Partner</w:t>
+              <w:t>Supporting Partner</w:t>
             </w:r>
           </w:p>
         </w:tc>
@@ -4912,7 +5102,7 @@
                 <w:sz w:val="17"/>
                 <w:szCs w:val="17"/>
               </w:rPr>
-              <w:t>$8,000</w:t>
+              <w:t>$5,000</w:t>
             </w:r>
           </w:p>
         </w:tc>
@@ -4939,7 +5129,7 @@
                 <w:sz w:val="17"/>
                 <w:szCs w:val="17"/>
               </w:rPr>
-              <w:t>EGP 425,760</w:t>
+              <w:t>EGP 266,100</w:t>
             </w:r>
           </w:p>
         </w:tc>
@@ -4966,7 +5156,7 @@
                 <w:sz w:val="17"/>
                 <w:szCs w:val="17"/>
               </w:rPr>
-              <w:t>12</w:t>
+              <w:t>10</w:t>
             </w:r>
           </w:p>
         </w:tc>
@@ -4993,7 +5183,7 @@
                 <w:sz w:val="17"/>
                 <w:szCs w:val="17"/>
               </w:rPr>
-              <w:t>400 founders through all 15 missions, and 2 in-person cohorts</w:t>
+              <w:t>Cash. The entry tier, and the one a mid-sized Egyptian company or a second-tier foundation can sign inside a month.</w:t>
             </w:r>
           </w:p>
         </w:tc>
@@ -5026,7 +5216,7 @@
                 <w:sz w:val="17"/>
                 <w:szCs w:val="17"/>
               </w:rPr>
-              <w:t>Mission Partner</w:t>
+              <w:t>In-kind Partner</w:t>
             </w:r>
           </w:p>
         </w:tc>
@@ -5054,13 +5244,30 @@
                 <w:sz w:val="17"/>
                 <w:szCs w:val="17"/>
               </w:rPr>
-              <w:t>$3,000</w:t>
+              <w:t>No cash</w:t>
             </w:r>
           </w:p>
         </w:tc>
         <w:tc>
           <w:tcPr>
             <w:tcW w:type="dxa" w:w="1361"/>
+            <w:shd w:val="clear" w:fill="F5F6F8"/>
+            <w:tcMar>
+              <w:top w:w="73" w:type="dxa"/>
+              <w:start w:w="90" w:type="dxa"/>
+              <w:bottom w:w="73" w:type="dxa"/>
+              <w:end w:w="79" w:type="dxa"/>
+            </w:tcMar>
+          </w:tcPr>
+          <w:p>
+            <w:pPr>
+              <w:spacing w:after="0" w:line="288" w:lineRule="auto"/>
+            </w:pPr>
+          </w:p>
+        </w:tc>
+        <w:tc>
+          <w:tcPr>
+            <w:tcW w:type="dxa" w:w="737"/>
             <w:shd w:val="clear" w:fill="F5F6F8"/>
             <w:tcMar>
               <w:top w:w="73" w:type="dxa"/>
@@ -5082,13 +5289,13 @@
                 <w:sz w:val="17"/>
                 <w:szCs w:val="17"/>
               </w:rPr>
-              <w:t>EGP 159,660</w:t>
-            </w:r>
-          </w:p>
-        </w:tc>
-        <w:tc>
-          <w:tcPr>
-            <w:tcW w:type="dxa" w:w="737"/>
+              <w:t>Uncapped</w:t>
+            </w:r>
+          </w:p>
+        </w:tc>
+        <w:tc>
+          <w:tcPr>
+            <w:tcW w:type="dxa" w:w="4706"/>
             <w:shd w:val="clear" w:fill="F5F6F8"/>
             <w:tcMar>
               <w:top w:w="73" w:type="dxa"/>
@@ -5110,35 +5317,7 @@
                 <w:sz w:val="17"/>
                 <w:szCs w:val="17"/>
               </w:rPr>
-              <w:t>15</w:t>
-            </w:r>
-          </w:p>
-        </w:tc>
-        <w:tc>
-          <w:tcPr>
-            <w:tcW w:type="dxa" w:w="4706"/>
-            <w:shd w:val="clear" w:fill="F5F6F8"/>
-            <w:tcMar>
-              <w:top w:w="73" w:type="dxa"/>
-              <w:start w:w="90" w:type="dxa"/>
-              <w:bottom w:w="73" w:type="dxa"/>
-              <w:end w:w="79" w:type="dxa"/>
-            </w:tcMar>
-          </w:tcPr>
-          <w:p>
-            <w:pPr>
-              <w:spacing w:after="0" w:line="288" w:lineRule="auto"/>
-            </w:pPr>
-            <w:r>
-              <w:rPr>
-                <w:rFonts w:ascii="Plus Jakarta Sans" w:hAnsi="Plus Jakarta Sans" w:cs="Segoe UI"/>
-                <w:b w:val="0"/>
-                <w:i w:val="0"/>
-                <w:color w:val="3A4050"/>
-                <w:sz w:val="17"/>
-                <w:szCs w:val="17"/>
-              </w:rPr>
-              <w:t>600 founders through all 15 missions</w:t>
+              <w:t>Reach, airtime, venues or services, valued at market rate and credited at the cash tier it matches.</w:t>
             </w:r>
           </w:p>
         </w:tc>
@@ -5170,7 +5349,7 @@
                 <w:sz w:val="17"/>
                 <w:szCs w:val="17"/>
               </w:rPr>
-              <w:t>In-kind Partner</w:t>
+              <w:t>Community Supporter</w:t>
             </w:r>
           </w:p>
         </w:tc>
@@ -5247,140 +5426,6 @@
         <w:tc>
           <w:tcPr>
             <w:tcW w:type="dxa" w:w="4706"/>
-            <w:tcMar>
-              <w:top w:w="73" w:type="dxa"/>
-              <w:start w:w="90" w:type="dxa"/>
-              <w:bottom w:w="73" w:type="dxa"/>
-              <w:end w:w="79" w:type="dxa"/>
-            </w:tcMar>
-          </w:tcPr>
-          <w:p>
-            <w:pPr>
-              <w:spacing w:after="0" w:line="288" w:lineRule="auto"/>
-            </w:pPr>
-            <w:r>
-              <w:rPr>
-                <w:rFonts w:ascii="Plus Jakarta Sans" w:hAnsi="Plus Jakarta Sans" w:cs="Segoe UI"/>
-                <w:b w:val="0"/>
-                <w:i w:val="0"/>
-                <w:color w:val="3A4050"/>
-                <w:sz w:val="17"/>
-                <w:szCs w:val="17"/>
-              </w:rPr>
-              <w:t>Anything on the in-kind menu, valued at its market rate and credited at the cash tier it matches.</w:t>
-            </w:r>
-          </w:p>
-        </w:tc>
-      </w:tr>
-      <w:tr>
-        <w:trPr>
-          <w:cantSplit w:val="true"/>
-        </w:trPr>
-        <w:tc>
-          <w:tcPr>
-            <w:tcW w:type="dxa" w:w="1587"/>
-            <w:shd w:val="clear" w:fill="F5F6F8"/>
-            <w:tcMar>
-              <w:top w:w="73" w:type="dxa"/>
-              <w:start w:w="90" w:type="dxa"/>
-              <w:bottom w:w="73" w:type="dxa"/>
-              <w:end w:w="79" w:type="dxa"/>
-            </w:tcMar>
-          </w:tcPr>
-          <w:p>
-            <w:pPr>
-              <w:spacing w:after="0" w:line="288" w:lineRule="auto"/>
-            </w:pPr>
-            <w:r>
-              <w:rPr>
-                <w:rFonts w:ascii="Plus Jakarta Sans" w:hAnsi="Plus Jakarta Sans" w:cs="Segoe UI"/>
-                <w:b/>
-                <w:i w:val="0"/>
-                <w:color w:val="0B0E14"/>
-                <w:sz w:val="17"/>
-                <w:szCs w:val="17"/>
-              </w:rPr>
-              <w:t>Community Supporter</w:t>
-            </w:r>
-          </w:p>
-        </w:tc>
-        <w:tc>
-          <w:tcPr>
-            <w:tcW w:type="dxa" w:w="1020"/>
-            <w:shd w:val="clear" w:fill="F5F6F8"/>
-            <w:tcMar>
-              <w:top w:w="73" w:type="dxa"/>
-              <w:start w:w="90" w:type="dxa"/>
-              <w:bottom w:w="73" w:type="dxa"/>
-              <w:end w:w="79" w:type="dxa"/>
-            </w:tcMar>
-          </w:tcPr>
-          <w:p>
-            <w:pPr>
-              <w:spacing w:after="0" w:line="288" w:lineRule="auto"/>
-            </w:pPr>
-            <w:r>
-              <w:rPr>
-                <w:rFonts w:ascii="Plus Jakarta Sans" w:hAnsi="Plus Jakarta Sans" w:cs="Segoe UI"/>
-                <w:b w:val="0"/>
-                <w:i w:val="0"/>
-                <w:color w:val="3A4050"/>
-                <w:sz w:val="17"/>
-                <w:szCs w:val="17"/>
-              </w:rPr>
-              <w:t>No cash</w:t>
-            </w:r>
-          </w:p>
-        </w:tc>
-        <w:tc>
-          <w:tcPr>
-            <w:tcW w:type="dxa" w:w="1361"/>
-            <w:shd w:val="clear" w:fill="F5F6F8"/>
-            <w:tcMar>
-              <w:top w:w="73" w:type="dxa"/>
-              <w:start w:w="90" w:type="dxa"/>
-              <w:bottom w:w="73" w:type="dxa"/>
-              <w:end w:w="79" w:type="dxa"/>
-            </w:tcMar>
-          </w:tcPr>
-          <w:p>
-            <w:pPr>
-              <w:spacing w:after="0" w:line="288" w:lineRule="auto"/>
-            </w:pPr>
-          </w:p>
-        </w:tc>
-        <w:tc>
-          <w:tcPr>
-            <w:tcW w:type="dxa" w:w="737"/>
-            <w:shd w:val="clear" w:fill="F5F6F8"/>
-            <w:tcMar>
-              <w:top w:w="73" w:type="dxa"/>
-              <w:start w:w="90" w:type="dxa"/>
-              <w:bottom w:w="73" w:type="dxa"/>
-              <w:end w:w="79" w:type="dxa"/>
-            </w:tcMar>
-          </w:tcPr>
-          <w:p>
-            <w:pPr>
-              <w:spacing w:after="0" w:line="288" w:lineRule="auto"/>
-            </w:pPr>
-            <w:r>
-              <w:rPr>
-                <w:rFonts w:ascii="Plus Jakarta Sans" w:hAnsi="Plus Jakarta Sans" w:cs="Segoe UI"/>
-                <w:b w:val="0"/>
-                <w:i w:val="0"/>
-                <w:color w:val="3A4050"/>
-                <w:sz w:val="17"/>
-                <w:szCs w:val="17"/>
-              </w:rPr>
-              <w:t>Uncapped</w:t>
-            </w:r>
-          </w:p>
-        </w:tc>
-        <w:tc>
-          <w:tcPr>
-            <w:tcW w:type="dxa" w:w="4706"/>
-            <w:shd w:val="clear" w:fill="F5F6F8"/>
             <w:tcMar>
               <w:top w:w="73" w:type="dxa"/>
               <w:start w:w="90" w:type="dxa"/>
@@ -5427,24 +5472,40 @@
           <w:sz w:val="19"/>
           <w:szCs w:val="19"/>
         </w:rPr>
-        <w:t>Every price above is the sum of what it buys, at $5.00 a sponsored founder and $3,000 an in-person cohort of 25. There is no overhead percentage hidden in it: the shared costs sit inside those two unit prices and are the lines in the budget table in Section 11.</w:t>
+        <w:t>The wave costs $200,000, which is EGP 10,644,000. The three cash tiers raise $250,000 if every slot sells, so the coalition can lose four or five conversations and still fund everything in Section 11. There is no surplus at any fill: anything above the budget goes to ambassadors and to reach, not to a margin.</w:t>
       </w:r>
     </w:p>
     <w:p>
       <w:pPr>
         <w:widowControl w:val="true"/>
-        <w:spacing w:before="0" w:after="100" w:line="322" w:lineRule="auto"/>
-      </w:pPr>
+        <w:pBdr>
+          <w:left w:val="single" w:sz="24" w:space="8" w:color="CBF24A"/>
+        </w:pBdr>
+        <w:shd w:val="clear" w:fill="F5F6F8"/>
+        <w:spacing w:before="180" w:after="200" w:line="322" w:lineRule="auto"/>
+        <w:ind w:left="159"/>
+      </w:pPr>
+      <w:r>
+        <w:rPr>
+          <w:rFonts w:ascii="Plus Jakarta Sans" w:hAnsi="Plus Jakarta Sans" w:cs="Segoe UI"/>
+          <w:b/>
+          <w:i w:val="0"/>
+          <w:color w:val="3A4050"/>
+          <w:sz w:val="18"/>
+          <w:szCs w:val="18"/>
+        </w:rPr>
+        <w:t>Nobody buys a number of participants.</w:t>
+      </w:r>
       <w:r>
         <w:rPr>
           <w:rFonts w:ascii="Plus Jakarta Sans" w:hAnsi="Plus Jakarta Sans" w:cs="Segoe UI"/>
           <w:b w:val="0"/>
           <w:i w:val="0"/>
-          <w:color w:val="0B0E14"/>
-          <w:sz w:val="19"/>
-          <w:szCs w:val="19"/>
+          <w:color w:val="3A4050"/>
+          <w:sz w:val="18"/>
+          <w:szCs w:val="18"/>
         </w:rPr>
-        <w:t>Full coalition value if every capped slot sells is $381,000, which is EGP 20,276,820. The wave is planned and budgeted at 50% of that, which is $190,500 or EGP 10,138,410, and every number in this document is quoted at that fill rather than at the optimistic one.</w:t>
+        <w:t xml:space="preserve"> Every participant is free, so a tier is not a quantity of people. It is a position in a national coalition, a set of webinars under a partner's name, and first sight of what a million young Egyptians are trying to build.</w:t>
       </w:r>
     </w:p>
     <w:p>
@@ -5479,7 +5540,7 @@
           <w:sz w:val="19"/>
           <w:szCs w:val="19"/>
         </w:rPr>
-        <w:t>$40,000</w:t>
+        <w:t>$50,000</w:t>
       </w:r>
       <w:r>
         <w:rPr>
@@ -5490,7 +5551,7 @@
           <w:sz w:val="19"/>
           <w:szCs w:val="19"/>
         </w:rPr>
-        <w:t xml:space="preserve">  |  EGP 2,128,800  |  3 slots  |  CSR sponsor</w:t>
+        <w:t xml:space="preserve">  |  EGP 2,661,000  |  2 slots  |  CSR sponsor</w:t>
       </w:r>
     </w:p>
     <w:p>
@@ -5517,7 +5578,7 @@
           <w:sz w:val="19"/>
           <w:szCs w:val="19"/>
         </w:rPr>
-        <w:t>Named as a Founding Partner of the initiative, in Arabic and English, on every surface it has: the platform, the launch, the showcase, the national report.</w:t>
+        <w:t>Named as a Founding Partner of a national initiative, in Arabic and English, in front of a million young Egyptians.</w:t>
       </w:r>
     </w:p>
     <w:p>
@@ -5544,7 +5605,7 @@
           <w:sz w:val="19"/>
           <w:szCs w:val="19"/>
         </w:rPr>
-        <w:t>A seat on the steering committee, which sets the governorate plan and signs off the national report.</w:t>
+        <w:t>A seat on the steering committee, which sets the plan and signs off the national report.</w:t>
       </w:r>
     </w:p>
     <w:p>
@@ -5571,7 +5632,7 @@
           <w:sz w:val="19"/>
           <w:szCs w:val="19"/>
         </w:rPr>
-        <w:t>A governorate or a sector of their choosing carried under their name for the whole wave.</w:t>
+        <w:t>A sector or a governorate group carried under their name for the whole wave.</w:t>
       </w:r>
     </w:p>
     <w:p>
@@ -5652,7 +5713,7 @@
           <w:sz w:val="19"/>
           <w:szCs w:val="19"/>
         </w:rPr>
-        <w:t>First look at the ventures from the showcase, for their own accelerator, prize, procurement or hiring.</w:t>
+        <w:t>Four live webinars under their name, to an audience in the tens of thousands.</w:t>
       </w:r>
     </w:p>
     <w:p>
@@ -5679,7 +5740,7 @@
           <w:sz w:val="19"/>
           <w:szCs w:val="19"/>
         </w:rPr>
-        <w:t>Up to 40 of their staff certified as mentors and judges, with hours logged and reported back for their own employee engagement numbers.</w:t>
+        <w:t>First look at the ventures from the national showcase.</w:t>
       </w:r>
     </w:p>
     <w:p>
@@ -5706,7 +5767,7 @@
           <w:sz w:val="19"/>
           <w:szCs w:val="19"/>
         </w:rPr>
-        <w:t>A closing report with named participants, completion rates, governorate and gender disaggregation, and SDG mapping, written to go straight into their own annual report.</w:t>
+        <w:t>A closing report with completion rates, governorate and gender disaggregation and SDG mapping, written to go straight into their own annual report.</w:t>
       </w:r>
     </w:p>
     <w:p>
@@ -5724,7 +5785,7 @@
           <w:sz w:val="24"/>
           <w:szCs w:val="24"/>
         </w:rPr>
-        <w:t>Lead Partner</w:t>
+        <w:t>Partner</w:t>
       </w:r>
     </w:p>
     <w:p>
@@ -5752,7 +5813,7 @@
           <w:sz w:val="19"/>
           <w:szCs w:val="19"/>
         </w:rPr>
-        <w:t xml:space="preserve">  |  EGP 1,064,400  |  6 slots  |  CSR sponsor</w:t>
+        <w:t xml:space="preserve">  |  EGP 1,064,400  |  5 slots  |  CSR sponsor</w:t>
       </w:r>
     </w:p>
     <w:p>
@@ -5779,7 +5840,7 @@
           <w:sz w:val="19"/>
           <w:szCs w:val="19"/>
         </w:rPr>
-        <w:t>Named as a Lead Partner across the initiative's surfaces.</w:t>
+        <w:t>Named as a Partner across the initiative's surfaces.</w:t>
       </w:r>
     </w:p>
     <w:p>
@@ -5833,7 +5894,7 @@
           <w:sz w:val="19"/>
           <w:szCs w:val="19"/>
         </w:rPr>
-        <w:t>One governorate wave or one competition season under their name.</w:t>
+        <w:t>Two live webinars under their name.</w:t>
       </w:r>
     </w:p>
     <w:p>
@@ -5887,23 +5948,42 @@
           <w:sz w:val="19"/>
           <w:szCs w:val="19"/>
         </w:rPr>
-        <w:t>Up to 20 staff certified as mentors and judges.</w:t>
+        <w:t>The closing report, disaggregated and SDG mapped.</w:t>
       </w:r>
     </w:p>
     <w:p>
       <w:pPr>
-        <w:spacing w:after="80" w:line="317" w:lineRule="auto"/>
-        <w:ind w:left="408" w:hanging="238"/>
+        <w:keepNext/>
+        <w:widowControl w:val="true"/>
+        <w:spacing w:before="280" w:after="100" w:line="288" w:lineRule="auto"/>
       </w:pPr>
       <w:r>
         <w:rPr>
           <w:rFonts w:ascii="Plus Jakarta Sans" w:hAnsi="Plus Jakarta Sans" w:cs="Segoe UI"/>
           <w:b/>
-          <w:color w:val="3418E0"/>
+          <w:i w:val="0"/>
+          <w:color w:val="0B0E14"/>
+          <w:sz w:val="24"/>
+          <w:szCs w:val="24"/>
+        </w:rPr>
+        <w:t>Supporting Partner</w:t>
+      </w:r>
+    </w:p>
+    <w:p>
+      <w:pPr>
+        <w:widowControl w:val="true"/>
+        <w:spacing w:before="0" w:after="100" w:line="322" w:lineRule="auto"/>
+      </w:pPr>
+      <w:r>
+        <w:rPr>
+          <w:rFonts w:ascii="Plus Jakarta Sans" w:hAnsi="Plus Jakarta Sans" w:cs="Segoe UI"/>
+          <w:b/>
+          <w:i w:val="0"/>
+          <w:color w:val="0B0E14"/>
           <w:sz w:val="19"/>
           <w:szCs w:val="19"/>
         </w:rPr>
-        <w:t xml:space="preserve">-  </w:t>
+        <w:t>$5,000</w:t>
       </w:r>
       <w:r>
         <w:rPr>
@@ -5914,207 +5994,7 @@
           <w:sz w:val="19"/>
           <w:szCs w:val="19"/>
         </w:rPr>
-        <w:t>The closing report, disaggregated and SDG mapped.</w:t>
-      </w:r>
-    </w:p>
-    <w:p>
-      <w:pPr>
-        <w:keepNext/>
-        <w:widowControl w:val="true"/>
-        <w:spacing w:before="280" w:after="100" w:line="288" w:lineRule="auto"/>
-      </w:pPr>
-      <w:r>
-        <w:rPr>
-          <w:rFonts w:ascii="Plus Jakarta Sans" w:hAnsi="Plus Jakarta Sans" w:cs="Segoe UI"/>
-          <w:b/>
-          <w:i w:val="0"/>
-          <w:color w:val="0B0E14"/>
-          <w:sz w:val="24"/>
-          <w:szCs w:val="24"/>
-        </w:rPr>
-        <w:t>Governorate Partner</w:t>
-      </w:r>
-    </w:p>
-    <w:p>
-      <w:pPr>
-        <w:widowControl w:val="true"/>
-        <w:spacing w:before="0" w:after="100" w:line="322" w:lineRule="auto"/>
-      </w:pPr>
-      <w:r>
-        <w:rPr>
-          <w:rFonts w:ascii="Plus Jakarta Sans" w:hAnsi="Plus Jakarta Sans" w:cs="Segoe UI"/>
-          <w:b/>
-          <w:i w:val="0"/>
-          <w:color w:val="0B0E14"/>
-          <w:sz w:val="19"/>
-          <w:szCs w:val="19"/>
-        </w:rPr>
-        <w:t>$8,000</w:t>
-      </w:r>
-      <w:r>
-        <w:rPr>
-          <w:rFonts w:ascii="Plus Jakarta Sans" w:hAnsi="Plus Jakarta Sans" w:cs="Segoe UI"/>
-          <w:b w:val="0"/>
-          <w:i w:val="0"/>
-          <w:color w:val="0B0E14"/>
-          <w:sz w:val="19"/>
-          <w:szCs w:val="19"/>
-        </w:rPr>
-        <w:t xml:space="preserve">  |  EGP 425,760  |  12 slots  |  CSR sponsor</w:t>
-      </w:r>
-    </w:p>
-    <w:p>
-      <w:pPr>
-        <w:spacing w:after="80" w:line="317" w:lineRule="auto"/>
-        <w:ind w:left="408" w:hanging="238"/>
-      </w:pPr>
-      <w:r>
-        <w:rPr>
-          <w:rFonts w:ascii="Plus Jakarta Sans" w:hAnsi="Plus Jakarta Sans" w:cs="Segoe UI"/>
-          <w:b/>
-          <w:color w:val="3418E0"/>
-          <w:sz w:val="19"/>
-          <w:szCs w:val="19"/>
-        </w:rPr>
-        <w:t xml:space="preserve">-  </w:t>
-      </w:r>
-      <w:r>
-        <w:rPr>
-          <w:rFonts w:ascii="Plus Jakarta Sans" w:hAnsi="Plus Jakarta Sans" w:cs="Segoe UI"/>
-          <w:b w:val="0"/>
-          <w:i w:val="0"/>
-          <w:color w:val="0B0E14"/>
-          <w:sz w:val="19"/>
-          <w:szCs w:val="19"/>
-        </w:rPr>
-        <w:t>One named governorate for the wave, which is the version of this that an oil, cement or industrial sponsor can fund out of an existing licence-to-operate budget.</w:t>
-      </w:r>
-    </w:p>
-    <w:p>
-      <w:pPr>
-        <w:spacing w:after="80" w:line="317" w:lineRule="auto"/>
-        <w:ind w:left="408" w:hanging="238"/>
-      </w:pPr>
-      <w:r>
-        <w:rPr>
-          <w:rFonts w:ascii="Plus Jakarta Sans" w:hAnsi="Plus Jakarta Sans" w:cs="Segoe UI"/>
-          <w:b/>
-          <w:color w:val="3418E0"/>
-          <w:sz w:val="19"/>
-          <w:szCs w:val="19"/>
-        </w:rPr>
-        <w:t xml:space="preserve">-  </w:t>
-      </w:r>
-      <w:r>
-        <w:rPr>
-          <w:rFonts w:ascii="Plus Jakarta Sans" w:hAnsi="Plus Jakarta Sans" w:cs="Segoe UI"/>
-          <w:b w:val="0"/>
-          <w:i w:val="0"/>
-          <w:color w:val="0B0E14"/>
-          <w:sz w:val="19"/>
-          <w:szCs w:val="19"/>
-        </w:rPr>
-        <w:t>Two cohorts, a local showcase and a governorate report with named participants.</w:t>
-      </w:r>
-    </w:p>
-    <w:p>
-      <w:pPr>
-        <w:spacing w:after="80" w:line="317" w:lineRule="auto"/>
-        <w:ind w:left="408" w:hanging="238"/>
-      </w:pPr>
-      <w:r>
-        <w:rPr>
-          <w:rFonts w:ascii="Plus Jakarta Sans" w:hAnsi="Plus Jakarta Sans" w:cs="Segoe UI"/>
-          <w:b/>
-          <w:color w:val="3418E0"/>
-          <w:sz w:val="19"/>
-          <w:szCs w:val="19"/>
-        </w:rPr>
-        <w:t xml:space="preserve">-  </w:t>
-      </w:r>
-      <w:r>
-        <w:rPr>
-          <w:rFonts w:ascii="Plus Jakarta Sans" w:hAnsi="Plus Jakarta Sans" w:cs="Segoe UI"/>
-          <w:b w:val="0"/>
-          <w:i w:val="0"/>
-          <w:color w:val="0B0E14"/>
-          <w:sz w:val="19"/>
-          <w:szCs w:val="19"/>
-        </w:rPr>
-        <w:t>The direction report for their governorate.</w:t>
-      </w:r>
-    </w:p>
-    <w:p>
-      <w:pPr>
-        <w:spacing w:after="80" w:line="317" w:lineRule="auto"/>
-        <w:ind w:left="408" w:hanging="238"/>
-      </w:pPr>
-      <w:r>
-        <w:rPr>
-          <w:rFonts w:ascii="Plus Jakarta Sans" w:hAnsi="Plus Jakarta Sans" w:cs="Segoe UI"/>
-          <w:b/>
-          <w:color w:val="3418E0"/>
-          <w:sz w:val="19"/>
-          <w:szCs w:val="19"/>
-        </w:rPr>
-        <w:t xml:space="preserve">-  </w:t>
-      </w:r>
-      <w:r>
-        <w:rPr>
-          <w:rFonts w:ascii="Plus Jakarta Sans" w:hAnsi="Plus Jakarta Sans" w:cs="Segoe UI"/>
-          <w:b w:val="0"/>
-          <w:i w:val="0"/>
-          <w:color w:val="0B0E14"/>
-          <w:sz w:val="19"/>
-          <w:szCs w:val="19"/>
-        </w:rPr>
-        <w:t>Up to 10 staff as mentors and judges.</w:t>
-      </w:r>
-    </w:p>
-    <w:p>
-      <w:pPr>
-        <w:keepNext/>
-        <w:widowControl w:val="true"/>
-        <w:spacing w:before="280" w:after="100" w:line="288" w:lineRule="auto"/>
-      </w:pPr>
-      <w:r>
-        <w:rPr>
-          <w:rFonts w:ascii="Plus Jakarta Sans" w:hAnsi="Plus Jakarta Sans" w:cs="Segoe UI"/>
-          <w:b/>
-          <w:i w:val="0"/>
-          <w:color w:val="0B0E14"/>
-          <w:sz w:val="24"/>
-          <w:szCs w:val="24"/>
-        </w:rPr>
-        <w:t>Mission Partner</w:t>
-      </w:r>
-    </w:p>
-    <w:p>
-      <w:pPr>
-        <w:widowControl w:val="true"/>
-        <w:spacing w:before="0" w:after="100" w:line="322" w:lineRule="auto"/>
-      </w:pPr>
-      <w:r>
-        <w:rPr>
-          <w:rFonts w:ascii="Plus Jakarta Sans" w:hAnsi="Plus Jakarta Sans" w:cs="Segoe UI"/>
-          <w:b/>
-          <w:i w:val="0"/>
-          <w:color w:val="0B0E14"/>
-          <w:sz w:val="19"/>
-          <w:szCs w:val="19"/>
-        </w:rPr>
-        <w:t>$3,000</w:t>
-      </w:r>
-      <w:r>
-        <w:rPr>
-          <w:rFonts w:ascii="Plus Jakarta Sans" w:hAnsi="Plus Jakarta Sans" w:cs="Segoe UI"/>
-          <w:b w:val="0"/>
-          <w:i w:val="0"/>
-          <w:color w:val="0B0E14"/>
-          <w:sz w:val="19"/>
-          <w:szCs w:val="19"/>
-        </w:rPr>
-        <w:t xml:space="preserve">  |  EGP 159,660  |  15 slots  |  CSR sponsor</w:t>
+        <w:t xml:space="preserve">  |  EGP 266,100  |  10 slots  |  CSR sponsor</w:t>
       </w:r>
     </w:p>
     <w:p>
@@ -6168,6 +6048,33 @@
           <w:sz w:val="19"/>
           <w:szCs w:val="19"/>
         </w:rPr>
+        <w:t>One live webinar under their name.</w:t>
+      </w:r>
+    </w:p>
+    <w:p>
+      <w:pPr>
+        <w:spacing w:after="80" w:line="317" w:lineRule="auto"/>
+        <w:ind w:left="408" w:hanging="238"/>
+      </w:pPr>
+      <w:r>
+        <w:rPr>
+          <w:rFonts w:ascii="Plus Jakarta Sans" w:hAnsi="Plus Jakarta Sans" w:cs="Segoe UI"/>
+          <w:b/>
+          <w:color w:val="3418E0"/>
+          <w:sz w:val="19"/>
+          <w:szCs w:val="19"/>
+        </w:rPr>
+        <w:t xml:space="preserve">-  </w:t>
+      </w:r>
+      <w:r>
+        <w:rPr>
+          <w:rFonts w:ascii="Plus Jakarta Sans" w:hAnsi="Plus Jakarta Sans" w:cs="Segoe UI"/>
+          <w:b w:val="0"/>
+          <w:i w:val="0"/>
+          <w:color w:val="0B0E14"/>
+          <w:sz w:val="19"/>
+          <w:szCs w:val="19"/>
+        </w:rPr>
         <w:t>Their sector's slice of the direction report.</w:t>
       </w:r>
     </w:p>
@@ -6196,33 +6103,6 @@
           <w:szCs w:val="19"/>
         </w:rPr>
         <w:t>Named on the platform and in the closing report.</w:t>
-      </w:r>
-    </w:p>
-    <w:p>
-      <w:pPr>
-        <w:spacing w:after="80" w:line="317" w:lineRule="auto"/>
-        <w:ind w:left="408" w:hanging="238"/>
-      </w:pPr>
-      <w:r>
-        <w:rPr>
-          <w:rFonts w:ascii="Plus Jakarta Sans" w:hAnsi="Plus Jakarta Sans" w:cs="Segoe UI"/>
-          <w:b/>
-          <w:color w:val="3418E0"/>
-          <w:sz w:val="19"/>
-          <w:szCs w:val="19"/>
-        </w:rPr>
-        <w:t xml:space="preserve">-  </w:t>
-      </w:r>
-      <w:r>
-        <w:rPr>
-          <w:rFonts w:ascii="Plus Jakarta Sans" w:hAnsi="Plus Jakarta Sans" w:cs="Segoe UI"/>
-          <w:b w:val="0"/>
-          <w:i w:val="0"/>
-          <w:color w:val="0B0E14"/>
-          <w:sz w:val="19"/>
-          <w:szCs w:val="19"/>
-        </w:rPr>
-        <w:t>Staff as mentors on their own mission.</w:t>
       </w:r>
     </w:p>
     <w:p>
@@ -6295,7 +6175,7 @@
           <w:sz w:val="19"/>
           <w:szCs w:val="19"/>
         </w:rPr>
-        <w:t>Credited at the tier their contribution values at, with the same benefits. Media airtime at a rate card value of EGP 1.1 million is a Lead Partner.</w:t>
+        <w:t>Credited at the tier their contribution values at, with the same benefits.</w:t>
       </w:r>
     </w:p>
     <w:p>
@@ -6322,7 +6202,7 @@
           <w:sz w:val="19"/>
           <w:szCs w:val="19"/>
         </w:rPr>
-        <w:t>This is how a telco, a broadcaster or a venue owner joins without a cash approval, and it is usually faster.</w:t>
+        <w:t>For a telecom or a broadcaster this is the most valuable thing anyone can give this initiative, because reach is what the whole model runs on, and it is usually faster to approve than cash.</w:t>
       </w:r>
     </w:p>
     <w:p>
@@ -6395,7 +6275,7 @@
           <w:sz w:val="19"/>
           <w:szCs w:val="19"/>
         </w:rPr>
-        <w:t>Every member gets the full fifteen-mission programme free for the wave.</w:t>
+        <w:t>Every member gets the full fifteen-mission programme free, which everybody gets, because the whole thing is free.</w:t>
       </w:r>
     </w:p>
     <w:p>
@@ -6422,7 +6302,7 @@
           <w:sz w:val="19"/>
           <w:szCs w:val="19"/>
         </w:rPr>
-        <w:t>Up to 10 of their leadership certified as facilitators, a credential they keep after their term ends.</w:t>
+        <w:t>Up to 10 of their leadership trained to host info sessions and webinars, a credential they keep after their term ends.</w:t>
       </w:r>
     </w:p>
     <w:p>
@@ -6449,7 +6329,7 @@
           <w:sz w:val="19"/>
           <w:szCs w:val="19"/>
         </w:rPr>
-        <w:t>Their chapter named as a host, and their university on the national map.</w:t>
+        <w:t>Their chapter on the national leaderboard, by registrations and by completions.</w:t>
       </w:r>
     </w:p>
     <w:p>
@@ -6476,7 +6356,7 @@
           <w:sz w:val="19"/>
           <w:szCs w:val="19"/>
         </w:rPr>
-        <w:t>Their own chapter's data: what their members are building, which they can show their faculty and their own sponsors.</w:t>
+        <w:t>Their own chapter's data: what their members are building.</w:t>
       </w:r>
     </w:p>
     <w:p>
@@ -6902,7 +6782,7 @@
                 <w:sz w:val="17"/>
                 <w:szCs w:val="17"/>
               </w:rPr>
-              <w:t>Every cohort needs a room for six days. A sponsor with branches in nine governorates solves delivery in nine governorates.</w:t>
+              <w:t>An info session needs a room for an evening. A sponsor with branches in nine governorates can host sessions in nine governorates, and that is the whole offline footprint of this wave.</w:t>
             </w:r>
           </w:p>
         </w:tc>
@@ -7822,7 +7702,7 @@
                 <w:sz w:val="17"/>
                 <w:szCs w:val="17"/>
               </w:rPr>
-              <w:t>Moves facilitators and participants between governorates, which is a real line in the budget.</w:t>
+              <w:t>Gets the team to the regional showcases and the winners to the demo day.</w:t>
             </w:r>
           </w:p>
         </w:tc>
@@ -8052,7 +7932,7 @@
                 <w:sz w:val="17"/>
                 <w:szCs w:val="17"/>
               </w:rPr>
-              <w:t>Six-day cohorts feed people. Easy for a food company to approve.</w:t>
+              <w:t>Info sessions and showcases feed people. Easy for a food company to approve.</w:t>
             </w:r>
           </w:p>
         </w:tc>
@@ -8102,6 +7982,17 @@
         <w:spacing w:before="180" w:after="200" w:line="322" w:lineRule="auto"/>
         <w:ind w:left="159"/>
       </w:pPr>
+      <w:r>
+        <w:rPr>
+          <w:rFonts w:ascii="Plus Jakarta Sans" w:hAnsi="Plus Jakarta Sans" w:cs="Segoe UI"/>
+          <w:b/>
+          <w:i w:val="0"/>
+          <w:color w:val="3A4050"/>
+          <w:sz w:val="18"/>
+          <w:szCs w:val="18"/>
+        </w:rPr>
+        <w:t>Reach is the one that decides whether this works.</w:t>
+      </w:r>
       <w:r>
         <w:rPr>
           <w:rFonts w:ascii="Plus Jakarta Sans" w:hAnsi="Plus Jakarta Sans" w:cs="Segoe UI"/>
@@ -8111,7 +8002,7 @@
           <w:sz w:val="18"/>
           <w:szCs w:val="18"/>
         </w:rPr>
-        <w:t>The four highest-value items on this list are reach, venues, connectivity and company formation. Reach because it is the initiative's scarcest input; venues because every cohort needs a room for six days and a sponsor with branches in nine governorates solves delivery in nine governorates; connectivity because it is the difference between a registered account and a completed mission in a low-income governorate; and company formation because registration is the step most first-time founders stall on, after everything else has gone right.</w:t>
+        <w:t xml:space="preserve"> A telecom partner messaging its own subscriber base, a bank putting a banner in its app, a retailer mailing its customers: that is where the first half of the million comes from, it costs the partner almost nothing, and no amount of cash buys an equivalent audience in Egypt. After reach, the three that matter are connectivity, because a data bundle is the difference between a registered account and a completed mission in a low-income governorate; venues, because an info session needs a room for an evening and a sponsor with branches in nine governorates can host in nine governorates; and company formation, because registration is the step most first-time founders stall on after everything else has gone right.</w:t>
       </w:r>
     </w:p>
     <w:p>
@@ -8242,7 +8133,7 @@
           <w:sz w:val="19"/>
           <w:szCs w:val="19"/>
         </w:rPr>
-        <w:t>Because a six-month wave ends while the coalition still remembers why it joined, produces a closing report inside one reporting year, and lets a partner decide about the next wave on evidence rather than on faith. The wave is designed to be extended, not repeated from scratch: the facilitator pool, the chapters and the content all persist, which is why the second wave costs less per founder than the first.</w:t>
+        <w:t>Because a viral wave either fires in its first eight weeks or it does not, and twelve months of a loop that is not firing is twelve months of spending. Six months ends while the coalition still remembers why it joined, produces a closing report inside one reporting year, and lets a partner decide what comes next on evidence rather than on faith.</w:t>
       </w:r>
     </w:p>
     <w:p>
@@ -8453,7 +8344,7 @@
                 <w:sz w:val="17"/>
                 <w:szCs w:val="17"/>
               </w:rPr>
-              <w:t>First approaches to the Founding and Lead tiers, and to the patron ministries. Nothing is announced until three Founding Partners have signed.</w:t>
+              <w:t>First approaches to the Founding and Partner tiers, and to the patron ministries. Nothing is announced until both Founding Partners have signed.</w:t>
             </w:r>
           </w:p>
         </w:tc>
@@ -8628,7 +8519,7 @@
                 <w:sz w:val="17"/>
                 <w:szCs w:val="17"/>
               </w:rPr>
-              <w:t>Charters signed with the youth foundations and student organisations. Their leadership years are already underway, so this is the right moment, not the summer.</w:t>
+              <w:t>Charters signed with the youth foundations and student organisations, and the first 1,000 ambassadors recruited. Their leadership years are already underway, so this is the right moment, not the summer.</w:t>
             </w:r>
           </w:p>
         </w:tc>
@@ -8689,7 +8580,7 @@
                 <w:sz w:val="17"/>
                 <w:szCs w:val="17"/>
               </w:rPr>
-              <w:t>Certify the facilitators</w:t>
+              <w:t>Train the hosts</w:t>
             </w:r>
           </w:p>
         </w:tc>
@@ -8717,7 +8608,7 @@
                 <w:sz w:val="17"/>
                 <w:szCs w:val="17"/>
               </w:rPr>
-              <w:t>The facilitator pool and the chapter leadership are certified before the wave opens, not during it.</w:t>
+              <w:t>Chapter leadership and partner staff trained to run info sessions and webinars before the wave opens, not during it.</w:t>
             </w:r>
           </w:p>
         </w:tc>
@@ -8776,7 +8667,7 @@
                 <w:sz w:val="17"/>
                 <w:szCs w:val="17"/>
               </w:rPr>
-              <w:t>Localise and rehearse</w:t>
+              <w:t>Localise and load test</w:t>
             </w:r>
           </w:p>
         </w:tc>
@@ -8803,7 +8694,7 @@
                 <w:sz w:val="17"/>
                 <w:szCs w:val="17"/>
               </w:rPr>
-              <w:t>Arabic content finalised, platform load tested, two rehearsal cohorts run with a partner NGO. Ramadan month; no public launch.</w:t>
+              <w:t>Arabic content finalised, the platform load tested for a million accounts, the referral loop rehearsed with a partner NGO. Ramadan month; no public launch.</w:t>
             </w:r>
           </w:p>
         </w:tc>
@@ -8966,7 +8857,7 @@
                 <w:sz w:val="16"/>
                 <w:szCs w:val="16"/>
               </w:rPr>
-              <w:t>By month end</w:t>
+              <w:t>Registered by month end</w:t>
             </w:r>
           </w:p>
         </w:tc>
@@ -9070,7 +8961,7 @@
                 <w:sz w:val="17"/>
                 <w:szCs w:val="17"/>
               </w:rPr>
-              <w:t>National launch after Eid al-Fitr, with the coalition on stage and the patron ministries present. Platform opens. All 150 chapters activate in the same week, which is the only way a launch number looks like a launch.</w:t>
+              <w:t>National launch after Eid al-Fitr. All 150 chapters and 1,000 ambassadors activate in the same week, every partner sends its first message on a committed date, and the first challenge week runs immediately. A launch that trickles does not go viral.</w:t>
             </w:r>
           </w:p>
         </w:tc>
@@ -9097,25 +8988,7 @@
                 <w:sz w:val="17"/>
                 <w:szCs w:val="17"/>
               </w:rPr>
-              <w:t>59,400 registered</w:t>
-            </w:r>
-            <w:r>
-              <w:rPr>
-                <w:rFonts w:ascii="Plus Jakarta Sans" w:hAnsi="Plus Jakarta Sans"/>
-                <w:sz w:val="17"/>
-              </w:rPr>
-              <w:br/>
-            </w:r>
-            <w:r>
-              <w:rPr>
-                <w:rFonts w:ascii="Plus Jakarta Sans" w:hAnsi="Plus Jakarta Sans" w:cs="Segoe UI"/>
-                <w:b w:val="0"/>
-                <w:i w:val="0"/>
-                <w:color w:val="3A4050"/>
-                <w:sz w:val="17"/>
-                <w:szCs w:val="17"/>
-              </w:rPr>
-              <w:t>2 cohorts</w:t>
+              <w:t>220,000</w:t>
             </w:r>
           </w:p>
         </w:tc>
@@ -9194,7 +9067,7 @@
                 <w:sz w:val="17"/>
                 <w:szCs w:val="17"/>
               </w:rPr>
-              <w:t>Campus peak</w:t>
+              <w:t>The loop takes over</w:t>
             </w:r>
           </w:p>
         </w:tc>
@@ -9222,7 +9095,7 @@
                 <w:sz w:val="17"/>
                 <w:szCs w:val="17"/>
               </w:rPr>
-              <w:t>The strongest campus month of the Egyptian year. Ambassador recruitment, the first governorate waves, and the first cohorts in volume.</w:t>
+              <w:t>The strongest campus month of the Egyptian year, and the month the referral unlock starts carrying more registrations than the partner channels do. Weekly webinars, the chapter leaderboard live.</w:t>
             </w:r>
           </w:p>
         </w:tc>
@@ -9250,25 +9123,7 @@
                 <w:sz w:val="17"/>
                 <w:szCs w:val="17"/>
               </w:rPr>
-              <w:t>120,780 registered</w:t>
-            </w:r>
-            <w:r>
-              <w:rPr>
-                <w:rFonts w:ascii="Plus Jakarta Sans" w:hAnsi="Plus Jakarta Sans"/>
-                <w:sz w:val="17"/>
-              </w:rPr>
-              <w:br/>
-            </w:r>
-            <w:r>
-              <w:rPr>
-                <w:rFonts w:ascii="Plus Jakarta Sans" w:hAnsi="Plus Jakarta Sans" w:cs="Segoe UI"/>
-                <w:b w:val="0"/>
-                <w:i w:val="0"/>
-                <w:color w:val="3A4050"/>
-                <w:sz w:val="17"/>
-                <w:szCs w:val="17"/>
-              </w:rPr>
-              <w:t>9 cohorts</w:t>
+              <w:t>460,000</w:t>
             </w:r>
           </w:p>
         </w:tc>
@@ -9345,7 +9200,7 @@
                 <w:sz w:val="17"/>
                 <w:szCs w:val="17"/>
               </w:rPr>
-              <w:t>Exams, so go online</w:t>
+              <w:t>Exams, so go offline</w:t>
             </w:r>
           </w:p>
         </w:tc>
@@ -9372,7 +9227,7 @@
                 <w:sz w:val="17"/>
                 <w:szCs w:val="17"/>
               </w:rPr>
-              <w:t>University exams run through May. Campus activity stops and the wave moves to the NGO networks, the youth centres and online delivery. Mid-wave report to the partner council.</w:t>
+              <w:t>University exams run through May. Campus activity stops, so the wave moves to the NGO networks, the youth centres and partner-hosted info sessions, and the second challenge week runs in the governorates. Mid-wave report.</w:t>
             </w:r>
           </w:p>
         </w:tc>
@@ -9399,25 +9254,7 @@
                 <w:sz w:val="17"/>
                 <w:szCs w:val="17"/>
               </w:rPr>
-              <w:t>160,380 registered</w:t>
-            </w:r>
-            <w:r>
-              <w:rPr>
-                <w:rFonts w:ascii="Plus Jakarta Sans" w:hAnsi="Plus Jakarta Sans"/>
-                <w:sz w:val="17"/>
-              </w:rPr>
-              <w:br/>
-            </w:r>
-            <w:r>
-              <w:rPr>
-                <w:rFonts w:ascii="Plus Jakarta Sans" w:hAnsi="Plus Jakarta Sans" w:cs="Segoe UI"/>
-                <w:b w:val="0"/>
-                <w:i w:val="0"/>
-                <w:color w:val="3A4050"/>
-                <w:sz w:val="17"/>
-                <w:szCs w:val="17"/>
-              </w:rPr>
-              <w:t>2 cohorts</w:t>
+              <w:t>630,000</w:t>
             </w:r>
           </w:p>
         </w:tc>
@@ -9524,7 +9361,7 @@
                 <w:sz w:val="17"/>
                 <w:szCs w:val="17"/>
               </w:rPr>
-              <w:t>Exams end mid-month and the summer intensives begin, which is when young people have six consecutive days to give.</w:t>
+              <w:t>Exams end mid-month and summer begins, which is when young people have time to finish missions rather than start them. Completion becomes the number that matters, not registration.</w:t>
             </w:r>
           </w:p>
         </w:tc>
@@ -9552,25 +9389,7 @@
                 <w:sz w:val="17"/>
                 <w:szCs w:val="17"/>
               </w:rPr>
-              <w:t>180,180 registered</w:t>
-            </w:r>
-            <w:r>
-              <w:rPr>
-                <w:rFonts w:ascii="Plus Jakarta Sans" w:hAnsi="Plus Jakarta Sans"/>
-                <w:sz w:val="17"/>
-              </w:rPr>
-              <w:br/>
-            </w:r>
-            <w:r>
-              <w:rPr>
-                <w:rFonts w:ascii="Plus Jakarta Sans" w:hAnsi="Plus Jakarta Sans" w:cs="Segoe UI"/>
-                <w:b w:val="0"/>
-                <w:i w:val="0"/>
-                <w:color w:val="3A4050"/>
-                <w:sz w:val="17"/>
-                <w:szCs w:val="17"/>
-              </w:rPr>
-              <w:t>8 cohorts</w:t>
+              <w:t>780,000</w:t>
             </w:r>
           </w:p>
         </w:tc>
@@ -9647,7 +9466,7 @@
                 <w:sz w:val="17"/>
                 <w:szCs w:val="17"/>
               </w:rPr>
-              <w:t>Peak delivery</w:t>
+              <w:t>Regional showcases</w:t>
             </w:r>
           </w:p>
         </w:tc>
@@ -9674,7 +9493,7 @@
                 <w:sz w:val="17"/>
                 <w:szCs w:val="17"/>
               </w:rPr>
-              <w:t>The heaviest in-person month of the wave, with governorate showcases running in parallel. The first national read of the ideas bank goes to partners.</w:t>
+              <w:t>Six regional showcases run in parallel with the third challenge week. The first national read of the ideas bank goes to partners.</w:t>
             </w:r>
           </w:p>
         </w:tc>
@@ -9701,25 +9520,7 @@
                 <w:sz w:val="17"/>
                 <w:szCs w:val="17"/>
               </w:rPr>
-              <w:t>192,060 registered</w:t>
-            </w:r>
-            <w:r>
-              <w:rPr>
-                <w:rFonts w:ascii="Plus Jakarta Sans" w:hAnsi="Plus Jakarta Sans"/>
-                <w:sz w:val="17"/>
-              </w:rPr>
-              <w:br/>
-            </w:r>
-            <w:r>
-              <w:rPr>
-                <w:rFonts w:ascii="Plus Jakarta Sans" w:hAnsi="Plus Jakarta Sans" w:cs="Segoe UI"/>
-                <w:b w:val="0"/>
-                <w:i w:val="0"/>
-                <w:color w:val="3A4050"/>
-                <w:sz w:val="17"/>
-                <w:szCs w:val="17"/>
-              </w:rPr>
-              <w:t>9 cohorts</w:t>
+              <w:t>920,000</w:t>
             </w:r>
           </w:p>
         </w:tc>
@@ -9798,7 +9599,7 @@
                 <w:sz w:val="17"/>
                 <w:szCs w:val="17"/>
               </w:rPr>
-              <w:t>Showcase and close</w:t>
+              <w:t>Demo day and close</w:t>
             </w:r>
           </w:p>
         </w:tc>
@@ -9826,7 +9627,7 @@
                 <w:sz w:val="17"/>
                 <w:szCs w:val="17"/>
               </w:rPr>
-              <w:t>National showcase and demo day: the best teams from every governorate, in front of the coalition, the ministries and the press. Closing report, independent evaluation commissioned, and the extension decision taken with the partners in the room.</w:t>
+              <w:t>The national demo day, the closing report, the independent evaluation commissioned, and the decision about what comes after taken with the partners in the room.</w:t>
             </w:r>
           </w:p>
         </w:tc>
@@ -9854,7 +9655,7 @@
                 <w:sz w:val="17"/>
                 <w:szCs w:val="17"/>
               </w:rPr>
-              <w:t>198,000 registered</w:t>
+              <w:t>1,000,000</w:t>
             </w:r>
           </w:p>
         </w:tc>
@@ -9885,7 +9686,7 @@
           <w:sz w:val="18"/>
           <w:szCs w:val="18"/>
         </w:rPr>
-        <w:t>Month three is planned as an online month.</w:t>
+        <w:t>Month three is the one to plan for, not to hope through.</w:t>
       </w:r>
       <w:r>
         <w:rPr>
@@ -9896,7 +9697,7 @@
           <w:sz w:val="18"/>
           <w:szCs w:val="18"/>
         </w:rPr>
-        <w:t xml:space="preserve"> Egyptian university exams run through May and into mid-June. Campus activity stops whether or not a programme plans for it, so the wave moves to the NGO networks, the youth centres and online delivery, and the mid-wave report is written in the month when nobody is available to be trained anyway.</w:t>
+        <w:t xml:space="preserve"> Egyptian university exams run through May and into mid-June, and campus activity stops whether or not a programme expects it. The wave moves to the NGO networks, the youth centres and partner-hosted info sessions, runs its second challenge week in the governorates, and writes the mid-wave report in the month when nobody is on a campus anyway.</w:t>
       </w:r>
     </w:p>
     <w:p>
@@ -9957,7 +9758,7 @@
           <w:sz w:val="22"/>
           <w:szCs w:val="22"/>
         </w:rPr>
-        <w:t>Every number quoted in this document is built from the coalition rather than asserted. This section shows the construction so a partner can disagree with an assumption rather than with a conclusion.</w:t>
+        <w:t>Every number quoted in this document is built rather than asserted. This section shows the construction, so a partner can disagree with an assumption instead of with a conclusion.</w:t>
       </w:r>
     </w:p>
     <w:p>
@@ -9975,7 +9776,7 @@
           <w:sz w:val="24"/>
           <w:szCs w:val="24"/>
         </w:rPr>
-        <w:t>Where the reach comes from</w:t>
+        <w:t>Where the first half million comes from</w:t>
       </w:r>
     </w:p>
     <w:tbl>
@@ -9995,10 +9796,10 @@
       </w:tblPr>
       <w:tblGrid>
         <w:gridCol w:w="1701"/>
-        <w:gridCol w:w="1020"/>
+        <w:gridCol w:w="850"/>
+        <w:gridCol w:w="850"/>
         <w:gridCol w:w="1247"/>
-        <w:gridCol w:w="1020"/>
-        <w:gridCol w:w="4422"/>
+        <w:gridCol w:w="4762"/>
       </w:tblGrid>
       <w:tr>
         <w:trPr>
@@ -10034,7 +9835,7 @@
         </w:tc>
         <w:tc>
           <w:tcPr>
-            <w:tcW w:type="dxa" w:w="1020"/>
+            <w:tcW w:type="dxa" w:w="850"/>
             <w:shd w:val="clear" w:fill="0B0E14"/>
             <w:tcMar>
               <w:top w:w="79" w:type="dxa"/>
@@ -10056,13 +9857,13 @@
                 <w:sz w:val="16"/>
                 <w:szCs w:val="16"/>
               </w:rPr>
-              <w:t>Partners</w:t>
-            </w:r>
-          </w:p>
-        </w:tc>
-        <w:tc>
-          <w:tcPr>
-            <w:tcW w:type="dxa" w:w="1247"/>
+              <w:t>How many</w:t>
+            </w:r>
+          </w:p>
+        </w:tc>
+        <w:tc>
+          <w:tcPr>
+            <w:tcW w:type="dxa" w:w="850"/>
             <w:shd w:val="clear" w:fill="0B0E14"/>
             <w:tcMar>
               <w:top w:w="79" w:type="dxa"/>
@@ -10084,13 +9885,13 @@
                 <w:sz w:val="16"/>
                 <w:szCs w:val="16"/>
               </w:rPr>
-              <w:t>Reach each</w:t>
-            </w:r>
-          </w:p>
-        </w:tc>
-        <w:tc>
-          <w:tcPr>
-            <w:tcW w:type="dxa" w:w="1020"/>
+              <w:t>Each</w:t>
+            </w:r>
+          </w:p>
+        </w:tc>
+        <w:tc>
+          <w:tcPr>
+            <w:tcW w:type="dxa" w:w="1247"/>
             <w:shd w:val="clear" w:fill="0B0E14"/>
             <w:tcMar>
               <w:top w:w="79" w:type="dxa"/>
@@ -10112,13 +9913,13 @@
                 <w:sz w:val="16"/>
                 <w:szCs w:val="16"/>
               </w:rPr>
-              <w:t>Register</w:t>
-            </w:r>
-          </w:p>
-        </w:tc>
-        <w:tc>
-          <w:tcPr>
-            <w:tcW w:type="dxa" w:w="4422"/>
+              <w:t>Registrations</w:t>
+            </w:r>
+          </w:p>
+        </w:tc>
+        <w:tc>
+          <w:tcPr>
+            <w:tcW w:type="dxa" w:w="4762"/>
             <w:shd w:val="clear" w:fill="0B0E14"/>
             <w:tcMar>
               <w:top w:w="79" w:type="dxa"/>
@@ -10172,13 +9973,13 @@
                 <w:sz w:val="17"/>
                 <w:szCs w:val="17"/>
               </w:rPr>
-              <w:t>Community supporter chapters</w:t>
-            </w:r>
-          </w:p>
-        </w:tc>
-        <w:tc>
-          <w:tcPr>
-            <w:tcW w:type="dxa" w:w="1020"/>
+              <w:t>Telecom, bank and corporate partner messaging</w:t>
+            </w:r>
+          </w:p>
+        </w:tc>
+        <w:tc>
+          <w:tcPr>
+            <w:tcW w:type="dxa" w:w="850"/>
             <w:tcMar>
               <w:top w:w="73" w:type="dxa"/>
               <w:start w:w="90" w:type="dxa"/>
@@ -10199,13 +10000,13 @@
                 <w:sz w:val="17"/>
                 <w:szCs w:val="17"/>
               </w:rPr>
-              <w:t>150</w:t>
-            </w:r>
-          </w:p>
-        </w:tc>
-        <w:tc>
-          <w:tcPr>
-            <w:tcW w:type="dxa" w:w="1247"/>
+              <w:t>3</w:t>
+            </w:r>
+          </w:p>
+        </w:tc>
+        <w:tc>
+          <w:tcPr>
+            <w:tcW w:type="dxa" w:w="850"/>
             <w:tcMar>
               <w:top w:w="73" w:type="dxa"/>
               <w:start w:w="90" w:type="dxa"/>
@@ -10226,13 +10027,13 @@
                 <w:sz w:val="17"/>
                 <w:szCs w:val="17"/>
               </w:rPr>
-              <w:t>3,000</w:t>
-            </w:r>
-          </w:p>
-        </w:tc>
-        <w:tc>
-          <w:tcPr>
-            <w:tcW w:type="dxa" w:w="1020"/>
+              <w:t>60,000</w:t>
+            </w:r>
+          </w:p>
+        </w:tc>
+        <w:tc>
+          <w:tcPr>
+            <w:tcW w:type="dxa" w:w="1247"/>
             <w:tcMar>
               <w:top w:w="73" w:type="dxa"/>
               <w:start w:w="90" w:type="dxa"/>
@@ -10253,13 +10054,13 @@
                 <w:sz w:val="17"/>
                 <w:szCs w:val="17"/>
               </w:rPr>
-              <w:t>22%</w:t>
-            </w:r>
-          </w:p>
-        </w:tc>
-        <w:tc>
-          <w:tcPr>
-            <w:tcW w:type="dxa" w:w="4422"/>
+              <w:t>180,000</w:t>
+            </w:r>
+          </w:p>
+        </w:tc>
+        <w:tc>
+          <w:tcPr>
+            <w:tcW w:type="dxa" w:w="4762"/>
             <w:tcMar>
               <w:top w:w="73" w:type="dxa"/>
               <w:start w:w="90" w:type="dxa"/>
@@ -10280,7 +10081,7 @@
                 <w:sz w:val="17"/>
                 <w:szCs w:val="17"/>
               </w:rPr>
-              <w:t>150 university and youth chapters, each reaching about 3,000 members and fellow students. The highest converting channel because the invitation comes from someone the student already knows.</w:t>
+              <w:t>A telecom partner messaging its own base, a bank in its app, a retailer to its customers. Pure in-kind, and the largest single lever in the plan.</w:t>
             </w:r>
           </w:p>
         </w:tc>
@@ -10313,13 +10114,13 @@
                 <w:sz w:val="17"/>
                 <w:szCs w:val="17"/>
               </w:rPr>
-              <w:t>CSR sponsor channels</w:t>
-            </w:r>
-          </w:p>
-        </w:tc>
-        <w:tc>
-          <w:tcPr>
-            <w:tcW w:type="dxa" w:w="1020"/>
+              <w:t>Community supporter chapters</w:t>
+            </w:r>
+          </w:p>
+        </w:tc>
+        <w:tc>
+          <w:tcPr>
+            <w:tcW w:type="dxa" w:w="850"/>
             <w:shd w:val="clear" w:fill="F5F6F8"/>
             <w:tcMar>
               <w:top w:w="73" w:type="dxa"/>
@@ -10341,13 +10142,13 @@
                 <w:sz w:val="17"/>
                 <w:szCs w:val="17"/>
               </w:rPr>
-              <w:t>24</w:t>
-            </w:r>
-          </w:p>
-        </w:tc>
-        <w:tc>
-          <w:tcPr>
-            <w:tcW w:type="dxa" w:w="1247"/>
+              <w:t>150</w:t>
+            </w:r>
+          </w:p>
+        </w:tc>
+        <w:tc>
+          <w:tcPr>
+            <w:tcW w:type="dxa" w:w="850"/>
             <w:shd w:val="clear" w:fill="F5F6F8"/>
             <w:tcMar>
               <w:top w:w="73" w:type="dxa"/>
@@ -10369,13 +10170,13 @@
                 <w:sz w:val="17"/>
                 <w:szCs w:val="17"/>
               </w:rPr>
-              <w:t>20,000</w:t>
-            </w:r>
-          </w:p>
-        </w:tc>
-        <w:tc>
-          <w:tcPr>
-            <w:tcW w:type="dxa" w:w="1020"/>
+              <w:t>1,000</w:t>
+            </w:r>
+          </w:p>
+        </w:tc>
+        <w:tc>
+          <w:tcPr>
+            <w:tcW w:type="dxa" w:w="1247"/>
             <w:shd w:val="clear" w:fill="F5F6F8"/>
             <w:tcMar>
               <w:top w:w="73" w:type="dxa"/>
@@ -10397,13 +10198,13 @@
                 <w:sz w:val="17"/>
                 <w:szCs w:val="17"/>
               </w:rPr>
-              <w:t>12%</w:t>
-            </w:r>
-          </w:p>
-        </w:tc>
-        <w:tc>
-          <w:tcPr>
-            <w:tcW w:type="dxa" w:w="4422"/>
+              <w:t>150,000</w:t>
+            </w:r>
+          </w:p>
+        </w:tc>
+        <w:tc>
+          <w:tcPr>
+            <w:tcW w:type="dxa" w:w="4762"/>
             <w:shd w:val="clear" w:fill="F5F6F8"/>
             <w:tcMar>
               <w:top w:w="73" w:type="dxa"/>
@@ -10425,7 +10226,7 @@
                 <w:sz w:val="17"/>
                 <w:szCs w:val="17"/>
               </w:rPr>
-              <w:t>24 sponsors reaching their own employees, customers, retail networks, social audiences and foundation beneficiaries.</w:t>
+              <w:t>150 university and youth chapters inviting their own members. The highest converting channel, because the invitation comes from somebody the student knows.</w:t>
             </w:r>
           </w:p>
         </w:tc>
@@ -10457,13 +10258,13 @@
                 <w:sz w:val="17"/>
                 <w:szCs w:val="17"/>
               </w:rPr>
-              <w:t>NGO and development partner networks</w:t>
-            </w:r>
-          </w:p>
-        </w:tc>
-        <w:tc>
-          <w:tcPr>
-            <w:tcW w:type="dxa" w:w="1020"/>
+              <w:t>Ambassadors</w:t>
+            </w:r>
+          </w:p>
+        </w:tc>
+        <w:tc>
+          <w:tcPr>
+            <w:tcW w:type="dxa" w:w="850"/>
             <w:tcMar>
               <w:top w:w="73" w:type="dxa"/>
               <w:start w:w="90" w:type="dxa"/>
@@ -10484,13 +10285,13 @@
                 <w:sz w:val="17"/>
                 <w:szCs w:val="17"/>
               </w:rPr>
-              <w:t>18</w:t>
-            </w:r>
-          </w:p>
-        </w:tc>
-        <w:tc>
-          <w:tcPr>
-            <w:tcW w:type="dxa" w:w="1247"/>
+              <w:t>1,000</w:t>
+            </w:r>
+          </w:p>
+        </w:tc>
+        <w:tc>
+          <w:tcPr>
+            <w:tcW w:type="dxa" w:w="850"/>
             <w:tcMar>
               <w:top w:w="73" w:type="dxa"/>
               <w:start w:w="90" w:type="dxa"/>
@@ -10511,13 +10312,13 @@
                 <w:sz w:val="17"/>
                 <w:szCs w:val="17"/>
               </w:rPr>
-              <w:t>10,000</w:t>
-            </w:r>
-          </w:p>
-        </w:tc>
-        <w:tc>
-          <w:tcPr>
-            <w:tcW w:type="dxa" w:w="1020"/>
+              <w:t>60</w:t>
+            </w:r>
+          </w:p>
+        </w:tc>
+        <w:tc>
+          <w:tcPr>
+            <w:tcW w:type="dxa" w:w="1247"/>
             <w:tcMar>
               <w:top w:w="73" w:type="dxa"/>
               <w:start w:w="90" w:type="dxa"/>
@@ -10538,13 +10339,13 @@
                 <w:sz w:val="17"/>
                 <w:szCs w:val="17"/>
               </w:rPr>
-              <w:t>16%</w:t>
-            </w:r>
-          </w:p>
-        </w:tc>
-        <w:tc>
-          <w:tcPr>
-            <w:tcW w:type="dxa" w:w="4422"/>
+              <w:t>60,000</w:t>
+            </w:r>
+          </w:p>
+        </w:tc>
+        <w:tc>
+          <w:tcPr>
+            <w:tcW w:type="dxa" w:w="4762"/>
             <w:tcMar>
               <w:top w:w="73" w:type="dxa"/>
               <w:start w:w="90" w:type="dxa"/>
@@ -10565,7 +10366,7 @@
                 <w:sz w:val="17"/>
                 <w:szCs w:val="17"/>
               </w:rPr>
-              <w:t>18 partners reaching their branch networks, beneficiary lists and governorate programmes, mostly outside Cairo.</w:t>
+              <w:t>1,000 student ambassadors with a referral code, ranked publicly on a national leaderboard.</w:t>
             </w:r>
           </w:p>
         </w:tc>
@@ -10598,13 +10399,13 @@
                 <w:sz w:val="17"/>
                 <w:szCs w:val="17"/>
               </w:rPr>
-              <w:t>Mission Zero, press and organic</w:t>
-            </w:r>
-          </w:p>
-        </w:tc>
-        <w:tc>
-          <w:tcPr>
-            <w:tcW w:type="dxa" w:w="1020"/>
+              <w:t>NGO and development partner networks</w:t>
+            </w:r>
+          </w:p>
+        </w:tc>
+        <w:tc>
+          <w:tcPr>
+            <w:tcW w:type="dxa" w:w="850"/>
             <w:shd w:val="clear" w:fill="F5F6F8"/>
             <w:tcMar>
               <w:top w:w="73" w:type="dxa"/>
@@ -10626,13 +10427,13 @@
                 <w:sz w:val="17"/>
                 <w:szCs w:val="17"/>
               </w:rPr>
-              <w:t>1</w:t>
-            </w:r>
-          </w:p>
-        </w:tc>
-        <w:tc>
-          <w:tcPr>
-            <w:tcW w:type="dxa" w:w="1247"/>
+              <w:t>18</w:t>
+            </w:r>
+          </w:p>
+        </w:tc>
+        <w:tc>
+          <w:tcPr>
+            <w:tcW w:type="dxa" w:w="850"/>
             <w:shd w:val="clear" w:fill="F5F6F8"/>
             <w:tcMar>
               <w:top w:w="73" w:type="dxa"/>
@@ -10654,13 +10455,13 @@
                 <w:sz w:val="17"/>
                 <w:szCs w:val="17"/>
               </w:rPr>
-              <w:t>90,000</w:t>
-            </w:r>
-          </w:p>
-        </w:tc>
-        <w:tc>
-          <w:tcPr>
-            <w:tcW w:type="dxa" w:w="1020"/>
+              <w:t>3,000</w:t>
+            </w:r>
+          </w:p>
+        </w:tc>
+        <w:tc>
+          <w:tcPr>
+            <w:tcW w:type="dxa" w:w="1247"/>
             <w:shd w:val="clear" w:fill="F5F6F8"/>
             <w:tcMar>
               <w:top w:w="73" w:type="dxa"/>
@@ -10682,13 +10483,13 @@
                 <w:sz w:val="17"/>
                 <w:szCs w:val="17"/>
               </w:rPr>
-              <w:t>14%</w:t>
-            </w:r>
-          </w:p>
-        </w:tc>
-        <w:tc>
-          <w:tcPr>
-            <w:tcW w:type="dxa" w:w="4422"/>
+              <w:t>54,000</w:t>
+            </w:r>
+          </w:p>
+        </w:tc>
+        <w:tc>
+          <w:tcPr>
+            <w:tcW w:type="dxa" w:w="4762"/>
             <w:shd w:val="clear" w:fill="F5F6F8"/>
             <w:tcMar>
               <w:top w:w="73" w:type="dxa"/>
@@ -10710,7 +10511,7 @@
                 <w:sz w:val="17"/>
                 <w:szCs w:val="17"/>
               </w:rPr>
-              <w:t>The founder podcast, launch and showcase press, and organic traffic to the platform.</w:t>
+              <w:t>Branch networks, beneficiary lists and governorate programmes, mostly outside Cairo.</w:t>
             </w:r>
           </w:p>
         </w:tc>
@@ -10722,7 +10523,6 @@
         <w:tc>
           <w:tcPr>
             <w:tcW w:type="dxa" w:w="1701"/>
-            <w:shd w:val="clear" w:fill="CBF24A"/>
             <w:tcMar>
               <w:top w:w="73" w:type="dxa"/>
               <w:start w:w="90" w:type="dxa"/>
@@ -10743,14 +10543,13 @@
                 <w:sz w:val="17"/>
                 <w:szCs w:val="17"/>
               </w:rPr>
-              <w:t>Total</w:t>
-            </w:r>
-          </w:p>
-        </w:tc>
-        <w:tc>
-          <w:tcPr>
-            <w:tcW w:type="dxa" w:w="1020"/>
-            <w:shd w:val="clear" w:fill="CBF24A"/>
+              <w:t>Mission Zero, press and organic</w:t>
+            </w:r>
+          </w:p>
+        </w:tc>
+        <w:tc>
+          <w:tcPr>
+            <w:tcW w:type="dxa" w:w="850"/>
             <w:tcMar>
               <w:top w:w="73" w:type="dxa"/>
               <w:start w:w="90" w:type="dxa"/>
@@ -10762,11 +10561,108 @@
             <w:pPr>
               <w:spacing w:after="0" w:line="288" w:lineRule="auto"/>
             </w:pPr>
+            <w:r>
+              <w:rPr>
+                <w:rFonts w:ascii="Plus Jakarta Sans" w:hAnsi="Plus Jakarta Sans" w:cs="Segoe UI"/>
+                <w:b w:val="0"/>
+                <w:i w:val="0"/>
+                <w:color w:val="3A4050"/>
+                <w:sz w:val="17"/>
+                <w:szCs w:val="17"/>
+              </w:rPr>
+              <w:t>1</w:t>
+            </w:r>
+          </w:p>
+        </w:tc>
+        <w:tc>
+          <w:tcPr>
+            <w:tcW w:type="dxa" w:w="850"/>
+            <w:tcMar>
+              <w:top w:w="73" w:type="dxa"/>
+              <w:start w:w="90" w:type="dxa"/>
+              <w:bottom w:w="73" w:type="dxa"/>
+              <w:end w:w="79" w:type="dxa"/>
+            </w:tcMar>
+          </w:tcPr>
+          <w:p>
+            <w:pPr>
+              <w:spacing w:after="0" w:line="288" w:lineRule="auto"/>
+            </w:pPr>
+            <w:r>
+              <w:rPr>
+                <w:rFonts w:ascii="Plus Jakarta Sans" w:hAnsi="Plus Jakarta Sans" w:cs="Segoe UI"/>
+                <w:b w:val="0"/>
+                <w:i w:val="0"/>
+                <w:color w:val="3A4050"/>
+                <w:sz w:val="17"/>
+                <w:szCs w:val="17"/>
+              </w:rPr>
+              <w:t>56,000</w:t>
+            </w:r>
           </w:p>
         </w:tc>
         <w:tc>
           <w:tcPr>
             <w:tcW w:type="dxa" w:w="1247"/>
+            <w:tcMar>
+              <w:top w:w="73" w:type="dxa"/>
+              <w:start w:w="90" w:type="dxa"/>
+              <w:bottom w:w="73" w:type="dxa"/>
+              <w:end w:w="79" w:type="dxa"/>
+            </w:tcMar>
+          </w:tcPr>
+          <w:p>
+            <w:pPr>
+              <w:spacing w:after="0" w:line="288" w:lineRule="auto"/>
+            </w:pPr>
+            <w:r>
+              <w:rPr>
+                <w:rFonts w:ascii="Plus Jakarta Sans" w:hAnsi="Plus Jakarta Sans" w:cs="Segoe UI"/>
+                <w:b w:val="0"/>
+                <w:i w:val="0"/>
+                <w:color w:val="3A4050"/>
+                <w:sz w:val="17"/>
+                <w:szCs w:val="17"/>
+              </w:rPr>
+              <w:t>56,000</w:t>
+            </w:r>
+          </w:p>
+        </w:tc>
+        <w:tc>
+          <w:tcPr>
+            <w:tcW w:type="dxa" w:w="4762"/>
+            <w:tcMar>
+              <w:top w:w="73" w:type="dxa"/>
+              <w:start w:w="90" w:type="dxa"/>
+              <w:bottom w:w="73" w:type="dxa"/>
+              <w:end w:w="79" w:type="dxa"/>
+            </w:tcMar>
+          </w:tcPr>
+          <w:p>
+            <w:pPr>
+              <w:spacing w:after="0" w:line="288" w:lineRule="auto"/>
+            </w:pPr>
+            <w:r>
+              <w:rPr>
+                <w:rFonts w:ascii="Plus Jakarta Sans" w:hAnsi="Plus Jakarta Sans" w:cs="Segoe UI"/>
+                <w:b w:val="0"/>
+                <w:i w:val="0"/>
+                <w:color w:val="3A4050"/>
+                <w:sz w:val="17"/>
+                <w:szCs w:val="17"/>
+              </w:rPr>
+              <w:t>The founder podcast clipped for short video, launch and showcase press, and organic traffic.</w:t>
+            </w:r>
+          </w:p>
+        </w:tc>
+      </w:tr>
+      <w:tr>
+        <w:trPr>
+          <w:cantSplit w:val="true"/>
+        </w:trPr>
+        <w:tc>
+          <w:tcPr>
+            <w:tcW w:type="dxa" w:w="1701"/>
             <w:shd w:val="clear" w:fill="CBF24A"/>
             <w:tcMar>
               <w:top w:w="73" w:type="dxa"/>
@@ -10788,13 +10684,47 @@
                 <w:sz w:val="17"/>
                 <w:szCs w:val="17"/>
               </w:rPr>
-              <w:t>1,200,000</w:t>
-            </w:r>
-          </w:p>
-        </w:tc>
-        <w:tc>
-          <w:tcPr>
-            <w:tcW w:type="dxa" w:w="1020"/>
+              <w:t>Total</w:t>
+            </w:r>
+          </w:p>
+        </w:tc>
+        <w:tc>
+          <w:tcPr>
+            <w:tcW w:type="dxa" w:w="850"/>
+            <w:shd w:val="clear" w:fill="CBF24A"/>
+            <w:tcMar>
+              <w:top w:w="73" w:type="dxa"/>
+              <w:start w:w="90" w:type="dxa"/>
+              <w:bottom w:w="73" w:type="dxa"/>
+              <w:end w:w="79" w:type="dxa"/>
+            </w:tcMar>
+          </w:tcPr>
+          <w:p>
+            <w:pPr>
+              <w:spacing w:after="0" w:line="288" w:lineRule="auto"/>
+            </w:pPr>
+          </w:p>
+        </w:tc>
+        <w:tc>
+          <w:tcPr>
+            <w:tcW w:type="dxa" w:w="850"/>
+            <w:shd w:val="clear" w:fill="CBF24A"/>
+            <w:tcMar>
+              <w:top w:w="73" w:type="dxa"/>
+              <w:start w:w="90" w:type="dxa"/>
+              <w:bottom w:w="73" w:type="dxa"/>
+              <w:end w:w="79" w:type="dxa"/>
+            </w:tcMar>
+          </w:tcPr>
+          <w:p>
+            <w:pPr>
+              <w:spacing w:after="0" w:line="288" w:lineRule="auto"/>
+            </w:pPr>
+          </w:p>
+        </w:tc>
+        <w:tc>
+          <w:tcPr>
+            <w:tcW w:type="dxa" w:w="1247"/>
             <w:shd w:val="clear" w:fill="CBF24A"/>
             <w:tcMar>
               <w:top w:w="73" w:type="dxa"/>
@@ -10816,13 +10746,13 @@
                 <w:sz w:val="17"/>
                 <w:szCs w:val="17"/>
               </w:rPr>
-              <w:t>16%</w:t>
-            </w:r>
-          </w:p>
-        </w:tc>
-        <w:tc>
-          <w:tcPr>
-            <w:tcW w:type="dxa" w:w="4422"/>
+              <w:t>500,000</w:t>
+            </w:r>
+          </w:p>
+        </w:tc>
+        <w:tc>
+          <w:tcPr>
+            <w:tcW w:type="dxa" w:w="4762"/>
             <w:shd w:val="clear" w:fill="CBF24A"/>
             <w:tcMar>
               <w:top w:w="73" w:type="dxa"/>
@@ -10844,7 +10774,7 @@
                 <w:sz w:val="17"/>
                 <w:szCs w:val="17"/>
               </w:rPr>
-              <w:t>Weighted by channel, not assumed.</w:t>
+              <w:t>Before anybody shares anything.</w:t>
             </w:r>
           </w:p>
         </w:tc>
@@ -10855,6 +10785,41 @@
         <w:widowControl w:val="true"/>
         <w:spacing w:before="0" w:after="140" w:line="322" w:lineRule="auto"/>
       </w:pPr>
+    </w:p>
+    <w:p>
+      <w:pPr>
+        <w:keepNext/>
+        <w:widowControl w:val="true"/>
+        <w:spacing w:before="280" w:after="100" w:line="288" w:lineRule="auto"/>
+      </w:pPr>
+      <w:r>
+        <w:rPr>
+          <w:rFonts w:ascii="Plus Jakarta Sans" w:hAnsi="Plus Jakarta Sans" w:cs="Segoe UI"/>
+          <w:b/>
+          <w:i w:val="0"/>
+          <w:color w:val="0B0E14"/>
+          <w:sz w:val="24"/>
+          <w:szCs w:val="24"/>
+        </w:rPr>
+        <w:t>And where the other half comes from</w:t>
+      </w:r>
+    </w:p>
+    <w:p>
+      <w:pPr>
+        <w:widowControl w:val="true"/>
+        <w:spacing w:before="0" w:after="100" w:line="322" w:lineRule="auto"/>
+      </w:pPr>
+      <w:r>
+        <w:rPr>
+          <w:rFonts w:ascii="Plus Jakarta Sans" w:hAnsi="Plus Jakarta Sans" w:cs="Segoe UI"/>
+          <w:b w:val="0"/>
+          <w:i w:val="0"/>
+          <w:color w:val="0B0E14"/>
+          <w:sz w:val="19"/>
+          <w:szCs w:val="19"/>
+        </w:rPr>
+        <w:t>The referral loop in Section 12. At a viral coefficient of 0.50, every registered entrepreneur brings 0.50 more across the wave, which multiplies the seed by 2.00 and gives 1,000,000 registered entrepreneurs. That coefficient is the single number most worth arguing about in this document, and Section 12 is the argument for it.</w:t>
+      </w:r>
     </w:p>
     <w:p>
       <w:pPr>
@@ -11010,7 +10975,7 @@
                 <w:sz w:val="17"/>
                 <w:szCs w:val="17"/>
               </w:rPr>
-              <w:t>People reached</w:t>
+              <w:t>Seed registrations, from partners and chapters</w:t>
             </w:r>
           </w:p>
         </w:tc>
@@ -11037,7 +11002,7 @@
                 <w:sz w:val="17"/>
                 <w:szCs w:val="17"/>
               </w:rPr>
-              <w:t>1,200,000</w:t>
+              <w:t>500,000</w:t>
             </w:r>
           </w:p>
         </w:tc>
@@ -11064,7 +11029,7 @@
                 <w:sz w:val="17"/>
                 <w:szCs w:val="17"/>
               </w:rPr>
-              <w:t>Sum of every channel's reach, before anybody registers.</w:t>
+              <w:t>What the coalition's own channels produce before anybody shares anything.</w:t>
             </w:r>
           </w:p>
         </w:tc>
@@ -11097,7 +11062,7 @@
                 <w:sz w:val="17"/>
                 <w:szCs w:val="17"/>
               </w:rPr>
-              <w:t>Registered founders</w:t>
+              <w:t>Registered entrepreneurs</w:t>
             </w:r>
           </w:p>
         </w:tc>
@@ -11125,7 +11090,7 @@
                 <w:sz w:val="17"/>
                 <w:szCs w:val="17"/>
               </w:rPr>
-              <w:t>198,000</w:t>
+              <w:t>1,000,000</w:t>
             </w:r>
           </w:p>
         </w:tc>
@@ -11153,7 +11118,7 @@
                 <w:sz w:val="17"/>
                 <w:szCs w:val="17"/>
               </w:rPr>
-              <w:t>Accounts created on the platform during the wave.</w:t>
+              <w:t>Seed multiplied by the referral loop at a viral coefficient of 0.50. This is the million.</w:t>
             </w:r>
           </w:p>
         </w:tc>
@@ -11212,7 +11177,7 @@
                 <w:sz w:val="17"/>
                 <w:szCs w:val="17"/>
               </w:rPr>
-              <w:t>104,940</w:t>
+              <w:t>450,000</w:t>
             </w:r>
           </w:p>
         </w:tc>
@@ -11300,7 +11265,7 @@
                 <w:sz w:val="17"/>
                 <w:szCs w:val="17"/>
               </w:rPr>
-              <w:t>58,766</w:t>
+              <w:t>225,000</w:t>
             </w:r>
           </w:p>
         </w:tc>
@@ -11328,7 +11293,7 @@
                 <w:sz w:val="17"/>
                 <w:szCs w:val="17"/>
               </w:rPr>
-              <w:t>The end of the free tier, and the ceiling on what sponsorship can buy.</w:t>
+              <w:t>The free tier finished.</w:t>
             </w:r>
           </w:p>
         </w:tc>
@@ -11360,7 +11325,7 @@
                 <w:sz w:val="17"/>
                 <w:szCs w:val="17"/>
               </w:rPr>
-              <w:t>Sponsored full journeys, all 15 missions</w:t>
+              <w:t>All 15 missions completed</w:t>
             </w:r>
           </w:p>
         </w:tc>
@@ -11387,7 +11352,7 @@
                 <w:sz w:val="17"/>
                 <w:szCs w:val="17"/>
               </w:rPr>
-              <w:t>20,100</w:t>
+              <w:t>27,000</w:t>
             </w:r>
           </w:p>
         </w:tc>
@@ -11414,7 +11379,7 @@
                 <w:sz w:val="17"/>
                 <w:szCs w:val="17"/>
               </w:rPr>
-              <w:t>What the coalition buys at 50% fill, at $5.00 a founder.</w:t>
+              <w:t>An idea taken to a tested model, a prototype and a launch plan.</w:t>
             </w:r>
           </w:p>
         </w:tc>
@@ -11447,7 +11412,7 @@
                 <w:sz w:val="17"/>
                 <w:szCs w:val="17"/>
               </w:rPr>
-              <w:t>In-person cohort seats</w:t>
+              <w:t>Ideas in the bank</w:t>
             </w:r>
           </w:p>
         </w:tc>
@@ -11475,7 +11440,7 @@
                 <w:sz w:val="17"/>
                 <w:szCs w:val="17"/>
               </w:rPr>
-              <w:t>750</w:t>
+              <w:t>306,000</w:t>
             </w:r>
           </w:p>
         </w:tc>
@@ -11503,7 +11468,7 @@
                 <w:sz w:val="17"/>
                 <w:szCs w:val="17"/>
               </w:rPr>
-              <w:t>Delivered in cohorts of 25, with certified facilitators.</w:t>
+              <w:t>Consented, structured, and the asset the wave leaves behind.</w:t>
             </w:r>
           </w:p>
         </w:tc>
@@ -11535,7 +11500,7 @@
                 <w:sz w:val="17"/>
                 <w:szCs w:val="17"/>
               </w:rPr>
-              <w:t>Cohorts run</w:t>
+              <w:t>Ventures trading at month 12</w:t>
             </w:r>
           </w:p>
         </w:tc>
@@ -11562,182 +11527,7 @@
                 <w:sz w:val="17"/>
                 <w:szCs w:val="17"/>
               </w:rPr>
-              <w:t>30</w:t>
-            </w:r>
-          </w:p>
-        </w:tc>
-        <w:tc>
-          <w:tcPr>
-            <w:tcW w:type="dxa" w:w="5896"/>
-            <w:tcMar>
-              <w:top w:w="73" w:type="dxa"/>
-              <w:start w:w="90" w:type="dxa"/>
-              <w:bottom w:w="73" w:type="dxa"/>
-              <w:end w:w="79" w:type="dxa"/>
-            </w:tcMar>
-          </w:tcPr>
-          <w:p>
-            <w:pPr>
-              <w:spacing w:after="0" w:line="288" w:lineRule="auto"/>
-            </w:pPr>
-            <w:r>
-              <w:rPr>
-                <w:rFonts w:ascii="Plus Jakarta Sans" w:hAnsi="Plus Jakarta Sans" w:cs="Segoe UI"/>
-                <w:b w:val="0"/>
-                <w:i w:val="0"/>
-                <w:color w:val="3A4050"/>
-                <w:sz w:val="17"/>
-                <w:szCs w:val="17"/>
-              </w:rPr>
-              <w:t>Each one is six days, a room, two facilitators and a showcase, at $3,000.</w:t>
-            </w:r>
-          </w:p>
-        </w:tc>
-      </w:tr>
-      <w:tr>
-        <w:trPr>
-          <w:cantSplit w:val="true"/>
-        </w:trPr>
-        <w:tc>
-          <w:tcPr>
-            <w:tcW w:type="dxa" w:w="2381"/>
-            <w:shd w:val="clear" w:fill="F5F6F8"/>
-            <w:tcMar>
-              <w:top w:w="73" w:type="dxa"/>
-              <w:start w:w="90" w:type="dxa"/>
-              <w:bottom w:w="73" w:type="dxa"/>
-              <w:end w:w="79" w:type="dxa"/>
-            </w:tcMar>
-          </w:tcPr>
-          <w:p>
-            <w:pPr>
-              <w:spacing w:after="0" w:line="288" w:lineRule="auto"/>
-            </w:pPr>
-            <w:r>
-              <w:rPr>
-                <w:rFonts w:ascii="Plus Jakarta Sans" w:hAnsi="Plus Jakarta Sans" w:cs="Segoe UI"/>
-                <w:b/>
-                <w:i w:val="0"/>
-                <w:color w:val="0B0E14"/>
-                <w:sz w:val="17"/>
-                <w:szCs w:val="17"/>
-              </w:rPr>
-              <w:t>Ideas in the bank</w:t>
-            </w:r>
-          </w:p>
-        </w:tc>
-        <w:tc>
-          <w:tcPr>
-            <w:tcW w:type="dxa" w:w="1134"/>
-            <w:shd w:val="clear" w:fill="F5F6F8"/>
-            <w:tcMar>
-              <w:top w:w="73" w:type="dxa"/>
-              <w:start w:w="90" w:type="dxa"/>
-              <w:bottom w:w="73" w:type="dxa"/>
-              <w:end w:w="79" w:type="dxa"/>
-            </w:tcMar>
-          </w:tcPr>
-          <w:p>
-            <w:pPr>
-              <w:spacing w:after="0" w:line="288" w:lineRule="auto"/>
-            </w:pPr>
-            <w:r>
-              <w:rPr>
-                <w:rFonts w:ascii="Plus Jakarta Sans" w:hAnsi="Plus Jakarta Sans" w:cs="Segoe UI"/>
-                <w:b w:val="0"/>
-                <w:i w:val="0"/>
-                <w:color w:val="3A4050"/>
-                <w:sz w:val="17"/>
-                <w:szCs w:val="17"/>
-              </w:rPr>
-              <w:t>71,359</w:t>
-            </w:r>
-          </w:p>
-        </w:tc>
-        <w:tc>
-          <w:tcPr>
-            <w:tcW w:type="dxa" w:w="5896"/>
-            <w:shd w:val="clear" w:fill="F5F6F8"/>
-            <w:tcMar>
-              <w:top w:w="73" w:type="dxa"/>
-              <w:start w:w="90" w:type="dxa"/>
-              <w:bottom w:w="73" w:type="dxa"/>
-              <w:end w:w="79" w:type="dxa"/>
-            </w:tcMar>
-          </w:tcPr>
-          <w:p>
-            <w:pPr>
-              <w:spacing w:after="0" w:line="288" w:lineRule="auto"/>
-            </w:pPr>
-            <w:r>
-              <w:rPr>
-                <w:rFonts w:ascii="Plus Jakarta Sans" w:hAnsi="Plus Jakarta Sans" w:cs="Segoe UI"/>
-                <w:b w:val="0"/>
-                <w:i w:val="0"/>
-                <w:color w:val="3A4050"/>
-                <w:sz w:val="17"/>
-                <w:szCs w:val="17"/>
-              </w:rPr>
-              <w:t>Consented, structured, and the asset the wave leaves behind.</w:t>
-            </w:r>
-          </w:p>
-        </w:tc>
-      </w:tr>
-      <w:tr>
-        <w:trPr>
-          <w:cantSplit w:val="true"/>
-        </w:trPr>
-        <w:tc>
-          <w:tcPr>
-            <w:tcW w:type="dxa" w:w="2381"/>
-            <w:tcMar>
-              <w:top w:w="73" w:type="dxa"/>
-              <w:start w:w="90" w:type="dxa"/>
-              <w:bottom w:w="73" w:type="dxa"/>
-              <w:end w:w="79" w:type="dxa"/>
-            </w:tcMar>
-          </w:tcPr>
-          <w:p>
-            <w:pPr>
-              <w:spacing w:after="0" w:line="288" w:lineRule="auto"/>
-            </w:pPr>
-            <w:r>
-              <w:rPr>
-                <w:rFonts w:ascii="Plus Jakarta Sans" w:hAnsi="Plus Jakarta Sans" w:cs="Segoe UI"/>
-                <w:b/>
-                <w:i w:val="0"/>
-                <w:color w:val="0B0E14"/>
-                <w:sz w:val="17"/>
-                <w:szCs w:val="17"/>
-              </w:rPr>
-              <w:t>Ventures trading at month 12</w:t>
-            </w:r>
-          </w:p>
-        </w:tc>
-        <w:tc>
-          <w:tcPr>
-            <w:tcW w:type="dxa" w:w="1134"/>
-            <w:tcMar>
-              <w:top w:w="73" w:type="dxa"/>
-              <w:start w:w="90" w:type="dxa"/>
-              <w:bottom w:w="73" w:type="dxa"/>
-              <w:end w:w="79" w:type="dxa"/>
-            </w:tcMar>
-          </w:tcPr>
-          <w:p>
-            <w:pPr>
-              <w:spacing w:after="0" w:line="288" w:lineRule="auto"/>
-            </w:pPr>
-            <w:r>
-              <w:rPr>
-                <w:rFonts w:ascii="Plus Jakarta Sans" w:hAnsi="Plus Jakarta Sans" w:cs="Segoe UI"/>
-                <w:b w:val="0"/>
-                <w:i w:val="0"/>
-                <w:color w:val="3A4050"/>
-                <w:sz w:val="17"/>
-                <w:szCs w:val="17"/>
-              </w:rPr>
-              <w:t>2,010</w:t>
+              <w:t>1,620</w:t>
             </w:r>
           </w:p>
         </w:tc>
@@ -11791,7 +11581,7 @@
           <w:sz w:val="24"/>
           <w:szCs w:val="24"/>
         </w:rPr>
-        <w:t>The conversion rates, and why each one</w:t>
+        <w:t>The rates, and why each one</w:t>
       </w:r>
     </w:p>
     <w:tbl>
@@ -11930,7 +11720,7 @@
                 <w:sz w:val="17"/>
                 <w:szCs w:val="17"/>
               </w:rPr>
-              <w:t>Registered account to Mission 01 complete</w:t>
+              <w:t>Registered to Mission 01 complete</w:t>
             </w:r>
           </w:p>
         </w:tc>
@@ -11957,7 +11747,7 @@
                 <w:sz w:val="17"/>
                 <w:szCs w:val="17"/>
               </w:rPr>
-              <w:t>53%</w:t>
+              <w:t>45%</w:t>
             </w:r>
           </w:p>
         </w:tc>
@@ -11984,7 +11774,7 @@
                 <w:sz w:val="17"/>
                 <w:szCs w:val="17"/>
               </w:rPr>
-              <w:t>The free first three missions are the filter. Roughly half of registrations finish the first one.</w:t>
+              <w:t>Free, online, no facilitator. Lower than a supported cohort would be, and honestly so.</w:t>
             </w:r>
           </w:p>
         </w:tc>
@@ -12017,7 +11807,7 @@
                 <w:sz w:val="17"/>
                 <w:szCs w:val="17"/>
               </w:rPr>
-              <w:t>Mission 01 complete to Missions 01-03 complete</w:t>
+              <w:t>Mission 01 to Missions 01-03 complete</w:t>
             </w:r>
           </w:p>
         </w:tc>
@@ -12045,7 +11835,7 @@
                 <w:sz w:val="17"/>
                 <w:szCs w:val="17"/>
               </w:rPr>
-              <w:t>56%</w:t>
+              <w:t>50%</w:t>
             </w:r>
           </w:p>
         </w:tc>
@@ -12073,7 +11863,7 @@
                 <w:sz w:val="17"/>
                 <w:szCs w:val="17"/>
               </w:rPr>
-              <w:t>The free tier ends here. This is the honest conversion from curiosity to effort.</w:t>
+              <w:t>The end of the free tier, and the point the referral unlock bites.</w:t>
             </w:r>
           </w:p>
         </w:tc>
@@ -12105,7 +11895,7 @@
                 <w:sz w:val="17"/>
                 <w:szCs w:val="17"/>
               </w:rPr>
-              <w:t>Ideas entering the bank, as a share of Mission 01 completers</w:t>
+              <w:t>Missions 01-03 to all 15 complete</w:t>
             </w:r>
           </w:p>
         </w:tc>
@@ -12132,7 +11922,7 @@
                 <w:sz w:val="17"/>
                 <w:szCs w:val="17"/>
               </w:rPr>
-              <w:t>68%</w:t>
+              <w:t>12%</w:t>
             </w:r>
           </w:p>
         </w:tc>
@@ -12159,7 +11949,7 @@
                 <w:sz w:val="17"/>
                 <w:szCs w:val="17"/>
               </w:rPr>
-              <w:t>Mission 01 is where a problem becomes a stated idea.</w:t>
+              <w:t>Fifteen missions is real work with no facilitator standing over anyone. Twelve per cent of a very large number is still a large number.</w:t>
             </w:r>
           </w:p>
         </w:tc>
@@ -12192,7 +11982,7 @@
                 <w:sz w:val="17"/>
                 <w:szCs w:val="17"/>
               </w:rPr>
-              <w:t>Ventures trading at month 12, as a share of sponsored journeys</w:t>
+              <w:t>Ideas entering the bank, as a share of Mission 01 completers</w:t>
             </w:r>
           </w:p>
         </w:tc>
@@ -12220,7 +12010,7 @@
                 <w:sz w:val="17"/>
                 <w:szCs w:val="17"/>
               </w:rPr>
-              <w:t>10%</w:t>
+              <w:t>68%</w:t>
             </w:r>
           </w:p>
         </w:tc>
@@ -12248,7 +12038,93 @@
                 <w:sz w:val="17"/>
                 <w:szCs w:val="17"/>
               </w:rPr>
-              <w:t>The number that matters and the one nobody else reports. Ten per cent is deliberately conservative.</w:t>
+              <w:t>Mission 01 is where a problem becomes a stated idea.</w:t>
+            </w:r>
+          </w:p>
+        </w:tc>
+      </w:tr>
+      <w:tr>
+        <w:trPr>
+          <w:cantSplit w:val="true"/>
+        </w:trPr>
+        <w:tc>
+          <w:tcPr>
+            <w:tcW w:type="dxa" w:w="2608"/>
+            <w:tcMar>
+              <w:top w:w="73" w:type="dxa"/>
+              <w:start w:w="90" w:type="dxa"/>
+              <w:bottom w:w="73" w:type="dxa"/>
+              <w:end w:w="79" w:type="dxa"/>
+            </w:tcMar>
+          </w:tcPr>
+          <w:p>
+            <w:pPr>
+              <w:spacing w:after="0" w:line="288" w:lineRule="auto"/>
+            </w:pPr>
+            <w:r>
+              <w:rPr>
+                <w:rFonts w:ascii="Plus Jakarta Sans" w:hAnsi="Plus Jakarta Sans" w:cs="Segoe UI"/>
+                <w:b/>
+                <w:i w:val="0"/>
+                <w:color w:val="0B0E14"/>
+                <w:sz w:val="17"/>
+                <w:szCs w:val="17"/>
+              </w:rPr>
+              <w:t>Ventures trading at month 12, as a share of full completers</w:t>
+            </w:r>
+          </w:p>
+        </w:tc>
+        <w:tc>
+          <w:tcPr>
+            <w:tcW w:type="dxa" w:w="1134"/>
+            <w:tcMar>
+              <w:top w:w="73" w:type="dxa"/>
+              <w:start w:w="90" w:type="dxa"/>
+              <w:bottom w:w="73" w:type="dxa"/>
+              <w:end w:w="79" w:type="dxa"/>
+            </w:tcMar>
+          </w:tcPr>
+          <w:p>
+            <w:pPr>
+              <w:spacing w:after="0" w:line="288" w:lineRule="auto"/>
+            </w:pPr>
+            <w:r>
+              <w:rPr>
+                <w:rFonts w:ascii="Plus Jakarta Sans" w:hAnsi="Plus Jakarta Sans" w:cs="Segoe UI"/>
+                <w:b w:val="0"/>
+                <w:i w:val="0"/>
+                <w:color w:val="3A4050"/>
+                <w:sz w:val="17"/>
+                <w:szCs w:val="17"/>
+              </w:rPr>
+              <w:t>6%</w:t>
+            </w:r>
+          </w:p>
+        </w:tc>
+        <w:tc>
+          <w:tcPr>
+            <w:tcW w:type="dxa" w:w="5669"/>
+            <w:tcMar>
+              <w:top w:w="73" w:type="dxa"/>
+              <w:start w:w="90" w:type="dxa"/>
+              <w:bottom w:w="73" w:type="dxa"/>
+              <w:end w:w="79" w:type="dxa"/>
+            </w:tcMar>
+          </w:tcPr>
+          <w:p>
+            <w:pPr>
+              <w:spacing w:after="0" w:line="288" w:lineRule="auto"/>
+            </w:pPr>
+            <w:r>
+              <w:rPr>
+                <w:rFonts w:ascii="Plus Jakarta Sans" w:hAnsi="Plus Jakarta Sans" w:cs="Segoe UI"/>
+                <w:b w:val="0"/>
+                <w:i w:val="0"/>
+                <w:color w:val="3A4050"/>
+                <w:sz w:val="17"/>
+                <w:szCs w:val="17"/>
+              </w:rPr>
+              <w:t>Measured a year after the wave, and deliberately conservative because nobody held their hand.</w:t>
             </w:r>
           </w:p>
         </w:tc>
@@ -12275,24 +12151,7 @@
           <w:sz w:val="24"/>
           <w:szCs w:val="24"/>
         </w:rPr>
-        <w:t>What it costs, and what it buys</w:t>
-      </w:r>
-    </w:p>
-    <w:p>
-      <w:pPr>
-        <w:widowControl w:val="true"/>
-        <w:spacing w:before="0" w:after="100" w:line="322" w:lineRule="auto"/>
-      </w:pPr>
-      <w:r>
-        <w:rPr>
-          <w:rFonts w:ascii="Plus Jakarta Sans" w:hAnsi="Plus Jakarta Sans" w:cs="Segoe UI"/>
-          <w:b w:val="0"/>
-          <w:i w:val="0"/>
-          <w:color w:val="0B0E14"/>
-          <w:sz w:val="19"/>
-          <w:szCs w:val="19"/>
-        </w:rPr>
-        <w:t>The whole wave, at 50% coalition fill. Programme management is the balancing line rather than a guess: every other line is a real quantity at a real price, and if the sponsorship raised moves, the thing that flexes is how much coordination the wave can afford, not how many founders it serves.</w:t>
+        <w:t>The budget, in six lines</w:t>
       </w:r>
     </w:p>
     <w:tbl>
@@ -12344,7 +12203,7 @@
                 <w:sz w:val="16"/>
                 <w:szCs w:val="16"/>
               </w:rPr>
-              <w:t>Budget line</w:t>
+              <w:t>Line</w:t>
             </w:r>
           </w:p>
         </w:tc>
@@ -12460,7 +12319,7 @@
                 <w:sz w:val="17"/>
                 <w:szCs w:val="17"/>
               </w:rPr>
-              <w:t>Delivery: 30 in-person cohorts at $3,000</w:t>
+              <w:t>Platform, AI review and hosting</w:t>
             </w:r>
           </w:p>
         </w:tc>
@@ -12487,7 +12346,7 @@
                 <w:sz w:val="17"/>
                 <w:szCs w:val="17"/>
               </w:rPr>
-              <w:t>$90,000</w:t>
+              <w:t>$60,000</w:t>
             </w:r>
           </w:p>
         </w:tc>
@@ -12514,7 +12373,7 @@
                 <w:sz w:val="17"/>
                 <w:szCs w:val="17"/>
               </w:rPr>
-              <w:t>EGP 4,789,800</w:t>
+              <w:t>EGP 3,193,200</w:t>
             </w:r>
           </w:p>
         </w:tc>
@@ -12541,7 +12400,7 @@
                 <w:sz w:val="17"/>
                 <w:szCs w:val="17"/>
               </w:rPr>
-              <w:t>47%</w:t>
+              <w:t>30%</w:t>
             </w:r>
           </w:p>
         </w:tc>
@@ -12574,7 +12433,7 @@
                 <w:sz w:val="17"/>
                 <w:szCs w:val="17"/>
               </w:rPr>
-              <w:t>Events and field activation</w:t>
+              <w:t>Content, webinars and the info session kit</w:t>
             </w:r>
           </w:p>
         </w:tc>
@@ -12602,7 +12461,7 @@
                 <w:sz w:val="17"/>
                 <w:szCs w:val="17"/>
               </w:rPr>
-              <w:t>$38,320</w:t>
+              <w:t>$25,000</w:t>
             </w:r>
           </w:p>
         </w:tc>
@@ -12630,7 +12489,7 @@
                 <w:sz w:val="17"/>
                 <w:szCs w:val="17"/>
               </w:rPr>
-              <w:t>EGP 2,039,390</w:t>
+              <w:t>EGP 1,330,500</w:t>
             </w:r>
           </w:p>
         </w:tc>
@@ -12658,7 +12517,7 @@
                 <w:sz w:val="17"/>
                 <w:szCs w:val="17"/>
               </w:rPr>
-              <w:t>20%</w:t>
+              <w:t>12%</w:t>
             </w:r>
           </w:p>
         </w:tc>
@@ -12690,7 +12549,7 @@
                 <w:sz w:val="17"/>
                 <w:szCs w:val="17"/>
               </w:rPr>
-              <w:t>Platform, AI review and infrastructure</w:t>
+              <w:t>Community: ambassadors and chapters</w:t>
             </w:r>
           </w:p>
         </w:tc>
@@ -12717,7 +12576,7 @@
                 <w:sz w:val="17"/>
                 <w:szCs w:val="17"/>
               </w:rPr>
-              <w:t>$26,000</w:t>
+              <w:t>$30,000</w:t>
             </w:r>
           </w:p>
         </w:tc>
@@ -12744,7 +12603,7 @@
                 <w:sz w:val="17"/>
                 <w:szCs w:val="17"/>
               </w:rPr>
-              <w:t>EGP 1,383,720</w:t>
+              <w:t>EGP 1,596,600</w:t>
             </w:r>
           </w:p>
         </w:tc>
@@ -12771,7 +12630,7 @@
                 <w:sz w:val="17"/>
                 <w:szCs w:val="17"/>
               </w:rPr>
-              <w:t>14%</w:t>
+              <w:t>15%</w:t>
             </w:r>
           </w:p>
         </w:tc>
@@ -12804,7 +12663,7 @@
                 <w:sz w:val="17"/>
                 <w:szCs w:val="17"/>
               </w:rPr>
-              <w:t>Content, Arabic production and localisation</w:t>
+              <w:t>Events: launch, regional showcases, demo day</w:t>
             </w:r>
           </w:p>
         </w:tc>
@@ -12832,7 +12691,7 @@
                 <w:sz w:val="17"/>
                 <w:szCs w:val="17"/>
               </w:rPr>
-              <w:t>$12,500</w:t>
+              <w:t>$35,000</w:t>
             </w:r>
           </w:p>
         </w:tc>
@@ -12860,7 +12719,7 @@
                 <w:sz w:val="17"/>
                 <w:szCs w:val="17"/>
               </w:rPr>
-              <w:t>EGP 665,250</w:t>
+              <w:t>EGP 1,862,700</w:t>
             </w:r>
           </w:p>
         </w:tc>
@@ -12888,7 +12747,7 @@
                 <w:sz w:val="17"/>
                 <w:szCs w:val="17"/>
               </w:rPr>
-              <w:t>7%</w:t>
+              <w:t>18%</w:t>
             </w:r>
           </w:p>
         </w:tc>
@@ -12920,7 +12779,7 @@
                 <w:sz w:val="17"/>
                 <w:szCs w:val="17"/>
               </w:rPr>
-              <w:t>Measurement, evaluation and reporting</w:t>
+              <w:t>Measurement, reporting and evaluation</w:t>
             </w:r>
           </w:p>
         </w:tc>
@@ -12947,7 +12806,7 @@
                 <w:sz w:val="17"/>
                 <w:szCs w:val="17"/>
               </w:rPr>
-              <w:t>$9,000</w:t>
+              <w:t>$15,000</w:t>
             </w:r>
           </w:p>
         </w:tc>
@@ -12974,7 +12833,7 @@
                 <w:sz w:val="17"/>
                 <w:szCs w:val="17"/>
               </w:rPr>
-              <w:t>EGP 478,980</w:t>
+              <w:t>EGP 798,300</w:t>
             </w:r>
           </w:p>
         </w:tc>
@@ -13001,7 +12860,7 @@
                 <w:sz w:val="17"/>
                 <w:szCs w:val="17"/>
               </w:rPr>
-              <w:t>5%</w:t>
+              <w:t>8%</w:t>
             </w:r>
           </w:p>
         </w:tc>
@@ -13034,7 +12893,7 @@
                 <w:sz w:val="17"/>
                 <w:szCs w:val="17"/>
               </w:rPr>
-              <w:t>Programme management and coordination</w:t>
+              <w:t>Programme coordination</w:t>
             </w:r>
           </w:p>
         </w:tc>
@@ -13062,7 +12921,7 @@
                 <w:sz w:val="17"/>
                 <w:szCs w:val="17"/>
               </w:rPr>
-              <w:t>$14,680</w:t>
+              <w:t>$35,000</w:t>
             </w:r>
           </w:p>
         </w:tc>
@@ -13090,7 +12949,7 @@
                 <w:sz w:val="17"/>
                 <w:szCs w:val="17"/>
               </w:rPr>
-              <w:t>EGP 781,270</w:t>
+              <w:t>EGP 1,862,700</w:t>
             </w:r>
           </w:p>
         </w:tc>
@@ -13118,7 +12977,7 @@
                 <w:sz w:val="17"/>
                 <w:szCs w:val="17"/>
               </w:rPr>
-              <w:t>8%</w:t>
+              <w:t>18%</w:t>
             </w:r>
           </w:p>
         </w:tc>
@@ -13179,7 +13038,7 @@
                 <w:sz w:val="17"/>
                 <w:szCs w:val="17"/>
               </w:rPr>
-              <w:t>$190,500</w:t>
+              <w:t>$200,000</w:t>
             </w:r>
           </w:p>
         </w:tc>
@@ -13207,7 +13066,7 @@
                 <w:sz w:val="17"/>
                 <w:szCs w:val="17"/>
               </w:rPr>
-              <w:t>EGP 10,138,410</w:t>
+              <w:t>EGP 10,644,000</w:t>
             </w:r>
           </w:p>
         </w:tc>
@@ -13261,7 +13120,7 @@
           <w:sz w:val="19"/>
           <w:szCs w:val="19"/>
         </w:rPr>
-        <w:t>The two unit prices this rests on are not invented for this document. $5.00 a sponsored founder is the national initiative seat price in the company's financial model, year one, described there as priced for a ministry buying tens of thousands. $3,000 for an in-person cohort of 25 is the model's own direct cost of $1,770 plus the field, which Section 12 itemises.</w:t>
+        <w:t>Six lines, because the wave does six things: it runs a platform, it makes content and webinars, it feeds a community of ambassadors and chapters, it holds events, it measures itself, and it is coordinated by four people. There is no seventh line and no contingency dressed up as one.</w:t>
       </w:r>
     </w:p>
     <w:p>
@@ -13280,23 +13139,6 @@
           <w:szCs w:val="24"/>
         </w:rPr>
         <w:t>Cost per outcome</w:t>
-      </w:r>
-    </w:p>
-    <w:p>
-      <w:pPr>
-        <w:widowControl w:val="true"/>
-        <w:spacing w:before="0" w:after="100" w:line="322" w:lineRule="auto"/>
-      </w:pPr>
-      <w:r>
-        <w:rPr>
-          <w:rFonts w:ascii="Plus Jakarta Sans" w:hAnsi="Plus Jakarta Sans" w:cs="Segoe UI"/>
-          <w:b w:val="0"/>
-          <w:i w:val="0"/>
-          <w:color w:val="0B0E14"/>
-          <w:sz w:val="19"/>
-          <w:szCs w:val="19"/>
-        </w:rPr>
-        <w:t>The numbers a partner's finance function will ask for, and the ones most programmes cannot produce.</w:t>
       </w:r>
     </w:p>
     <w:tbl>
@@ -13435,7 +13277,7 @@
                 <w:sz w:val="17"/>
                 <w:szCs w:val="17"/>
               </w:rPr>
-              <w:t>Cost per person reached</w:t>
+              <w:t>Cost per registered entrepreneur</w:t>
             </w:r>
           </w:p>
         </w:tc>
@@ -13462,7 +13304,7 @@
                 <w:sz w:val="17"/>
                 <w:szCs w:val="17"/>
               </w:rPr>
-              <w:t>$0.16</w:t>
+              <w:t>$0.20</w:t>
             </w:r>
           </w:p>
         </w:tc>
@@ -13489,7 +13331,7 @@
                 <w:sz w:val="17"/>
                 <w:szCs w:val="17"/>
               </w:rPr>
-              <w:t>8.45</w:t>
+              <w:t>10.64</w:t>
             </w:r>
           </w:p>
         </w:tc>
@@ -13522,7 +13364,7 @@
                 <w:sz w:val="17"/>
                 <w:szCs w:val="17"/>
               </w:rPr>
-              <w:t>Cost per registered founder</w:t>
+              <w:t>Cost per entrepreneur who finishes the free tier</w:t>
             </w:r>
           </w:p>
         </w:tc>
@@ -13550,7 +13392,7 @@
                 <w:sz w:val="17"/>
                 <w:szCs w:val="17"/>
               </w:rPr>
-              <w:t>$0.96</w:t>
+              <w:t>$0.89</w:t>
             </w:r>
           </w:p>
         </w:tc>
@@ -13578,7 +13420,7 @@
                 <w:sz w:val="17"/>
                 <w:szCs w:val="17"/>
               </w:rPr>
-              <w:t>51.20</w:t>
+              <w:t>47.31</w:t>
             </w:r>
           </w:p>
         </w:tc>
@@ -13610,7 +13452,7 @@
                 <w:sz w:val="17"/>
                 <w:szCs w:val="17"/>
               </w:rPr>
-              <w:t>Cost per founder completing the free tier</w:t>
+              <w:t>Cost per entrepreneur who finishes all 15 missions</w:t>
             </w:r>
           </w:p>
         </w:tc>
@@ -13637,7 +13479,7 @@
                 <w:sz w:val="17"/>
                 <w:szCs w:val="17"/>
               </w:rPr>
-              <w:t>$3.24</w:t>
+              <w:t>$7.41</w:t>
             </w:r>
           </w:p>
         </w:tc>
@@ -13664,7 +13506,7 @@
                 <w:sz w:val="17"/>
                 <w:szCs w:val="17"/>
               </w:rPr>
-              <w:t>172.52</w:t>
+              <w:t>394.22</w:t>
             </w:r>
           </w:p>
         </w:tc>
@@ -13697,7 +13539,7 @@
                 <w:sz w:val="17"/>
                 <w:szCs w:val="17"/>
               </w:rPr>
-              <w:t>Cost per sponsored founder, all 15 missions</w:t>
+              <w:t>Cost per idea in the bank</w:t>
             </w:r>
           </w:p>
         </w:tc>
@@ -13725,7 +13567,7 @@
                 <w:sz w:val="17"/>
                 <w:szCs w:val="17"/>
               </w:rPr>
-              <w:t>$5.00</w:t>
+              <w:t>$0.65</w:t>
             </w:r>
           </w:p>
         </w:tc>
@@ -13753,7 +13595,7 @@
                 <w:sz w:val="17"/>
                 <w:szCs w:val="17"/>
               </w:rPr>
-              <w:t>266.10</w:t>
+              <w:t>34.78</w:t>
             </w:r>
           </w:p>
         </w:tc>
@@ -13785,7 +13627,7 @@
                 <w:sz w:val="17"/>
                 <w:szCs w:val="17"/>
               </w:rPr>
-              <w:t>Cost per in-person seat</w:t>
+              <w:t>Cost per venture trading at month 12</w:t>
             </w:r>
           </w:p>
         </w:tc>
@@ -13812,7 +13654,7 @@
                 <w:sz w:val="17"/>
                 <w:szCs w:val="17"/>
               </w:rPr>
-              <w:t>$120.00</w:t>
+              <w:t>$123.46</w:t>
             </w:r>
           </w:p>
         </w:tc>
@@ -13839,96 +13681,7 @@
                 <w:sz w:val="17"/>
                 <w:szCs w:val="17"/>
               </w:rPr>
-              <w:t>6,386.40</w:t>
-            </w:r>
-          </w:p>
-        </w:tc>
-      </w:tr>
-      <w:tr>
-        <w:trPr>
-          <w:cantSplit w:val="true"/>
-        </w:trPr>
-        <w:tc>
-          <w:tcPr>
-            <w:tcW w:type="dxa" w:w="5443"/>
-            <w:shd w:val="clear" w:fill="F5F6F8"/>
-            <w:tcMar>
-              <w:top w:w="73" w:type="dxa"/>
-              <w:start w:w="90" w:type="dxa"/>
-              <w:bottom w:w="73" w:type="dxa"/>
-              <w:end w:w="79" w:type="dxa"/>
-            </w:tcMar>
-          </w:tcPr>
-          <w:p>
-            <w:pPr>
-              <w:spacing w:after="0" w:line="288" w:lineRule="auto"/>
-            </w:pPr>
-            <w:r>
-              <w:rPr>
-                <w:rFonts w:ascii="Plus Jakarta Sans" w:hAnsi="Plus Jakarta Sans" w:cs="Segoe UI"/>
-                <w:b/>
-                <w:i w:val="0"/>
-                <w:color w:val="0B0E14"/>
-                <w:sz w:val="17"/>
-                <w:szCs w:val="17"/>
-              </w:rPr>
-              <w:t>Cost per venture trading at month 12</w:t>
-            </w:r>
-          </w:p>
-        </w:tc>
-        <w:tc>
-          <w:tcPr>
-            <w:tcW w:type="dxa" w:w="1701"/>
-            <w:shd w:val="clear" w:fill="F5F6F8"/>
-            <w:tcMar>
-              <w:top w:w="73" w:type="dxa"/>
-              <w:start w:w="90" w:type="dxa"/>
-              <w:bottom w:w="73" w:type="dxa"/>
-              <w:end w:w="79" w:type="dxa"/>
-            </w:tcMar>
-          </w:tcPr>
-          <w:p>
-            <w:pPr>
-              <w:spacing w:after="0" w:line="288" w:lineRule="auto"/>
-            </w:pPr>
-            <w:r>
-              <w:rPr>
-                <w:rFonts w:ascii="Plus Jakarta Sans" w:hAnsi="Plus Jakarta Sans" w:cs="Segoe UI"/>
-                <w:b w:val="0"/>
-                <w:i w:val="0"/>
-                <w:color w:val="3A4050"/>
-                <w:sz w:val="17"/>
-                <w:szCs w:val="17"/>
-              </w:rPr>
-              <w:t>$94.78</w:t>
-            </w:r>
-          </w:p>
-        </w:tc>
-        <w:tc>
-          <w:tcPr>
-            <w:tcW w:type="dxa" w:w="2268"/>
-            <w:shd w:val="clear" w:fill="F5F6F8"/>
-            <w:tcMar>
-              <w:top w:w="73" w:type="dxa"/>
-              <w:start w:w="90" w:type="dxa"/>
-              <w:bottom w:w="73" w:type="dxa"/>
-              <w:end w:w="79" w:type="dxa"/>
-            </w:tcMar>
-          </w:tcPr>
-          <w:p>
-            <w:pPr>
-              <w:spacing w:after="0" w:line="288" w:lineRule="auto"/>
-            </w:pPr>
-            <w:r>
-              <w:rPr>
-                <w:rFonts w:ascii="Plus Jakarta Sans" w:hAnsi="Plus Jakarta Sans" w:cs="Segoe UI"/>
-                <w:b w:val="0"/>
-                <w:i w:val="0"/>
-                <w:color w:val="3A4050"/>
-                <w:sz w:val="17"/>
-                <w:szCs w:val="17"/>
-              </w:rPr>
-              <w:t>5,043.99</w:t>
+              <w:t>6,570.37</w:t>
             </w:r>
           </w:p>
         </w:tc>
@@ -13959,7 +13712,7 @@
           <w:sz w:val="18"/>
           <w:szCs w:val="18"/>
         </w:rPr>
-        <w:t>The sponsored founder and the in-person seat are prices, not averages.</w:t>
+        <w:t>Twenty cents a head.</w:t>
       </w:r>
       <w:r>
         <w:rPr>
@@ -13970,7 +13723,7 @@
           <w:sz w:val="18"/>
           <w:szCs w:val="18"/>
         </w:rPr>
-        <w:t xml:space="preserve"> They are what a partner pays and what the wave spends, and they are equal because the wave takes no margin: the surplus on the budget above is nil by design. StartPad's own return is elsewhere, and Section 14 sets it out rather than leaving a partner to wonder about it.</w:t>
+        <w:t xml:space="preserve"> That is not a number a corporate programme can reach on its own, and it is the whole argument for a coalition. The one to compare against anything else a partner funds is $7.41 per entrepreneur who finishes all fifteen missions, because that is a person who took an idea to a tested model, a prototype and a launch plan.</w:t>
       </w:r>
     </w:p>
     <w:p>
@@ -13988,7 +13741,7 @@
           <w:sz w:val="24"/>
           <w:szCs w:val="24"/>
         </w:rPr>
-        <w:t>And when is the million</w:t>
+        <w:t>And what comes after the million</w:t>
       </w:r>
     </w:p>
     <w:tbl>
@@ -14007,10 +13760,10 @@
         <w:tblLook w:firstColumn="1" w:firstRow="1" w:lastColumn="0" w:lastRow="0" w:noHBand="0" w:noVBand="1" w:val="04A0"/>
       </w:tblPr>
       <w:tblGrid>
-        <w:gridCol w:w="1020"/>
+        <w:gridCol w:w="1247"/>
         <w:gridCol w:w="1927"/>
         <w:gridCol w:w="1927"/>
-        <w:gridCol w:w="4536"/>
+        <w:gridCol w:w="4309"/>
       </w:tblGrid>
       <w:tr>
         <w:trPr>
@@ -14018,7 +13771,7 @@
         </w:trPr>
         <w:tc>
           <w:tcPr>
-            <w:tcW w:type="dxa" w:w="1020"/>
+            <w:tcW w:type="dxa" w:w="1247"/>
             <w:shd w:val="clear" w:fill="0B0E14"/>
             <w:tcMar>
               <w:top w:w="79" w:type="dxa"/>
@@ -14096,13 +13849,13 @@
                 <w:sz w:val="16"/>
                 <w:szCs w:val="16"/>
               </w:rPr>
-              <w:t>Where</w:t>
-            </w:r>
-          </w:p>
-        </w:tc>
-        <w:tc>
-          <w:tcPr>
-            <w:tcW w:type="dxa" w:w="4535"/>
+              <w:t>What it is</w:t>
+            </w:r>
+          </w:p>
+        </w:tc>
+        <w:tc>
+          <w:tcPr>
+            <w:tcW w:type="dxa" w:w="4309"/>
             <w:shd w:val="clear" w:fill="0B0E14"/>
             <w:tcMar>
               <w:top w:w="79" w:type="dxa"/>
@@ -14135,7 +13888,7 @@
         </w:trPr>
         <w:tc>
           <w:tcPr>
-            <w:tcW w:type="dxa" w:w="1020"/>
+            <w:tcW w:type="dxa" w:w="1247"/>
             <w:tcMar>
               <w:top w:w="73" w:type="dxa"/>
               <w:start w:w="90" w:type="dxa"/>
@@ -14210,13 +13963,13 @@
                 <w:sz w:val="17"/>
                 <w:szCs w:val="17"/>
               </w:rPr>
-              <w:t>Egypt, 12 governorates</w:t>
-            </w:r>
-          </w:p>
-        </w:tc>
-        <w:tc>
-          <w:tcPr>
-            <w:tcW w:type="dxa" w:w="4535"/>
+              <w:t>One million registered</w:t>
+            </w:r>
+          </w:p>
+        </w:tc>
+        <w:tc>
+          <w:tcPr>
+            <w:tcW w:type="dxa" w:w="4309"/>
             <w:tcMar>
               <w:top w:w="73" w:type="dxa"/>
               <w:start w:w="90" w:type="dxa"/>
@@ -14237,7 +13990,7 @@
                 <w:sz w:val="17"/>
                 <w:szCs w:val="17"/>
               </w:rPr>
-              <w:t>The wave this framework covers. Proves the unit economics and builds the coalition.</w:t>
+              <w:t>The wave this framework covers. Free, online, viral, funded entirely by the coalition.</w:t>
             </w:r>
           </w:p>
         </w:tc>
@@ -14248,7 +14001,7 @@
         </w:trPr>
         <w:tc>
           <w:tcPr>
-            <w:tcW w:type="dxa" w:w="1020"/>
+            <w:tcW w:type="dxa" w:w="1247"/>
             <w:shd w:val="clear" w:fill="F5F6F8"/>
             <w:tcMar>
               <w:top w:w="73" w:type="dxa"/>
@@ -14270,7 +14023,7 @@
                 <w:sz w:val="17"/>
                 <w:szCs w:val="17"/>
               </w:rPr>
-              <w:t>Wave 2</w:t>
+              <w:t>After the wave</w:t>
             </w:r>
           </w:p>
         </w:tc>
@@ -14298,7 +14051,7 @@
                 <w:sz w:val="17"/>
                 <w:szCs w:val="17"/>
               </w:rPr>
-              <w:t>September 2027 to February 2028</w:t>
+              <w:t>From September 2027</w:t>
             </w:r>
           </w:p>
         </w:tc>
@@ -14326,13 +14079,13 @@
                 <w:sz w:val="17"/>
                 <w:szCs w:val="17"/>
               </w:rPr>
-              <w:t>Egypt, 20 governorates</w:t>
-            </w:r>
-          </w:p>
-        </w:tc>
-        <w:tc>
-          <w:tcPr>
-            <w:tcW w:type="dxa" w:w="4535"/>
+              <w:t>Depth, not reach</w:t>
+            </w:r>
+          </w:p>
+        </w:tc>
+        <w:tc>
+          <w:tcPr>
+            <w:tcW w:type="dxa" w:w="4309"/>
             <w:shd w:val="clear" w:fill="F5F6F8"/>
             <w:tcMar>
               <w:top w:w="73" w:type="dxa"/>
@@ -14354,7 +14107,7 @@
                 <w:sz w:val="17"/>
                 <w:szCs w:val="17"/>
               </w:rPr>
-              <w:t>The extension. Same coalition, wider geography, lower cost per founder because the facilitator pool and the chapters already exist.</w:t>
+              <w:t>The question stops being how many registered and becomes how many are still building. Paid cohorts, institutional programmes and accelerator places are sold commercially to the people this wave found.</w:t>
             </w:r>
           </w:p>
         </w:tc>
@@ -14365,7 +14118,7 @@
         </w:trPr>
         <w:tc>
           <w:tcPr>
-            <w:tcW w:type="dxa" w:w="1020"/>
+            <w:tcW w:type="dxa" w:w="1247"/>
             <w:tcMar>
               <w:top w:w="73" w:type="dxa"/>
               <w:start w:w="90" w:type="dxa"/>
@@ -14386,7 +14139,7 @@
                 <w:sz w:val="17"/>
                 <w:szCs w:val="17"/>
               </w:rPr>
-              <w:t>Wave 3</w:t>
+              <w:t>Wave 2</w:t>
             </w:r>
           </w:p>
         </w:tc>
@@ -14413,7 +14166,7 @@
                 <w:sz w:val="17"/>
                 <w:szCs w:val="17"/>
               </w:rPr>
-              <w:t>March to August 2028</w:t>
+              <w:t>2028</w:t>
             </w:r>
           </w:p>
         </w:tc>
@@ -14440,13 +14193,13 @@
                 <w:sz w:val="17"/>
                 <w:szCs w:val="17"/>
               </w:rPr>
-              <w:t>Egypt, all 27 governorates</w:t>
-            </w:r>
-          </w:p>
-        </w:tc>
-        <w:tc>
-          <w:tcPr>
-            <w:tcW w:type="dxa" w:w="4535"/>
+              <w:t>The region</w:t>
+            </w:r>
+          </w:p>
+        </w:tc>
+        <w:tc>
+          <w:tcPr>
+            <w:tcW w:type="dxa" w:w="4309"/>
             <w:tcMar>
               <w:top w:w="73" w:type="dxa"/>
               <w:start w:w="90" w:type="dxa"/>
@@ -14467,124 +14220,7 @@
                 <w:sz w:val="17"/>
                 <w:szCs w:val="17"/>
               </w:rPr>
-              <w:t>National coverage, with the schools and technical education systems carrying volume the university system cannot.</w:t>
-            </w:r>
-          </w:p>
-        </w:tc>
-      </w:tr>
-      <w:tr>
-        <w:trPr>
-          <w:cantSplit w:val="true"/>
-        </w:trPr>
-        <w:tc>
-          <w:tcPr>
-            <w:tcW w:type="dxa" w:w="1020"/>
-            <w:shd w:val="clear" w:fill="F5F6F8"/>
-            <w:tcMar>
-              <w:top w:w="73" w:type="dxa"/>
-              <w:start w:w="90" w:type="dxa"/>
-              <w:bottom w:w="73" w:type="dxa"/>
-              <w:end w:w="79" w:type="dxa"/>
-            </w:tcMar>
-          </w:tcPr>
-          <w:p>
-            <w:pPr>
-              <w:spacing w:after="0" w:line="288" w:lineRule="auto"/>
-            </w:pPr>
-            <w:r>
-              <w:rPr>
-                <w:rFonts w:ascii="Plus Jakarta Sans" w:hAnsi="Plus Jakarta Sans" w:cs="Segoe UI"/>
-                <w:b/>
-                <w:i w:val="0"/>
-                <w:color w:val="0B0E14"/>
-                <w:sz w:val="17"/>
-                <w:szCs w:val="17"/>
-              </w:rPr>
-              <w:t>Wave 4</w:t>
-            </w:r>
-          </w:p>
-        </w:tc>
-        <w:tc>
-          <w:tcPr>
-            <w:tcW w:type="dxa" w:w="1928"/>
-            <w:shd w:val="clear" w:fill="F5F6F8"/>
-            <w:tcMar>
-              <w:top w:w="73" w:type="dxa"/>
-              <w:start w:w="90" w:type="dxa"/>
-              <w:bottom w:w="73" w:type="dxa"/>
-              <w:end w:w="79" w:type="dxa"/>
-            </w:tcMar>
-          </w:tcPr>
-          <w:p>
-            <w:pPr>
-              <w:spacing w:after="0" w:line="288" w:lineRule="auto"/>
-            </w:pPr>
-            <w:r>
-              <w:rPr>
-                <w:rFonts w:ascii="Plus Jakarta Sans" w:hAnsi="Plus Jakarta Sans" w:cs="Segoe UI"/>
-                <w:b w:val="0"/>
-                <w:i w:val="0"/>
-                <w:color w:val="3A4050"/>
-                <w:sz w:val="17"/>
-                <w:szCs w:val="17"/>
-              </w:rPr>
-              <w:t>September 2028 to February 2029</w:t>
-            </w:r>
-          </w:p>
-        </w:tc>
-        <w:tc>
-          <w:tcPr>
-            <w:tcW w:type="dxa" w:w="1928"/>
-            <w:shd w:val="clear" w:fill="F5F6F8"/>
-            <w:tcMar>
-              <w:top w:w="73" w:type="dxa"/>
-              <w:start w:w="90" w:type="dxa"/>
-              <w:bottom w:w="73" w:type="dxa"/>
-              <w:end w:w="79" w:type="dxa"/>
-            </w:tcMar>
-          </w:tcPr>
-          <w:p>
-            <w:pPr>
-              <w:spacing w:after="0" w:line="288" w:lineRule="auto"/>
-            </w:pPr>
-            <w:r>
-              <w:rPr>
-                <w:rFonts w:ascii="Plus Jakarta Sans" w:hAnsi="Plus Jakarta Sans" w:cs="Segoe UI"/>
-                <w:b w:val="0"/>
-                <w:i w:val="0"/>
-                <w:color w:val="3A4050"/>
-                <w:sz w:val="17"/>
-                <w:szCs w:val="17"/>
-              </w:rPr>
-              <w:t>Egypt, plus the region</w:t>
-            </w:r>
-          </w:p>
-        </w:tc>
-        <w:tc>
-          <w:tcPr>
-            <w:tcW w:type="dxa" w:w="4535"/>
-            <w:shd w:val="clear" w:fill="F5F6F8"/>
-            <w:tcMar>
-              <w:top w:w="73" w:type="dxa"/>
-              <w:start w:w="90" w:type="dxa"/>
-              <w:bottom w:w="73" w:type="dxa"/>
-              <w:end w:w="79" w:type="dxa"/>
-            </w:tcMar>
-          </w:tcPr>
-          <w:p>
-            <w:pPr>
-              <w:spacing w:after="0" w:line="288" w:lineRule="auto"/>
-            </w:pPr>
-            <w:r>
-              <w:rPr>
-                <w:rFonts w:ascii="Plus Jakarta Sans" w:hAnsi="Plus Jakarta Sans" w:cs="Segoe UI"/>
-                <w:b w:val="0"/>
-                <w:i w:val="0"/>
-                <w:color w:val="3A4050"/>
-                <w:sz w:val="17"/>
-                <w:szCs w:val="17"/>
-              </w:rPr>
-              <w:t>The million is crossed inside this wave on these rates. Anything faster needs either a national initiative mandating participation or a step change in sponsorship.</w:t>
+              <w:t>The same model, the same coalition, run across Saudi Arabia and the wider region with the content and the loops already built.</w:t>
             </w:r>
           </w:p>
         </w:tc>
@@ -14595,23 +14231,6 @@
         <w:widowControl w:val="true"/>
         <w:spacing w:before="0" w:after="140" w:line="322" w:lineRule="auto"/>
       </w:pPr>
-    </w:p>
-    <w:p>
-      <w:pPr>
-        <w:widowControl w:val="true"/>
-        <w:spacing w:before="0" w:after="100" w:line="322" w:lineRule="auto"/>
-      </w:pPr>
-      <w:r>
-        <w:rPr>
-          <w:rFonts w:ascii="Plus Jakarta Sans" w:hAnsi="Plus Jakarta Sans" w:cs="Segoe UI"/>
-          <w:b w:val="0"/>
-          <w:i w:val="0"/>
-          <w:color w:val="0B0E14"/>
-          <w:sz w:val="19"/>
-          <w:szCs w:val="19"/>
-        </w:rPr>
-        <w:t>Anything faster than this needs either a national initiative that mandates participation across the university and technical education systems, or a step change in sponsorship. Both are possible. Neither is assumed here.</w:t>
-      </w:r>
     </w:p>
     <w:p>
       <w:pPr>
@@ -14646,7 +14265,7 @@
           <w:sz w:val="40"/>
           <w:szCs w:val="40"/>
         </w:rPr>
-        <w:t>Operations in the field</w:t>
+        <w:t>How it goes viral</w:t>
       </w:r>
     </w:p>
     <w:p>
@@ -14671,7 +14290,7 @@
           <w:sz w:val="22"/>
           <w:szCs w:val="22"/>
         </w:rPr>
-        <w:t>A budget written in Cairo for a programme that runs in Qena is wrong in one predictable way: it leaves out the cost of getting there. This section is that cost, stated in full, because it is the difference between a governorate programme that happens and one that is announced.</w:t>
+        <w:t>A million people is not a budget line. Nobody on the invitation list has enough money to buy a million registrations in Egypt, and if they did the people bought would not finish anything. The million has to spread, and this section is how.</w:t>
       </w:r>
     </w:p>
     <w:p>
@@ -14689,1927 +14308,25 @@
           <w:sz w:val="24"/>
           <w:szCs w:val="24"/>
         </w:rPr>
-        <w:t>What an in-person cohort actually costs</w:t>
+        <w:t>Half of it is seeded, half of it is referred</w:t>
       </w:r>
     </w:p>
-    <w:tbl>
-      <w:tblPr>
-        <w:tblW w:type="dxa" w:w="9412"/>
-        <w:jc w:val="left"/>
-        <w:tblBorders>
-          <w:top w:val="single" w:sz="4" w:color="E2E4EA"/>
-          <w:left w:val="single" w:sz="4" w:color="E2E4EA"/>
-          <w:bottom w:val="single" w:sz="4" w:color="E2E4EA"/>
-          <w:right w:val="single" w:sz="4" w:color="E2E4EA"/>
-          <w:insideH w:val="single" w:sz="4" w:color="E2E4EA"/>
-          <w:insideV w:val="single" w:sz="4" w:color="E2E4EA"/>
-        </w:tblBorders>
-        <w:tblLayout w:type="fixed"/>
-        <w:tblLook w:firstColumn="1" w:firstRow="1" w:lastColumn="0" w:lastRow="0" w:noHBand="0" w:noVBand="1" w:val="04A0"/>
-      </w:tblPr>
-      <w:tblGrid>
-        <w:gridCol w:w="3061"/>
-        <w:gridCol w:w="1020"/>
-        <w:gridCol w:w="1134"/>
-        <w:gridCol w:w="680"/>
-        <w:gridCol w:w="3515"/>
-      </w:tblGrid>
-      <w:tr>
-        <w:trPr>
-          <w:tblHeader w:val="true"/>
-        </w:trPr>
-        <w:tc>
-          <w:tcPr>
-            <w:tcW w:type="dxa" w:w="3061"/>
-            <w:shd w:val="clear" w:fill="0B0E14"/>
-            <w:tcMar>
-              <w:top w:w="79" w:type="dxa"/>
-              <w:start w:w="90" w:type="dxa"/>
-              <w:bottom w:w="79" w:type="dxa"/>
-              <w:end w:w="79" w:type="dxa"/>
-            </w:tcMar>
-          </w:tcPr>
-          <w:p>
-            <w:pPr>
-              <w:spacing w:after="0" w:line="278" w:lineRule="auto"/>
-            </w:pPr>
-            <w:r>
-              <w:rPr>
-                <w:rFonts w:ascii="Plus Jakarta Sans" w:hAnsi="Plus Jakarta Sans" w:cs="Segoe UI"/>
-                <w:b/>
-                <w:i w:val="0"/>
-                <w:color w:val="FFFFFF"/>
-                <w:sz w:val="16"/>
-                <w:szCs w:val="16"/>
-              </w:rPr>
-              <w:t>Line</w:t>
-            </w:r>
-          </w:p>
-        </w:tc>
-        <w:tc>
-          <w:tcPr>
-            <w:tcW w:type="dxa" w:w="1020"/>
-            <w:shd w:val="clear" w:fill="0B0E14"/>
-            <w:tcMar>
-              <w:top w:w="79" w:type="dxa"/>
-              <w:start w:w="90" w:type="dxa"/>
-              <w:bottom w:w="79" w:type="dxa"/>
-              <w:end w:w="79" w:type="dxa"/>
-            </w:tcMar>
-          </w:tcPr>
-          <w:p>
-            <w:pPr>
-              <w:spacing w:after="0" w:line="278" w:lineRule="auto"/>
-            </w:pPr>
-            <w:r>
-              <w:rPr>
-                <w:rFonts w:ascii="Plus Jakarta Sans" w:hAnsi="Plus Jakarta Sans" w:cs="Segoe UI"/>
-                <w:b/>
-                <w:i w:val="0"/>
-                <w:color w:val="FFFFFF"/>
-                <w:sz w:val="16"/>
-                <w:szCs w:val="16"/>
-              </w:rPr>
-              <w:t>USD</w:t>
-            </w:r>
-          </w:p>
-        </w:tc>
-        <w:tc>
-          <w:tcPr>
-            <w:tcW w:type="dxa" w:w="1134"/>
-            <w:shd w:val="clear" w:fill="0B0E14"/>
-            <w:tcMar>
-              <w:top w:w="79" w:type="dxa"/>
-              <w:start w:w="90" w:type="dxa"/>
-              <w:bottom w:w="79" w:type="dxa"/>
-              <w:end w:w="79" w:type="dxa"/>
-            </w:tcMar>
-          </w:tcPr>
-          <w:p>
-            <w:pPr>
-              <w:spacing w:after="0" w:line="278" w:lineRule="auto"/>
-            </w:pPr>
-            <w:r>
-              <w:rPr>
-                <w:rFonts w:ascii="Plus Jakarta Sans" w:hAnsi="Plus Jakarta Sans" w:cs="Segoe UI"/>
-                <w:b/>
-                <w:i w:val="0"/>
-                <w:color w:val="FFFFFF"/>
-                <w:sz w:val="16"/>
-                <w:szCs w:val="16"/>
-              </w:rPr>
-              <w:t>EGP</w:t>
-            </w:r>
-          </w:p>
-        </w:tc>
-        <w:tc>
-          <w:tcPr>
-            <w:tcW w:type="dxa" w:w="680"/>
-            <w:shd w:val="clear" w:fill="0B0E14"/>
-            <w:tcMar>
-              <w:top w:w="79" w:type="dxa"/>
-              <w:start w:w="90" w:type="dxa"/>
-              <w:bottom w:w="79" w:type="dxa"/>
-              <w:end w:w="79" w:type="dxa"/>
-            </w:tcMar>
-          </w:tcPr>
-          <w:p>
-            <w:pPr>
-              <w:spacing w:after="0" w:line="278" w:lineRule="auto"/>
-            </w:pPr>
-            <w:r>
-              <w:rPr>
-                <w:rFonts w:ascii="Plus Jakarta Sans" w:hAnsi="Plus Jakarta Sans" w:cs="Segoe UI"/>
-                <w:b/>
-                <w:i w:val="0"/>
-                <w:color w:val="FFFFFF"/>
-                <w:sz w:val="16"/>
-                <w:szCs w:val="16"/>
-              </w:rPr>
-              <w:t>Field</w:t>
-            </w:r>
-          </w:p>
-        </w:tc>
-        <w:tc>
-          <w:tcPr>
-            <w:tcW w:type="dxa" w:w="3515"/>
-            <w:shd w:val="clear" w:fill="0B0E14"/>
-            <w:tcMar>
-              <w:top w:w="79" w:type="dxa"/>
-              <w:start w:w="90" w:type="dxa"/>
-              <w:bottom w:w="79" w:type="dxa"/>
-              <w:end w:w="79" w:type="dxa"/>
-            </w:tcMar>
-          </w:tcPr>
-          <w:p>
-            <w:pPr>
-              <w:spacing w:after="0" w:line="278" w:lineRule="auto"/>
-            </w:pPr>
-            <w:r>
-              <w:rPr>
-                <w:rFonts w:ascii="Plus Jakarta Sans" w:hAnsi="Plus Jakarta Sans" w:cs="Segoe UI"/>
-                <w:b/>
-                <w:i w:val="0"/>
-                <w:color w:val="FFFFFF"/>
-                <w:sz w:val="16"/>
-                <w:szCs w:val="16"/>
-              </w:rPr>
-              <w:t>Note</w:t>
-            </w:r>
-          </w:p>
-        </w:tc>
-      </w:tr>
-      <w:tr>
-        <w:trPr>
-          <w:cantSplit w:val="true"/>
-        </w:trPr>
-        <w:tc>
-          <w:tcPr>
-            <w:tcW w:type="dxa" w:w="3061"/>
-            <w:tcMar>
-              <w:top w:w="73" w:type="dxa"/>
-              <w:start w:w="90" w:type="dxa"/>
-              <w:bottom w:w="73" w:type="dxa"/>
-              <w:end w:w="79" w:type="dxa"/>
-            </w:tcMar>
-          </w:tcPr>
-          <w:p>
-            <w:pPr>
-              <w:spacing w:after="0" w:line="288" w:lineRule="auto"/>
-            </w:pPr>
-            <w:r>
-              <w:rPr>
-                <w:rFonts w:ascii="Plus Jakarta Sans" w:hAnsi="Plus Jakarta Sans" w:cs="Segoe UI"/>
-                <w:b/>
-                <w:i w:val="0"/>
-                <w:color w:val="0B0E14"/>
-                <w:sz w:val="17"/>
-                <w:szCs w:val="17"/>
-              </w:rPr>
-              <w:t>Facilitation: two certified facilitators, six days</w:t>
-            </w:r>
-          </w:p>
-        </w:tc>
-        <w:tc>
-          <w:tcPr>
-            <w:tcW w:type="dxa" w:w="1020"/>
-            <w:tcMar>
-              <w:top w:w="73" w:type="dxa"/>
-              <w:start w:w="90" w:type="dxa"/>
-              <w:bottom w:w="73" w:type="dxa"/>
-              <w:end w:w="79" w:type="dxa"/>
-            </w:tcMar>
-          </w:tcPr>
-          <w:p>
-            <w:pPr>
-              <w:spacing w:after="0" w:line="288" w:lineRule="auto"/>
-            </w:pPr>
-            <w:r>
-              <w:rPr>
-                <w:rFonts w:ascii="Plus Jakarta Sans" w:hAnsi="Plus Jakarta Sans" w:cs="Segoe UI"/>
-                <w:b w:val="0"/>
-                <w:i w:val="0"/>
-                <w:color w:val="3A4050"/>
-                <w:sz w:val="17"/>
-                <w:szCs w:val="17"/>
-              </w:rPr>
-              <w:t>$1,020</w:t>
-            </w:r>
-          </w:p>
-        </w:tc>
-        <w:tc>
-          <w:tcPr>
-            <w:tcW w:type="dxa" w:w="1134"/>
-            <w:tcMar>
-              <w:top w:w="73" w:type="dxa"/>
-              <w:start w:w="90" w:type="dxa"/>
-              <w:bottom w:w="73" w:type="dxa"/>
-              <w:end w:w="79" w:type="dxa"/>
-            </w:tcMar>
-          </w:tcPr>
-          <w:p>
-            <w:pPr>
-              <w:spacing w:after="0" w:line="288" w:lineRule="auto"/>
-            </w:pPr>
-            <w:r>
-              <w:rPr>
-                <w:rFonts w:ascii="Plus Jakarta Sans" w:hAnsi="Plus Jakarta Sans" w:cs="Segoe UI"/>
-                <w:b w:val="0"/>
-                <w:i w:val="0"/>
-                <w:color w:val="3A4050"/>
-                <w:sz w:val="17"/>
-                <w:szCs w:val="17"/>
-              </w:rPr>
-              <w:t>54,284</w:t>
-            </w:r>
-          </w:p>
-        </w:tc>
-        <w:tc>
-          <w:tcPr>
-            <w:tcW w:type="dxa" w:w="680"/>
-            <w:tcMar>
-              <w:top w:w="73" w:type="dxa"/>
-              <w:start w:w="90" w:type="dxa"/>
-              <w:bottom w:w="73" w:type="dxa"/>
-              <w:end w:w="79" w:type="dxa"/>
-            </w:tcMar>
-          </w:tcPr>
-          <w:p>
-            <w:pPr>
-              <w:spacing w:after="0" w:line="288" w:lineRule="auto"/>
-            </w:pPr>
-          </w:p>
-        </w:tc>
-        <w:tc>
-          <w:tcPr>
-            <w:tcW w:type="dxa" w:w="3515"/>
-            <w:tcMar>
-              <w:top w:w="73" w:type="dxa"/>
-              <w:start w:w="90" w:type="dxa"/>
-              <w:bottom w:w="73" w:type="dxa"/>
-              <w:end w:w="79" w:type="dxa"/>
-            </w:tcMar>
-          </w:tcPr>
-          <w:p>
-            <w:pPr>
-              <w:spacing w:after="0" w:line="288" w:lineRule="auto"/>
-            </w:pPr>
-            <w:r>
-              <w:rPr>
-                <w:rFonts w:ascii="Plus Jakarta Sans" w:hAnsi="Plus Jakarta Sans" w:cs="Segoe UI"/>
-                <w:b w:val="0"/>
-                <w:i w:val="0"/>
-                <w:color w:val="3A4050"/>
-                <w:sz w:val="17"/>
-                <w:szCs w:val="17"/>
-              </w:rPr>
-              <w:t>In the financial model, at $85 a facilitator day</w:t>
-            </w:r>
-          </w:p>
-        </w:tc>
-      </w:tr>
-      <w:tr>
-        <w:trPr>
-          <w:cantSplit w:val="true"/>
-        </w:trPr>
-        <w:tc>
-          <w:tcPr>
-            <w:tcW w:type="dxa" w:w="3061"/>
-            <w:shd w:val="clear" w:fill="F5F6F8"/>
-            <w:tcMar>
-              <w:top w:w="73" w:type="dxa"/>
-              <w:start w:w="90" w:type="dxa"/>
-              <w:bottom w:w="73" w:type="dxa"/>
-              <w:end w:w="79" w:type="dxa"/>
-            </w:tcMar>
-          </w:tcPr>
-          <w:p>
-            <w:pPr>
-              <w:spacing w:after="0" w:line="288" w:lineRule="auto"/>
-            </w:pPr>
-            <w:r>
-              <w:rPr>
-                <w:rFonts w:ascii="Plus Jakarta Sans" w:hAnsi="Plus Jakarta Sans" w:cs="Segoe UI"/>
-                <w:b/>
-                <w:i w:val="0"/>
-                <w:color w:val="0B0E14"/>
-                <w:sz w:val="17"/>
-                <w:szCs w:val="17"/>
-              </w:rPr>
-              <w:t>Materials for 25 participants</w:t>
-            </w:r>
-          </w:p>
-        </w:tc>
-        <w:tc>
-          <w:tcPr>
-            <w:tcW w:type="dxa" w:w="1020"/>
-            <w:shd w:val="clear" w:fill="F5F6F8"/>
-            <w:tcMar>
-              <w:top w:w="73" w:type="dxa"/>
-              <w:start w:w="90" w:type="dxa"/>
-              <w:bottom w:w="73" w:type="dxa"/>
-              <w:end w:w="79" w:type="dxa"/>
-            </w:tcMar>
-          </w:tcPr>
-          <w:p>
-            <w:pPr>
-              <w:spacing w:after="0" w:line="288" w:lineRule="auto"/>
-            </w:pPr>
-            <w:r>
-              <w:rPr>
-                <w:rFonts w:ascii="Plus Jakarta Sans" w:hAnsi="Plus Jakarta Sans" w:cs="Segoe UI"/>
-                <w:b w:val="0"/>
-                <w:i w:val="0"/>
-                <w:color w:val="3A4050"/>
-                <w:sz w:val="17"/>
-                <w:szCs w:val="17"/>
-              </w:rPr>
-              <w:t>$450</w:t>
-            </w:r>
-          </w:p>
-        </w:tc>
-        <w:tc>
-          <w:tcPr>
-            <w:tcW w:type="dxa" w:w="1134"/>
-            <w:shd w:val="clear" w:fill="F5F6F8"/>
-            <w:tcMar>
-              <w:top w:w="73" w:type="dxa"/>
-              <w:start w:w="90" w:type="dxa"/>
-              <w:bottom w:w="73" w:type="dxa"/>
-              <w:end w:w="79" w:type="dxa"/>
-            </w:tcMar>
-          </w:tcPr>
-          <w:p>
-            <w:pPr>
-              <w:spacing w:after="0" w:line="288" w:lineRule="auto"/>
-            </w:pPr>
-            <w:r>
-              <w:rPr>
-                <w:rFonts w:ascii="Plus Jakarta Sans" w:hAnsi="Plus Jakarta Sans" w:cs="Segoe UI"/>
-                <w:b w:val="0"/>
-                <w:i w:val="0"/>
-                <w:color w:val="3A4050"/>
-                <w:sz w:val="17"/>
-                <w:szCs w:val="17"/>
-              </w:rPr>
-              <w:t>23,949</w:t>
-            </w:r>
-          </w:p>
-        </w:tc>
-        <w:tc>
-          <w:tcPr>
-            <w:tcW w:type="dxa" w:w="680"/>
-            <w:shd w:val="clear" w:fill="F5F6F8"/>
-            <w:tcMar>
-              <w:top w:w="73" w:type="dxa"/>
-              <w:start w:w="90" w:type="dxa"/>
-              <w:bottom w:w="73" w:type="dxa"/>
-              <w:end w:w="79" w:type="dxa"/>
-            </w:tcMar>
-          </w:tcPr>
-          <w:p>
-            <w:pPr>
-              <w:spacing w:after="0" w:line="288" w:lineRule="auto"/>
-            </w:pPr>
-          </w:p>
-        </w:tc>
-        <w:tc>
-          <w:tcPr>
-            <w:tcW w:type="dxa" w:w="3515"/>
-            <w:shd w:val="clear" w:fill="F5F6F8"/>
-            <w:tcMar>
-              <w:top w:w="73" w:type="dxa"/>
-              <w:start w:w="90" w:type="dxa"/>
-              <w:bottom w:w="73" w:type="dxa"/>
-              <w:end w:w="79" w:type="dxa"/>
-            </w:tcMar>
-          </w:tcPr>
-          <w:p>
-            <w:pPr>
-              <w:spacing w:after="0" w:line="288" w:lineRule="auto"/>
-            </w:pPr>
-            <w:r>
-              <w:rPr>
-                <w:rFonts w:ascii="Plus Jakarta Sans" w:hAnsi="Plus Jakarta Sans" w:cs="Segoe UI"/>
-                <w:b w:val="0"/>
-                <w:i w:val="0"/>
-                <w:color w:val="3A4050"/>
-                <w:sz w:val="17"/>
-                <w:szCs w:val="17"/>
-              </w:rPr>
-              <w:t>In the financial model</w:t>
-            </w:r>
-          </w:p>
-        </w:tc>
-      </w:tr>
-      <w:tr>
-        <w:trPr>
-          <w:cantSplit w:val="true"/>
-        </w:trPr>
-        <w:tc>
-          <w:tcPr>
-            <w:tcW w:type="dxa" w:w="3061"/>
-            <w:tcMar>
-              <w:top w:w="73" w:type="dxa"/>
-              <w:start w:w="90" w:type="dxa"/>
-              <w:bottom w:w="73" w:type="dxa"/>
-              <w:end w:w="79" w:type="dxa"/>
-            </w:tcMar>
-          </w:tcPr>
-          <w:p>
-            <w:pPr>
-              <w:spacing w:after="0" w:line="288" w:lineRule="auto"/>
-            </w:pPr>
-            <w:r>
-              <w:rPr>
-                <w:rFonts w:ascii="Plus Jakarta Sans" w:hAnsi="Plus Jakarta Sans" w:cs="Segoe UI"/>
-                <w:b/>
-                <w:i w:val="0"/>
-                <w:color w:val="0B0E14"/>
-                <w:sz w:val="17"/>
-                <w:szCs w:val="17"/>
-              </w:rPr>
-              <w:t>Showcase and bazaar</w:t>
-            </w:r>
-          </w:p>
-        </w:tc>
-        <w:tc>
-          <w:tcPr>
-            <w:tcW w:type="dxa" w:w="1020"/>
-            <w:tcMar>
-              <w:top w:w="73" w:type="dxa"/>
-              <w:start w:w="90" w:type="dxa"/>
-              <w:bottom w:w="73" w:type="dxa"/>
-              <w:end w:w="79" w:type="dxa"/>
-            </w:tcMar>
-          </w:tcPr>
-          <w:p>
-            <w:pPr>
-              <w:spacing w:after="0" w:line="288" w:lineRule="auto"/>
-            </w:pPr>
-            <w:r>
-              <w:rPr>
-                <w:rFonts w:ascii="Plus Jakarta Sans" w:hAnsi="Plus Jakarta Sans" w:cs="Segoe UI"/>
-                <w:b w:val="0"/>
-                <w:i w:val="0"/>
-                <w:color w:val="3A4050"/>
-                <w:sz w:val="17"/>
-                <w:szCs w:val="17"/>
-              </w:rPr>
-              <w:t>$300</w:t>
-            </w:r>
-          </w:p>
-        </w:tc>
-        <w:tc>
-          <w:tcPr>
-            <w:tcW w:type="dxa" w:w="1134"/>
-            <w:tcMar>
-              <w:top w:w="73" w:type="dxa"/>
-              <w:start w:w="90" w:type="dxa"/>
-              <w:bottom w:w="73" w:type="dxa"/>
-              <w:end w:w="79" w:type="dxa"/>
-            </w:tcMar>
-          </w:tcPr>
-          <w:p>
-            <w:pPr>
-              <w:spacing w:after="0" w:line="288" w:lineRule="auto"/>
-            </w:pPr>
-            <w:r>
-              <w:rPr>
-                <w:rFonts w:ascii="Plus Jakarta Sans" w:hAnsi="Plus Jakarta Sans" w:cs="Segoe UI"/>
-                <w:b w:val="0"/>
-                <w:i w:val="0"/>
-                <w:color w:val="3A4050"/>
-                <w:sz w:val="17"/>
-                <w:szCs w:val="17"/>
-              </w:rPr>
-              <w:t>15,966</w:t>
-            </w:r>
-          </w:p>
-        </w:tc>
-        <w:tc>
-          <w:tcPr>
-            <w:tcW w:type="dxa" w:w="680"/>
-            <w:tcMar>
-              <w:top w:w="73" w:type="dxa"/>
-              <w:start w:w="90" w:type="dxa"/>
-              <w:bottom w:w="73" w:type="dxa"/>
-              <w:end w:w="79" w:type="dxa"/>
-            </w:tcMar>
-          </w:tcPr>
-          <w:p>
-            <w:pPr>
-              <w:spacing w:after="0" w:line="288" w:lineRule="auto"/>
-            </w:pPr>
-          </w:p>
-        </w:tc>
-        <w:tc>
-          <w:tcPr>
-            <w:tcW w:type="dxa" w:w="3515"/>
-            <w:tcMar>
-              <w:top w:w="73" w:type="dxa"/>
-              <w:start w:w="90" w:type="dxa"/>
-              <w:bottom w:w="73" w:type="dxa"/>
-              <w:end w:w="79" w:type="dxa"/>
-            </w:tcMar>
-          </w:tcPr>
-          <w:p>
-            <w:pPr>
-              <w:spacing w:after="0" w:line="288" w:lineRule="auto"/>
-            </w:pPr>
-            <w:r>
-              <w:rPr>
-                <w:rFonts w:ascii="Plus Jakarta Sans" w:hAnsi="Plus Jakarta Sans" w:cs="Segoe UI"/>
-                <w:b w:val="0"/>
-                <w:i w:val="0"/>
-                <w:color w:val="3A4050"/>
-                <w:sz w:val="17"/>
-                <w:szCs w:val="17"/>
-              </w:rPr>
-              <w:t>In the financial model</w:t>
-            </w:r>
-          </w:p>
-        </w:tc>
-      </w:tr>
-      <w:tr>
-        <w:trPr>
-          <w:cantSplit w:val="true"/>
-        </w:trPr>
-        <w:tc>
-          <w:tcPr>
-            <w:tcW w:type="dxa" w:w="3061"/>
-            <w:shd w:val="clear" w:fill="F5F6F8"/>
-            <w:tcMar>
-              <w:top w:w="73" w:type="dxa"/>
-              <w:start w:w="90" w:type="dxa"/>
-              <w:bottom w:w="73" w:type="dxa"/>
-              <w:end w:w="79" w:type="dxa"/>
-            </w:tcMar>
-          </w:tcPr>
-          <w:p>
-            <w:pPr>
-              <w:spacing w:after="0" w:line="288" w:lineRule="auto"/>
-            </w:pPr>
-            <w:r>
-              <w:rPr>
-                <w:rFonts w:ascii="Plus Jakarta Sans" w:hAnsi="Plus Jakarta Sans" w:cs="Segoe UI"/>
-                <w:b/>
-                <w:i w:val="0"/>
-                <w:color w:val="0B0E14"/>
-                <w:sz w:val="17"/>
-                <w:szCs w:val="17"/>
-              </w:rPr>
-              <w:t>Intercity transport: three people, return</w:t>
-            </w:r>
-          </w:p>
-        </w:tc>
-        <w:tc>
-          <w:tcPr>
-            <w:tcW w:type="dxa" w:w="1020"/>
-            <w:shd w:val="clear" w:fill="F5F6F8"/>
-            <w:tcMar>
-              <w:top w:w="73" w:type="dxa"/>
-              <w:start w:w="90" w:type="dxa"/>
-              <w:bottom w:w="73" w:type="dxa"/>
-              <w:end w:w="79" w:type="dxa"/>
-            </w:tcMar>
-          </w:tcPr>
-          <w:p>
-            <w:pPr>
-              <w:spacing w:after="0" w:line="288" w:lineRule="auto"/>
-            </w:pPr>
-            <w:r>
-              <w:rPr>
-                <w:rFonts w:ascii="Plus Jakarta Sans" w:hAnsi="Plus Jakarta Sans" w:cs="Segoe UI"/>
-                <w:b w:val="0"/>
-                <w:i w:val="0"/>
-                <w:color w:val="3A4050"/>
-                <w:sz w:val="17"/>
-                <w:szCs w:val="17"/>
-              </w:rPr>
-              <w:t>$35</w:t>
-            </w:r>
-          </w:p>
-        </w:tc>
-        <w:tc>
-          <w:tcPr>
-            <w:tcW w:type="dxa" w:w="1134"/>
-            <w:shd w:val="clear" w:fill="F5F6F8"/>
-            <w:tcMar>
-              <w:top w:w="73" w:type="dxa"/>
-              <w:start w:w="90" w:type="dxa"/>
-              <w:bottom w:w="73" w:type="dxa"/>
-              <w:end w:w="79" w:type="dxa"/>
-            </w:tcMar>
-          </w:tcPr>
-          <w:p>
-            <w:pPr>
-              <w:spacing w:after="0" w:line="288" w:lineRule="auto"/>
-            </w:pPr>
-            <w:r>
-              <w:rPr>
-                <w:rFonts w:ascii="Plus Jakarta Sans" w:hAnsi="Plus Jakarta Sans" w:cs="Segoe UI"/>
-                <w:b w:val="0"/>
-                <w:i w:val="0"/>
-                <w:color w:val="3A4050"/>
-                <w:sz w:val="17"/>
-                <w:szCs w:val="17"/>
-              </w:rPr>
-              <w:t>1,863</w:t>
-            </w:r>
-          </w:p>
-        </w:tc>
-        <w:tc>
-          <w:tcPr>
-            <w:tcW w:type="dxa" w:w="680"/>
-            <w:shd w:val="clear" w:fill="F5F6F8"/>
-            <w:tcMar>
-              <w:top w:w="73" w:type="dxa"/>
-              <w:start w:w="90" w:type="dxa"/>
-              <w:bottom w:w="73" w:type="dxa"/>
-              <w:end w:w="79" w:type="dxa"/>
-            </w:tcMar>
-          </w:tcPr>
-          <w:p>
-            <w:pPr>
-              <w:spacing w:after="0" w:line="288" w:lineRule="auto"/>
-            </w:pPr>
-            <w:r>
-              <w:rPr>
-                <w:rFonts w:ascii="Plus Jakarta Sans" w:hAnsi="Plus Jakarta Sans" w:cs="Segoe UI"/>
-                <w:b w:val="0"/>
-                <w:i w:val="0"/>
-                <w:color w:val="3A4050"/>
-                <w:sz w:val="17"/>
-                <w:szCs w:val="17"/>
-              </w:rPr>
-              <w:t>Yes</w:t>
-            </w:r>
-          </w:p>
-        </w:tc>
-        <w:tc>
-          <w:tcPr>
-            <w:tcW w:type="dxa" w:w="3515"/>
-            <w:shd w:val="clear" w:fill="F5F6F8"/>
-            <w:tcMar>
-              <w:top w:w="73" w:type="dxa"/>
-              <w:start w:w="90" w:type="dxa"/>
-              <w:bottom w:w="73" w:type="dxa"/>
-              <w:end w:w="79" w:type="dxa"/>
-            </w:tcMar>
-          </w:tcPr>
-          <w:p>
-            <w:pPr>
-              <w:spacing w:after="0" w:line="288" w:lineRule="auto"/>
-            </w:pPr>
-            <w:r>
-              <w:rPr>
-                <w:rFonts w:ascii="Plus Jakarta Sans" w:hAnsi="Plus Jakarta Sans" w:cs="Segoe UI"/>
-                <w:b w:val="0"/>
-                <w:i w:val="0"/>
-                <w:color w:val="3A4050"/>
-                <w:sz w:val="17"/>
-                <w:szCs w:val="17"/>
-              </w:rPr>
-              <w:t>Two facilitators and a coordinator, about EGP 600 each return</w:t>
-            </w:r>
-          </w:p>
-        </w:tc>
-      </w:tr>
-      <w:tr>
-        <w:trPr>
-          <w:cantSplit w:val="true"/>
-        </w:trPr>
-        <w:tc>
-          <w:tcPr>
-            <w:tcW w:type="dxa" w:w="3061"/>
-            <w:tcMar>
-              <w:top w:w="73" w:type="dxa"/>
-              <w:start w:w="90" w:type="dxa"/>
-              <w:bottom w:w="73" w:type="dxa"/>
-              <w:end w:w="79" w:type="dxa"/>
-            </w:tcMar>
-          </w:tcPr>
-          <w:p>
-            <w:pPr>
-              <w:spacing w:after="0" w:line="288" w:lineRule="auto"/>
-            </w:pPr>
-            <w:r>
-              <w:rPr>
-                <w:rFonts w:ascii="Plus Jakarta Sans" w:hAnsi="Plus Jakarta Sans" w:cs="Segoe UI"/>
-                <w:b/>
-                <w:i w:val="0"/>
-                <w:color w:val="0B0E14"/>
-                <w:sz w:val="17"/>
-                <w:szCs w:val="17"/>
-              </w:rPr>
-              <w:t>Local transport for six delivery days</w:t>
-            </w:r>
-          </w:p>
-        </w:tc>
-        <w:tc>
-          <w:tcPr>
-            <w:tcW w:type="dxa" w:w="1020"/>
-            <w:tcMar>
-              <w:top w:w="73" w:type="dxa"/>
-              <w:start w:w="90" w:type="dxa"/>
-              <w:bottom w:w="73" w:type="dxa"/>
-              <w:end w:w="79" w:type="dxa"/>
-            </w:tcMar>
-          </w:tcPr>
-          <w:p>
-            <w:pPr>
-              <w:spacing w:after="0" w:line="288" w:lineRule="auto"/>
-            </w:pPr>
-            <w:r>
-              <w:rPr>
-                <w:rFonts w:ascii="Plus Jakarta Sans" w:hAnsi="Plus Jakarta Sans" w:cs="Segoe UI"/>
-                <w:b w:val="0"/>
-                <w:i w:val="0"/>
-                <w:color w:val="3A4050"/>
-                <w:sz w:val="17"/>
-                <w:szCs w:val="17"/>
-              </w:rPr>
-              <w:t>$20</w:t>
-            </w:r>
-          </w:p>
-        </w:tc>
-        <w:tc>
-          <w:tcPr>
-            <w:tcW w:type="dxa" w:w="1134"/>
-            <w:tcMar>
-              <w:top w:w="73" w:type="dxa"/>
-              <w:start w:w="90" w:type="dxa"/>
-              <w:bottom w:w="73" w:type="dxa"/>
-              <w:end w:w="79" w:type="dxa"/>
-            </w:tcMar>
-          </w:tcPr>
-          <w:p>
-            <w:pPr>
-              <w:spacing w:after="0" w:line="288" w:lineRule="auto"/>
-            </w:pPr>
-            <w:r>
-              <w:rPr>
-                <w:rFonts w:ascii="Plus Jakarta Sans" w:hAnsi="Plus Jakarta Sans" w:cs="Segoe UI"/>
-                <w:b w:val="0"/>
-                <w:i w:val="0"/>
-                <w:color w:val="3A4050"/>
-                <w:sz w:val="17"/>
-                <w:szCs w:val="17"/>
-              </w:rPr>
-              <w:t>1,064</w:t>
-            </w:r>
-          </w:p>
-        </w:tc>
-        <w:tc>
-          <w:tcPr>
-            <w:tcW w:type="dxa" w:w="680"/>
-            <w:tcMar>
-              <w:top w:w="73" w:type="dxa"/>
-              <w:start w:w="90" w:type="dxa"/>
-              <w:bottom w:w="73" w:type="dxa"/>
-              <w:end w:w="79" w:type="dxa"/>
-            </w:tcMar>
-          </w:tcPr>
-          <w:p>
-            <w:pPr>
-              <w:spacing w:after="0" w:line="288" w:lineRule="auto"/>
-            </w:pPr>
-            <w:r>
-              <w:rPr>
-                <w:rFonts w:ascii="Plus Jakarta Sans" w:hAnsi="Plus Jakarta Sans" w:cs="Segoe UI"/>
-                <w:b w:val="0"/>
-                <w:i w:val="0"/>
-                <w:color w:val="3A4050"/>
-                <w:sz w:val="17"/>
-                <w:szCs w:val="17"/>
-              </w:rPr>
-              <w:t>Yes</w:t>
-            </w:r>
-          </w:p>
-        </w:tc>
-        <w:tc>
-          <w:tcPr>
-            <w:tcW w:type="dxa" w:w="3515"/>
-            <w:tcMar>
-              <w:top w:w="73" w:type="dxa"/>
-              <w:start w:w="90" w:type="dxa"/>
-              <w:bottom w:w="73" w:type="dxa"/>
-              <w:end w:w="79" w:type="dxa"/>
-            </w:tcMar>
-          </w:tcPr>
-          <w:p>
-            <w:pPr>
-              <w:spacing w:after="0" w:line="288" w:lineRule="auto"/>
-            </w:pPr>
-            <w:r>
-              <w:rPr>
-                <w:rFonts w:ascii="Plus Jakarta Sans" w:hAnsi="Plus Jakarta Sans" w:cs="Segoe UI"/>
-                <w:b w:val="0"/>
-                <w:i w:val="0"/>
-                <w:color w:val="3A4050"/>
-                <w:sz w:val="17"/>
-                <w:szCs w:val="17"/>
-              </w:rPr>
-              <w:t>About EGP 150 a day across the team</w:t>
-            </w:r>
-          </w:p>
-        </w:tc>
-      </w:tr>
-      <w:tr>
-        <w:trPr>
-          <w:cantSplit w:val="true"/>
-        </w:trPr>
-        <w:tc>
-          <w:tcPr>
-            <w:tcW w:type="dxa" w:w="3061"/>
-            <w:shd w:val="clear" w:fill="F5F6F8"/>
-            <w:tcMar>
-              <w:top w:w="73" w:type="dxa"/>
-              <w:start w:w="90" w:type="dxa"/>
-              <w:bottom w:w="73" w:type="dxa"/>
-              <w:end w:w="79" w:type="dxa"/>
-            </w:tcMar>
-          </w:tcPr>
-          <w:p>
-            <w:pPr>
-              <w:spacing w:after="0" w:line="288" w:lineRule="auto"/>
-            </w:pPr>
-            <w:r>
-              <w:rPr>
-                <w:rFonts w:ascii="Plus Jakarta Sans" w:hAnsi="Plus Jakarta Sans" w:cs="Segoe UI"/>
-                <w:b/>
-                <w:i w:val="0"/>
-                <w:color w:val="0B0E14"/>
-                <w:sz w:val="17"/>
-                <w:szCs w:val="17"/>
-              </w:rPr>
-              <w:t>Accommodation: two rooms, seven nights</w:t>
-            </w:r>
-          </w:p>
-        </w:tc>
-        <w:tc>
-          <w:tcPr>
-            <w:tcW w:type="dxa" w:w="1020"/>
-            <w:shd w:val="clear" w:fill="F5F6F8"/>
-            <w:tcMar>
-              <w:top w:w="73" w:type="dxa"/>
-              <w:start w:w="90" w:type="dxa"/>
-              <w:bottom w:w="73" w:type="dxa"/>
-              <w:end w:w="79" w:type="dxa"/>
-            </w:tcMar>
-          </w:tcPr>
-          <w:p>
-            <w:pPr>
-              <w:spacing w:after="0" w:line="288" w:lineRule="auto"/>
-            </w:pPr>
-            <w:r>
-              <w:rPr>
-                <w:rFonts w:ascii="Plus Jakarta Sans" w:hAnsi="Plus Jakarta Sans" w:cs="Segoe UI"/>
-                <w:b w:val="0"/>
-                <w:i w:val="0"/>
-                <w:color w:val="3A4050"/>
-                <w:sz w:val="17"/>
-                <w:szCs w:val="17"/>
-              </w:rPr>
-              <w:t>$240</w:t>
-            </w:r>
-          </w:p>
-        </w:tc>
-        <w:tc>
-          <w:tcPr>
-            <w:tcW w:type="dxa" w:w="1134"/>
-            <w:shd w:val="clear" w:fill="F5F6F8"/>
-            <w:tcMar>
-              <w:top w:w="73" w:type="dxa"/>
-              <w:start w:w="90" w:type="dxa"/>
-              <w:bottom w:w="73" w:type="dxa"/>
-              <w:end w:w="79" w:type="dxa"/>
-            </w:tcMar>
-          </w:tcPr>
-          <w:p>
-            <w:pPr>
-              <w:spacing w:after="0" w:line="288" w:lineRule="auto"/>
-            </w:pPr>
-            <w:r>
-              <w:rPr>
-                <w:rFonts w:ascii="Plus Jakarta Sans" w:hAnsi="Plus Jakarta Sans" w:cs="Segoe UI"/>
-                <w:b w:val="0"/>
-                <w:i w:val="0"/>
-                <w:color w:val="3A4050"/>
-                <w:sz w:val="17"/>
-                <w:szCs w:val="17"/>
-              </w:rPr>
-              <w:t>12,773</w:t>
-            </w:r>
-          </w:p>
-        </w:tc>
-        <w:tc>
-          <w:tcPr>
-            <w:tcW w:type="dxa" w:w="680"/>
-            <w:shd w:val="clear" w:fill="F5F6F8"/>
-            <w:tcMar>
-              <w:top w:w="73" w:type="dxa"/>
-              <w:start w:w="90" w:type="dxa"/>
-              <w:bottom w:w="73" w:type="dxa"/>
-              <w:end w:w="79" w:type="dxa"/>
-            </w:tcMar>
-          </w:tcPr>
-          <w:p>
-            <w:pPr>
-              <w:spacing w:after="0" w:line="288" w:lineRule="auto"/>
-            </w:pPr>
-            <w:r>
-              <w:rPr>
-                <w:rFonts w:ascii="Plus Jakarta Sans" w:hAnsi="Plus Jakarta Sans" w:cs="Segoe UI"/>
-                <w:b w:val="0"/>
-                <w:i w:val="0"/>
-                <w:color w:val="3A4050"/>
-                <w:sz w:val="17"/>
-                <w:szCs w:val="17"/>
-              </w:rPr>
-              <w:t>Yes</w:t>
-            </w:r>
-          </w:p>
-        </w:tc>
-        <w:tc>
-          <w:tcPr>
-            <w:tcW w:type="dxa" w:w="3515"/>
-            <w:shd w:val="clear" w:fill="F5F6F8"/>
-            <w:tcMar>
-              <w:top w:w="73" w:type="dxa"/>
-              <w:start w:w="90" w:type="dxa"/>
-              <w:bottom w:w="73" w:type="dxa"/>
-              <w:end w:w="79" w:type="dxa"/>
-            </w:tcMar>
-          </w:tcPr>
-          <w:p>
-            <w:pPr>
-              <w:spacing w:after="0" w:line="288" w:lineRule="auto"/>
-            </w:pPr>
-            <w:r>
-              <w:rPr>
-                <w:rFonts w:ascii="Plus Jakarta Sans" w:hAnsi="Plus Jakarta Sans" w:cs="Segoe UI"/>
-                <w:b w:val="0"/>
-                <w:i w:val="0"/>
-                <w:color w:val="3A4050"/>
-                <w:sz w:val="17"/>
-                <w:szCs w:val="17"/>
-              </w:rPr>
-              <w:t>About EGP 900 a room a night, outside the home governorate</w:t>
-            </w:r>
-          </w:p>
-        </w:tc>
-      </w:tr>
-      <w:tr>
-        <w:trPr>
-          <w:cantSplit w:val="true"/>
-        </w:trPr>
-        <w:tc>
-          <w:tcPr>
-            <w:tcW w:type="dxa" w:w="3061"/>
-            <w:tcMar>
-              <w:top w:w="73" w:type="dxa"/>
-              <w:start w:w="90" w:type="dxa"/>
-              <w:bottom w:w="73" w:type="dxa"/>
-              <w:end w:w="79" w:type="dxa"/>
-            </w:tcMar>
-          </w:tcPr>
-          <w:p>
-            <w:pPr>
-              <w:spacing w:after="0" w:line="288" w:lineRule="auto"/>
-            </w:pPr>
-            <w:r>
-              <w:rPr>
-                <w:rFonts w:ascii="Plus Jakarta Sans" w:hAnsi="Plus Jakarta Sans" w:cs="Segoe UI"/>
-                <w:b/>
-                <w:i w:val="0"/>
-                <w:color w:val="0B0E14"/>
-                <w:sz w:val="17"/>
-                <w:szCs w:val="17"/>
-              </w:rPr>
-              <w:t>Daily allowance: three people, eight days</w:t>
-            </w:r>
-          </w:p>
-        </w:tc>
-        <w:tc>
-          <w:tcPr>
-            <w:tcW w:type="dxa" w:w="1020"/>
-            <w:tcMar>
-              <w:top w:w="73" w:type="dxa"/>
-              <w:start w:w="90" w:type="dxa"/>
-              <w:bottom w:w="73" w:type="dxa"/>
-              <w:end w:w="79" w:type="dxa"/>
-            </w:tcMar>
-          </w:tcPr>
-          <w:p>
-            <w:pPr>
-              <w:spacing w:after="0" w:line="288" w:lineRule="auto"/>
-            </w:pPr>
-            <w:r>
-              <w:rPr>
-                <w:rFonts w:ascii="Plus Jakarta Sans" w:hAnsi="Plus Jakarta Sans" w:cs="Segoe UI"/>
-                <w:b w:val="0"/>
-                <w:i w:val="0"/>
-                <w:color w:val="3A4050"/>
-                <w:sz w:val="17"/>
-                <w:szCs w:val="17"/>
-              </w:rPr>
-              <w:t>$180</w:t>
-            </w:r>
-          </w:p>
-        </w:tc>
-        <w:tc>
-          <w:tcPr>
-            <w:tcW w:type="dxa" w:w="1134"/>
-            <w:tcMar>
-              <w:top w:w="73" w:type="dxa"/>
-              <w:start w:w="90" w:type="dxa"/>
-              <w:bottom w:w="73" w:type="dxa"/>
-              <w:end w:w="79" w:type="dxa"/>
-            </w:tcMar>
-          </w:tcPr>
-          <w:p>
-            <w:pPr>
-              <w:spacing w:after="0" w:line="288" w:lineRule="auto"/>
-            </w:pPr>
-            <w:r>
-              <w:rPr>
-                <w:rFonts w:ascii="Plus Jakarta Sans" w:hAnsi="Plus Jakarta Sans" w:cs="Segoe UI"/>
-                <w:b w:val="0"/>
-                <w:i w:val="0"/>
-                <w:color w:val="3A4050"/>
-                <w:sz w:val="17"/>
-                <w:szCs w:val="17"/>
-              </w:rPr>
-              <w:t>9,580</w:t>
-            </w:r>
-          </w:p>
-        </w:tc>
-        <w:tc>
-          <w:tcPr>
-            <w:tcW w:type="dxa" w:w="680"/>
-            <w:tcMar>
-              <w:top w:w="73" w:type="dxa"/>
-              <w:start w:w="90" w:type="dxa"/>
-              <w:bottom w:w="73" w:type="dxa"/>
-              <w:end w:w="79" w:type="dxa"/>
-            </w:tcMar>
-          </w:tcPr>
-          <w:p>
-            <w:pPr>
-              <w:spacing w:after="0" w:line="288" w:lineRule="auto"/>
-            </w:pPr>
-            <w:r>
-              <w:rPr>
-                <w:rFonts w:ascii="Plus Jakarta Sans" w:hAnsi="Plus Jakarta Sans" w:cs="Segoe UI"/>
-                <w:b w:val="0"/>
-                <w:i w:val="0"/>
-                <w:color w:val="3A4050"/>
-                <w:sz w:val="17"/>
-                <w:szCs w:val="17"/>
-              </w:rPr>
-              <w:t>Yes</w:t>
-            </w:r>
-          </w:p>
-        </w:tc>
-        <w:tc>
-          <w:tcPr>
-            <w:tcW w:type="dxa" w:w="3515"/>
-            <w:tcMar>
-              <w:top w:w="73" w:type="dxa"/>
-              <w:start w:w="90" w:type="dxa"/>
-              <w:bottom w:w="73" w:type="dxa"/>
-              <w:end w:w="79" w:type="dxa"/>
-            </w:tcMar>
-          </w:tcPr>
-          <w:p>
-            <w:pPr>
-              <w:spacing w:after="0" w:line="288" w:lineRule="auto"/>
-            </w:pPr>
-            <w:r>
-              <w:rPr>
-                <w:rFonts w:ascii="Plus Jakarta Sans" w:hAnsi="Plus Jakarta Sans" w:cs="Segoe UI"/>
-                <w:b w:val="0"/>
-                <w:i w:val="0"/>
-                <w:color w:val="3A4050"/>
-                <w:sz w:val="17"/>
-                <w:szCs w:val="17"/>
-              </w:rPr>
-              <w:t>EGP 400 a person a day, paid in advance, not reimbursed after</w:t>
-            </w:r>
-          </w:p>
-        </w:tc>
-      </w:tr>
-      <w:tr>
-        <w:trPr>
-          <w:cantSplit w:val="true"/>
-        </w:trPr>
-        <w:tc>
-          <w:tcPr>
-            <w:tcW w:type="dxa" w:w="3061"/>
-            <w:shd w:val="clear" w:fill="F5F6F8"/>
-            <w:tcMar>
-              <w:top w:w="73" w:type="dxa"/>
-              <w:start w:w="90" w:type="dxa"/>
-              <w:bottom w:w="73" w:type="dxa"/>
-              <w:end w:w="79" w:type="dxa"/>
-            </w:tcMar>
-          </w:tcPr>
-          <w:p>
-            <w:pPr>
-              <w:spacing w:after="0" w:line="288" w:lineRule="auto"/>
-            </w:pPr>
-            <w:r>
-              <w:rPr>
-                <w:rFonts w:ascii="Plus Jakarta Sans" w:hAnsi="Plus Jakarta Sans" w:cs="Segoe UI"/>
-                <w:b/>
-                <w:i w:val="0"/>
-                <w:color w:val="0B0E14"/>
-                <w:sz w:val="17"/>
-                <w:szCs w:val="17"/>
-              </w:rPr>
-              <w:t>Shipping the materials to the governorate</w:t>
-            </w:r>
-          </w:p>
-        </w:tc>
-        <w:tc>
-          <w:tcPr>
-            <w:tcW w:type="dxa" w:w="1020"/>
-            <w:shd w:val="clear" w:fill="F5F6F8"/>
-            <w:tcMar>
-              <w:top w:w="73" w:type="dxa"/>
-              <w:start w:w="90" w:type="dxa"/>
-              <w:bottom w:w="73" w:type="dxa"/>
-              <w:end w:w="79" w:type="dxa"/>
-            </w:tcMar>
-          </w:tcPr>
-          <w:p>
-            <w:pPr>
-              <w:spacing w:after="0" w:line="288" w:lineRule="auto"/>
-            </w:pPr>
-            <w:r>
-              <w:rPr>
-                <w:rFonts w:ascii="Plus Jakarta Sans" w:hAnsi="Plus Jakarta Sans" w:cs="Segoe UI"/>
-                <w:b w:val="0"/>
-                <w:i w:val="0"/>
-                <w:color w:val="3A4050"/>
-                <w:sz w:val="17"/>
-                <w:szCs w:val="17"/>
-              </w:rPr>
-              <w:t>$10</w:t>
-            </w:r>
-          </w:p>
-        </w:tc>
-        <w:tc>
-          <w:tcPr>
-            <w:tcW w:type="dxa" w:w="1134"/>
-            <w:shd w:val="clear" w:fill="F5F6F8"/>
-            <w:tcMar>
-              <w:top w:w="73" w:type="dxa"/>
-              <w:start w:w="90" w:type="dxa"/>
-              <w:bottom w:w="73" w:type="dxa"/>
-              <w:end w:w="79" w:type="dxa"/>
-            </w:tcMar>
-          </w:tcPr>
-          <w:p>
-            <w:pPr>
-              <w:spacing w:after="0" w:line="288" w:lineRule="auto"/>
-            </w:pPr>
-            <w:r>
-              <w:rPr>
-                <w:rFonts w:ascii="Plus Jakarta Sans" w:hAnsi="Plus Jakarta Sans" w:cs="Segoe UI"/>
-                <w:b w:val="0"/>
-                <w:i w:val="0"/>
-                <w:color w:val="3A4050"/>
-                <w:sz w:val="17"/>
-                <w:szCs w:val="17"/>
-              </w:rPr>
-              <w:t>532</w:t>
-            </w:r>
-          </w:p>
-        </w:tc>
-        <w:tc>
-          <w:tcPr>
-            <w:tcW w:type="dxa" w:w="680"/>
-            <w:shd w:val="clear" w:fill="F5F6F8"/>
-            <w:tcMar>
-              <w:top w:w="73" w:type="dxa"/>
-              <w:start w:w="90" w:type="dxa"/>
-              <w:bottom w:w="73" w:type="dxa"/>
-              <w:end w:w="79" w:type="dxa"/>
-            </w:tcMar>
-          </w:tcPr>
-          <w:p>
-            <w:pPr>
-              <w:spacing w:after="0" w:line="288" w:lineRule="auto"/>
-            </w:pPr>
-            <w:r>
-              <w:rPr>
-                <w:rFonts w:ascii="Plus Jakarta Sans" w:hAnsi="Plus Jakarta Sans" w:cs="Segoe UI"/>
-                <w:b w:val="0"/>
-                <w:i w:val="0"/>
-                <w:color w:val="3A4050"/>
-                <w:sz w:val="17"/>
-                <w:szCs w:val="17"/>
-              </w:rPr>
-              <w:t>Yes</w:t>
-            </w:r>
-          </w:p>
-        </w:tc>
-        <w:tc>
-          <w:tcPr>
-            <w:tcW w:type="dxa" w:w="3515"/>
-            <w:shd w:val="clear" w:fill="F5F6F8"/>
-            <w:tcMar>
-              <w:top w:w="73" w:type="dxa"/>
-              <w:start w:w="90" w:type="dxa"/>
-              <w:bottom w:w="73" w:type="dxa"/>
-              <w:end w:w="79" w:type="dxa"/>
-            </w:tcMar>
-          </w:tcPr>
-          <w:p>
-            <w:pPr>
-              <w:spacing w:after="0" w:line="288" w:lineRule="auto"/>
-            </w:pPr>
-          </w:p>
-        </w:tc>
-      </w:tr>
-      <w:tr>
-        <w:trPr>
-          <w:cantSplit w:val="true"/>
-        </w:trPr>
-        <w:tc>
-          <w:tcPr>
-            <w:tcW w:type="dxa" w:w="3061"/>
-            <w:tcMar>
-              <w:top w:w="73" w:type="dxa"/>
-              <w:start w:w="90" w:type="dxa"/>
-              <w:bottom w:w="73" w:type="dxa"/>
-              <w:end w:w="79" w:type="dxa"/>
-            </w:tcMar>
-          </w:tcPr>
-          <w:p>
-            <w:pPr>
-              <w:spacing w:after="0" w:line="288" w:lineRule="auto"/>
-            </w:pPr>
-            <w:r>
-              <w:rPr>
-                <w:rFonts w:ascii="Plus Jakarta Sans" w:hAnsi="Plus Jakarta Sans" w:cs="Segoe UI"/>
-                <w:b/>
-                <w:i w:val="0"/>
-                <w:color w:val="0B0E14"/>
-                <w:sz w:val="17"/>
-                <w:szCs w:val="17"/>
-              </w:rPr>
-              <w:t>Venue and catering, where the host does not donate</w:t>
-            </w:r>
-          </w:p>
-        </w:tc>
-        <w:tc>
-          <w:tcPr>
-            <w:tcW w:type="dxa" w:w="1020"/>
-            <w:tcMar>
-              <w:top w:w="73" w:type="dxa"/>
-              <w:start w:w="90" w:type="dxa"/>
-              <w:bottom w:w="73" w:type="dxa"/>
-              <w:end w:w="79" w:type="dxa"/>
-            </w:tcMar>
-          </w:tcPr>
-          <w:p>
-            <w:pPr>
-              <w:spacing w:after="0" w:line="288" w:lineRule="auto"/>
-            </w:pPr>
-            <w:r>
-              <w:rPr>
-                <w:rFonts w:ascii="Plus Jakarta Sans" w:hAnsi="Plus Jakarta Sans" w:cs="Segoe UI"/>
-                <w:b w:val="0"/>
-                <w:i w:val="0"/>
-                <w:color w:val="3A4050"/>
-                <w:sz w:val="17"/>
-                <w:szCs w:val="17"/>
-              </w:rPr>
-              <w:t>$260</w:t>
-            </w:r>
-          </w:p>
-        </w:tc>
-        <w:tc>
-          <w:tcPr>
-            <w:tcW w:type="dxa" w:w="1134"/>
-            <w:tcMar>
-              <w:top w:w="73" w:type="dxa"/>
-              <w:start w:w="90" w:type="dxa"/>
-              <w:bottom w:w="73" w:type="dxa"/>
-              <w:end w:w="79" w:type="dxa"/>
-            </w:tcMar>
-          </w:tcPr>
-          <w:p>
-            <w:pPr>
-              <w:spacing w:after="0" w:line="288" w:lineRule="auto"/>
-            </w:pPr>
-            <w:r>
-              <w:rPr>
-                <w:rFonts w:ascii="Plus Jakarta Sans" w:hAnsi="Plus Jakarta Sans" w:cs="Segoe UI"/>
-                <w:b w:val="0"/>
-                <w:i w:val="0"/>
-                <w:color w:val="3A4050"/>
-                <w:sz w:val="17"/>
-                <w:szCs w:val="17"/>
-              </w:rPr>
-              <w:t>13,837</w:t>
-            </w:r>
-          </w:p>
-        </w:tc>
-        <w:tc>
-          <w:tcPr>
-            <w:tcW w:type="dxa" w:w="680"/>
-            <w:tcMar>
-              <w:top w:w="73" w:type="dxa"/>
-              <w:start w:w="90" w:type="dxa"/>
-              <w:bottom w:w="73" w:type="dxa"/>
-              <w:end w:w="79" w:type="dxa"/>
-            </w:tcMar>
-          </w:tcPr>
-          <w:p>
-            <w:pPr>
-              <w:spacing w:after="0" w:line="288" w:lineRule="auto"/>
-            </w:pPr>
-            <w:r>
-              <w:rPr>
-                <w:rFonts w:ascii="Plus Jakarta Sans" w:hAnsi="Plus Jakarta Sans" w:cs="Segoe UI"/>
-                <w:b w:val="0"/>
-                <w:i w:val="0"/>
-                <w:color w:val="3A4050"/>
-                <w:sz w:val="17"/>
-                <w:szCs w:val="17"/>
-              </w:rPr>
-              <w:t>Yes</w:t>
-            </w:r>
-          </w:p>
-        </w:tc>
-        <w:tc>
-          <w:tcPr>
-            <w:tcW w:type="dxa" w:w="3515"/>
-            <w:tcMar>
-              <w:top w:w="73" w:type="dxa"/>
-              <w:start w:w="90" w:type="dxa"/>
-              <w:bottom w:w="73" w:type="dxa"/>
-              <w:end w:w="79" w:type="dxa"/>
-            </w:tcMar>
-          </w:tcPr>
-          <w:p>
-            <w:pPr>
-              <w:spacing w:after="0" w:line="288" w:lineRule="auto"/>
-            </w:pPr>
-            <w:r>
-              <w:rPr>
-                <w:rFonts w:ascii="Plus Jakarta Sans" w:hAnsi="Plus Jakarta Sans" w:cs="Segoe UI"/>
-                <w:b w:val="0"/>
-                <w:i w:val="0"/>
-                <w:color w:val="3A4050"/>
-                <w:sz w:val="17"/>
-                <w:szCs w:val="17"/>
-              </w:rPr>
-              <w:t>A university usually donates the room. A youth centre usually does not</w:t>
-            </w:r>
-          </w:p>
-        </w:tc>
-      </w:tr>
-      <w:tr>
-        <w:trPr>
-          <w:cantSplit w:val="true"/>
-        </w:trPr>
-        <w:tc>
-          <w:tcPr>
-            <w:tcW w:type="dxa" w:w="3061"/>
-            <w:shd w:val="clear" w:fill="F5F6F8"/>
-            <w:tcMar>
-              <w:top w:w="73" w:type="dxa"/>
-              <w:start w:w="90" w:type="dxa"/>
-              <w:bottom w:w="73" w:type="dxa"/>
-              <w:end w:w="79" w:type="dxa"/>
-            </w:tcMar>
-          </w:tcPr>
-          <w:p>
-            <w:pPr>
-              <w:spacing w:after="0" w:line="288" w:lineRule="auto"/>
-            </w:pPr>
-            <w:r>
-              <w:rPr>
-                <w:rFonts w:ascii="Plus Jakarta Sans" w:hAnsi="Plus Jakarta Sans" w:cs="Segoe UI"/>
-                <w:b/>
-                <w:i w:val="0"/>
-                <w:color w:val="0B0E14"/>
-                <w:sz w:val="17"/>
-                <w:szCs w:val="17"/>
-              </w:rPr>
-              <w:t>Facilitator certification and quality assurance</w:t>
-            </w:r>
-          </w:p>
-        </w:tc>
-        <w:tc>
-          <w:tcPr>
-            <w:tcW w:type="dxa" w:w="1020"/>
-            <w:shd w:val="clear" w:fill="F5F6F8"/>
-            <w:tcMar>
-              <w:top w:w="73" w:type="dxa"/>
-              <w:start w:w="90" w:type="dxa"/>
-              <w:bottom w:w="73" w:type="dxa"/>
-              <w:end w:w="79" w:type="dxa"/>
-            </w:tcMar>
-          </w:tcPr>
-          <w:p>
-            <w:pPr>
-              <w:spacing w:after="0" w:line="288" w:lineRule="auto"/>
-            </w:pPr>
-            <w:r>
-              <w:rPr>
-                <w:rFonts w:ascii="Plus Jakarta Sans" w:hAnsi="Plus Jakarta Sans" w:cs="Segoe UI"/>
-                <w:b w:val="0"/>
-                <w:i w:val="0"/>
-                <w:color w:val="3A4050"/>
-                <w:sz w:val="17"/>
-                <w:szCs w:val="17"/>
-              </w:rPr>
-              <w:t>$230</w:t>
-            </w:r>
-          </w:p>
-        </w:tc>
-        <w:tc>
-          <w:tcPr>
-            <w:tcW w:type="dxa" w:w="1134"/>
-            <w:shd w:val="clear" w:fill="F5F6F8"/>
-            <w:tcMar>
-              <w:top w:w="73" w:type="dxa"/>
-              <w:start w:w="90" w:type="dxa"/>
-              <w:bottom w:w="73" w:type="dxa"/>
-              <w:end w:w="79" w:type="dxa"/>
-            </w:tcMar>
-          </w:tcPr>
-          <w:p>
-            <w:pPr>
-              <w:spacing w:after="0" w:line="288" w:lineRule="auto"/>
-            </w:pPr>
-            <w:r>
-              <w:rPr>
-                <w:rFonts w:ascii="Plus Jakarta Sans" w:hAnsi="Plus Jakarta Sans" w:cs="Segoe UI"/>
-                <w:b w:val="0"/>
-                <w:i w:val="0"/>
-                <w:color w:val="3A4050"/>
-                <w:sz w:val="17"/>
-                <w:szCs w:val="17"/>
-              </w:rPr>
-              <w:t>12,241</w:t>
-            </w:r>
-          </w:p>
-        </w:tc>
-        <w:tc>
-          <w:tcPr>
-            <w:tcW w:type="dxa" w:w="680"/>
-            <w:shd w:val="clear" w:fill="F5F6F8"/>
-            <w:tcMar>
-              <w:top w:w="73" w:type="dxa"/>
-              <w:start w:w="90" w:type="dxa"/>
-              <w:bottom w:w="73" w:type="dxa"/>
-              <w:end w:w="79" w:type="dxa"/>
-            </w:tcMar>
-          </w:tcPr>
-          <w:p>
-            <w:pPr>
-              <w:spacing w:after="0" w:line="288" w:lineRule="auto"/>
-            </w:pPr>
-          </w:p>
-        </w:tc>
-        <w:tc>
-          <w:tcPr>
-            <w:tcW w:type="dxa" w:w="3515"/>
-            <w:shd w:val="clear" w:fill="F5F6F8"/>
-            <w:tcMar>
-              <w:top w:w="73" w:type="dxa"/>
-              <w:start w:w="90" w:type="dxa"/>
-              <w:bottom w:w="73" w:type="dxa"/>
-              <w:end w:w="79" w:type="dxa"/>
-            </w:tcMar>
-          </w:tcPr>
-          <w:p>
-            <w:pPr>
-              <w:spacing w:after="0" w:line="288" w:lineRule="auto"/>
-            </w:pPr>
-          </w:p>
-        </w:tc>
-      </w:tr>
-      <w:tr>
-        <w:trPr>
-          <w:cantSplit w:val="true"/>
-        </w:trPr>
-        <w:tc>
-          <w:tcPr>
-            <w:tcW w:type="dxa" w:w="3061"/>
-            <w:tcMar>
-              <w:top w:w="73" w:type="dxa"/>
-              <w:start w:w="90" w:type="dxa"/>
-              <w:bottom w:w="73" w:type="dxa"/>
-              <w:end w:w="79" w:type="dxa"/>
-            </w:tcMar>
-          </w:tcPr>
-          <w:p>
-            <w:pPr>
-              <w:spacing w:after="0" w:line="288" w:lineRule="auto"/>
-            </w:pPr>
-            <w:r>
-              <w:rPr>
-                <w:rFonts w:ascii="Plus Jakarta Sans" w:hAnsi="Plus Jakarta Sans" w:cs="Segoe UI"/>
-                <w:b/>
-                <w:i w:val="0"/>
-                <w:color w:val="0B0E14"/>
-                <w:sz w:val="17"/>
-                <w:szCs w:val="17"/>
-              </w:rPr>
-              <w:t>Cohort reporting and showcase media</w:t>
-            </w:r>
-          </w:p>
-        </w:tc>
-        <w:tc>
-          <w:tcPr>
-            <w:tcW w:type="dxa" w:w="1020"/>
-            <w:tcMar>
-              <w:top w:w="73" w:type="dxa"/>
-              <w:start w:w="90" w:type="dxa"/>
-              <w:bottom w:w="73" w:type="dxa"/>
-              <w:end w:w="79" w:type="dxa"/>
-            </w:tcMar>
-          </w:tcPr>
-          <w:p>
-            <w:pPr>
-              <w:spacing w:after="0" w:line="288" w:lineRule="auto"/>
-            </w:pPr>
-            <w:r>
-              <w:rPr>
-                <w:rFonts w:ascii="Plus Jakarta Sans" w:hAnsi="Plus Jakarta Sans" w:cs="Segoe UI"/>
-                <w:b w:val="0"/>
-                <w:i w:val="0"/>
-                <w:color w:val="3A4050"/>
-                <w:sz w:val="17"/>
-                <w:szCs w:val="17"/>
-              </w:rPr>
-              <w:t>$170</w:t>
-            </w:r>
-          </w:p>
-        </w:tc>
-        <w:tc>
-          <w:tcPr>
-            <w:tcW w:type="dxa" w:w="1134"/>
-            <w:tcMar>
-              <w:top w:w="73" w:type="dxa"/>
-              <w:start w:w="90" w:type="dxa"/>
-              <w:bottom w:w="73" w:type="dxa"/>
-              <w:end w:w="79" w:type="dxa"/>
-            </w:tcMar>
-          </w:tcPr>
-          <w:p>
-            <w:pPr>
-              <w:spacing w:after="0" w:line="288" w:lineRule="auto"/>
-            </w:pPr>
-            <w:r>
-              <w:rPr>
-                <w:rFonts w:ascii="Plus Jakarta Sans" w:hAnsi="Plus Jakarta Sans" w:cs="Segoe UI"/>
-                <w:b w:val="0"/>
-                <w:i w:val="0"/>
-                <w:color w:val="3A4050"/>
-                <w:sz w:val="17"/>
-                <w:szCs w:val="17"/>
-              </w:rPr>
-              <w:t>9,047</w:t>
-            </w:r>
-          </w:p>
-        </w:tc>
-        <w:tc>
-          <w:tcPr>
-            <w:tcW w:type="dxa" w:w="680"/>
-            <w:tcMar>
-              <w:top w:w="73" w:type="dxa"/>
-              <w:start w:w="90" w:type="dxa"/>
-              <w:bottom w:w="73" w:type="dxa"/>
-              <w:end w:w="79" w:type="dxa"/>
-            </w:tcMar>
-          </w:tcPr>
-          <w:p>
-            <w:pPr>
-              <w:spacing w:after="0" w:line="288" w:lineRule="auto"/>
-            </w:pPr>
-          </w:p>
-        </w:tc>
-        <w:tc>
-          <w:tcPr>
-            <w:tcW w:type="dxa" w:w="3515"/>
-            <w:tcMar>
-              <w:top w:w="73" w:type="dxa"/>
-              <w:start w:w="90" w:type="dxa"/>
-              <w:bottom w:w="73" w:type="dxa"/>
-              <w:end w:w="79" w:type="dxa"/>
-            </w:tcMar>
-          </w:tcPr>
-          <w:p>
-            <w:pPr>
-              <w:spacing w:after="0" w:line="288" w:lineRule="auto"/>
-            </w:pPr>
-          </w:p>
-        </w:tc>
-      </w:tr>
-      <w:tr>
-        <w:trPr>
-          <w:cantSplit w:val="true"/>
-        </w:trPr>
-        <w:tc>
-          <w:tcPr>
-            <w:tcW w:type="dxa" w:w="3061"/>
-            <w:shd w:val="clear" w:fill="F5F6F8"/>
-            <w:tcMar>
-              <w:top w:w="73" w:type="dxa"/>
-              <w:start w:w="90" w:type="dxa"/>
-              <w:bottom w:w="73" w:type="dxa"/>
-              <w:end w:w="79" w:type="dxa"/>
-            </w:tcMar>
-          </w:tcPr>
-          <w:p>
-            <w:pPr>
-              <w:spacing w:after="0" w:line="288" w:lineRule="auto"/>
-            </w:pPr>
-            <w:r>
-              <w:rPr>
-                <w:rFonts w:ascii="Plus Jakarta Sans" w:hAnsi="Plus Jakarta Sans" w:cs="Segoe UI"/>
-                <w:b/>
-                <w:i w:val="0"/>
-                <w:color w:val="0B0E14"/>
-                <w:sz w:val="17"/>
-                <w:szCs w:val="17"/>
-              </w:rPr>
-              <w:t>Contingency</w:t>
-            </w:r>
-          </w:p>
-        </w:tc>
-        <w:tc>
-          <w:tcPr>
-            <w:tcW w:type="dxa" w:w="1020"/>
-            <w:shd w:val="clear" w:fill="F5F6F8"/>
-            <w:tcMar>
-              <w:top w:w="73" w:type="dxa"/>
-              <w:start w:w="90" w:type="dxa"/>
-              <w:bottom w:w="73" w:type="dxa"/>
-              <w:end w:w="79" w:type="dxa"/>
-            </w:tcMar>
-          </w:tcPr>
-          <w:p>
-            <w:pPr>
-              <w:spacing w:after="0" w:line="288" w:lineRule="auto"/>
-            </w:pPr>
-            <w:r>
-              <w:rPr>
-                <w:rFonts w:ascii="Plus Jakarta Sans" w:hAnsi="Plus Jakarta Sans" w:cs="Segoe UI"/>
-                <w:b w:val="0"/>
-                <w:i w:val="0"/>
-                <w:color w:val="3A4050"/>
-                <w:sz w:val="17"/>
-                <w:szCs w:val="17"/>
-              </w:rPr>
-              <w:t>$85</w:t>
-            </w:r>
-          </w:p>
-        </w:tc>
-        <w:tc>
-          <w:tcPr>
-            <w:tcW w:type="dxa" w:w="1134"/>
-            <w:shd w:val="clear" w:fill="F5F6F8"/>
-            <w:tcMar>
-              <w:top w:w="73" w:type="dxa"/>
-              <w:start w:w="90" w:type="dxa"/>
-              <w:bottom w:w="73" w:type="dxa"/>
-              <w:end w:w="79" w:type="dxa"/>
-            </w:tcMar>
-          </w:tcPr>
-          <w:p>
-            <w:pPr>
-              <w:spacing w:after="0" w:line="288" w:lineRule="auto"/>
-            </w:pPr>
-            <w:r>
-              <w:rPr>
-                <w:rFonts w:ascii="Plus Jakarta Sans" w:hAnsi="Plus Jakarta Sans" w:cs="Segoe UI"/>
-                <w:b w:val="0"/>
-                <w:i w:val="0"/>
-                <w:color w:val="3A4050"/>
-                <w:sz w:val="17"/>
-                <w:szCs w:val="17"/>
-              </w:rPr>
-              <w:t>4,524</w:t>
-            </w:r>
-          </w:p>
-        </w:tc>
-        <w:tc>
-          <w:tcPr>
-            <w:tcW w:type="dxa" w:w="680"/>
-            <w:shd w:val="clear" w:fill="F5F6F8"/>
-            <w:tcMar>
-              <w:top w:w="73" w:type="dxa"/>
-              <w:start w:w="90" w:type="dxa"/>
-              <w:bottom w:w="73" w:type="dxa"/>
-              <w:end w:w="79" w:type="dxa"/>
-            </w:tcMar>
-          </w:tcPr>
-          <w:p>
-            <w:pPr>
-              <w:spacing w:after="0" w:line="288" w:lineRule="auto"/>
-            </w:pPr>
-          </w:p>
-        </w:tc>
-        <w:tc>
-          <w:tcPr>
-            <w:tcW w:type="dxa" w:w="3515"/>
-            <w:shd w:val="clear" w:fill="F5F6F8"/>
-            <w:tcMar>
-              <w:top w:w="73" w:type="dxa"/>
-              <w:start w:w="90" w:type="dxa"/>
-              <w:bottom w:w="73" w:type="dxa"/>
-              <w:end w:w="79" w:type="dxa"/>
-            </w:tcMar>
-          </w:tcPr>
-          <w:p>
-            <w:pPr>
-              <w:spacing w:after="0" w:line="288" w:lineRule="auto"/>
-            </w:pPr>
-            <w:r>
-              <w:rPr>
-                <w:rFonts w:ascii="Plus Jakarta Sans" w:hAnsi="Plus Jakarta Sans" w:cs="Segoe UI"/>
-                <w:b w:val="0"/>
-                <w:i w:val="0"/>
-                <w:color w:val="3A4050"/>
-                <w:sz w:val="17"/>
-                <w:szCs w:val="17"/>
-              </w:rPr>
-              <w:t>A cohort that has to be moved a week costs money nobody budgeted</w:t>
-            </w:r>
-          </w:p>
-        </w:tc>
-      </w:tr>
-      <w:tr>
-        <w:trPr>
-          <w:cantSplit w:val="true"/>
-        </w:trPr>
-        <w:tc>
-          <w:tcPr>
-            <w:tcW w:type="dxa" w:w="3061"/>
-            <w:shd w:val="clear" w:fill="CBF24A"/>
-            <w:tcMar>
-              <w:top w:w="73" w:type="dxa"/>
-              <w:start w:w="90" w:type="dxa"/>
-              <w:bottom w:w="73" w:type="dxa"/>
-              <w:end w:w="79" w:type="dxa"/>
-            </w:tcMar>
-          </w:tcPr>
-          <w:p>
-            <w:pPr>
-              <w:spacing w:after="0" w:line="288" w:lineRule="auto"/>
-            </w:pPr>
-            <w:r>
-              <w:rPr>
-                <w:rFonts w:ascii="Plus Jakarta Sans" w:hAnsi="Plus Jakarta Sans" w:cs="Segoe UI"/>
-                <w:b/>
-                <w:i w:val="0"/>
-                <w:color w:val="0B0E14"/>
-                <w:sz w:val="17"/>
-                <w:szCs w:val="17"/>
-              </w:rPr>
-              <w:t>Total</w:t>
-            </w:r>
-          </w:p>
-        </w:tc>
-        <w:tc>
-          <w:tcPr>
-            <w:tcW w:type="dxa" w:w="1020"/>
-            <w:shd w:val="clear" w:fill="CBF24A"/>
-            <w:tcMar>
-              <w:top w:w="73" w:type="dxa"/>
-              <w:start w:w="90" w:type="dxa"/>
-              <w:bottom w:w="73" w:type="dxa"/>
-              <w:end w:w="79" w:type="dxa"/>
-            </w:tcMar>
-          </w:tcPr>
-          <w:p>
-            <w:pPr>
-              <w:spacing w:after="0" w:line="288" w:lineRule="auto"/>
-            </w:pPr>
-            <w:r>
-              <w:rPr>
-                <w:rFonts w:ascii="Plus Jakarta Sans" w:hAnsi="Plus Jakarta Sans" w:cs="Segoe UI"/>
-                <w:b/>
-                <w:i w:val="0"/>
-                <w:color w:val="0B0E14"/>
-                <w:sz w:val="17"/>
-                <w:szCs w:val="17"/>
-              </w:rPr>
-              <w:t>$3,000</w:t>
-            </w:r>
-          </w:p>
-        </w:tc>
-        <w:tc>
-          <w:tcPr>
-            <w:tcW w:type="dxa" w:w="1134"/>
-            <w:shd w:val="clear" w:fill="CBF24A"/>
-            <w:tcMar>
-              <w:top w:w="73" w:type="dxa"/>
-              <w:start w:w="90" w:type="dxa"/>
-              <w:bottom w:w="73" w:type="dxa"/>
-              <w:end w:w="79" w:type="dxa"/>
-            </w:tcMar>
-          </w:tcPr>
-          <w:p>
-            <w:pPr>
-              <w:spacing w:after="0" w:line="288" w:lineRule="auto"/>
-            </w:pPr>
-            <w:r>
-              <w:rPr>
-                <w:rFonts w:ascii="Plus Jakarta Sans" w:hAnsi="Plus Jakarta Sans" w:cs="Segoe UI"/>
-                <w:b/>
-                <w:i w:val="0"/>
-                <w:color w:val="0B0E14"/>
-                <w:sz w:val="17"/>
-                <w:szCs w:val="17"/>
-              </w:rPr>
-              <w:t>159,660</w:t>
-            </w:r>
-          </w:p>
-        </w:tc>
-        <w:tc>
-          <w:tcPr>
-            <w:tcW w:type="dxa" w:w="680"/>
-            <w:shd w:val="clear" w:fill="CBF24A"/>
-            <w:tcMar>
-              <w:top w:w="73" w:type="dxa"/>
-              <w:start w:w="90" w:type="dxa"/>
-              <w:bottom w:w="73" w:type="dxa"/>
-              <w:end w:w="79" w:type="dxa"/>
-            </w:tcMar>
-          </w:tcPr>
-          <w:p>
-            <w:pPr>
-              <w:spacing w:after="0" w:line="288" w:lineRule="auto"/>
-            </w:pPr>
-          </w:p>
-        </w:tc>
-        <w:tc>
-          <w:tcPr>
-            <w:tcW w:type="dxa" w:w="3515"/>
-            <w:shd w:val="clear" w:fill="CBF24A"/>
-            <w:tcMar>
-              <w:top w:w="73" w:type="dxa"/>
-              <w:start w:w="90" w:type="dxa"/>
-              <w:bottom w:w="73" w:type="dxa"/>
-              <w:end w:w="79" w:type="dxa"/>
-            </w:tcMar>
-          </w:tcPr>
-          <w:p>
-            <w:pPr>
-              <w:spacing w:after="0" w:line="288" w:lineRule="auto"/>
-            </w:pPr>
-            <w:r>
-              <w:rPr>
-                <w:rFonts w:ascii="Plus Jakarta Sans" w:hAnsi="Plus Jakarta Sans" w:cs="Segoe UI"/>
-                <w:b/>
-                <w:i w:val="0"/>
-                <w:color w:val="0B0E14"/>
-                <w:sz w:val="17"/>
-                <w:szCs w:val="17"/>
-              </w:rPr>
-              <w:t>25 seats, six delivery days</w:t>
-            </w:r>
-          </w:p>
-        </w:tc>
-      </w:tr>
-    </w:tbl>
     <w:p>
       <w:pPr>
         <w:widowControl w:val="true"/>
-        <w:spacing w:before="0" w:after="140" w:line="322" w:lineRule="auto"/>
-      </w:pPr>
+        <w:spacing w:before="0" w:after="100" w:line="322" w:lineRule="auto"/>
+      </w:pPr>
+      <w:r>
+        <w:rPr>
+          <w:rFonts w:ascii="Plus Jakarta Sans" w:hAnsi="Plus Jakarta Sans" w:cs="Segoe UI"/>
+          <w:b w:val="0"/>
+          <w:i w:val="0"/>
+          <w:color w:val="0B0E14"/>
+          <w:sz w:val="19"/>
+          <w:szCs w:val="19"/>
+        </w:rPr>
+        <w:t>500,000 registrations come from the coalition itself: a telecom partner messaging its own base, a bank in its app, 150 chapters inviting their members, 1,000 ambassadors with codes, eighteen NGO networks, and the podcast. The other 500,000 come from the people already in.</w:t>
+      </w:r>
     </w:p>
     <w:tbl>
       <w:tblPr>
@@ -16657,7 +14374,7 @@
                 <w:sz w:val="36"/>
                 <w:szCs w:val="36"/>
               </w:rPr>
-              <w:t>$745</w:t>
+              <w:t>500,000</w:t>
             </w:r>
           </w:p>
           <w:p>
@@ -16673,7 +14390,7 @@
                 <w:sz w:val="15"/>
                 <w:szCs w:val="15"/>
               </w:rPr>
-              <w:t>field cost in every cohort</w:t>
+              <w:t>seeded by partners</w:t>
             </w:r>
           </w:p>
         </w:tc>
@@ -16701,7 +14418,7 @@
                 <w:sz w:val="36"/>
                 <w:szCs w:val="36"/>
               </w:rPr>
-              <w:t>25%</w:t>
+              <w:t>0.50</w:t>
             </w:r>
           </w:p>
           <w:p>
@@ -16717,7 +14434,7 @@
                 <w:sz w:val="15"/>
                 <w:szCs w:val="15"/>
               </w:rPr>
-              <w:t>of the cohort price</w:t>
+              <w:t>viral coefficient</w:t>
             </w:r>
           </w:p>
         </w:tc>
@@ -16745,7 +14462,7 @@
                 <w:sz w:val="36"/>
                 <w:szCs w:val="36"/>
               </w:rPr>
-              <w:t>$22,350</w:t>
+              <w:t>2.00x</w:t>
             </w:r>
           </w:p>
           <w:p>
@@ -16761,7 +14478,7 @@
                 <w:sz w:val="15"/>
                 <w:szCs w:val="15"/>
               </w:rPr>
-              <w:t>across 30 cohorts in the wave</w:t>
+              <w:t>multiplier</w:t>
             </w:r>
           </w:p>
         </w:tc>
@@ -16789,7 +14506,7 @@
                 <w:sz w:val="36"/>
                 <w:szCs w:val="36"/>
               </w:rPr>
-              <w:t>8</w:t>
+              <w:t>1,000,000</w:t>
             </w:r>
           </w:p>
           <w:p>
@@ -16805,7 +14522,7 @@
                 <w:sz w:val="15"/>
                 <w:szCs w:val="15"/>
               </w:rPr>
-              <w:t>days away for six delivery days</w:t>
+              <w:t>registered</w:t>
             </w:r>
           </w:p>
         </w:tc>
@@ -16832,7 +14549,7 @@
           <w:sz w:val="24"/>
           <w:szCs w:val="24"/>
         </w:rPr>
-        <w:t>The rules that make it work</w:t>
+        <w:t>The nine mechanics</w:t>
       </w:r>
     </w:p>
     <w:p>
@@ -16854,7 +14571,7 @@
           <w:sz w:val="20"/>
           <w:szCs w:val="20"/>
         </w:rPr>
-        <w:t>The allowance is paid in advance</w:t>
+        <w:t>The first three missions are free, for everyone, forever</w:t>
       </w:r>
     </w:p>
     <w:p>
@@ -16875,7 +14592,7 @@
           <w:sz w:val="19"/>
           <w:szCs w:val="19"/>
         </w:rPr>
-        <w:t>EGP 400 a person a day, in hand before the team travels. A certified facilitator is a freelancer, not a salaried employee, and cannot float a week of expenses and wait for a reimbursement cycle. A programme that reimburses after the fact loses its best facilitators to whoever pays up front.</w:t>
+        <w:t>No sponsor, no institution, no code. The thing that spreads has to be the thing itself, and nothing spreads that asks for a credit card on the first screen.</w:t>
       </w:r>
     </w:p>
     <w:p>
@@ -16897,7 +14614,7 @@
           <w:sz w:val="20"/>
           <w:szCs w:val="20"/>
         </w:rPr>
-        <w:t>Travel is two facilitators and a coordinator</w:t>
+        <w:t>Unlock by inviting</w:t>
       </w:r>
     </w:p>
     <w:p>
@@ -16918,7 +14635,7 @@
           <w:sz w:val="19"/>
           <w:szCs w:val="19"/>
         </w:rPr>
-        <w:t>Two facilitators deliver and one coordinator runs the room, the venue, the host relationship and the showcase. Sending two people and asking one of them to coordinate is how cohorts fail in week one.</w:t>
+        <w:t>Mission 04 opens when a founder brings two others who finish mission 01. That is the referral loop, it is built into the product rather than bolted on as a campaign, and it is where the viral coefficient comes from.</w:t>
       </w:r>
     </w:p>
     <w:p>
@@ -16940,7 +14657,7 @@
           <w:sz w:val="20"/>
           <w:szCs w:val="20"/>
         </w:rPr>
-        <w:t>Eight days away for six delivery days</w:t>
+        <w:t>A shareable card for every mission finished</w:t>
       </w:r>
     </w:p>
     <w:p>
@@ -16961,7 +14678,7 @@
           <w:sz w:val="19"/>
           <w:szCs w:val="19"/>
         </w:rPr>
-        <w:t>A travel day each side. Pretending a team can arrive and deliver the same morning is the commonest way a governorate budget turns out to be wrong.</w:t>
+        <w:t>Arabic, designed to be posted, with the founder's name and what they built. Fifteen chances for every participant to advertise the initiative to their own network.</w:t>
       </w:r>
     </w:p>
     <w:p>
@@ -16983,7 +14700,7 @@
           <w:sz w:val="20"/>
           <w:szCs w:val="20"/>
         </w:rPr>
-        <w:t>The venue is the first thing to ask the host for</w:t>
+        <w:t>The chapter leaderboard</w:t>
       </w:r>
     </w:p>
     <w:p>
@@ -17004,7 +14721,7 @@
           <w:sz w:val="19"/>
           <w:szCs w:val="19"/>
         </w:rPr>
-        <w:t>A university or a corporate branch donating the room takes $260 off the cohort, which goes straight back into founders sponsored. This is the single highest-value item on the in-kind menu for a governorate partner.</w:t>
+        <w:t>Universities ranked publicly by registrations and by completions. Student organisations will compete for a ranking harder than they will work for a fee.</w:t>
       </w:r>
     </w:p>
     <w:p>
@@ -17026,7 +14743,7 @@
           <w:sz w:val="20"/>
           <w:szCs w:val="20"/>
         </w:rPr>
-        <w:t>Recruit facilitators where the cohorts are</w:t>
+        <w:t>The ambassador leaderboard</w:t>
       </w:r>
     </w:p>
     <w:p>
@@ -17047,7 +14764,179 @@
           <w:sz w:val="19"/>
           <w:szCs w:val="19"/>
         </w:rPr>
-        <w:t>Every facilitator certified in Assiut removes the travel, the accommodation and most of the allowance from every cohort they run. The certification programme is targeted at the governorates with the most cohorts for exactly this reason, and it is why the second wave costs less per founder than the first.</w:t>
+        <w:t>1,000 ambassadors, each with a code, ranked weekly. The top fifty go to the national demo day.</w:t>
+      </w:r>
+    </w:p>
+    <w:p>
+      <w:pPr>
+        <w:keepNext/>
+        <w:widowControl w:val="true"/>
+        <w:pBdr>
+          <w:left w:val="single" w:sz="18" w:space="8" w:color="3418E0"/>
+        </w:pBdr>
+        <w:spacing w:before="180" w:after="40" w:line="322" w:lineRule="auto"/>
+        <w:ind w:left="170"/>
+      </w:pPr>
+      <w:r>
+        <w:rPr>
+          <w:rFonts w:ascii="Plus Jakarta Sans" w:hAnsi="Plus Jakarta Sans" w:cs="Segoe UI"/>
+          <w:b/>
+          <w:i w:val="0"/>
+          <w:color w:val="0B0E14"/>
+          <w:sz w:val="20"/>
+          <w:szCs w:val="20"/>
+        </w:rPr>
+        <w:t>Challenge weeks</w:t>
+      </w:r>
+    </w:p>
+    <w:p>
+      <w:pPr>
+        <w:widowControl w:val="true"/>
+        <w:pBdr>
+          <w:left w:val="single" w:sz="18" w:space="8" w:color="E2E4EA"/>
+        </w:pBdr>
+        <w:spacing w:before="0" w:after="80" w:line="322" w:lineRule="auto"/>
+        <w:ind w:left="170"/>
+      </w:pPr>
+      <w:r>
+        <w:rPr>
+          <w:rFonts w:ascii="Plus Jakarta Sans" w:hAnsi="Plus Jakarta Sans" w:cs="Segoe UI"/>
+          <w:b w:val="0"/>
+          <w:i w:val="0"/>
+          <w:color w:val="3A4050"/>
+          <w:sz w:val="19"/>
+          <w:szCs w:val="19"/>
+        </w:rPr>
+        <w:t>Four seven-day national challenges across the wave, each with one shareable output and a deadline. A deadline is what turns a registration into a submission.</w:t>
+      </w:r>
+    </w:p>
+    <w:p>
+      <w:pPr>
+        <w:keepNext/>
+        <w:widowControl w:val="true"/>
+        <w:pBdr>
+          <w:left w:val="single" w:sz="18" w:space="8" w:color="3418E0"/>
+        </w:pBdr>
+        <w:spacing w:before="180" w:after="40" w:line="322" w:lineRule="auto"/>
+        <w:ind w:left="170"/>
+      </w:pPr>
+      <w:r>
+        <w:rPr>
+          <w:rFonts w:ascii="Plus Jakarta Sans" w:hAnsi="Plus Jakarta Sans" w:cs="Segoe UI"/>
+          <w:b/>
+          <w:i w:val="0"/>
+          <w:color w:val="0B0E14"/>
+          <w:sz w:val="20"/>
+          <w:szCs w:val="20"/>
+        </w:rPr>
+        <w:t>Governorate rivalry</w:t>
+      </w:r>
+    </w:p>
+    <w:p>
+      <w:pPr>
+        <w:widowControl w:val="true"/>
+        <w:pBdr>
+          <w:left w:val="single" w:sz="18" w:space="8" w:color="E2E4EA"/>
+        </w:pBdr>
+        <w:spacing w:before="0" w:after="80" w:line="322" w:lineRule="auto"/>
+        <w:ind w:left="170"/>
+      </w:pPr>
+      <w:r>
+        <w:rPr>
+          <w:rFonts w:ascii="Plus Jakarta Sans" w:hAnsi="Plus Jakarta Sans" w:cs="Segoe UI"/>
+          <w:b w:val="0"/>
+          <w:i w:val="0"/>
+          <w:color w:val="3A4050"/>
+          <w:sz w:val="19"/>
+          <w:szCs w:val="19"/>
+        </w:rPr>
+        <w:t>A public map, updated weekly, by registrations per thousand young people. Upper Egypt against the Delta is a better growth engine than any advertising budget.</w:t>
+      </w:r>
+    </w:p>
+    <w:p>
+      <w:pPr>
+        <w:keepNext/>
+        <w:widowControl w:val="true"/>
+        <w:pBdr>
+          <w:left w:val="single" w:sz="18" w:space="8" w:color="3418E0"/>
+        </w:pBdr>
+        <w:spacing w:before="180" w:after="40" w:line="322" w:lineRule="auto"/>
+        <w:ind w:left="170"/>
+      </w:pPr>
+      <w:r>
+        <w:rPr>
+          <w:rFonts w:ascii="Plus Jakarta Sans" w:hAnsi="Plus Jakarta Sans" w:cs="Segoe UI"/>
+          <w:b/>
+          <w:i w:val="0"/>
+          <w:color w:val="0B0E14"/>
+          <w:sz w:val="20"/>
+          <w:szCs w:val="20"/>
+        </w:rPr>
+        <w:t>Short video from Mission Zero</w:t>
+      </w:r>
+    </w:p>
+    <w:p>
+      <w:pPr>
+        <w:widowControl w:val="true"/>
+        <w:pBdr>
+          <w:left w:val="single" w:sz="18" w:space="8" w:color="E2E4EA"/>
+        </w:pBdr>
+        <w:spacing w:before="0" w:after="80" w:line="322" w:lineRule="auto"/>
+        <w:ind w:left="170"/>
+      </w:pPr>
+      <w:r>
+        <w:rPr>
+          <w:rFonts w:ascii="Plus Jakarta Sans" w:hAnsi="Plus Jakarta Sans" w:cs="Segoe UI"/>
+          <w:b w:val="0"/>
+          <w:i w:val="0"/>
+          <w:color w:val="3A4050"/>
+          <w:sz w:val="19"/>
+          <w:szCs w:val="19"/>
+        </w:rPr>
+        <w:t>Every podcast episode cut into vertical clips. Founder stories are the content that travels, and we are making it anyway.</w:t>
+      </w:r>
+    </w:p>
+    <w:p>
+      <w:pPr>
+        <w:keepNext/>
+        <w:widowControl w:val="true"/>
+        <w:pBdr>
+          <w:left w:val="single" w:sz="18" w:space="8" w:color="3418E0"/>
+        </w:pBdr>
+        <w:spacing w:before="180" w:after="40" w:line="322" w:lineRule="auto"/>
+        <w:ind w:left="170"/>
+      </w:pPr>
+      <w:r>
+        <w:rPr>
+          <w:rFonts w:ascii="Plus Jakarta Sans" w:hAnsi="Plus Jakarta Sans" w:cs="Segoe UI"/>
+          <w:b/>
+          <w:i w:val="0"/>
+          <w:color w:val="0B0E14"/>
+          <w:sz w:val="20"/>
+          <w:szCs w:val="20"/>
+        </w:rPr>
+        <w:t>Partner amplification on a schedule</w:t>
+      </w:r>
+    </w:p>
+    <w:p>
+      <w:pPr>
+        <w:widowControl w:val="true"/>
+        <w:pBdr>
+          <w:left w:val="single" w:sz="18" w:space="8" w:color="E2E4EA"/>
+        </w:pBdr>
+        <w:spacing w:before="0" w:after="80" w:line="322" w:lineRule="auto"/>
+        <w:ind w:left="170"/>
+      </w:pPr>
+      <w:r>
+        <w:rPr>
+          <w:rFonts w:ascii="Plus Jakarta Sans" w:hAnsi="Plus Jakarta Sans" w:cs="Segoe UI"/>
+          <w:b w:val="0"/>
+          <w:i w:val="0"/>
+          <w:color w:val="3A4050"/>
+          <w:sz w:val="19"/>
+          <w:szCs w:val="19"/>
+        </w:rPr>
+        <w:t>Every partner commits to a messaging calendar at signature, not when they get round to it. One telco push in week one is worth more than six months of organic.</w:t>
       </w:r>
     </w:p>
     <w:p>
@@ -17069,7 +14958,7 @@
           <w:sz w:val="18"/>
           <w:szCs w:val="18"/>
         </w:rPr>
-        <w:t>The single highest-value thing a governorate partner can do is donate the room.</w:t>
+        <w:t>The loop is in the product, not in a campaign.</w:t>
       </w:r>
       <w:r>
         <w:rPr>
@@ -17080,7 +14969,139 @@
           <w:sz w:val="18"/>
           <w:szCs w:val="18"/>
         </w:rPr>
-        <w:t xml:space="preserve"> It takes $260 off every cohort, and that saving goes straight back into founders sponsored rather than into a surplus. A university, a corporate branch or a youth centre with a hall is worth more to this initiative in kind than most of them would write a cheque for.</w:t>
+        <w:t xml:space="preserve"> Mission 04 opens when a founder brings two others who finish mission 01, and every mission finished generates a card in Arabic designed to be posted. A referral scheme bolted on at launch does not produce a coefficient like this. One built into the thing itself might, and the measurement starts in week one so the coalition knows by April rather than by August.</w:t>
+      </w:r>
+    </w:p>
+    <w:p>
+      <w:pPr>
+        <w:keepNext/>
+        <w:widowControl w:val="true"/>
+        <w:spacing w:before="280" w:after="100" w:line="288" w:lineRule="auto"/>
+      </w:pPr>
+      <w:r>
+        <w:rPr>
+          <w:rFonts w:ascii="Plus Jakarta Sans" w:hAnsi="Plus Jakarta Sans" w:cs="Segoe UI"/>
+          <w:b/>
+          <w:i w:val="0"/>
+          <w:color w:val="0B0E14"/>
+          <w:sz w:val="24"/>
+          <w:szCs w:val="24"/>
+        </w:rPr>
+        <w:t>What a partner has to commit to for this to work</w:t>
+      </w:r>
+    </w:p>
+    <w:p>
+      <w:pPr>
+        <w:spacing w:after="80" w:line="317" w:lineRule="auto"/>
+        <w:ind w:left="408" w:hanging="238"/>
+      </w:pPr>
+      <w:r>
+        <w:rPr>
+          <w:rFonts w:ascii="Plus Jakarta Sans" w:hAnsi="Plus Jakarta Sans" w:cs="Segoe UI"/>
+          <w:b/>
+          <w:color w:val="3418E0"/>
+          <w:sz w:val="19"/>
+          <w:szCs w:val="19"/>
+        </w:rPr>
+        <w:t xml:space="preserve">-  </w:t>
+      </w:r>
+      <w:r>
+        <w:rPr>
+          <w:rFonts w:ascii="Plus Jakarta Sans" w:hAnsi="Plus Jakarta Sans" w:cs="Segoe UI"/>
+          <w:b/>
+          <w:i w:val="0"/>
+          <w:color w:val="0B0E14"/>
+          <w:sz w:val="19"/>
+          <w:szCs w:val="19"/>
+        </w:rPr>
+        <w:t>A messaging calendar, agreed at signature.</w:t>
+      </w:r>
+      <w:r>
+        <w:rPr>
+          <w:rFonts w:ascii="Plus Jakarta Sans" w:hAnsi="Plus Jakarta Sans" w:cs="Segoe UI"/>
+          <w:b w:val="0"/>
+          <w:i w:val="0"/>
+          <w:color w:val="0B0E14"/>
+          <w:sz w:val="19"/>
+          <w:szCs w:val="19"/>
+        </w:rPr>
+        <w:t xml:space="preserve"> Not when somebody gets round to it. One telecom push in week one is worth more than six months of organic traffic.</w:t>
+      </w:r>
+    </w:p>
+    <w:p>
+      <w:pPr>
+        <w:spacing w:after="80" w:line="317" w:lineRule="auto"/>
+        <w:ind w:left="408" w:hanging="238"/>
+      </w:pPr>
+      <w:r>
+        <w:rPr>
+          <w:rFonts w:ascii="Plus Jakarta Sans" w:hAnsi="Plus Jakarta Sans" w:cs="Segoe UI"/>
+          <w:b/>
+          <w:color w:val="3418E0"/>
+          <w:sz w:val="19"/>
+          <w:szCs w:val="19"/>
+        </w:rPr>
+        <w:t xml:space="preserve">-  </w:t>
+      </w:r>
+      <w:r>
+        <w:rPr>
+          <w:rFonts w:ascii="Plus Jakarta Sans" w:hAnsi="Plus Jakarta Sans" w:cs="Segoe UI"/>
+          <w:b/>
+          <w:i w:val="0"/>
+          <w:color w:val="0B0E14"/>
+          <w:sz w:val="19"/>
+          <w:szCs w:val="19"/>
+        </w:rPr>
+        <w:t>Their own channels, not just their logo.</w:t>
+      </w:r>
+      <w:r>
+        <w:rPr>
+          <w:rFonts w:ascii="Plus Jakarta Sans" w:hAnsi="Plus Jakarta Sans" w:cs="Segoe UI"/>
+          <w:b w:val="0"/>
+          <w:i w:val="0"/>
+          <w:color w:val="0B0E14"/>
+          <w:sz w:val="19"/>
+          <w:szCs w:val="19"/>
+        </w:rPr>
+        <w:t xml:space="preserve"> The app banner, the SMS, the branch posters, the employee mail. This is the contribution that matters most and it costs the partner nothing.</w:t>
+      </w:r>
+    </w:p>
+    <w:p>
+      <w:pPr>
+        <w:spacing w:after="80" w:line="317" w:lineRule="auto"/>
+        <w:ind w:left="408" w:hanging="238"/>
+      </w:pPr>
+      <w:r>
+        <w:rPr>
+          <w:rFonts w:ascii="Plus Jakarta Sans" w:hAnsi="Plus Jakarta Sans" w:cs="Segoe UI"/>
+          <w:b/>
+          <w:color w:val="3418E0"/>
+          <w:sz w:val="19"/>
+          <w:szCs w:val="19"/>
+        </w:rPr>
+        <w:t xml:space="preserve">-  </w:t>
+      </w:r>
+      <w:r>
+        <w:rPr>
+          <w:rFonts w:ascii="Plus Jakarta Sans" w:hAnsi="Plus Jakarta Sans" w:cs="Segoe UI"/>
+          <w:b/>
+          <w:i w:val="0"/>
+          <w:color w:val="0B0E14"/>
+          <w:sz w:val="19"/>
+          <w:szCs w:val="19"/>
+        </w:rPr>
+        <w:t>Permission to name them.</w:t>
+      </w:r>
+      <w:r>
+        <w:rPr>
+          <w:rFonts w:ascii="Plus Jakarta Sans" w:hAnsi="Plus Jakarta Sans" w:cs="Segoe UI"/>
+          <w:b w:val="0"/>
+          <w:i w:val="0"/>
+          <w:color w:val="0B0E14"/>
+          <w:sz w:val="19"/>
+          <w:szCs w:val="19"/>
+        </w:rPr>
+        <w:t xml:space="preserve"> A coalition that cannot be named cannot be shared, and the initiative spreads on being shared.</w:t>
       </w:r>
     </w:p>
     <w:p>
@@ -17116,7 +15137,7 @@
           <w:sz w:val="40"/>
           <w:szCs w:val="40"/>
         </w:rPr>
-        <w:t>Every event in the wave</w:t>
+        <w:t>Everything that happens live</w:t>
       </w:r>
     </w:p>
     <w:p>
@@ -17141,7 +15162,25 @@
           <w:sz w:val="22"/>
           <w:szCs w:val="22"/>
         </w:rPr>
-        <w:t>The events are not decoration. They are how 150 chapters activate in the same week, how twelve governorates get opened, and how a wave ends with something a partner can photograph and report. This is every one of them, with what it costs.</w:t>
+        <w:t>There are no paid in-person cohorts in this wave. That is the decision that makes a million affordable, and this is what replaces them.</w:t>
+      </w:r>
+    </w:p>
+    <w:p>
+      <w:pPr>
+        <w:keepNext/>
+        <w:widowControl w:val="true"/>
+        <w:spacing w:before="280" w:after="100" w:line="288" w:lineRule="auto"/>
+      </w:pPr>
+      <w:r>
+        <w:rPr>
+          <w:rFonts w:ascii="Plus Jakarta Sans" w:hAnsi="Plus Jakarta Sans" w:cs="Segoe UI"/>
+          <w:b/>
+          <w:i w:val="0"/>
+          <w:color w:val="0B0E14"/>
+          <w:sz w:val="24"/>
+          <w:szCs w:val="24"/>
+        </w:rPr>
+        <w:t>Events</w:t>
       </w:r>
     </w:p>
     <w:tbl>
@@ -17392,7 +15431,7 @@
                 <w:sz w:val="17"/>
                 <w:szCs w:val="17"/>
               </w:rPr>
-              <w:t>$6,000</w:t>
+              <w:t>$8,000</w:t>
             </w:r>
           </w:p>
         </w:tc>
@@ -17419,7 +15458,7 @@
                 <w:sz w:val="17"/>
                 <w:szCs w:val="17"/>
               </w:rPr>
-              <w:t>$6,000</w:t>
+              <w:t>$8,000</w:t>
             </w:r>
           </w:p>
         </w:tc>
@@ -17479,7 +15518,7 @@
                 <w:sz w:val="17"/>
                 <w:szCs w:val="17"/>
               </w:rPr>
-              <w:t>Chapter activation visits</w:t>
+              <w:t>Regional showcases</w:t>
             </w:r>
           </w:p>
         </w:tc>
@@ -17507,7 +15546,7 @@
                 <w:sz w:val="17"/>
                 <w:szCs w:val="17"/>
               </w:rPr>
-              <w:t>40</w:t>
+              <w:t>6</w:t>
             </w:r>
           </w:p>
         </w:tc>
@@ -17535,7 +15574,7 @@
                 <w:sz w:val="17"/>
                 <w:szCs w:val="17"/>
               </w:rPr>
-              <w:t>$175</w:t>
+              <w:t>$3,000</w:t>
             </w:r>
           </w:p>
         </w:tc>
@@ -17563,7 +15602,7 @@
                 <w:sz w:val="17"/>
                 <w:szCs w:val="17"/>
               </w:rPr>
-              <w:t>$7,000</w:t>
+              <w:t>$18,000</w:t>
             </w:r>
           </w:p>
         </w:tc>
@@ -17591,7 +15630,7 @@
                 <w:sz w:val="17"/>
                 <w:szCs w:val="17"/>
               </w:rPr>
-              <w:t>March to April 2027</w:t>
+              <w:t>May to July 2027</w:t>
             </w:r>
           </w:p>
         </w:tc>
@@ -17623,7 +15662,7 @@
                 <w:sz w:val="17"/>
                 <w:szCs w:val="17"/>
               </w:rPr>
-              <w:t>Campus awareness sessions</w:t>
+              <w:t>National demo day</w:t>
             </w:r>
           </w:p>
         </w:tc>
@@ -17650,7 +15689,7 @@
                 <w:sz w:val="17"/>
                 <w:szCs w:val="17"/>
               </w:rPr>
-              <w:t>60</w:t>
+              <w:t>1</w:t>
             </w:r>
           </w:p>
         </w:tc>
@@ -17677,7 +15716,7 @@
                 <w:sz w:val="17"/>
                 <w:szCs w:val="17"/>
               </w:rPr>
-              <w:t>$90</w:t>
+              <w:t>$7,000</w:t>
             </w:r>
           </w:p>
         </w:tc>
@@ -17704,7 +15743,7 @@
                 <w:sz w:val="17"/>
                 <w:szCs w:val="17"/>
               </w:rPr>
-              <w:t>$5,400</w:t>
+              <w:t>$7,000</w:t>
             </w:r>
           </w:p>
         </w:tc>
@@ -17731,7 +15770,7 @@
                 <w:sz w:val="17"/>
                 <w:szCs w:val="17"/>
               </w:rPr>
-              <w:t>March to May 2027</w:t>
+              <w:t>August 2027</w:t>
             </w:r>
           </w:p>
         </w:tc>
@@ -17764,7 +15803,7 @@
                 <w:sz w:val="17"/>
                 <w:szCs w:val="17"/>
               </w:rPr>
-              <w:t>Governorate partner and host meetings</w:t>
+              <w:t>Partner council meetings</w:t>
             </w:r>
           </w:p>
         </w:tc>
@@ -17792,7 +15831,7 @@
                 <w:sz w:val="17"/>
                 <w:szCs w:val="17"/>
               </w:rPr>
-              <w:t>36</w:t>
+              <w:t>6</w:t>
             </w:r>
           </w:p>
         </w:tc>
@@ -17820,7 +15859,7 @@
                 <w:sz w:val="17"/>
                 <w:szCs w:val="17"/>
               </w:rPr>
-              <w:t>$220</w:t>
+              <w:t>$200</w:t>
             </w:r>
           </w:p>
         </w:tc>
@@ -17848,7 +15887,7 @@
                 <w:sz w:val="17"/>
                 <w:szCs w:val="17"/>
               </w:rPr>
-              <w:t>$7,920</w:t>
+              <w:t>$1,200</w:t>
             </w:r>
           </w:p>
         </w:tc>
@@ -17876,7 +15915,7 @@
                 <w:sz w:val="17"/>
                 <w:szCs w:val="17"/>
               </w:rPr>
-              <w:t>March to August 2027</w:t>
+              <w:t>Monthly</w:t>
             </w:r>
           </w:p>
         </w:tc>
@@ -17908,7 +15947,7 @@
                 <w:sz w:val="17"/>
                 <w:szCs w:val="17"/>
               </w:rPr>
-              <w:t>Governorate showcases</w:t>
+              <w:t>Judge and mentor briefings</w:t>
             </w:r>
           </w:p>
         </w:tc>
@@ -17935,7 +15974,7 @@
                 <w:sz w:val="17"/>
                 <w:szCs w:val="17"/>
               </w:rPr>
-              <w:t>6</w:t>
+              <w:t>4</w:t>
             </w:r>
           </w:p>
         </w:tc>
@@ -17962,7 +16001,7 @@
                 <w:sz w:val="17"/>
                 <w:szCs w:val="17"/>
               </w:rPr>
-              <w:t>$1,700</w:t>
+              <w:t>$200</w:t>
             </w:r>
           </w:p>
         </w:tc>
@@ -17989,7 +16028,7 @@
                 <w:sz w:val="17"/>
                 <w:szCs w:val="17"/>
               </w:rPr>
-              <w:t>$10,200</w:t>
+              <w:t>$800</w:t>
             </w:r>
           </w:p>
         </w:tc>
@@ -18016,7 +16055,7 @@
                 <w:sz w:val="17"/>
                 <w:szCs w:val="17"/>
               </w:rPr>
-              <w:t>May to July 2027</w:t>
+              <w:t>Before each showcase</w:t>
             </w:r>
           </w:p>
         </w:tc>
@@ -18028,7 +16067,7 @@
         <w:tc>
           <w:tcPr>
             <w:tcW w:type="dxa" w:w="2835"/>
-            <w:shd w:val="clear" w:fill="F5F6F8"/>
+            <w:shd w:val="clear" w:fill="CBF24A"/>
             <w:tcMar>
               <w:top w:w="73" w:type="dxa"/>
               <w:start w:w="90" w:type="dxa"/>
@@ -18049,14 +16088,14 @@
                 <w:sz w:val="17"/>
                 <w:szCs w:val="17"/>
               </w:rPr>
-              <w:t>Partner council meetings</w:t>
+              <w:t>Total</w:t>
             </w:r>
           </w:p>
         </w:tc>
         <w:tc>
           <w:tcPr>
             <w:tcW w:type="dxa" w:w="1020"/>
-            <w:shd w:val="clear" w:fill="F5F6F8"/>
+            <w:shd w:val="clear" w:fill="CBF24A"/>
             <w:tcMar>
               <w:top w:w="73" w:type="dxa"/>
               <w:start w:w="90" w:type="dxa"/>
@@ -18068,23 +16107,12 @@
             <w:pPr>
               <w:spacing w:after="0" w:line="288" w:lineRule="auto"/>
             </w:pPr>
-            <w:r>
-              <w:rPr>
-                <w:rFonts w:ascii="Plus Jakarta Sans" w:hAnsi="Plus Jakarta Sans" w:cs="Segoe UI"/>
-                <w:b w:val="0"/>
-                <w:i w:val="0"/>
-                <w:color w:val="3A4050"/>
-                <w:sz w:val="17"/>
-                <w:szCs w:val="17"/>
-              </w:rPr>
-              <w:t>6</w:t>
-            </w:r>
           </w:p>
         </w:tc>
         <w:tc>
           <w:tcPr>
             <w:tcW w:type="dxa" w:w="1020"/>
-            <w:shd w:val="clear" w:fill="F5F6F8"/>
+            <w:shd w:val="clear" w:fill="CBF24A"/>
             <w:tcMar>
               <w:top w:w="73" w:type="dxa"/>
               <w:start w:w="90" w:type="dxa"/>
@@ -18096,83 +16124,12 @@
             <w:pPr>
               <w:spacing w:after="0" w:line="288" w:lineRule="auto"/>
             </w:pPr>
-            <w:r>
-              <w:rPr>
-                <w:rFonts w:ascii="Plus Jakarta Sans" w:hAnsi="Plus Jakarta Sans" w:cs="Segoe UI"/>
-                <w:b w:val="0"/>
-                <w:i w:val="0"/>
-                <w:color w:val="3A4050"/>
-                <w:sz w:val="17"/>
-                <w:szCs w:val="17"/>
-              </w:rPr>
-              <w:t>$200</w:t>
-            </w:r>
           </w:p>
         </w:tc>
         <w:tc>
           <w:tcPr>
             <w:tcW w:type="dxa" w:w="1247"/>
-            <w:shd w:val="clear" w:fill="F5F6F8"/>
-            <w:tcMar>
-              <w:top w:w="73" w:type="dxa"/>
-              <w:start w:w="90" w:type="dxa"/>
-              <w:bottom w:w="73" w:type="dxa"/>
-              <w:end w:w="79" w:type="dxa"/>
-            </w:tcMar>
-          </w:tcPr>
-          <w:p>
-            <w:pPr>
-              <w:spacing w:after="0" w:line="288" w:lineRule="auto"/>
-            </w:pPr>
-            <w:r>
-              <w:rPr>
-                <w:rFonts w:ascii="Plus Jakarta Sans" w:hAnsi="Plus Jakarta Sans" w:cs="Segoe UI"/>
-                <w:b w:val="0"/>
-                <w:i w:val="0"/>
-                <w:color w:val="3A4050"/>
-                <w:sz w:val="17"/>
-                <w:szCs w:val="17"/>
-              </w:rPr>
-              <w:t>$1,200</w:t>
-            </w:r>
-          </w:p>
-        </w:tc>
-        <w:tc>
-          <w:tcPr>
-            <w:tcW w:type="dxa" w:w="3288"/>
-            <w:shd w:val="clear" w:fill="F5F6F8"/>
-            <w:tcMar>
-              <w:top w:w="73" w:type="dxa"/>
-              <w:start w:w="90" w:type="dxa"/>
-              <w:bottom w:w="73" w:type="dxa"/>
-              <w:end w:w="79" w:type="dxa"/>
-            </w:tcMar>
-          </w:tcPr>
-          <w:p>
-            <w:pPr>
-              <w:spacing w:after="0" w:line="288" w:lineRule="auto"/>
-            </w:pPr>
-            <w:r>
-              <w:rPr>
-                <w:rFonts w:ascii="Plus Jakarta Sans" w:hAnsi="Plus Jakarta Sans" w:cs="Segoe UI"/>
-                <w:b w:val="0"/>
-                <w:i w:val="0"/>
-                <w:color w:val="3A4050"/>
-                <w:sz w:val="17"/>
-                <w:szCs w:val="17"/>
-              </w:rPr>
-              <w:t>Monthly</w:t>
-            </w:r>
-          </w:p>
-        </w:tc>
-      </w:tr>
-      <w:tr>
-        <w:trPr>
-          <w:cantSplit w:val="true"/>
-        </w:trPr>
-        <w:tc>
-          <w:tcPr>
-            <w:tcW w:type="dxa" w:w="2835"/>
+            <w:shd w:val="clear" w:fill="CBF24A"/>
             <w:tcMar>
               <w:top w:w="73" w:type="dxa"/>
               <w:start w:w="90" w:type="dxa"/>
@@ -18193,210 +16150,7 @@
                 <w:sz w:val="17"/>
                 <w:szCs w:val="17"/>
               </w:rPr>
-              <w:t>Judge and mentor briefings</w:t>
-            </w:r>
-          </w:p>
-        </w:tc>
-        <w:tc>
-          <w:tcPr>
-            <w:tcW w:type="dxa" w:w="1020"/>
-            <w:tcMar>
-              <w:top w:w="73" w:type="dxa"/>
-              <w:start w:w="90" w:type="dxa"/>
-              <w:bottom w:w="73" w:type="dxa"/>
-              <w:end w:w="79" w:type="dxa"/>
-            </w:tcMar>
-          </w:tcPr>
-          <w:p>
-            <w:pPr>
-              <w:spacing w:after="0" w:line="288" w:lineRule="auto"/>
-            </w:pPr>
-            <w:r>
-              <w:rPr>
-                <w:rFonts w:ascii="Plus Jakarta Sans" w:hAnsi="Plus Jakarta Sans" w:cs="Segoe UI"/>
-                <w:b w:val="0"/>
-                <w:i w:val="0"/>
-                <w:color w:val="3A4050"/>
-                <w:sz w:val="17"/>
-                <w:szCs w:val="17"/>
-              </w:rPr>
-              <w:t>4</w:t>
-            </w:r>
-          </w:p>
-        </w:tc>
-        <w:tc>
-          <w:tcPr>
-            <w:tcW w:type="dxa" w:w="1020"/>
-            <w:tcMar>
-              <w:top w:w="73" w:type="dxa"/>
-              <w:start w:w="90" w:type="dxa"/>
-              <w:bottom w:w="73" w:type="dxa"/>
-              <w:end w:w="79" w:type="dxa"/>
-            </w:tcMar>
-          </w:tcPr>
-          <w:p>
-            <w:pPr>
-              <w:spacing w:after="0" w:line="288" w:lineRule="auto"/>
-            </w:pPr>
-            <w:r>
-              <w:rPr>
-                <w:rFonts w:ascii="Plus Jakarta Sans" w:hAnsi="Plus Jakarta Sans" w:cs="Segoe UI"/>
-                <w:b w:val="0"/>
-                <w:i w:val="0"/>
-                <w:color w:val="3A4050"/>
-                <w:sz w:val="17"/>
-                <w:szCs w:val="17"/>
-              </w:rPr>
-              <w:t>$150</w:t>
-            </w:r>
-          </w:p>
-        </w:tc>
-        <w:tc>
-          <w:tcPr>
-            <w:tcW w:type="dxa" w:w="1247"/>
-            <w:tcMar>
-              <w:top w:w="73" w:type="dxa"/>
-              <w:start w:w="90" w:type="dxa"/>
-              <w:bottom w:w="73" w:type="dxa"/>
-              <w:end w:w="79" w:type="dxa"/>
-            </w:tcMar>
-          </w:tcPr>
-          <w:p>
-            <w:pPr>
-              <w:spacing w:after="0" w:line="288" w:lineRule="auto"/>
-            </w:pPr>
-            <w:r>
-              <w:rPr>
-                <w:rFonts w:ascii="Plus Jakarta Sans" w:hAnsi="Plus Jakarta Sans" w:cs="Segoe UI"/>
-                <w:b w:val="0"/>
-                <w:i w:val="0"/>
-                <w:color w:val="3A4050"/>
-                <w:sz w:val="17"/>
-                <w:szCs w:val="17"/>
-              </w:rPr>
-              <w:t>$600</w:t>
-            </w:r>
-          </w:p>
-        </w:tc>
-        <w:tc>
-          <w:tcPr>
-            <w:tcW w:type="dxa" w:w="3288"/>
-            <w:tcMar>
-              <w:top w:w="73" w:type="dxa"/>
-              <w:start w:w="90" w:type="dxa"/>
-              <w:bottom w:w="73" w:type="dxa"/>
-              <w:end w:w="79" w:type="dxa"/>
-            </w:tcMar>
-          </w:tcPr>
-          <w:p>
-            <w:pPr>
-              <w:spacing w:after="0" w:line="288" w:lineRule="auto"/>
-            </w:pPr>
-            <w:r>
-              <w:rPr>
-                <w:rFonts w:ascii="Plus Jakarta Sans" w:hAnsi="Plus Jakarta Sans" w:cs="Segoe UI"/>
-                <w:b w:val="0"/>
-                <w:i w:val="0"/>
-                <w:color w:val="3A4050"/>
-                <w:sz w:val="17"/>
-                <w:szCs w:val="17"/>
-              </w:rPr>
-              <w:t>Before each showcase wave</w:t>
-            </w:r>
-          </w:p>
-        </w:tc>
-      </w:tr>
-      <w:tr>
-        <w:trPr>
-          <w:cantSplit w:val="true"/>
-        </w:trPr>
-        <w:tc>
-          <w:tcPr>
-            <w:tcW w:type="dxa" w:w="2835"/>
-            <w:shd w:val="clear" w:fill="CBF24A"/>
-            <w:tcMar>
-              <w:top w:w="73" w:type="dxa"/>
-              <w:start w:w="90" w:type="dxa"/>
-              <w:bottom w:w="73" w:type="dxa"/>
-              <w:end w:w="79" w:type="dxa"/>
-            </w:tcMar>
-          </w:tcPr>
-          <w:p>
-            <w:pPr>
-              <w:spacing w:after="0" w:line="288" w:lineRule="auto"/>
-            </w:pPr>
-            <w:r>
-              <w:rPr>
-                <w:rFonts w:ascii="Plus Jakarta Sans" w:hAnsi="Plus Jakarta Sans" w:cs="Segoe UI"/>
-                <w:b/>
-                <w:i w:val="0"/>
-                <w:color w:val="0B0E14"/>
-                <w:sz w:val="17"/>
-                <w:szCs w:val="17"/>
-              </w:rPr>
-              <w:t>Total</w:t>
-            </w:r>
-          </w:p>
-        </w:tc>
-        <w:tc>
-          <w:tcPr>
-            <w:tcW w:type="dxa" w:w="1020"/>
-            <w:shd w:val="clear" w:fill="CBF24A"/>
-            <w:tcMar>
-              <w:top w:w="73" w:type="dxa"/>
-              <w:start w:w="90" w:type="dxa"/>
-              <w:bottom w:w="73" w:type="dxa"/>
-              <w:end w:w="79" w:type="dxa"/>
-            </w:tcMar>
-          </w:tcPr>
-          <w:p>
-            <w:pPr>
-              <w:spacing w:after="0" w:line="288" w:lineRule="auto"/>
-            </w:pPr>
-          </w:p>
-        </w:tc>
-        <w:tc>
-          <w:tcPr>
-            <w:tcW w:type="dxa" w:w="1020"/>
-            <w:shd w:val="clear" w:fill="CBF24A"/>
-            <w:tcMar>
-              <w:top w:w="73" w:type="dxa"/>
-              <w:start w:w="90" w:type="dxa"/>
-              <w:bottom w:w="73" w:type="dxa"/>
-              <w:end w:w="79" w:type="dxa"/>
-            </w:tcMar>
-          </w:tcPr>
-          <w:p>
-            <w:pPr>
-              <w:spacing w:after="0" w:line="288" w:lineRule="auto"/>
-            </w:pPr>
-          </w:p>
-        </w:tc>
-        <w:tc>
-          <w:tcPr>
-            <w:tcW w:type="dxa" w:w="1247"/>
-            <w:shd w:val="clear" w:fill="CBF24A"/>
-            <w:tcMar>
-              <w:top w:w="73" w:type="dxa"/>
-              <w:start w:w="90" w:type="dxa"/>
-              <w:bottom w:w="73" w:type="dxa"/>
-              <w:end w:w="79" w:type="dxa"/>
-            </w:tcMar>
-          </w:tcPr>
-          <w:p>
-            <w:pPr>
-              <w:spacing w:after="0" w:line="288" w:lineRule="auto"/>
-            </w:pPr>
-            <w:r>
-              <w:rPr>
-                <w:rFonts w:ascii="Plus Jakarta Sans" w:hAnsi="Plus Jakarta Sans" w:cs="Segoe UI"/>
-                <w:b/>
-                <w:i w:val="0"/>
-                <w:color w:val="0B0E14"/>
-                <w:sz w:val="17"/>
-                <w:szCs w:val="17"/>
-              </w:rPr>
-              <w:t>$38,320</w:t>
+              <w:t>$35,000</w:t>
             </w:r>
           </w:p>
         </w:tc>
@@ -18451,472 +16205,7 @@
           <w:sz w:val="24"/>
           <w:szCs w:val="24"/>
         </w:rPr>
-        <w:t>What each one is for</w:t>
-      </w:r>
-    </w:p>
-    <w:p>
-      <w:pPr>
-        <w:keepNext/>
-        <w:widowControl w:val="true"/>
-        <w:pBdr>
-          <w:left w:val="single" w:sz="18" w:space="8" w:color="3418E0"/>
-        </w:pBdr>
-        <w:spacing w:before="180" w:after="40" w:line="322" w:lineRule="auto"/>
-        <w:ind w:left="170"/>
-      </w:pPr>
-      <w:r>
-        <w:rPr>
-          <w:rFonts w:ascii="Plus Jakarta Sans" w:hAnsi="Plus Jakarta Sans" w:cs="Segoe UI"/>
-          <w:b/>
-          <w:i w:val="0"/>
-          <w:color w:val="0B0E14"/>
-          <w:sz w:val="20"/>
-          <w:szCs w:val="20"/>
-        </w:rPr>
-        <w:t>National launch, Cairo</w:t>
-      </w:r>
-    </w:p>
-    <w:p>
-      <w:pPr>
-        <w:widowControl w:val="true"/>
-        <w:pBdr>
-          <w:left w:val="single" w:sz="18" w:space="8" w:color="E2E4EA"/>
-        </w:pBdr>
-        <w:spacing w:before="0" w:after="80" w:line="322" w:lineRule="auto"/>
-        <w:ind w:left="170"/>
-      </w:pPr>
-      <w:r>
-        <w:rPr>
-          <w:rFonts w:ascii="Plus Jakarta Sans" w:hAnsi="Plus Jakarta Sans" w:cs="Segoe UI"/>
-          <w:b w:val="0"/>
-          <w:i w:val="0"/>
-          <w:color w:val="3A4050"/>
-          <w:sz w:val="19"/>
-          <w:szCs w:val="19"/>
-        </w:rPr>
-        <w:t>The coalition on stage, the patron ministries present, the press in the room. Nothing is announced until three Founding Partners have signed, so this event is the proof the coalition exists.</w:t>
-      </w:r>
-    </w:p>
-    <w:p>
-      <w:pPr>
-        <w:keepNext/>
-        <w:widowControl w:val="true"/>
-        <w:pBdr>
-          <w:left w:val="single" w:sz="18" w:space="8" w:color="3418E0"/>
-        </w:pBdr>
-        <w:spacing w:before="180" w:after="40" w:line="322" w:lineRule="auto"/>
-        <w:ind w:left="170"/>
-      </w:pPr>
-      <w:r>
-        <w:rPr>
-          <w:rFonts w:ascii="Plus Jakarta Sans" w:hAnsi="Plus Jakarta Sans" w:cs="Segoe UI"/>
-          <w:b/>
-          <w:i w:val="0"/>
-          <w:color w:val="0B0E14"/>
-          <w:sz w:val="20"/>
-          <w:szCs w:val="20"/>
-        </w:rPr>
-        <w:t>Chapter activation visits</w:t>
-      </w:r>
-    </w:p>
-    <w:p>
-      <w:pPr>
-        <w:widowControl w:val="true"/>
-        <w:pBdr>
-          <w:left w:val="single" w:sz="18" w:space="8" w:color="E2E4EA"/>
-        </w:pBdr>
-        <w:spacing w:before="0" w:after="80" w:line="322" w:lineRule="auto"/>
-        <w:ind w:left="170"/>
-      </w:pPr>
-      <w:r>
-        <w:rPr>
-          <w:rFonts w:ascii="Plus Jakarta Sans" w:hAnsi="Plus Jakarta Sans" w:cs="Segoe UI"/>
-          <w:b w:val="0"/>
-          <w:i w:val="0"/>
-          <w:color w:val="3A4050"/>
-          <w:sz w:val="19"/>
-          <w:szCs w:val="19"/>
-        </w:rPr>
-        <w:t>150 chapters, visited in 40 clustered trips. A chapter that has been visited activates. A chapter that has only been emailed does not, and that is the whole difference between 150 chapters and 40.</w:t>
-      </w:r>
-    </w:p>
-    <w:p>
-      <w:pPr>
-        <w:keepNext/>
-        <w:widowControl w:val="true"/>
-        <w:pBdr>
-          <w:left w:val="single" w:sz="18" w:space="8" w:color="3418E0"/>
-        </w:pBdr>
-        <w:spacing w:before="180" w:after="40" w:line="322" w:lineRule="auto"/>
-        <w:ind w:left="170"/>
-      </w:pPr>
-      <w:r>
-        <w:rPr>
-          <w:rFonts w:ascii="Plus Jakarta Sans" w:hAnsi="Plus Jakarta Sans" w:cs="Segoe UI"/>
-          <w:b/>
-          <w:i w:val="0"/>
-          <w:color w:val="0B0E14"/>
-          <w:sz w:val="20"/>
-          <w:szCs w:val="20"/>
-        </w:rPr>
-        <w:t>Campus awareness sessions</w:t>
-      </w:r>
-    </w:p>
-    <w:p>
-      <w:pPr>
-        <w:widowControl w:val="true"/>
-        <w:pBdr>
-          <w:left w:val="single" w:sz="18" w:space="8" w:color="E2E4EA"/>
-        </w:pBdr>
-        <w:spacing w:before="0" w:after="80" w:line="322" w:lineRule="auto"/>
-        <w:ind w:left="170"/>
-      </w:pPr>
-      <w:r>
-        <w:rPr>
-          <w:rFonts w:ascii="Plus Jakarta Sans" w:hAnsi="Plus Jakarta Sans" w:cs="Segoe UI"/>
-          <w:b w:val="0"/>
-          <w:i w:val="0"/>
-          <w:color w:val="3A4050"/>
-          <w:sz w:val="19"/>
-          <w:szCs w:val="19"/>
-        </w:rPr>
-        <w:t>An hour on a campus, run with the chapter, that turns a poster into registrations. Five per governorate.</w:t>
-      </w:r>
-    </w:p>
-    <w:p>
-      <w:pPr>
-        <w:keepNext/>
-        <w:widowControl w:val="true"/>
-        <w:pBdr>
-          <w:left w:val="single" w:sz="18" w:space="8" w:color="3418E0"/>
-        </w:pBdr>
-        <w:spacing w:before="180" w:after="40" w:line="322" w:lineRule="auto"/>
-        <w:ind w:left="170"/>
-      </w:pPr>
-      <w:r>
-        <w:rPr>
-          <w:rFonts w:ascii="Plus Jakarta Sans" w:hAnsi="Plus Jakarta Sans" w:cs="Segoe UI"/>
-          <w:b/>
-          <w:i w:val="0"/>
-          <w:color w:val="0B0E14"/>
-          <w:sz w:val="20"/>
-          <w:szCs w:val="20"/>
-        </w:rPr>
-        <w:t>Governorate partner and host meetings</w:t>
-      </w:r>
-    </w:p>
-    <w:p>
-      <w:pPr>
-        <w:widowControl w:val="true"/>
-        <w:pBdr>
-          <w:left w:val="single" w:sz="18" w:space="8" w:color="E2E4EA"/>
-        </w:pBdr>
-        <w:spacing w:before="0" w:after="80" w:line="322" w:lineRule="auto"/>
-        <w:ind w:left="170"/>
-      </w:pPr>
-      <w:r>
-        <w:rPr>
-          <w:rFonts w:ascii="Plus Jakarta Sans" w:hAnsi="Plus Jakarta Sans" w:cs="Segoe UI"/>
-          <w:b w:val="0"/>
-          <w:i w:val="0"/>
-          <w:color w:val="3A4050"/>
-          <w:sz w:val="19"/>
-          <w:szCs w:val="19"/>
-        </w:rPr>
-        <w:t>Twelve governorates, three visits each: open the relationship, agree the venues, run the showcase.</w:t>
-      </w:r>
-    </w:p>
-    <w:p>
-      <w:pPr>
-        <w:keepNext/>
-        <w:widowControl w:val="true"/>
-        <w:pBdr>
-          <w:left w:val="single" w:sz="18" w:space="8" w:color="3418E0"/>
-        </w:pBdr>
-        <w:spacing w:before="180" w:after="40" w:line="322" w:lineRule="auto"/>
-        <w:ind w:left="170"/>
-      </w:pPr>
-      <w:r>
-        <w:rPr>
-          <w:rFonts w:ascii="Plus Jakarta Sans" w:hAnsi="Plus Jakarta Sans" w:cs="Segoe UI"/>
-          <w:b/>
-          <w:i w:val="0"/>
-          <w:color w:val="0B0E14"/>
-          <w:sz w:val="20"/>
-          <w:szCs w:val="20"/>
-        </w:rPr>
-        <w:t>Governorate showcases</w:t>
-      </w:r>
-    </w:p>
-    <w:p>
-      <w:pPr>
-        <w:widowControl w:val="true"/>
-        <w:pBdr>
-          <w:left w:val="single" w:sz="18" w:space="8" w:color="E2E4EA"/>
-        </w:pBdr>
-        <w:spacing w:before="0" w:after="80" w:line="322" w:lineRule="auto"/>
-        <w:ind w:left="170"/>
-      </w:pPr>
-      <w:r>
-        <w:rPr>
-          <w:rFonts w:ascii="Plus Jakarta Sans" w:hAnsi="Plus Jakarta Sans" w:cs="Segoe UI"/>
-          <w:b w:val="0"/>
-          <w:i w:val="0"/>
-          <w:color w:val="3A4050"/>
-          <w:sz w:val="19"/>
-          <w:szCs w:val="19"/>
-        </w:rPr>
-        <w:t>Venue, judges' travel, prizes and media. Six of them, in the governorates carrying the most cohorts.</w:t>
-      </w:r>
-    </w:p>
-    <w:p>
-      <w:pPr>
-        <w:keepNext/>
-        <w:widowControl w:val="true"/>
-        <w:pBdr>
-          <w:left w:val="single" w:sz="18" w:space="8" w:color="3418E0"/>
-        </w:pBdr>
-        <w:spacing w:before="180" w:after="40" w:line="322" w:lineRule="auto"/>
-        <w:ind w:left="170"/>
-      </w:pPr>
-      <w:r>
-        <w:rPr>
-          <w:rFonts w:ascii="Plus Jakarta Sans" w:hAnsi="Plus Jakarta Sans" w:cs="Segoe UI"/>
-          <w:b/>
-          <w:i w:val="0"/>
-          <w:color w:val="0B0E14"/>
-          <w:sz w:val="20"/>
-          <w:szCs w:val="20"/>
-        </w:rPr>
-        <w:t>Partner council meetings</w:t>
-      </w:r>
-    </w:p>
-    <w:p>
-      <w:pPr>
-        <w:widowControl w:val="true"/>
-        <w:pBdr>
-          <w:left w:val="single" w:sz="18" w:space="8" w:color="E2E4EA"/>
-        </w:pBdr>
-        <w:spacing w:before="0" w:after="80" w:line="322" w:lineRule="auto"/>
-        <w:ind w:left="170"/>
-      </w:pPr>
-      <w:r>
-        <w:rPr>
-          <w:rFonts w:ascii="Plus Jakarta Sans" w:hAnsi="Plus Jakarta Sans" w:cs="Segoe UI"/>
-          <w:b w:val="0"/>
-          <w:i w:val="0"/>
-          <w:color w:val="3A4050"/>
-          <w:sz w:val="19"/>
-          <w:szCs w:val="19"/>
-        </w:rPr>
-        <w:t>One hour, one dashboard, and the room where partners meet each other, which several of them will value more than the reporting.</w:t>
-      </w:r>
-    </w:p>
-    <w:p>
-      <w:pPr>
-        <w:keepNext/>
-        <w:widowControl w:val="true"/>
-        <w:pBdr>
-          <w:left w:val="single" w:sz="18" w:space="8" w:color="3418E0"/>
-        </w:pBdr>
-        <w:spacing w:before="180" w:after="40" w:line="322" w:lineRule="auto"/>
-        <w:ind w:left="170"/>
-      </w:pPr>
-      <w:r>
-        <w:rPr>
-          <w:rFonts w:ascii="Plus Jakarta Sans" w:hAnsi="Plus Jakarta Sans" w:cs="Segoe UI"/>
-          <w:b/>
-          <w:i w:val="0"/>
-          <w:color w:val="0B0E14"/>
-          <w:sz w:val="20"/>
-          <w:szCs w:val="20"/>
-        </w:rPr>
-        <w:t>Judge and mentor briefings</w:t>
-      </w:r>
-    </w:p>
-    <w:p>
-      <w:pPr>
-        <w:widowControl w:val="true"/>
-        <w:pBdr>
-          <w:left w:val="single" w:sz="18" w:space="8" w:color="E2E4EA"/>
-        </w:pBdr>
-        <w:spacing w:before="0" w:after="80" w:line="322" w:lineRule="auto"/>
-        <w:ind w:left="170"/>
-      </w:pPr>
-      <w:r>
-        <w:rPr>
-          <w:rFonts w:ascii="Plus Jakarta Sans" w:hAnsi="Plus Jakarta Sans" w:cs="Segoe UI"/>
-          <w:b w:val="0"/>
-          <w:i w:val="0"/>
-          <w:color w:val="3A4050"/>
-          <w:sz w:val="19"/>
-          <w:szCs w:val="19"/>
-        </w:rPr>
-        <w:t>Sponsor staff cannot judge well without being briefed, and a badly judged showcase costs a renewal.</w:t>
-      </w:r>
-    </w:p>
-    <w:p>
-      <w:pPr>
-        <w:widowControl w:val="true"/>
-        <w:spacing w:before="0" w:after="100" w:line="322" w:lineRule="auto"/>
-      </w:pPr>
-      <w:r>
-        <w:rPr>
-          <w:rFonts w:ascii="Plus Jakarta Sans" w:hAnsi="Plus Jakarta Sans" w:cs="Segoe UI"/>
-          <w:b w:val="0"/>
-          <w:i w:val="0"/>
-          <w:color w:val="0B0E14"/>
-          <w:sz w:val="19"/>
-          <w:szCs w:val="19"/>
-        </w:rPr>
-        <w:t>That is $1.91 of every sponsored founder's $5.00, and the second largest line in the budget after delivery. It is also the line most likely to be cut by somebody reading quickly, which would be a mistake: a chapter that has been visited activates, and a chapter that has only been emailed does not.</w:t>
-      </w:r>
-    </w:p>
-    <w:p>
-      <w:pPr>
-        <w:widowControl w:val="true"/>
-        <w:pBdr>
-          <w:left w:val="single" w:sz="24" w:space="8" w:color="CBF24A"/>
-        </w:pBdr>
-        <w:shd w:val="clear" w:fill="F5F6F8"/>
-        <w:spacing w:before="180" w:after="200" w:line="322" w:lineRule="auto"/>
-        <w:ind w:left="159"/>
-      </w:pPr>
-      <w:r>
-        <w:rPr>
-          <w:rFonts w:ascii="Plus Jakarta Sans" w:hAnsi="Plus Jakarta Sans" w:cs="Segoe UI"/>
-          <w:b/>
-          <w:i w:val="0"/>
-          <w:color w:val="3A4050"/>
-          <w:sz w:val="18"/>
-          <w:szCs w:val="18"/>
-        </w:rPr>
-        <w:t>Beside these, every one of the 30 cohorts ends with its own showcase</w:t>
-      </w:r>
-      <w:r>
-        <w:rPr>
-          <w:rFonts w:ascii="Plus Jakarta Sans" w:hAnsi="Plus Jakarta Sans" w:cs="Segoe UI"/>
-          <w:b w:val="0"/>
-          <w:i w:val="0"/>
-          <w:color w:val="3A4050"/>
-          <w:sz w:val="18"/>
-          <w:szCs w:val="18"/>
-        </w:rPr>
-        <w:t xml:space="preserve"> for its participants and its host institution, with the host's own students presenting. Those sit inside the $3,000 cohort cost rather than in the events line, which is why the events table does not list thirty showcases.</w:t>
-      </w:r>
-    </w:p>
-    <w:p>
-      <w:pPr>
-        <w:keepNext/>
-        <w:pageBreakBefore w:val="true"/>
-        <w:spacing w:before="0" w:after="20"/>
-      </w:pPr>
-      <w:r>
-        <w:rPr>
-          <w:rFonts w:ascii="Plus Jakarta Sans" w:hAnsi="Plus Jakarta Sans" w:cs="Segoe UI"/>
-          <w:b/>
-          <w:i w:val="0"/>
-          <w:color w:val="3418E0"/>
-          <w:spacing w:val="28"/>
-          <w:sz w:val="16"/>
-          <w:szCs w:val="16"/>
-        </w:rPr>
-        <w:t>SECTION 14</w:t>
-      </w:r>
-    </w:p>
-    <w:p>
-      <w:pPr>
-        <w:keepNext/>
-        <w:spacing w:before="40" w:after="120"/>
-      </w:pPr>
-      <w:r>
-        <w:rPr>
-          <w:rFonts w:ascii="Plus Jakarta Sans" w:hAnsi="Plus Jakarta Sans" w:cs="Segoe UI"/>
-          <w:b/>
-          <w:i w:val="0"/>
-          <w:color w:val="0B0E14"/>
-          <w:sz w:val="40"/>
-          <w:szCs w:val="40"/>
-        </w:rPr>
-        <w:t>What StartPad gets back</w:t>
-      </w:r>
-    </w:p>
-    <w:p>
-      <w:pPr>
-        <w:pBdr>
-          <w:bottom w:val="single" w:sz="10" w:color="3418E0"/>
-        </w:pBdr>
-        <w:spacing w:before="0" w:after="200"/>
-      </w:pPr>
-    </w:p>
-    <w:p>
-      <w:pPr>
-        <w:widowControl w:val="true"/>
-        <w:spacing w:before="0" w:after="240" w:line="336" w:lineRule="auto"/>
-      </w:pPr>
-      <w:r>
-        <w:rPr>
-          <w:rFonts w:ascii="Plus Jakarta Sans" w:hAnsi="Plus Jakarta Sans" w:cs="Segoe UI"/>
-          <w:b w:val="0"/>
-          <w:i w:val="0"/>
-          <w:color w:val="3A4050"/>
-          <w:sz w:val="22"/>
-          <w:szCs w:val="22"/>
-        </w:rPr>
-        <w:t>A partner is entitled to ask what the company running this gets out of it, and a framework that does not answer invites the worst assumption. The answer is that wave one takes no margin from sponsorship at all, and the return is somewhere else.</w:t>
-      </w:r>
-    </w:p>
-    <w:p>
-      <w:pPr>
-        <w:keepNext/>
-        <w:widowControl w:val="true"/>
-        <w:spacing w:before="280" w:after="100" w:line="288" w:lineRule="auto"/>
-      </w:pPr>
-      <w:r>
-        <w:rPr>
-          <w:rFonts w:ascii="Plus Jakarta Sans" w:hAnsi="Plus Jakarta Sans" w:cs="Segoe UI"/>
-          <w:b/>
-          <w:i w:val="0"/>
-          <w:color w:val="0B0E14"/>
-          <w:sz w:val="24"/>
-          <w:szCs w:val="24"/>
-        </w:rPr>
-        <w:t>No margin on the sponsorship</w:t>
-      </w:r>
-    </w:p>
-    <w:p>
-      <w:pPr>
-        <w:widowControl w:val="true"/>
-        <w:spacing w:before="0" w:after="100" w:line="322" w:lineRule="auto"/>
-      </w:pPr>
-      <w:r>
-        <w:rPr>
-          <w:rFonts w:ascii="Plus Jakarta Sans" w:hAnsi="Plus Jakarta Sans" w:cs="Segoe UI"/>
-          <w:b w:val="0"/>
-          <w:i w:val="0"/>
-          <w:color w:val="0B0E14"/>
-          <w:sz w:val="19"/>
-          <w:szCs w:val="19"/>
-        </w:rPr>
-        <w:t>The budget in Section 11 balances to nil. Every dollar raised is spent on delivery, events, platform, content, measurement and the coordination to run it. The programme management line of $14,680 pays for a programme manager, a field coordinator and part-time admin at Egyptian salaries. It is cost recovery, not profit.</w:t>
-      </w:r>
-    </w:p>
-    <w:p>
-      <w:pPr>
-        <w:keepNext/>
-        <w:widowControl w:val="true"/>
-        <w:spacing w:before="280" w:after="100" w:line="288" w:lineRule="auto"/>
-      </w:pPr>
-      <w:r>
-        <w:rPr>
-          <w:rFonts w:ascii="Plus Jakarta Sans" w:hAnsi="Plus Jakarta Sans" w:cs="Segoe UI"/>
-          <w:b/>
-          <w:i w:val="0"/>
-          <w:color w:val="0B0E14"/>
-          <w:sz w:val="24"/>
-          <w:szCs w:val="24"/>
-        </w:rPr>
-        <w:t>What the company puts in that nobody pays for</w:t>
+        <w:t>Live delivery and content</w:t>
       </w:r>
     </w:p>
     <w:tbl>
@@ -18935,10 +16224,11 @@
         <w:tblLook w:firstColumn="1" w:firstRow="1" w:lastColumn="0" w:lastRow="0" w:noHBand="0" w:noVBand="1" w:val="04A0"/>
       </w:tblPr>
       <w:tblGrid>
-        <w:gridCol w:w="2381"/>
+        <w:gridCol w:w="2835"/>
+        <w:gridCol w:w="1020"/>
         <w:gridCol w:w="1020"/>
         <w:gridCol w:w="1247"/>
-        <w:gridCol w:w="4762"/>
+        <w:gridCol w:w="3288"/>
       </w:tblGrid>
       <w:tr>
         <w:trPr>
@@ -18946,7 +16236,7 @@
         </w:trPr>
         <w:tc>
           <w:tcPr>
-            <w:tcW w:type="dxa" w:w="2381"/>
+            <w:tcW w:type="dxa" w:w="2835"/>
             <w:shd w:val="clear" w:fill="0B0E14"/>
             <w:tcMar>
               <w:top w:w="79" w:type="dxa"/>
@@ -18968,7 +16258,7 @@
                 <w:sz w:val="16"/>
                 <w:szCs w:val="16"/>
               </w:rPr>
-              <w:t>Line</w:t>
+              <w:t>Item</w:t>
             </w:r>
           </w:p>
         </w:tc>
@@ -18996,13 +16286,13 @@
                 <w:sz w:val="16"/>
                 <w:szCs w:val="16"/>
               </w:rPr>
-              <w:t>USD</w:t>
-            </w:r>
-          </w:p>
-        </w:tc>
-        <w:tc>
-          <w:tcPr>
-            <w:tcW w:type="dxa" w:w="1247"/>
+              <w:t>How many</w:t>
+            </w:r>
+          </w:p>
+        </w:tc>
+        <w:tc>
+          <w:tcPr>
+            <w:tcW w:type="dxa" w:w="1020"/>
             <w:shd w:val="clear" w:fill="0B0E14"/>
             <w:tcMar>
               <w:top w:w="79" w:type="dxa"/>
@@ -19024,13 +16314,13 @@
                 <w:sz w:val="16"/>
                 <w:szCs w:val="16"/>
               </w:rPr>
-              <w:t>EGP</w:t>
-            </w:r>
-          </w:p>
-        </w:tc>
-        <w:tc>
-          <w:tcPr>
-            <w:tcW w:type="dxa" w:w="4762"/>
+              <w:t>Each</w:t>
+            </w:r>
+          </w:p>
+        </w:tc>
+        <w:tc>
+          <w:tcPr>
+            <w:tcW w:type="dxa" w:w="1247"/>
             <w:shd w:val="clear" w:fill="0B0E14"/>
             <w:tcMar>
               <w:top w:w="79" w:type="dxa"/>
@@ -19052,7 +16342,35 @@
                 <w:sz w:val="16"/>
                 <w:szCs w:val="16"/>
               </w:rPr>
-              <w:t>What it is</w:t>
+              <w:t>Total</w:t>
+            </w:r>
+          </w:p>
+        </w:tc>
+        <w:tc>
+          <w:tcPr>
+            <w:tcW w:type="dxa" w:w="3288"/>
+            <w:shd w:val="clear" w:fill="0B0E14"/>
+            <w:tcMar>
+              <w:top w:w="79" w:type="dxa"/>
+              <w:start w:w="90" w:type="dxa"/>
+              <w:bottom w:w="79" w:type="dxa"/>
+              <w:end w:w="79" w:type="dxa"/>
+            </w:tcMar>
+          </w:tcPr>
+          <w:p>
+            <w:pPr>
+              <w:spacing w:after="0" w:line="278" w:lineRule="auto"/>
+            </w:pPr>
+            <w:r>
+              <w:rPr>
+                <w:rFonts w:ascii="Plus Jakarta Sans" w:hAnsi="Plus Jakarta Sans" w:cs="Segoe UI"/>
+                <w:b/>
+                <w:i w:val="0"/>
+                <w:color w:val="FFFFFF"/>
+                <w:sz w:val="16"/>
+                <w:szCs w:val="16"/>
+              </w:rPr>
+              <w:t>When</w:t>
             </w:r>
           </w:p>
         </w:tc>
@@ -19063,7 +16381,7 @@
         </w:trPr>
         <w:tc>
           <w:tcPr>
-            <w:tcW w:type="dxa" w:w="2381"/>
+            <w:tcW w:type="dxa" w:w="2835"/>
             <w:tcMar>
               <w:top w:w="73" w:type="dxa"/>
               <w:start w:w="90" w:type="dxa"/>
@@ -19084,7 +16402,7 @@
                 <w:sz w:val="17"/>
                 <w:szCs w:val="17"/>
               </w:rPr>
-              <w:t>Founder and executive time</w:t>
+              <w:t>Live webinars in Arabic</w:t>
             </w:r>
           </w:p>
         </w:tc>
@@ -19111,13 +16429,13 @@
                 <w:sz w:val="17"/>
                 <w:szCs w:val="17"/>
               </w:rPr>
-              <w:t>$8,800</w:t>
-            </w:r>
-          </w:p>
-        </w:tc>
-        <w:tc>
-          <w:tcPr>
-            <w:tcW w:type="dxa" w:w="1247"/>
+              <w:t>24</w:t>
+            </w:r>
+          </w:p>
+        </w:tc>
+        <w:tc>
+          <w:tcPr>
+            <w:tcW w:type="dxa" w:w="1020"/>
             <w:tcMar>
               <w:top w:w="73" w:type="dxa"/>
               <w:start w:w="90" w:type="dxa"/>
@@ -19138,13 +16456,13 @@
                 <w:sz w:val="17"/>
                 <w:szCs w:val="17"/>
               </w:rPr>
-              <w:t>468,336</w:t>
-            </w:r>
-          </w:p>
-        </w:tc>
-        <w:tc>
-          <w:tcPr>
-            <w:tcW w:type="dxa" w:w="4762"/>
+              <w:t>$500</w:t>
+            </w:r>
+          </w:p>
+        </w:tc>
+        <w:tc>
+          <w:tcPr>
+            <w:tcW w:type="dxa" w:w="1247"/>
             <w:tcMar>
               <w:top w:w="73" w:type="dxa"/>
               <w:start w:w="90" w:type="dxa"/>
@@ -19165,7 +16483,34 @@
                 <w:sz w:val="17"/>
                 <w:szCs w:val="17"/>
               </w:rPr>
-              <w:t>About 0.4 of a full-time equivalent across the chief executive and chief commercial officer for eleven months, at the capped salaries in the financial model.</w:t>
+              <w:t>$12,000</w:t>
+            </w:r>
+          </w:p>
+        </w:tc>
+        <w:tc>
+          <w:tcPr>
+            <w:tcW w:type="dxa" w:w="3288"/>
+            <w:tcMar>
+              <w:top w:w="73" w:type="dxa"/>
+              <w:start w:w="90" w:type="dxa"/>
+              <w:bottom w:w="73" w:type="dxa"/>
+              <w:end w:w="79" w:type="dxa"/>
+            </w:tcMar>
+          </w:tcPr>
+          <w:p>
+            <w:pPr>
+              <w:spacing w:after="0" w:line="288" w:lineRule="auto"/>
+            </w:pPr>
+            <w:r>
+              <w:rPr>
+                <w:rFonts w:ascii="Plus Jakarta Sans" w:hAnsi="Plus Jakarta Sans" w:cs="Segoe UI"/>
+                <w:b w:val="0"/>
+                <w:i w:val="0"/>
+                <w:color w:val="3A4050"/>
+                <w:sz w:val="17"/>
+                <w:szCs w:val="17"/>
+              </w:rPr>
+              <w:t>Weekly</w:t>
             </w:r>
           </w:p>
         </w:tc>
@@ -19176,7 +16521,7 @@
         </w:trPr>
         <w:tc>
           <w:tcPr>
-            <w:tcW w:type="dxa" w:w="2381"/>
+            <w:tcW w:type="dxa" w:w="2835"/>
             <w:shd w:val="clear" w:fill="F5F6F8"/>
             <w:tcMar>
               <w:top w:w="73" w:type="dxa"/>
@@ -19198,7 +16543,7 @@
                 <w:sz w:val="17"/>
                 <w:szCs w:val="17"/>
               </w:rPr>
-              <w:t>Platform engineering for the initiative</w:t>
+              <w:t>Info session kits and host training</w:t>
             </w:r>
           </w:p>
         </w:tc>
@@ -19226,13 +16571,13 @@
                 <w:sz w:val="17"/>
                 <w:szCs w:val="17"/>
               </w:rPr>
-              <w:t>$9,000</w:t>
-            </w:r>
-          </w:p>
-        </w:tc>
-        <w:tc>
-          <w:tcPr>
-            <w:tcW w:type="dxa" w:w="1247"/>
+              <w:t>300</w:t>
+            </w:r>
+          </w:p>
+        </w:tc>
+        <w:tc>
+          <w:tcPr>
+            <w:tcW w:type="dxa" w:w="1020"/>
             <w:shd w:val="clear" w:fill="F5F6F8"/>
             <w:tcMar>
               <w:top w:w="73" w:type="dxa"/>
@@ -19254,13 +16599,13 @@
                 <w:sz w:val="17"/>
                 <w:szCs w:val="17"/>
               </w:rPr>
-              <w:t>478,980</w:t>
-            </w:r>
-          </w:p>
-        </w:tc>
-        <w:tc>
-          <w:tcPr>
-            <w:tcW w:type="dxa" w:w="4762"/>
+              <w:t>$20</w:t>
+            </w:r>
+          </w:p>
+        </w:tc>
+        <w:tc>
+          <w:tcPr>
+            <w:tcW w:type="dxa" w:w="1247"/>
             <w:shd w:val="clear" w:fill="F5F6F8"/>
             <w:tcMar>
               <w:top w:w="73" w:type="dxa"/>
@@ -19282,7 +16627,35 @@
                 <w:sz w:val="17"/>
                 <w:szCs w:val="17"/>
               </w:rPr>
-              <w:t>Bulk provisioning, the partner dashboard, the consent flow and the ideas bank aggregation. Built for this and kept afterwards.</w:t>
+              <w:t>$6,000</w:t>
+            </w:r>
+          </w:p>
+        </w:tc>
+        <w:tc>
+          <w:tcPr>
+            <w:tcW w:type="dxa" w:w="3288"/>
+            <w:shd w:val="clear" w:fill="F5F6F8"/>
+            <w:tcMar>
+              <w:top w:w="73" w:type="dxa"/>
+              <w:start w:w="90" w:type="dxa"/>
+              <w:bottom w:w="73" w:type="dxa"/>
+              <w:end w:w="79" w:type="dxa"/>
+            </w:tcMar>
+          </w:tcPr>
+          <w:p>
+            <w:pPr>
+              <w:spacing w:after="0" w:line="288" w:lineRule="auto"/>
+            </w:pPr>
+            <w:r>
+              <w:rPr>
+                <w:rFonts w:ascii="Plus Jakarta Sans" w:hAnsi="Plus Jakarta Sans" w:cs="Segoe UI"/>
+                <w:b w:val="0"/>
+                <w:i w:val="0"/>
+                <w:color w:val="3A4050"/>
+                <w:sz w:val="17"/>
+                <w:szCs w:val="17"/>
+              </w:rPr>
+              <w:t>On partner request</w:t>
             </w:r>
           </w:p>
         </w:tc>
@@ -19293,7 +16666,7 @@
         </w:trPr>
         <w:tc>
           <w:tcPr>
-            <w:tcW w:type="dxa" w:w="2381"/>
+            <w:tcW w:type="dxa" w:w="2835"/>
             <w:tcMar>
               <w:top w:w="73" w:type="dxa"/>
               <w:start w:w="90" w:type="dxa"/>
@@ -19314,7 +16687,7 @@
                 <w:sz w:val="17"/>
                 <w:szCs w:val="17"/>
               </w:rPr>
-              <w:t>Coalition building before any money arrives</w:t>
+              <w:t>Mission localisation and production</w:t>
             </w:r>
           </w:p>
         </w:tc>
@@ -19341,13 +16714,13 @@
                 <w:sz w:val="17"/>
                 <w:szCs w:val="17"/>
               </w:rPr>
-              <w:t>$9,400</w:t>
-            </w:r>
-          </w:p>
-        </w:tc>
-        <w:tc>
-          <w:tcPr>
-            <w:tcW w:type="dxa" w:w="1247"/>
+              <w:t>1</w:t>
+            </w:r>
+          </w:p>
+        </w:tc>
+        <w:tc>
+          <w:tcPr>
+            <w:tcW w:type="dxa" w:w="1020"/>
             <w:tcMar>
               <w:top w:w="73" w:type="dxa"/>
               <w:start w:w="90" w:type="dxa"/>
@@ -19368,13 +16741,13 @@
                 <w:sz w:val="17"/>
                 <w:szCs w:val="17"/>
               </w:rPr>
-              <w:t>500,268</w:t>
-            </w:r>
-          </w:p>
-        </w:tc>
-        <w:tc>
-          <w:tcPr>
-            <w:tcW w:type="dxa" w:w="4762"/>
+              <w:t>$7,000</w:t>
+            </w:r>
+          </w:p>
+        </w:tc>
+        <w:tc>
+          <w:tcPr>
+            <w:tcW w:type="dxa" w:w="1247"/>
             <w:tcMar>
               <w:top w:w="73" w:type="dxa"/>
               <w:start w:w="90" w:type="dxa"/>
@@ -19395,7 +16768,34 @@
                 <w:sz w:val="17"/>
                 <w:szCs w:val="17"/>
               </w:rPr>
-              <w:t>October 2026 to February 2027. Five months of approaches, memoranda and charters, funded by the company because sponsorship cannot be spent before it is raised.</w:t>
+              <w:t>$7,000</w:t>
+            </w:r>
+          </w:p>
+        </w:tc>
+        <w:tc>
+          <w:tcPr>
+            <w:tcW w:type="dxa" w:w="3288"/>
+            <w:tcMar>
+              <w:top w:w="73" w:type="dxa"/>
+              <w:start w:w="90" w:type="dxa"/>
+              <w:bottom w:w="73" w:type="dxa"/>
+              <w:end w:w="79" w:type="dxa"/>
+            </w:tcMar>
+          </w:tcPr>
+          <w:p>
+            <w:pPr>
+              <w:spacing w:after="0" w:line="288" w:lineRule="auto"/>
+            </w:pPr>
+            <w:r>
+              <w:rPr>
+                <w:rFonts w:ascii="Plus Jakarta Sans" w:hAnsi="Plus Jakarta Sans" w:cs="Segoe UI"/>
+                <w:b w:val="0"/>
+                <w:i w:val="0"/>
+                <w:color w:val="3A4050"/>
+                <w:sz w:val="17"/>
+                <w:szCs w:val="17"/>
+              </w:rPr>
+              <w:t>Before the wave</w:t>
             </w:r>
           </w:p>
         </w:tc>
@@ -19406,7 +16806,7 @@
         </w:trPr>
         <w:tc>
           <w:tcPr>
-            <w:tcW w:type="dxa" w:w="2381"/>
+            <w:tcW w:type="dxa" w:w="2835"/>
             <w:shd w:val="clear" w:fill="CBF24A"/>
             <w:tcMar>
               <w:top w:w="73" w:type="dxa"/>
@@ -19447,6 +16847,40 @@
             <w:pPr>
               <w:spacing w:after="0" w:line="288" w:lineRule="auto"/>
             </w:pPr>
+          </w:p>
+        </w:tc>
+        <w:tc>
+          <w:tcPr>
+            <w:tcW w:type="dxa" w:w="1020"/>
+            <w:shd w:val="clear" w:fill="CBF24A"/>
+            <w:tcMar>
+              <w:top w:w="73" w:type="dxa"/>
+              <w:start w:w="90" w:type="dxa"/>
+              <w:bottom w:w="73" w:type="dxa"/>
+              <w:end w:w="79" w:type="dxa"/>
+            </w:tcMar>
+          </w:tcPr>
+          <w:p>
+            <w:pPr>
+              <w:spacing w:after="0" w:line="288" w:lineRule="auto"/>
+            </w:pPr>
+          </w:p>
+        </w:tc>
+        <w:tc>
+          <w:tcPr>
+            <w:tcW w:type="dxa" w:w="1247"/>
+            <w:shd w:val="clear" w:fill="CBF24A"/>
+            <w:tcMar>
+              <w:top w:w="73" w:type="dxa"/>
+              <w:start w:w="90" w:type="dxa"/>
+              <w:bottom w:w="73" w:type="dxa"/>
+              <w:end w:w="79" w:type="dxa"/>
+            </w:tcMar>
+          </w:tcPr>
+          <w:p>
+            <w:pPr>
+              <w:spacing w:after="0" w:line="288" w:lineRule="auto"/>
+            </w:pPr>
             <w:r>
               <w:rPr>
                 <w:rFonts w:ascii="Plus Jakarta Sans" w:hAnsi="Plus Jakarta Sans" w:cs="Segoe UI"/>
@@ -19456,13 +16890,13 @@
                 <w:sz w:val="17"/>
                 <w:szCs w:val="17"/>
               </w:rPr>
-              <w:t>$27,200</w:t>
-            </w:r>
-          </w:p>
-        </w:tc>
-        <w:tc>
-          <w:tcPr>
-            <w:tcW w:type="dxa" w:w="1247"/>
+              <w:t>$25,000</w:t>
+            </w:r>
+          </w:p>
+        </w:tc>
+        <w:tc>
+          <w:tcPr>
+            <w:tcW w:type="dxa" w:w="3288"/>
             <w:shd w:val="clear" w:fill="CBF24A"/>
             <w:tcMar>
               <w:top w:w="73" w:type="dxa"/>
@@ -19484,35 +16918,7 @@
                 <w:sz w:val="17"/>
                 <w:szCs w:val="17"/>
               </w:rPr>
-              <w:t>1,447,584</w:t>
-            </w:r>
-          </w:p>
-        </w:tc>
-        <w:tc>
-          <w:tcPr>
-            <w:tcW w:type="dxa" w:w="4762"/>
-            <w:shd w:val="clear" w:fill="CBF24A"/>
-            <w:tcMar>
-              <w:top w:w="73" w:type="dxa"/>
-              <w:start w:w="90" w:type="dxa"/>
-              <w:bottom w:w="73" w:type="dxa"/>
-              <w:end w:w="79" w:type="dxa"/>
-            </w:tcMar>
-          </w:tcPr>
-          <w:p>
-            <w:pPr>
-              <w:spacing w:after="0" w:line="288" w:lineRule="auto"/>
-            </w:pPr>
-            <w:r>
-              <w:rPr>
-                <w:rFonts w:ascii="Plus Jakarta Sans" w:hAnsi="Plus Jakarta Sans" w:cs="Segoe UI"/>
-                <w:b/>
-                <w:i w:val="0"/>
-                <w:color w:val="0B0E14"/>
-                <w:sz w:val="17"/>
-                <w:szCs w:val="17"/>
-              </w:rPr>
-              <w:t>Time and engineering, not recovered</w:t>
+              <w:t>Wave 1, March to August 2027</w:t>
             </w:r>
           </w:p>
         </w:tc>
@@ -19523,6 +16929,687 @@
         <w:widowControl w:val="true"/>
         <w:spacing w:before="0" w:after="140" w:line="322" w:lineRule="auto"/>
       </w:pPr>
+    </w:p>
+    <w:p>
+      <w:pPr>
+        <w:keepNext/>
+        <w:widowControl w:val="true"/>
+        <w:spacing w:before="280" w:after="100" w:line="288" w:lineRule="auto"/>
+      </w:pPr>
+      <w:r>
+        <w:rPr>
+          <w:rFonts w:ascii="Plus Jakarta Sans" w:hAnsi="Plus Jakarta Sans" w:cs="Segoe UI"/>
+          <w:b/>
+          <w:i w:val="0"/>
+          <w:color w:val="0B0E14"/>
+          <w:sz w:val="24"/>
+          <w:szCs w:val="24"/>
+        </w:rPr>
+        <w:t>What each one is for</w:t>
+      </w:r>
+    </w:p>
+    <w:p>
+      <w:pPr>
+        <w:keepNext/>
+        <w:widowControl w:val="true"/>
+        <w:pBdr>
+          <w:left w:val="single" w:sz="18" w:space="8" w:color="3418E0"/>
+        </w:pBdr>
+        <w:spacing w:before="180" w:after="40" w:line="322" w:lineRule="auto"/>
+        <w:ind w:left="170"/>
+      </w:pPr>
+      <w:r>
+        <w:rPr>
+          <w:rFonts w:ascii="Plus Jakarta Sans" w:hAnsi="Plus Jakarta Sans" w:cs="Segoe UI"/>
+          <w:b/>
+          <w:i w:val="0"/>
+          <w:color w:val="0B0E14"/>
+          <w:sz w:val="20"/>
+          <w:szCs w:val="20"/>
+        </w:rPr>
+        <w:t>National launch, Cairo</w:t>
+      </w:r>
+    </w:p>
+    <w:p>
+      <w:pPr>
+        <w:widowControl w:val="true"/>
+        <w:pBdr>
+          <w:left w:val="single" w:sz="18" w:space="8" w:color="E2E4EA"/>
+        </w:pBdr>
+        <w:spacing w:before="0" w:after="80" w:line="322" w:lineRule="auto"/>
+        <w:ind w:left="170"/>
+      </w:pPr>
+      <w:r>
+        <w:rPr>
+          <w:rFonts w:ascii="Plus Jakarta Sans" w:hAnsi="Plus Jakarta Sans" w:cs="Segoe UI"/>
+          <w:b w:val="0"/>
+          <w:i w:val="0"/>
+          <w:color w:val="3A4050"/>
+          <w:sz w:val="19"/>
+          <w:szCs w:val="19"/>
+        </w:rPr>
+        <w:t>The coalition on stage, the patron ministries present, the press in the room, and a million-person target announced in public, which is what makes it real.</w:t>
+      </w:r>
+    </w:p>
+    <w:p>
+      <w:pPr>
+        <w:keepNext/>
+        <w:widowControl w:val="true"/>
+        <w:pBdr>
+          <w:left w:val="single" w:sz="18" w:space="8" w:color="3418E0"/>
+        </w:pBdr>
+        <w:spacing w:before="180" w:after="40" w:line="322" w:lineRule="auto"/>
+        <w:ind w:left="170"/>
+      </w:pPr>
+      <w:r>
+        <w:rPr>
+          <w:rFonts w:ascii="Plus Jakarta Sans" w:hAnsi="Plus Jakarta Sans" w:cs="Segoe UI"/>
+          <w:b/>
+          <w:i w:val="0"/>
+          <w:color w:val="0B0E14"/>
+          <w:sz w:val="20"/>
+          <w:szCs w:val="20"/>
+        </w:rPr>
+        <w:t>Regional showcases</w:t>
+      </w:r>
+    </w:p>
+    <w:p>
+      <w:pPr>
+        <w:widowControl w:val="true"/>
+        <w:pBdr>
+          <w:left w:val="single" w:sz="18" w:space="8" w:color="E2E4EA"/>
+        </w:pBdr>
+        <w:spacing w:before="0" w:after="80" w:line="322" w:lineRule="auto"/>
+        <w:ind w:left="170"/>
+      </w:pPr>
+      <w:r>
+        <w:rPr>
+          <w:rFonts w:ascii="Plus Jakarta Sans" w:hAnsi="Plus Jakarta Sans" w:cs="Segoe UI"/>
+          <w:b w:val="0"/>
+          <w:i w:val="0"/>
+          <w:color w:val="3A4050"/>
+          <w:sz w:val="19"/>
+          <w:szCs w:val="19"/>
+        </w:rPr>
+        <w:t>Six regions, run with the chapters and the partners who host them. Venue, judges, prizes and media.</w:t>
+      </w:r>
+    </w:p>
+    <w:p>
+      <w:pPr>
+        <w:keepNext/>
+        <w:widowControl w:val="true"/>
+        <w:pBdr>
+          <w:left w:val="single" w:sz="18" w:space="8" w:color="3418E0"/>
+        </w:pBdr>
+        <w:spacing w:before="180" w:after="40" w:line="322" w:lineRule="auto"/>
+        <w:ind w:left="170"/>
+      </w:pPr>
+      <w:r>
+        <w:rPr>
+          <w:rFonts w:ascii="Plus Jakarta Sans" w:hAnsi="Plus Jakarta Sans" w:cs="Segoe UI"/>
+          <w:b/>
+          <w:i w:val="0"/>
+          <w:color w:val="0B0E14"/>
+          <w:sz w:val="20"/>
+          <w:szCs w:val="20"/>
+        </w:rPr>
+        <w:t>National demo day</w:t>
+      </w:r>
+    </w:p>
+    <w:p>
+      <w:pPr>
+        <w:widowControl w:val="true"/>
+        <w:pBdr>
+          <w:left w:val="single" w:sz="18" w:space="8" w:color="E2E4EA"/>
+        </w:pBdr>
+        <w:spacing w:before="0" w:after="80" w:line="322" w:lineRule="auto"/>
+        <w:ind w:left="170"/>
+      </w:pPr>
+      <w:r>
+        <w:rPr>
+          <w:rFonts w:ascii="Plus Jakarta Sans" w:hAnsi="Plus Jakarta Sans" w:cs="Segoe UI"/>
+          <w:b w:val="0"/>
+          <w:i w:val="0"/>
+          <w:color w:val="3A4050"/>
+          <w:sz w:val="19"/>
+          <w:szCs w:val="19"/>
+        </w:rPr>
+        <w:t>The best teams in the country, travelled and accommodated, in front of the coalition and the ministries. The top fifty ambassadors come too.</w:t>
+      </w:r>
+    </w:p>
+    <w:p>
+      <w:pPr>
+        <w:keepNext/>
+        <w:widowControl w:val="true"/>
+        <w:pBdr>
+          <w:left w:val="single" w:sz="18" w:space="8" w:color="3418E0"/>
+        </w:pBdr>
+        <w:spacing w:before="180" w:after="40" w:line="322" w:lineRule="auto"/>
+        <w:ind w:left="170"/>
+      </w:pPr>
+      <w:r>
+        <w:rPr>
+          <w:rFonts w:ascii="Plus Jakarta Sans" w:hAnsi="Plus Jakarta Sans" w:cs="Segoe UI"/>
+          <w:b/>
+          <w:i w:val="0"/>
+          <w:color w:val="0B0E14"/>
+          <w:sz w:val="20"/>
+          <w:szCs w:val="20"/>
+        </w:rPr>
+        <w:t>Partner council meetings</w:t>
+      </w:r>
+    </w:p>
+    <w:p>
+      <w:pPr>
+        <w:widowControl w:val="true"/>
+        <w:pBdr>
+          <w:left w:val="single" w:sz="18" w:space="8" w:color="E2E4EA"/>
+        </w:pBdr>
+        <w:spacing w:before="0" w:after="80" w:line="322" w:lineRule="auto"/>
+        <w:ind w:left="170"/>
+      </w:pPr>
+      <w:r>
+        <w:rPr>
+          <w:rFonts w:ascii="Plus Jakarta Sans" w:hAnsi="Plus Jakarta Sans" w:cs="Segoe UI"/>
+          <w:b w:val="0"/>
+          <w:i w:val="0"/>
+          <w:color w:val="3A4050"/>
+          <w:sz w:val="19"/>
+          <w:szCs w:val="19"/>
+        </w:rPr>
+        <w:t>One hour, one dashboard, and the room where partners meet each other.</w:t>
+      </w:r>
+    </w:p>
+    <w:p>
+      <w:pPr>
+        <w:keepNext/>
+        <w:widowControl w:val="true"/>
+        <w:pBdr>
+          <w:left w:val="single" w:sz="18" w:space="8" w:color="3418E0"/>
+        </w:pBdr>
+        <w:spacing w:before="180" w:after="40" w:line="322" w:lineRule="auto"/>
+        <w:ind w:left="170"/>
+      </w:pPr>
+      <w:r>
+        <w:rPr>
+          <w:rFonts w:ascii="Plus Jakarta Sans" w:hAnsi="Plus Jakarta Sans" w:cs="Segoe UI"/>
+          <w:b/>
+          <w:i w:val="0"/>
+          <w:color w:val="0B0E14"/>
+          <w:sz w:val="20"/>
+          <w:szCs w:val="20"/>
+        </w:rPr>
+        <w:t>Judge and mentor briefings</w:t>
+      </w:r>
+    </w:p>
+    <w:p>
+      <w:pPr>
+        <w:widowControl w:val="true"/>
+        <w:pBdr>
+          <w:left w:val="single" w:sz="18" w:space="8" w:color="E2E4EA"/>
+        </w:pBdr>
+        <w:spacing w:before="0" w:after="80" w:line="322" w:lineRule="auto"/>
+        <w:ind w:left="170"/>
+      </w:pPr>
+      <w:r>
+        <w:rPr>
+          <w:rFonts w:ascii="Plus Jakarta Sans" w:hAnsi="Plus Jakarta Sans" w:cs="Segoe UI"/>
+          <w:b w:val="0"/>
+          <w:i w:val="0"/>
+          <w:color w:val="3A4050"/>
+          <w:sz w:val="19"/>
+          <w:szCs w:val="19"/>
+        </w:rPr>
+        <w:t>Sponsor staff cannot judge well without being briefed.</w:t>
+      </w:r>
+    </w:p>
+    <w:p>
+      <w:pPr>
+        <w:keepNext/>
+        <w:widowControl w:val="true"/>
+        <w:pBdr>
+          <w:left w:val="single" w:sz="18" w:space="8" w:color="3418E0"/>
+        </w:pBdr>
+        <w:spacing w:before="180" w:after="40" w:line="322" w:lineRule="auto"/>
+        <w:ind w:left="170"/>
+      </w:pPr>
+      <w:r>
+        <w:rPr>
+          <w:rFonts w:ascii="Plus Jakarta Sans" w:hAnsi="Plus Jakarta Sans" w:cs="Segoe UI"/>
+          <w:b/>
+          <w:i w:val="0"/>
+          <w:color w:val="0B0E14"/>
+          <w:sz w:val="20"/>
+          <w:szCs w:val="20"/>
+        </w:rPr>
+        <w:t>Live webinars in Arabic</w:t>
+      </w:r>
+    </w:p>
+    <w:p>
+      <w:pPr>
+        <w:widowControl w:val="true"/>
+        <w:pBdr>
+          <w:left w:val="single" w:sz="18" w:space="8" w:color="E2E4EA"/>
+        </w:pBdr>
+        <w:spacing w:before="0" w:after="80" w:line="322" w:lineRule="auto"/>
+        <w:ind w:left="170"/>
+      </w:pPr>
+      <w:r>
+        <w:rPr>
+          <w:rFonts w:ascii="Plus Jakarta Sans" w:hAnsi="Plus Jakarta Sans" w:cs="Segoe UI"/>
+          <w:b w:val="0"/>
+          <w:i w:val="0"/>
+          <w:color w:val="3A4050"/>
+          <w:sz w:val="19"/>
+          <w:szCs w:val="19"/>
+        </w:rPr>
+        <w:t>One a week for the whole wave, recorded and left on the platform. A webinar serves twenty thousand people for the price of a quarter of a cohort.</w:t>
+      </w:r>
+    </w:p>
+    <w:p>
+      <w:pPr>
+        <w:keepNext/>
+        <w:widowControl w:val="true"/>
+        <w:pBdr>
+          <w:left w:val="single" w:sz="18" w:space="8" w:color="3418E0"/>
+        </w:pBdr>
+        <w:spacing w:before="180" w:after="40" w:line="322" w:lineRule="auto"/>
+        <w:ind w:left="170"/>
+      </w:pPr>
+      <w:r>
+        <w:rPr>
+          <w:rFonts w:ascii="Plus Jakarta Sans" w:hAnsi="Plus Jakarta Sans" w:cs="Segoe UI"/>
+          <w:b/>
+          <w:i w:val="0"/>
+          <w:color w:val="0B0E14"/>
+          <w:sz w:val="20"/>
+          <w:szCs w:val="20"/>
+        </w:rPr>
+        <w:t>Info session kits and host training</w:t>
+      </w:r>
+    </w:p>
+    <w:p>
+      <w:pPr>
+        <w:widowControl w:val="true"/>
+        <w:pBdr>
+          <w:left w:val="single" w:sz="18" w:space="8" w:color="E2E4EA"/>
+        </w:pBdr>
+        <w:spacing w:before="0" w:after="80" w:line="322" w:lineRule="auto"/>
+        <w:ind w:left="170"/>
+      </w:pPr>
+      <w:r>
+        <w:rPr>
+          <w:rFonts w:ascii="Plus Jakarta Sans" w:hAnsi="Plus Jakarta Sans" w:cs="Segoe UI"/>
+          <w:b w:val="0"/>
+          <w:i w:val="0"/>
+          <w:color w:val="3A4050"/>
+          <w:sz w:val="19"/>
+          <w:szCs w:val="19"/>
+        </w:rPr>
+        <w:t>Offline sessions happen where a partner asks for one and hosts it: their venue, their people, our kit and our training. We pay for the kit, not for the room.</w:t>
+      </w:r>
+    </w:p>
+    <w:p>
+      <w:pPr>
+        <w:keepNext/>
+        <w:widowControl w:val="true"/>
+        <w:pBdr>
+          <w:left w:val="single" w:sz="18" w:space="8" w:color="3418E0"/>
+        </w:pBdr>
+        <w:spacing w:before="180" w:after="40" w:line="322" w:lineRule="auto"/>
+        <w:ind w:left="170"/>
+      </w:pPr>
+      <w:r>
+        <w:rPr>
+          <w:rFonts w:ascii="Plus Jakarta Sans" w:hAnsi="Plus Jakarta Sans" w:cs="Segoe UI"/>
+          <w:b/>
+          <w:i w:val="0"/>
+          <w:color w:val="0B0E14"/>
+          <w:sz w:val="20"/>
+          <w:szCs w:val="20"/>
+        </w:rPr>
+        <w:t>Mission localisation and production</w:t>
+      </w:r>
+    </w:p>
+    <w:p>
+      <w:pPr>
+        <w:widowControl w:val="true"/>
+        <w:pBdr>
+          <w:left w:val="single" w:sz="18" w:space="8" w:color="E2E4EA"/>
+        </w:pBdr>
+        <w:spacing w:before="0" w:after="80" w:line="322" w:lineRule="auto"/>
+        <w:ind w:left="170"/>
+      </w:pPr>
+      <w:r>
+        <w:rPr>
+          <w:rFonts w:ascii="Plus Jakarta Sans" w:hAnsi="Plus Jakarta Sans" w:cs="Segoe UI"/>
+          <w:b w:val="0"/>
+          <w:i w:val="0"/>
+          <w:color w:val="3A4050"/>
+          <w:sz w:val="19"/>
+          <w:szCs w:val="19"/>
+        </w:rPr>
+        <w:t>The fifteen missions and the review rubric, produced for an Egyptian audience rather than translated for one.</w:t>
+      </w:r>
+    </w:p>
+    <w:p>
+      <w:pPr>
+        <w:widowControl w:val="true"/>
+        <w:pBdr>
+          <w:left w:val="single" w:sz="24" w:space="8" w:color="CBF24A"/>
+        </w:pBdr>
+        <w:shd w:val="clear" w:fill="F5F6F8"/>
+        <w:spacing w:before="180" w:after="200" w:line="322" w:lineRule="auto"/>
+        <w:ind w:left="159"/>
+      </w:pPr>
+      <w:r>
+        <w:rPr>
+          <w:rFonts w:ascii="Plus Jakarta Sans" w:hAnsi="Plus Jakarta Sans" w:cs="Segoe UI"/>
+          <w:b/>
+          <w:i w:val="0"/>
+          <w:color w:val="3A4050"/>
+          <w:sz w:val="18"/>
+          <w:szCs w:val="18"/>
+        </w:rPr>
+        <w:t>Offline info sessions are the partners' to propose.</w:t>
+      </w:r>
+      <w:r>
+        <w:rPr>
+          <w:rFonts w:ascii="Plus Jakarta Sans" w:hAnsi="Plus Jakarta Sans" w:cs="Segoe UI"/>
+          <w:b w:val="0"/>
+          <w:i w:val="0"/>
+          <w:color w:val="3A4050"/>
+          <w:sz w:val="18"/>
+          <w:szCs w:val="18"/>
+        </w:rPr>
+        <w:t xml:space="preserve"> 300 of them are budgeted, at $20 each, which pays for a kit and for training the host. The venue, the people and the catering come from whoever asks for the session. Three hundred of them together cost less than two in-person cohorts would have, and they reach a hundred times as many people.</w:t>
+      </w:r>
+    </w:p>
+    <w:p>
+      <w:pPr>
+        <w:keepNext/>
+        <w:pageBreakBefore w:val="true"/>
+        <w:spacing w:before="0" w:after="20"/>
+      </w:pPr>
+      <w:r>
+        <w:rPr>
+          <w:rFonts w:ascii="Plus Jakarta Sans" w:hAnsi="Plus Jakarta Sans" w:cs="Segoe UI"/>
+          <w:b/>
+          <w:i w:val="0"/>
+          <w:color w:val="3418E0"/>
+          <w:spacing w:val="28"/>
+          <w:sz w:val="16"/>
+          <w:szCs w:val="16"/>
+        </w:rPr>
+        <w:t>SECTION 14</w:t>
+      </w:r>
+    </w:p>
+    <w:p>
+      <w:pPr>
+        <w:keepNext/>
+        <w:spacing w:before="40" w:after="120"/>
+      </w:pPr>
+      <w:r>
+        <w:rPr>
+          <w:rFonts w:ascii="Plus Jakarta Sans" w:hAnsi="Plus Jakarta Sans" w:cs="Segoe UI"/>
+          <w:b/>
+          <w:i w:val="0"/>
+          <w:color w:val="0B0E14"/>
+          <w:sz w:val="40"/>
+          <w:szCs w:val="40"/>
+        </w:rPr>
+        <w:t>What StartPad gets back</w:t>
+      </w:r>
+    </w:p>
+    <w:p>
+      <w:pPr>
+        <w:pBdr>
+          <w:bottom w:val="single" w:sz="10" w:color="3418E0"/>
+        </w:pBdr>
+        <w:spacing w:before="0" w:after="200"/>
+      </w:pPr>
+    </w:p>
+    <w:p>
+      <w:pPr>
+        <w:widowControl w:val="true"/>
+        <w:spacing w:before="0" w:after="240" w:line="336" w:lineRule="auto"/>
+      </w:pPr>
+      <w:r>
+        <w:rPr>
+          <w:rFonts w:ascii="Plus Jakarta Sans" w:hAnsi="Plus Jakarta Sans" w:cs="Segoe UI"/>
+          <w:b w:val="0"/>
+          <w:i w:val="0"/>
+          <w:color w:val="3A4050"/>
+          <w:sz w:val="22"/>
+          <w:szCs w:val="22"/>
+        </w:rPr>
+        <w:t>A partner is entitled to ask what the company running this gets out of it, and a framework that does not answer invites the worst assumption. The answer is that StartPad puts in no cash and takes no margin, and the return is somewhere else.</w:t>
+      </w:r>
+    </w:p>
+    <w:p>
+      <w:pPr>
+        <w:keepNext/>
+        <w:widowControl w:val="true"/>
+        <w:spacing w:before="280" w:after="100" w:line="288" w:lineRule="auto"/>
+      </w:pPr>
+      <w:r>
+        <w:rPr>
+          <w:rFonts w:ascii="Plus Jakarta Sans" w:hAnsi="Plus Jakarta Sans" w:cs="Segoe UI"/>
+          <w:b/>
+          <w:i w:val="0"/>
+          <w:color w:val="0B0E14"/>
+          <w:sz w:val="24"/>
+          <w:szCs w:val="24"/>
+        </w:rPr>
+        <w:t>No cash in, no margin out</w:t>
+      </w:r>
+    </w:p>
+    <w:p>
+      <w:pPr>
+        <w:widowControl w:val="true"/>
+        <w:spacing w:before="0" w:after="100" w:line="322" w:lineRule="auto"/>
+      </w:pPr>
+      <w:r>
+        <w:rPr>
+          <w:rFonts w:ascii="Plus Jakarta Sans" w:hAnsi="Plus Jakarta Sans" w:cs="Segoe UI"/>
+          <w:b w:val="0"/>
+          <w:i w:val="0"/>
+          <w:color w:val="0B0E14"/>
+          <w:sz w:val="19"/>
+          <w:szCs w:val="19"/>
+        </w:rPr>
+        <w:t>The budget in Section 11 is $200,000 and the coalition raises $200,000. There is no line in it for StartPad, no management fee beyond the four people who run the programme at Egyptian salaries, and no surplus at any level of fill. If the coalition raises more than the budget, the extra goes to ambassadors and reach.</w:t>
+      </w:r>
+    </w:p>
+    <w:p>
+      <w:pPr>
+        <w:keepNext/>
+        <w:widowControl w:val="true"/>
+        <w:spacing w:before="280" w:after="100" w:line="288" w:lineRule="auto"/>
+      </w:pPr>
+      <w:r>
+        <w:rPr>
+          <w:rFonts w:ascii="Plus Jakarta Sans" w:hAnsi="Plus Jakarta Sans" w:cs="Segoe UI"/>
+          <w:b/>
+          <w:i w:val="0"/>
+          <w:color w:val="0B0E14"/>
+          <w:sz w:val="24"/>
+          <w:szCs w:val="24"/>
+        </w:rPr>
+        <w:t>What the company contributes instead</w:t>
+      </w:r>
+    </w:p>
+    <w:p>
+      <w:pPr>
+        <w:keepNext/>
+        <w:widowControl w:val="true"/>
+        <w:pBdr>
+          <w:left w:val="single" w:sz="18" w:space="8" w:color="3418E0"/>
+        </w:pBdr>
+        <w:spacing w:before="180" w:after="40" w:line="322" w:lineRule="auto"/>
+        <w:ind w:left="170"/>
+      </w:pPr>
+      <w:r>
+        <w:rPr>
+          <w:rFonts w:ascii="Plus Jakarta Sans" w:hAnsi="Plus Jakarta Sans" w:cs="Segoe UI"/>
+          <w:b/>
+          <w:i w:val="0"/>
+          <w:color w:val="0B0E14"/>
+          <w:sz w:val="20"/>
+          <w:szCs w:val="20"/>
+        </w:rPr>
+        <w:t>The platform</w:t>
+      </w:r>
+    </w:p>
+    <w:p>
+      <w:pPr>
+        <w:widowControl w:val="true"/>
+        <w:pBdr>
+          <w:left w:val="single" w:sz="18" w:space="8" w:color="E2E4EA"/>
+        </w:pBdr>
+        <w:spacing w:before="0" w:after="80" w:line="322" w:lineRule="auto"/>
+        <w:ind w:left="170"/>
+      </w:pPr>
+      <w:r>
+        <w:rPr>
+          <w:rFonts w:ascii="Plus Jakarta Sans" w:hAnsi="Plus Jakarta Sans" w:cs="Segoe UI"/>
+          <w:b w:val="0"/>
+          <w:i w:val="0"/>
+          <w:color w:val="3A4050"/>
+          <w:sz w:val="19"/>
+          <w:szCs w:val="19"/>
+        </w:rPr>
+        <w:t>Built, running and paid for. The initiative funds hosting and inference at a million-account scale, not the product.</w:t>
+      </w:r>
+    </w:p>
+    <w:p>
+      <w:pPr>
+        <w:keepNext/>
+        <w:widowControl w:val="true"/>
+        <w:pBdr>
+          <w:left w:val="single" w:sz="18" w:space="8" w:color="3418E0"/>
+        </w:pBdr>
+        <w:spacing w:before="180" w:after="40" w:line="322" w:lineRule="auto"/>
+        <w:ind w:left="170"/>
+      </w:pPr>
+      <w:r>
+        <w:rPr>
+          <w:rFonts w:ascii="Plus Jakarta Sans" w:hAnsi="Plus Jakarta Sans" w:cs="Segoe UI"/>
+          <w:b/>
+          <w:i w:val="0"/>
+          <w:color w:val="0B0E14"/>
+          <w:sz w:val="20"/>
+          <w:szCs w:val="20"/>
+        </w:rPr>
+        <w:t>The fifteen missions and the review rubric</w:t>
+      </w:r>
+    </w:p>
+    <w:p>
+      <w:pPr>
+        <w:widowControl w:val="true"/>
+        <w:pBdr>
+          <w:left w:val="single" w:sz="18" w:space="8" w:color="E2E4EA"/>
+        </w:pBdr>
+        <w:spacing w:before="0" w:after="80" w:line="322" w:lineRule="auto"/>
+        <w:ind w:left="170"/>
+      </w:pPr>
+      <w:r>
+        <w:rPr>
+          <w:rFonts w:ascii="Plus Jakarta Sans" w:hAnsi="Plus Jakarta Sans" w:cs="Segoe UI"/>
+          <w:b w:val="0"/>
+          <w:i w:val="0"/>
+          <w:color w:val="3A4050"/>
+          <w:sz w:val="19"/>
+          <w:szCs w:val="19"/>
+        </w:rPr>
+        <w:t>Four years of curriculum work, contributed. The initiative funds localisation and production, not the method.</w:t>
+      </w:r>
+    </w:p>
+    <w:p>
+      <w:pPr>
+        <w:keepNext/>
+        <w:widowControl w:val="true"/>
+        <w:pBdr>
+          <w:left w:val="single" w:sz="18" w:space="8" w:color="3418E0"/>
+        </w:pBdr>
+        <w:spacing w:before="180" w:after="40" w:line="322" w:lineRule="auto"/>
+        <w:ind w:left="170"/>
+      </w:pPr>
+      <w:r>
+        <w:rPr>
+          <w:rFonts w:ascii="Plus Jakarta Sans" w:hAnsi="Plus Jakarta Sans" w:cs="Segoe UI"/>
+          <w:b/>
+          <w:i w:val="0"/>
+          <w:color w:val="0B0E14"/>
+          <w:sz w:val="20"/>
+          <w:szCs w:val="20"/>
+        </w:rPr>
+        <w:t>The team's time</w:t>
+      </w:r>
+    </w:p>
+    <w:p>
+      <w:pPr>
+        <w:widowControl w:val="true"/>
+        <w:pBdr>
+          <w:left w:val="single" w:sz="18" w:space="8" w:color="E2E4EA"/>
+        </w:pBdr>
+        <w:spacing w:before="0" w:after="80" w:line="322" w:lineRule="auto"/>
+        <w:ind w:left="170"/>
+      </w:pPr>
+      <w:r>
+        <w:rPr>
+          <w:rFonts w:ascii="Plus Jakarta Sans" w:hAnsi="Plus Jakarta Sans" w:cs="Segoe UI"/>
+          <w:b w:val="0"/>
+          <w:i w:val="0"/>
+          <w:color w:val="3A4050"/>
+          <w:sz w:val="19"/>
+          <w:szCs w:val="19"/>
+        </w:rPr>
+        <w:t>Already on the payroll in the financial model. No part of the founders' or the engineers' salaries is charged to the coalition.</w:t>
+      </w:r>
+    </w:p>
+    <w:p>
+      <w:pPr>
+        <w:keepNext/>
+        <w:widowControl w:val="true"/>
+        <w:pBdr>
+          <w:left w:val="single" w:sz="18" w:space="8" w:color="3418E0"/>
+        </w:pBdr>
+        <w:spacing w:before="180" w:after="40" w:line="322" w:lineRule="auto"/>
+        <w:ind w:left="170"/>
+      </w:pPr>
+      <w:r>
+        <w:rPr>
+          <w:rFonts w:ascii="Plus Jakarta Sans" w:hAnsi="Plus Jakarta Sans" w:cs="Segoe UI"/>
+          <w:b/>
+          <w:i w:val="0"/>
+          <w:color w:val="0B0E14"/>
+          <w:sz w:val="20"/>
+          <w:szCs w:val="20"/>
+        </w:rPr>
+        <w:t>The brand and the coalition work</w:t>
+      </w:r>
+    </w:p>
+    <w:p>
+      <w:pPr>
+        <w:widowControl w:val="true"/>
+        <w:pBdr>
+          <w:left w:val="single" w:sz="18" w:space="8" w:color="E2E4EA"/>
+        </w:pBdr>
+        <w:spacing w:before="0" w:after="80" w:line="322" w:lineRule="auto"/>
+        <w:ind w:left="170"/>
+      </w:pPr>
+      <w:r>
+        <w:rPr>
+          <w:rFonts w:ascii="Plus Jakarta Sans" w:hAnsi="Plus Jakarta Sans" w:cs="Segoe UI"/>
+          <w:b w:val="0"/>
+          <w:i w:val="0"/>
+          <w:color w:val="3A4050"/>
+          <w:sz w:val="19"/>
+          <w:szCs w:val="19"/>
+        </w:rPr>
+        <w:t>Five months of approaches and memoranda before any money arrives, carried by the company because sponsorship cannot be spent before it is raised.</w:t>
+      </w:r>
     </w:p>
     <w:p>
       <w:pPr>
@@ -19695,7 +17782,7 @@
                 <w:sz w:val="17"/>
                 <w:szCs w:val="17"/>
               </w:rPr>
-              <w:t>Pro subscriptions from 38,666 unsponsored completers</w:t>
+              <w:t>Pro subscriptions from 225,000 free-tier completers</w:t>
             </w:r>
           </w:p>
         </w:tc>
@@ -19722,7 +17809,7 @@
                 <w:sz w:val="17"/>
                 <w:szCs w:val="17"/>
               </w:rPr>
-              <w:t>$23,200</w:t>
+              <w:t>$67,500</w:t>
             </w:r>
           </w:p>
         </w:tc>
@@ -19749,7 +17836,7 @@
                 <w:sz w:val="17"/>
                 <w:szCs w:val="17"/>
               </w:rPr>
-              <w:t>1,547 subscriptions at $15</w:t>
+              <w:t>4,500 subscriptions at $15</w:t>
             </w:r>
           </w:p>
         </w:tc>
@@ -19782,7 +17869,7 @@
                 <w:sz w:val="17"/>
                 <w:szCs w:val="17"/>
               </w:rPr>
-              <w:t>University cohorts sold to host institutions</w:t>
+              <w:t>Commercial programmes sold to info session hosts</w:t>
             </w:r>
           </w:p>
         </w:tc>
@@ -19810,7 +17897,7 @@
                 <w:sz w:val="17"/>
                 <w:szCs w:val="17"/>
               </w:rPr>
-              <w:t>$17,850</w:t>
+              <w:t>$16,800</w:t>
             </w:r>
           </w:p>
         </w:tc>
@@ -19838,7 +17925,7 @@
                 <w:sz w:val="17"/>
                 <w:szCs w:val="17"/>
               </w:rPr>
-              <w:t>5 cohorts at $3,500</w:t>
+              <w:t>5 programmes at $3,500</w:t>
             </w:r>
           </w:p>
         </w:tc>
@@ -19870,7 +17957,7 @@
                 <w:sz w:val="17"/>
                 <w:szCs w:val="17"/>
               </w:rPr>
-              <w:t>Faculty licences</w:t>
+              <w:t>Corporate and CSR programmes from sponsors</w:t>
             </w:r>
           </w:p>
         </w:tc>
@@ -19897,7 +17984,7 @@
                 <w:sz w:val="17"/>
                 <w:szCs w:val="17"/>
               </w:rPr>
-              <w:t>$15,750</w:t>
+              <w:t>$32,640</w:t>
             </w:r>
           </w:p>
         </w:tc>
@@ -19924,7 +18011,7 @@
                 <w:sz w:val="17"/>
                 <w:szCs w:val="17"/>
               </w:rPr>
-              <w:t>2 licences at $7,500</w:t>
+              <w:t>3 programmes at $12,000</w:t>
             </w:r>
           </w:p>
         </w:tc>
@@ -19957,7 +18044,7 @@
                 <w:sz w:val="17"/>
                 <w:szCs w:val="17"/>
               </w:rPr>
-              <w:t>Corporate and CSR programmes from sponsors</w:t>
+              <w:t>NGO and donor programmes won on the evidence base</w:t>
             </w:r>
           </w:p>
         </w:tc>
@@ -19985,7 +18072,7 @@
                 <w:sz w:val="17"/>
                 <w:szCs w:val="17"/>
               </w:rPr>
-              <w:t>$32,400</w:t>
+              <w:t>$17,280</w:t>
             </w:r>
           </w:p>
         </w:tc>
@@ -20013,7 +18100,7 @@
                 <w:sz w:val="17"/>
                 <w:szCs w:val="17"/>
               </w:rPr>
-              <w:t>3 programmes at $12,000</w:t>
+              <w:t>1 programme at $12,000</w:t>
             </w:r>
           </w:p>
         </w:tc>
@@ -20025,6 +18112,7 @@
         <w:tc>
           <w:tcPr>
             <w:tcW w:type="dxa" w:w="3175"/>
+            <w:shd w:val="clear" w:fill="CBF24A"/>
             <w:tcMar>
               <w:top w:w="73" w:type="dxa"/>
               <w:start w:w="90" w:type="dxa"/>
@@ -20045,72 +18133,13 @@
                 <w:sz w:val="17"/>
                 <w:szCs w:val="17"/>
               </w:rPr>
-              <w:t>NGO and donor programmes won on the evidence base</w:t>
+              <w:t>Total</w:t>
             </w:r>
           </w:p>
         </w:tc>
         <w:tc>
           <w:tcPr>
             <w:tcW w:type="dxa" w:w="1247"/>
-            <w:tcMar>
-              <w:top w:w="73" w:type="dxa"/>
-              <w:start w:w="90" w:type="dxa"/>
-              <w:bottom w:w="73" w:type="dxa"/>
-              <w:end w:w="79" w:type="dxa"/>
-            </w:tcMar>
-          </w:tcPr>
-          <w:p>
-            <w:pPr>
-              <w:spacing w:after="0" w:line="288" w:lineRule="auto"/>
-            </w:pPr>
-            <w:r>
-              <w:rPr>
-                <w:rFonts w:ascii="Plus Jakarta Sans" w:hAnsi="Plus Jakarta Sans" w:cs="Segoe UI"/>
-                <w:b w:val="0"/>
-                <w:i w:val="0"/>
-                <w:color w:val="3A4050"/>
-                <w:sz w:val="17"/>
-                <w:szCs w:val="17"/>
-              </w:rPr>
-              <w:t>$17,280</w:t>
-            </w:r>
-          </w:p>
-        </w:tc>
-        <w:tc>
-          <w:tcPr>
-            <w:tcW w:type="dxa" w:w="4989"/>
-            <w:tcMar>
-              <w:top w:w="73" w:type="dxa"/>
-              <w:start w:w="90" w:type="dxa"/>
-              <w:bottom w:w="73" w:type="dxa"/>
-              <w:end w:w="79" w:type="dxa"/>
-            </w:tcMar>
-          </w:tcPr>
-          <w:p>
-            <w:pPr>
-              <w:spacing w:after="0" w:line="288" w:lineRule="auto"/>
-            </w:pPr>
-            <w:r>
-              <w:rPr>
-                <w:rFonts w:ascii="Plus Jakarta Sans" w:hAnsi="Plus Jakarta Sans" w:cs="Segoe UI"/>
-                <w:b w:val="0"/>
-                <w:i w:val="0"/>
-                <w:color w:val="3A4050"/>
-                <w:sz w:val="17"/>
-                <w:szCs w:val="17"/>
-              </w:rPr>
-              <w:t>1 programme at $12,000</w:t>
-            </w:r>
-          </w:p>
-        </w:tc>
-      </w:tr>
-      <w:tr>
-        <w:trPr>
-          <w:cantSplit w:val="true"/>
-        </w:trPr>
-        <w:tc>
-          <w:tcPr>
-            <w:tcW w:type="dxa" w:w="3175"/>
             <w:shd w:val="clear" w:fill="CBF24A"/>
             <w:tcMar>
               <w:top w:w="73" w:type="dxa"/>
@@ -20132,35 +18161,7 @@
                 <w:sz w:val="17"/>
                 <w:szCs w:val="17"/>
               </w:rPr>
-              <w:t>Total</w:t>
-            </w:r>
-          </w:p>
-        </w:tc>
-        <w:tc>
-          <w:tcPr>
-            <w:tcW w:type="dxa" w:w="1247"/>
-            <w:shd w:val="clear" w:fill="CBF24A"/>
-            <w:tcMar>
-              <w:top w:w="73" w:type="dxa"/>
-              <w:start w:w="90" w:type="dxa"/>
-              <w:bottom w:w="73" w:type="dxa"/>
-              <w:end w:w="79" w:type="dxa"/>
-            </w:tcMar>
-          </w:tcPr>
-          <w:p>
-            <w:pPr>
-              <w:spacing w:after="0" w:line="288" w:lineRule="auto"/>
-            </w:pPr>
-            <w:r>
-              <w:rPr>
-                <w:rFonts w:ascii="Plus Jakarta Sans" w:hAnsi="Plus Jakarta Sans" w:cs="Segoe UI"/>
-                <w:b/>
-                <w:i w:val="0"/>
-                <w:color w:val="0B0E14"/>
-                <w:sz w:val="17"/>
-                <w:szCs w:val="17"/>
-              </w:rPr>
-              <w:t>$106,480</w:t>
+              <w:t>$134,220</w:t>
             </w:r>
           </w:p>
         </w:tc>
@@ -20246,7 +18247,7 @@
                 <w:sz w:val="36"/>
                 <w:szCs w:val="36"/>
               </w:rPr>
-              <w:t>$27,200</w:t>
+              <w:t>$0</w:t>
             </w:r>
           </w:p>
           <w:p>
@@ -20262,7 +18263,7 @@
                 <w:sz w:val="15"/>
                 <w:szCs w:val="15"/>
               </w:rPr>
-              <w:t>StartPad puts in</w:t>
+              <w:t>of StartPad cash in</w:t>
             </w:r>
           </w:p>
         </w:tc>
@@ -20290,7 +18291,7 @@
                 <w:sz w:val="36"/>
                 <w:szCs w:val="36"/>
               </w:rPr>
-              <w:t>$106,480</w:t>
+              <w:t>$0</w:t>
             </w:r>
           </w:p>
           <w:p>
@@ -20306,7 +18307,7 @@
                 <w:sz w:val="15"/>
                 <w:szCs w:val="15"/>
               </w:rPr>
-              <w:t>comes back in 12 months</w:t>
+              <w:t>margin taken</w:t>
             </w:r>
           </w:p>
         </w:tc>
@@ -20334,7 +18335,7 @@
                 <w:sz w:val="36"/>
                 <w:szCs w:val="36"/>
               </w:rPr>
-              <w:t>3.9x</w:t>
+              <w:t>$134,220</w:t>
             </w:r>
           </w:p>
           <w:p>
@@ -20350,7 +18351,7 @@
                 <w:sz w:val="15"/>
                 <w:szCs w:val="15"/>
               </w:rPr>
-              <w:t>on what the company put in</w:t>
+              <w:t>commercial revenue in the 12 months after</w:t>
             </w:r>
           </w:p>
         </w:tc>
@@ -20378,7 +18379,7 @@
                 <w:sz w:val="36"/>
                 <w:szCs w:val="36"/>
               </w:rPr>
-              <w:t>0</w:t>
+              <w:t>1,000,000</w:t>
             </w:r>
           </w:p>
           <w:p>
@@ -20394,7 +18395,7 @@
                 <w:sz w:val="15"/>
                 <w:szCs w:val="15"/>
               </w:rPr>
-              <w:t>margin taken from sponsorship</w:t>
+              <w:t>entrepreneurs the company now knows</w:t>
             </w:r>
           </w:p>
         </w:tc>
@@ -20443,7 +18444,7 @@
           <w:sz w:val="20"/>
           <w:szCs w:val="20"/>
         </w:rPr>
-        <w:t>A certified facilitator pool across twelve governorates</w:t>
+        <w:t>1,000,000 registered entrepreneurs</w:t>
       </w:r>
     </w:p>
     <w:p>
@@ -20464,7 +18465,7 @@
           <w:sz w:val="19"/>
           <w:szCs w:val="19"/>
         </w:rPr>
-        <w:t>Capacity is the binding constraint on every commercial engine in the business plan. The initiative pays to certify facilitators where the cohorts are, and every one of them removes travel, accommodation and most of the allowance from every future cohort in that governorate.</w:t>
+        <w:t>The direct engine's entire addressable base, several times over, acquired at $0.20 a head with somebody else's money.</w:t>
       </w:r>
     </w:p>
     <w:p>
@@ -20486,7 +18487,7 @@
           <w:sz w:val="20"/>
           <w:szCs w:val="20"/>
         </w:rPr>
-        <w:t>198,000 registered accounts</w:t>
+        <w:t>306,000 consented ideas</w:t>
       </w:r>
     </w:p>
     <w:p>
@@ -20507,7 +18508,7 @@
           <w:sz w:val="19"/>
           <w:szCs w:val="19"/>
         </w:rPr>
-        <w:t>The direct engine's entire addressable base in year one, acquired at $0.96 a head by somebody else's money.</w:t>
+        <w:t>The ideas bank and the direction report. No competitor in Egypt has a sample remotely like it, and it is the basis of the company's own incubation product as well as a partner benefit.</w:t>
       </w:r>
     </w:p>
     <w:p>
@@ -20529,7 +18530,7 @@
           <w:sz w:val="20"/>
           <w:szCs w:val="20"/>
         </w:rPr>
-        <w:t>71,359 consented ideas</w:t>
+        <w:t>A referral loop that has been run at national scale</w:t>
       </w:r>
     </w:p>
     <w:p>
@@ -20550,7 +18551,7 @@
           <w:sz w:val="19"/>
           <w:szCs w:val="19"/>
         </w:rPr>
-        <w:t>The ideas bank and the direction report. No competitor in Egypt has the sample, and it is the basis of the company's own incubation product as well as a sponsor benefit.</w:t>
+        <w:t>The viral mechanics in Section 12 either work or they do not, and after this wave the company will know, with a measured coefficient, which is worth more than the wave itself.</w:t>
       </w:r>
     </w:p>
     <w:p>
@@ -20572,7 +18573,7 @@
           <w:sz w:val="20"/>
           <w:szCs w:val="20"/>
         </w:rPr>
-        <w:t>30 host institutions with a delivered cohort</w:t>
+        <w:t>A coalition of national partners</w:t>
       </w:r>
     </w:p>
     <w:p>
@@ -20593,7 +18594,7 @@
           <w:sz w:val="19"/>
           <w:szCs w:val="19"/>
         </w:rPr>
-        <w:t>Each one holds a cohort report with its own students named in it, which is the reference that opens the next institution.</w:t>
+        <w:t>Fifteen to twenty organisations that have worked with the company for six months and have seen its reporting.</w:t>
       </w:r>
     </w:p>
     <w:p>
@@ -20636,50 +18637,7 @@
           <w:sz w:val="19"/>
           <w:szCs w:val="19"/>
         </w:rPr>
-        <w:t>The thing that makes donor and ministry procurement possible, and the thing a four-year-old company cannot otherwise buy.</w:t>
-      </w:r>
-    </w:p>
-    <w:p>
-      <w:pPr>
-        <w:keepNext/>
-        <w:widowControl w:val="true"/>
-        <w:pBdr>
-          <w:left w:val="single" w:sz="18" w:space="8" w:color="3418E0"/>
-        </w:pBdr>
-        <w:spacing w:before="180" w:after="40" w:line="322" w:lineRule="auto"/>
-        <w:ind w:left="170"/>
-      </w:pPr>
-      <w:r>
-        <w:rPr>
-          <w:rFonts w:ascii="Plus Jakarta Sans" w:hAnsi="Plus Jakarta Sans" w:cs="Segoe UI"/>
-          <w:b/>
-          <w:i w:val="0"/>
-          <w:color w:val="0B0E14"/>
-          <w:sz w:val="20"/>
-          <w:szCs w:val="20"/>
-        </w:rPr>
-        <w:t>The coalition itself</w:t>
-      </w:r>
-    </w:p>
-    <w:p>
-      <w:pPr>
-        <w:widowControl w:val="true"/>
-        <w:pBdr>
-          <w:left w:val="single" w:sz="18" w:space="8" w:color="E2E4EA"/>
-        </w:pBdr>
-        <w:spacing w:before="0" w:after="80" w:line="322" w:lineRule="auto"/>
-        <w:ind w:left="170"/>
-      </w:pPr>
-      <w:r>
-        <w:rPr>
-          <w:rFonts w:ascii="Plus Jakarta Sans" w:hAnsi="Plus Jakarta Sans" w:cs="Segoe UI"/>
-          <w:b w:val="0"/>
-          <w:i w:val="0"/>
-          <w:color w:val="3A4050"/>
-          <w:sz w:val="19"/>
-          <w:szCs w:val="19"/>
-        </w:rPr>
-        <w:t>Twenty to thirty organisations that have worked with the company for six months and have seen its reporting.</w:t>
+        <w:t>What makes donor and ministry procurement possible, and what a young company cannot otherwise buy.</w:t>
       </w:r>
     </w:p>
     <w:p>
@@ -20712,7 +18670,7 @@
           <w:sz w:val="18"/>
           <w:szCs w:val="18"/>
         </w:rPr>
-        <w:t xml:space="preserve"> Because a sponsor who discovers it later will assume the worst version of it, and because the return being real is what makes the initiative durable. A programme the operator loses money on for six months is a campaign. A programme that builds the operator's capability while it serves the sponsor's purpose is an institution, and it will still be running in 2029.</w:t>
+        <w:t xml:space="preserve"> Because a partner who discovers it later will assume the worst version of it, and because the return being real is what makes the initiative durable. A programme the operator loses money on for six months is a campaign. A programme that builds the operator's capability while it serves the partners' purpose is an institution, and it will still be running in 2029.</w:t>
       </w:r>
     </w:p>
     <w:p>
@@ -20963,7 +18921,7 @@
           <w:sz w:val="19"/>
           <w:szCs w:val="19"/>
         </w:rPr>
-        <w:t>StartPad is accountable for delivery, the platform, the facilitator standard and the measurement. One organisation is accountable so that when something fails there is no argument about whose it was.</w:t>
+        <w:t>StartPad is accountable for the platform, the content, the webinars and the measurement. One organisation is accountable so that when something fails there is no argument about whose it was.</w:t>
       </w:r>
     </w:p>
     <w:p>
@@ -21508,7 +19466,7 @@
                 <w:sz w:val="17"/>
                 <w:szCs w:val="17"/>
               </w:rPr>
-              <w:t>Cohort quality</w:t>
+              <w:t>Webinar and session reach</w:t>
             </w:r>
           </w:p>
         </w:tc>
@@ -21535,7 +19493,7 @@
                 <w:sz w:val="17"/>
                 <w:szCs w:val="17"/>
               </w:rPr>
-              <w:t>Per cohort</w:t>
+              <w:t>Per event</w:t>
             </w:r>
           </w:p>
         </w:tc>
@@ -21562,7 +19520,7 @@
                 <w:sz w:val="17"/>
                 <w:szCs w:val="17"/>
               </w:rPr>
-              <w:t>Cohort report</w:t>
+              <w:t>Event report</w:t>
             </w:r>
           </w:p>
         </w:tc>
@@ -21589,7 +19547,7 @@
                 <w:sz w:val="17"/>
                 <w:szCs w:val="17"/>
               </w:rPr>
-              <w:t>Attendance, completion, facilitator rating and the showcase result. The institution keeps this one.</w:t>
+              <w:t>Attendance, completion of the mission it supported, and the rating. A partner hosting a session keeps this one.</w:t>
             </w:r>
           </w:p>
         </w:tc>
@@ -21936,7 +19894,7 @@
                 <w:sz w:val="17"/>
                 <w:szCs w:val="17"/>
               </w:rPr>
-              <w:t>Per registered founder, per full journey, per in-person seat and per venture trading. Published with the assumptions next to them.</w:t>
+              <w:t>Per registered entrepreneur, per free-tier completer, per full fifteen-mission completer and per venture trading. Published with the assumptions next to them.</w:t>
             </w:r>
           </w:p>
         </w:tc>
@@ -22215,7 +20173,7 @@
                 <w:sz w:val="17"/>
                 <w:szCs w:val="17"/>
               </w:rPr>
-              <w:t>The coalition does not fill</w:t>
+              <w:t>The referral loop does not fire</w:t>
             </w:r>
           </w:p>
         </w:tc>
@@ -22242,7 +20200,7 @@
                 <w:sz w:val="17"/>
                 <w:szCs w:val="17"/>
               </w:rPr>
-              <w:t>Likely, at least at first. The wave is designed to run at 50 per cent of the capped tiers, and the funnel above is quoted at that fill. Below 30 per cent the governorate count drops rather than the quality.</w:t>
+              <w:t>The single largest risk in the plan. If the viral coefficient comes in at 0.25 rather than 0.50, the wave reaches 667,000 rather than a million. Mitigated by building the loop into the product rather than running it as a campaign, by measuring it weekly from day one, and by having the partner messaging calendars committed at signature so there is a second engine.</w:t>
             </w:r>
           </w:p>
         </w:tc>
@@ -22269,7 +20227,7 @@
                 <w:sz w:val="17"/>
                 <w:szCs w:val="17"/>
               </w:rPr>
-              <w:t>Planned for</w:t>
+              <w:t>Measured weekly</w:t>
             </w:r>
           </w:p>
         </w:tc>
@@ -22302,7 +20260,7 @@
                 <w:sz w:val="17"/>
                 <w:szCs w:val="17"/>
               </w:rPr>
-              <w:t>Registration without completion</w:t>
+              <w:t>The coalition does not fill</w:t>
             </w:r>
           </w:p>
         </w:tc>
@@ -22330,7 +20288,7 @@
                 <w:sz w:val="17"/>
                 <w:szCs w:val="17"/>
               </w:rPr>
-              <w:t>The commonest failure in free digital programmes. Mitigated by the chapter channel, which converts because the invitation is personal, and by publishing the completion rate rather than the registration number as the headline.</w:t>
+              <w:t>The capped tiers raise $250,000 and the wave needs $200,000, so there is headroom for four or five refusals. Below $140,000 the events and the ambassador programme shrink before anything that touches a participant does.</w:t>
             </w:r>
           </w:p>
         </w:tc>
@@ -22358,7 +20316,7 @@
                 <w:sz w:val="17"/>
                 <w:szCs w:val="17"/>
               </w:rPr>
-              <w:t>Mitigated</w:t>
+              <w:t>Planned for</w:t>
             </w:r>
           </w:p>
         </w:tc>
@@ -22390,7 +20348,7 @@
                 <w:sz w:val="17"/>
                 <w:szCs w:val="17"/>
               </w:rPr>
-              <w:t>Delivery capacity</w:t>
+              <w:t>Registration without completion</w:t>
             </w:r>
           </w:p>
         </w:tc>
@@ -22417,7 +20375,7 @@
                 <w:sz w:val="17"/>
                 <w:szCs w:val="17"/>
               </w:rPr>
-              <w:t>Thirty cohorts in twelve governorates needs a certified pool that exists before the wave opens rather than one recruited during it, which is why certification runs in January 2027 and why facilitators are recruited where the cohorts are.</w:t>
+              <w:t>The commonest failure in free digital programmes, and the honest expectation here: 45 per cent finish mission 01. Mitigated by challenge weeks with deadlines, by the shareable card after every mission, and by publishing the completion rate rather than the registration number as the headline.</w:t>
             </w:r>
           </w:p>
         </w:tc>
@@ -22477,7 +20435,7 @@
                 <w:sz w:val="17"/>
                 <w:szCs w:val="17"/>
               </w:rPr>
-              <w:t>A partner expects exclusivity over the ideas</w:t>
+              <w:t>Platform load</w:t>
             </w:r>
           </w:p>
         </w:tc>
@@ -22505,7 +20463,7 @@
                 <w:sz w:val="17"/>
                 <w:szCs w:val="17"/>
               </w:rPr>
-              <w:t>Refused in writing, in the charter and in the sponsorship agreement. The founder owns the idea. A partner who cannot accept this is not a partner for this initiative.</w:t>
+              <w:t>A million accounts and several million submissions on a platform that has served thousands. Load tested in February, before the launch, with the inference cost per review as the number to watch.</w:t>
             </w:r>
           </w:p>
         </w:tc>
@@ -22533,7 +20491,7 @@
                 <w:sz w:val="17"/>
                 <w:szCs w:val="17"/>
               </w:rPr>
-              <w:t>Governed</w:t>
+              <w:t>Tested before launch</w:t>
             </w:r>
           </w:p>
         </w:tc>
@@ -22565,7 +20523,7 @@
                 <w:sz w:val="17"/>
                 <w:szCs w:val="17"/>
               </w:rPr>
-              <w:t>Safeguarding incident involving a minor</w:t>
+              <w:t>A partner expects exclusivity over the ideas</w:t>
             </w:r>
           </w:p>
         </w:tc>
@@ -22592,7 +20550,7 @@
                 <w:sz w:val="17"/>
                 <w:szCs w:val="17"/>
               </w:rPr>
-              <w:t>The risk that ends the initiative if it is handled badly. Named lead, written policy, vetting, no identified data on under-18s, and a reporting route that goes to the steering committee the same week.</w:t>
+              <w:t>Refused in writing, in the charter and in the sponsorship agreement. The founder owns the idea.</w:t>
             </w:r>
           </w:p>
         </w:tc>
@@ -22652,7 +20610,7 @@
                 <w:sz w:val="17"/>
                 <w:szCs w:val="17"/>
               </w:rPr>
-              <w:t>Religious and academic calendar</w:t>
+              <w:t>Safeguarding, with minors in an open registration</w:t>
             </w:r>
           </w:p>
         </w:tc>
@@ -22680,7 +20638,7 @@
                 <w:sz w:val="17"/>
                 <w:szCs w:val="17"/>
               </w:rPr>
-              <w:t>Ramadan in February, exams in May, summer from June. Built into the month plan rather than discovered in it.</w:t>
+              <w:t>An open, viral, national registration will bring under-18s whether or not it invites them. Age is asked at registration, under-18s are in the aggregate only, no identified data about them reaches any partner under any tier, and there is a named lead with a written policy.</w:t>
             </w:r>
           </w:p>
         </w:tc>
@@ -22708,7 +20666,7 @@
                 <w:sz w:val="17"/>
                 <w:szCs w:val="17"/>
               </w:rPr>
-              <w:t>Planned for</w:t>
+              <w:t>Governed</w:t>
             </w:r>
           </w:p>
         </w:tc>
@@ -22740,7 +20698,7 @@
                 <w:sz w:val="17"/>
                 <w:szCs w:val="17"/>
               </w:rPr>
-              <w:t>Currency and cost</w:t>
+              <w:t>Religious and academic calendar</w:t>
             </w:r>
           </w:p>
         </w:tc>
@@ -22767,7 +20725,7 @@
                 <w:sz w:val="17"/>
                 <w:szCs w:val="17"/>
               </w:rPr>
-              <w:t>Sponsorship priced in dollars, cost base largely in Egyptian pounds. Devaluation helps delivery and hurts nothing in this wave; the reverse would be absorbed by reducing governorate count.</w:t>
+              <w:t>Ramadan in February, exams in May, summer from June. Built into the month plan rather than discovered in it.</w:t>
             </w:r>
           </w:p>
         </w:tc>
@@ -22794,7 +20752,7 @@
                 <w:sz w:val="17"/>
                 <w:szCs w:val="17"/>
               </w:rPr>
-              <w:t>Monitored</w:t>
+              <w:t>Planned for</w:t>
             </w:r>
           </w:p>
         </w:tc>
@@ -22827,7 +20785,7 @@
                 <w:sz w:val="17"/>
                 <w:szCs w:val="17"/>
               </w:rPr>
-              <w:t>The million is read as a six-month promise</w:t>
+              <w:t>Cost per head rises with scale</w:t>
             </w:r>
           </w:p>
         </w:tc>
@@ -22855,7 +20813,7 @@
                 <w:sz w:val="17"/>
                 <w:szCs w:val="17"/>
               </w:rPr>
-              <w:t>It is not, and the framework says so in the arithmetic. Wave 1 delivers roughly 198,000 registered founders. Any partner who signs believing otherwise will be a problem at month six, so the number is stated plainly before they sign.</w:t>
+              <w:t>Inference is the one cost that grows with every participant. If the cost per review comes in above plan the free tier stays free and the deeper missions queue, rather than the platform line eating the events budget.</w:t>
             </w:r>
           </w:p>
         </w:tc>
@@ -22883,7 +20841,7 @@
                 <w:sz w:val="17"/>
                 <w:szCs w:val="17"/>
               </w:rPr>
-              <w:t>Stated</w:t>
+              <w:t>Monitored</w:t>
             </w:r>
           </w:p>
         </w:tc>
@@ -23024,7 +20982,7 @@
           <w:sz w:val="19"/>
           <w:szCs w:val="19"/>
         </w:rPr>
-        <w:t xml:space="preserve">  Twenty minutes. We show one cohort report and the direction report mock-up, and ask what the partner's own programme is trying to achieve. No deck.</w:t>
+        <w:t xml:space="preserve">  Twenty minutes. We show the platform, the direction report mock-up and the referral loop, and ask what the partner's own programme is trying to achieve. No deck.</w:t>
       </w:r>
     </w:p>
     <w:p>
@@ -23237,7 +21195,7 @@
           <w:sz w:val="19"/>
           <w:szCs w:val="19"/>
         </w:rPr>
-        <w:t>A sample cohort report, and the template of the closing report they will receive.</w:t>
+        <w:t>The dashboard they will see weekly, and the template of the closing report they will receive.</w:t>
       </w:r>
     </w:p>
     <w:p>
